--- a/.claude/skills/sbsi-template-router/templates/brd/BRD_Template.docx
+++ b/.claude/skills/sbsi-template-router/templates/brd/BRD_Template.docx
@@ -96,8 +96,8 @@
         <w:rPr>
           <w:rFonts w:ascii="Times New Roman" w:hAnsi="Times New Roman" w:eastAsia="Times New Roman" w:cs="Times New Roman"/>
           <w:color w:val="000000"/>
-          <w:sz w:val="22"/>
-          <w:szCs w:val="22"/>
+          <w:sz w:val="24"/>
+          <w:szCs w:val="24"/>
           <w:lang w:val="en-US"/>
         </w:rPr>
         <w:t>Mã tài liệu: BRD.‹Mã SP›.‹YYNN›   |   Phiên bản: 0.1   |   Trạng thái: Dự thảo</w:t>
@@ -112,8 +112,8 @@
         <w:rPr>
           <w:rFonts w:ascii="Times New Roman" w:hAnsi="Times New Roman" w:eastAsia="Times New Roman" w:cs="Times New Roman"/>
           <w:color w:val="000000"/>
-          <w:sz w:val="22"/>
-          <w:szCs w:val="22"/>
+          <w:sz w:val="24"/>
+          <w:szCs w:val="24"/>
           <w:lang w:val="en-US"/>
         </w:rPr>
         <w:t>Hà Nội, tháng ‹MM› năm ‹YYYY›</w:t>
@@ -152,8 +152,8 @@
           <w:i w:val="1"/>
           <w:iCs w:val="1"/>
           <w:color w:val="C00000"/>
-          <w:sz w:val="22"/>
-          <w:szCs w:val="22"/>
+          <w:sz w:val="24"/>
+          <w:szCs w:val="24"/>
           <w:lang w:val="en-US"/>
         </w:rPr>
         <w:t>Toàn bộ văn bản chữ đỏ nghiêng trong tài liệu này là hướng dẫn điền. Người soạn xóa các đoạn hướng dẫn này sau khi hoàn thiện nội dung. Chữ đỏ chỉ dùng cho ghi chú/cảnh báo; nội dung chính thức để chữ đen.</w:t>
@@ -284,8 +284,8 @@
           <w:b w:val="1"/>
           <w:bCs w:val="1"/>
           <w:color w:val="1F3864"/>
-          <w:sz w:val="26"/>
-          <w:szCs w:val="26"/>
+          <w:sz w:val="24"/>
+          <w:szCs w:val="24"/>
           <w:lang w:val="en-US"/>
         </w:rPr>
         <w:t>Thông tin chung</w:t>
@@ -757,8 +757,8 @@
           <w:b w:val="1"/>
           <w:bCs w:val="1"/>
           <w:color w:val="1F3864"/>
-          <w:sz w:val="26"/>
-          <w:szCs w:val="26"/>
+          <w:sz w:val="24"/>
+          <w:szCs w:val="24"/>
           <w:lang w:val="en-US"/>
         </w:rPr>
         <w:t>Lịch sử phiên bản</w:t>
@@ -1250,8 +1250,8 @@
           <w:b w:val="1"/>
           <w:bCs w:val="1"/>
           <w:color w:val="1F3864"/>
-          <w:sz w:val="26"/>
-          <w:szCs w:val="26"/>
+          <w:sz w:val="24"/>
+          <w:szCs w:val="24"/>
           <w:lang w:val="en-US"/>
         </w:rPr>
         <w:t>Phê duyệt</w:t>
@@ -1819,8 +1819,8 @@
           <w:b w:val="1"/>
           <w:bCs w:val="1"/>
           <w:color w:val="1F3864"/>
-          <w:sz w:val="26"/>
-          <w:szCs w:val="26"/>
+          <w:sz w:val="24"/>
+          <w:szCs w:val="24"/>
           <w:lang w:val="en-US"/>
         </w:rPr>
         <w:t>1.1. Bài toán kinh doanh</w:t>
@@ -1831,8 +1831,8 @@
           <w:b w:val="1"/>
           <w:bCs w:val="1"/>
           <w:color w:val="C00000"/>
-          <w:sz w:val="20"/>
-          <w:szCs w:val="20"/>
+          <w:sz w:val="24"/>
+          <w:szCs w:val="24"/>
           <w:lang w:val="en-US"/>
         </w:rPr>
         <w:t xml:space="preserve">  [BẮT BUỘC]</w:t>
@@ -1848,8 +1848,8 @@
           <w:i w:val="1"/>
           <w:iCs w:val="1"/>
           <w:color w:val="C00000"/>
-          <w:sz w:val="22"/>
-          <w:szCs w:val="22"/>
+          <w:sz w:val="24"/>
+          <w:szCs w:val="24"/>
           <w:lang w:val="en-US"/>
         </w:rPr>
         <w:t>Nêu vấn đề/nhu cầu kinh doanh cần giải quyết, hiện trạng (pain point), quy mô ảnh hưởng và lý do cần triển khai. Trả lời câu hỏi Why.</w:t>
@@ -1881,8 +1881,8 @@
           <w:b w:val="1"/>
           <w:bCs w:val="1"/>
           <w:color w:val="1F3864"/>
-          <w:sz w:val="26"/>
-          <w:szCs w:val="26"/>
+          <w:sz w:val="24"/>
+          <w:szCs w:val="24"/>
           <w:lang w:val="en-US"/>
         </w:rPr>
         <w:t>1.2. Mục tiêu &amp; giá trị kinh doanh</w:t>
@@ -1893,8 +1893,8 @@
           <w:b w:val="1"/>
           <w:bCs w:val="1"/>
           <w:color w:val="C00000"/>
-          <w:sz w:val="20"/>
-          <w:szCs w:val="20"/>
+          <w:sz w:val="24"/>
+          <w:szCs w:val="24"/>
           <w:lang w:val="en-US"/>
         </w:rPr>
         <w:t xml:space="preserve">  [BẮT BUỘC]</w:t>
@@ -1910,8 +1910,8 @@
           <w:i w:val="1"/>
           <w:iCs w:val="1"/>
           <w:color w:val="C00000"/>
-          <w:sz w:val="22"/>
-          <w:szCs w:val="22"/>
+          <w:sz w:val="24"/>
+          <w:szCs w:val="24"/>
           <w:lang w:val="en-US"/>
         </w:rPr>
         <w:t>Mục tiêu cần đo lường được (SMART). Gắn với chỉ số kinh doanh cụ thể để làm căn cứ nghiệm thu ở góc độ nghiệp vụ.</w:t>
@@ -2206,8 +2206,8 @@
           <w:b w:val="1"/>
           <w:bCs w:val="1"/>
           <w:color w:val="1F3864"/>
-          <w:sz w:val="26"/>
-          <w:szCs w:val="26"/>
+          <w:sz w:val="24"/>
+          <w:szCs w:val="24"/>
           <w:lang w:val="en-US"/>
         </w:rPr>
         <w:t>1.3. Đối tượng đọc tài liệu</w:t>
@@ -2273,8 +2273,8 @@
           <w:i w:val="1"/>
           <w:iCs w:val="1"/>
           <w:color w:val="C00000"/>
-          <w:sz w:val="22"/>
-          <w:szCs w:val="22"/>
+          <w:sz w:val="24"/>
+          <w:szCs w:val="24"/>
           <w:lang w:val="en-US"/>
         </w:rPr>
         <w:t>Xác định rõ ranh giới. Phần “Ngoài phạm vi” quan trọng ngang phần “Trong phạm vi” để tránh hiểu nhầm và scope creep.</w:t>
@@ -2291,8 +2291,8 @@
           <w:b w:val="1"/>
           <w:bCs w:val="1"/>
           <w:color w:val="1F3864"/>
-          <w:sz w:val="26"/>
-          <w:szCs w:val="26"/>
+          <w:sz w:val="24"/>
+          <w:szCs w:val="24"/>
           <w:lang w:val="en-US"/>
         </w:rPr>
         <w:t>2.1. Trong phạm vi (In scope)</w:t>
@@ -2306,7 +2306,11 @@
           <w:numId w:val="2"/>
         </w:numPr>
         <w:spacing w:after="80" w:line="276" w:lineRule="auto"/>
-        <w:rPr/>
+        <w:rPr>
+          <w:rFonts w:ascii="Times New Roman" w:hAnsi="Times New Roman" w:eastAsia="Times New Roman" w:cs="Times New Roman"/>
+          <w:sz w:val="24"/>
+          <w:szCs w:val="24"/>
+        </w:rPr>
       </w:pPr>
       <w:r>
         <w:rPr>
@@ -2330,8 +2334,8 @@
           <w:b w:val="1"/>
           <w:bCs w:val="1"/>
           <w:color w:val="1F3864"/>
-          <w:sz w:val="26"/>
-          <w:szCs w:val="26"/>
+          <w:sz w:val="24"/>
+          <w:szCs w:val="24"/>
           <w:lang w:val="en-US"/>
         </w:rPr>
         <w:t>2.2. Ngoài phạm vi (Out of scope)</w:t>
@@ -2345,7 +2349,11 @@
           <w:numId w:val="2"/>
         </w:numPr>
         <w:spacing w:after="80" w:line="276" w:lineRule="auto"/>
-        <w:rPr/>
+        <w:rPr>
+          <w:rFonts w:ascii="Times New Roman" w:hAnsi="Times New Roman" w:eastAsia="Times New Roman" w:cs="Times New Roman"/>
+          <w:sz w:val="24"/>
+          <w:szCs w:val="24"/>
+        </w:rPr>
       </w:pPr>
       <w:r>
         <w:rPr>
@@ -2369,8 +2377,8 @@
           <w:b w:val="1"/>
           <w:bCs w:val="1"/>
           <w:color w:val="1F3864"/>
-          <w:sz w:val="26"/>
-          <w:szCs w:val="26"/>
+          <w:sz w:val="24"/>
+          <w:szCs w:val="24"/>
           <w:lang w:val="en-US"/>
         </w:rPr>
         <w:t xml:space="preserve">2.3. </w:t>
@@ -2381,8 +2389,8 @@
           <w:b w:val="1"/>
           <w:bCs w:val="1"/>
           <w:color w:val="1F3864"/>
-          <w:sz w:val="26"/>
-          <w:szCs w:val="26"/>
+          <w:sz w:val="24"/>
+          <w:szCs w:val="24"/>
           <w:lang w:val="en-US"/>
         </w:rPr>
         <w:t>Đối</w:t>
@@ -2393,8 +2401,8 @@
           <w:b w:val="1"/>
           <w:bCs w:val="1"/>
           <w:color w:val="1F3864"/>
-          <w:sz w:val="26"/>
-          <w:szCs w:val="26"/>
+          <w:sz w:val="24"/>
+          <w:szCs w:val="24"/>
           <w:lang w:val="en-US"/>
         </w:rPr>
         <w:t xml:space="preserve"> </w:t>
@@ -2405,8 +2413,8 @@
           <w:b w:val="1"/>
           <w:bCs w:val="1"/>
           <w:color w:val="1F3864"/>
-          <w:sz w:val="26"/>
-          <w:szCs w:val="26"/>
+          <w:sz w:val="24"/>
+          <w:szCs w:val="24"/>
           <w:lang w:val="en-US"/>
         </w:rPr>
         <w:t>tượng</w:t>
@@ -2417,8 +2425,8 @@
           <w:b w:val="1"/>
           <w:bCs w:val="1"/>
           <w:color w:val="1F3864"/>
-          <w:sz w:val="26"/>
-          <w:szCs w:val="26"/>
+          <w:sz w:val="24"/>
+          <w:szCs w:val="24"/>
           <w:lang w:val="en-US"/>
         </w:rPr>
         <w:t xml:space="preserve"> / </w:t>
@@ -2429,8 +2437,8 @@
           <w:b w:val="1"/>
           <w:bCs w:val="1"/>
           <w:color w:val="1F3864"/>
-          <w:sz w:val="26"/>
-          <w:szCs w:val="26"/>
+          <w:sz w:val="24"/>
+          <w:szCs w:val="24"/>
           <w:lang w:val="en-US"/>
         </w:rPr>
         <w:t>hệ</w:t>
@@ -2441,8 +2449,8 @@
           <w:b w:val="1"/>
           <w:bCs w:val="1"/>
           <w:color w:val="1F3864"/>
-          <w:sz w:val="26"/>
-          <w:szCs w:val="26"/>
+          <w:sz w:val="24"/>
+          <w:szCs w:val="24"/>
           <w:lang w:val="en-US"/>
         </w:rPr>
         <w:t xml:space="preserve"> </w:t>
@@ -2453,8 +2461,8 @@
           <w:b w:val="1"/>
           <w:bCs w:val="1"/>
           <w:color w:val="1F3864"/>
-          <w:sz w:val="26"/>
-          <w:szCs w:val="26"/>
+          <w:sz w:val="24"/>
+          <w:szCs w:val="24"/>
           <w:lang w:val="en-US"/>
         </w:rPr>
         <w:t>thống</w:t>
@@ -2465,8 +2473,8 @@
           <w:b w:val="1"/>
           <w:bCs w:val="1"/>
           <w:color w:val="1F3864"/>
-          <w:sz w:val="26"/>
-          <w:szCs w:val="26"/>
+          <w:sz w:val="24"/>
+          <w:szCs w:val="24"/>
           <w:lang w:val="en-US"/>
         </w:rPr>
         <w:t xml:space="preserve"> </w:t>
@@ -2477,8 +2485,8 @@
           <w:b w:val="1"/>
           <w:bCs w:val="1"/>
           <w:color w:val="1F3864"/>
-          <w:sz w:val="26"/>
-          <w:szCs w:val="26"/>
+          <w:sz w:val="24"/>
+          <w:szCs w:val="24"/>
           <w:lang w:val="en-US"/>
         </w:rPr>
         <w:t>liên</w:t>
@@ -2489,8 +2497,8 @@
           <w:b w:val="1"/>
           <w:bCs w:val="1"/>
           <w:color w:val="1F3864"/>
-          <w:sz w:val="26"/>
-          <w:szCs w:val="26"/>
+          <w:sz w:val="24"/>
+          <w:szCs w:val="24"/>
           <w:lang w:val="en-US"/>
         </w:rPr>
         <w:t xml:space="preserve"> </w:t>
@@ -2501,8 +2509,8 @@
           <w:b w:val="1"/>
           <w:bCs w:val="1"/>
           <w:color w:val="1F3864"/>
-          <w:sz w:val="26"/>
-          <w:szCs w:val="26"/>
+          <w:sz w:val="24"/>
+          <w:szCs w:val="24"/>
           <w:lang w:val="en-US"/>
         </w:rPr>
         <w:t>quan</w:t>
@@ -2518,8 +2526,8 @@
           <w:i w:val="1"/>
           <w:iCs w:val="1"/>
           <w:color w:val="C00000"/>
-          <w:sz w:val="22"/>
-          <w:szCs w:val="22"/>
+          <w:sz w:val="24"/>
+          <w:szCs w:val="24"/>
           <w:lang w:val="en-US"/>
         </w:rPr>
         <w:t>Với mô hình triển khai hệ thống CORE đóng gói/Hybrid: nêu rõ hệ thống đối tác, phạm vi cấu hình vs. tùy chỉnh, các điểm dự kiến cần Gap Analysis.</w:t>
@@ -2681,8 +2689,8 @@
           <w:i w:val="1"/>
           <w:iCs w:val="1"/>
           <w:color w:val="C00000"/>
-          <w:sz w:val="22"/>
-          <w:szCs w:val="22"/>
+          <w:sz w:val="24"/>
+          <w:szCs w:val="24"/>
           <w:lang w:val="en-US"/>
         </w:rPr>
         <w:t>Liệt kê mọi vai trò nghiệp vụ tương tác với sản phẩm (người dùng, hệ thống ngoài). Là căn cứ để BA thiết kế phân quyền trong SRS.</w:t>
@@ -3094,8 +3102,8 @@
           <w:b w:val="1"/>
           <w:bCs w:val="1"/>
           <w:color w:val="1F3864"/>
-          <w:sz w:val="26"/>
-          <w:szCs w:val="26"/>
+          <w:sz w:val="24"/>
+          <w:szCs w:val="24"/>
           <w:lang w:val="en-US"/>
         </w:rPr>
         <w:t>4.1. Quy trình hiện tại (As-Is)</w:t>
@@ -3111,8 +3119,8 @@
           <w:i w:val="1"/>
           <w:iCs w:val="1"/>
           <w:color w:val="C00000"/>
-          <w:sz w:val="22"/>
-          <w:szCs w:val="22"/>
+          <w:sz w:val="24"/>
+          <w:szCs w:val="24"/>
           <w:lang w:val="en-US"/>
         </w:rPr>
         <w:t>Mô tả cách nghiệp vụ đang vận hành hiện nay (nếu có). Có thể chèn sơ đồ (BPMN/flowchart). Nêu các nút thắt.</w:t>
@@ -3144,8 +3152,8 @@
           <w:b w:val="1"/>
           <w:bCs w:val="1"/>
           <w:color w:val="1F3864"/>
-          <w:sz w:val="26"/>
-          <w:szCs w:val="26"/>
+          <w:sz w:val="24"/>
+          <w:szCs w:val="24"/>
           <w:lang w:val="en-US"/>
         </w:rPr>
         <w:t>4.2. Quy trình mục tiêu (To-Be)</w:t>
@@ -3161,8 +3169,8 @@
           <w:i w:val="1"/>
           <w:iCs w:val="1"/>
           <w:color w:val="C00000"/>
-          <w:sz w:val="22"/>
-          <w:szCs w:val="22"/>
+          <w:sz w:val="24"/>
+          <w:szCs w:val="24"/>
           <w:lang w:val="en-US"/>
         </w:rPr>
         <w:t>Mô tả quy trình sau khi triển khai sản phẩm. Đánh số từng bước, nêu rõ đầu vào – xử lý – đầu ra và vai trò thực hiện mỗi bước.</w:t>
@@ -3573,8 +3581,8 @@
           <w:i w:val="1"/>
           <w:iCs w:val="1"/>
           <w:color w:val="C00000"/>
-          <w:sz w:val="22"/>
-          <w:szCs w:val="22"/>
+          <w:sz w:val="24"/>
+          <w:szCs w:val="24"/>
           <w:lang w:val="en-US"/>
         </w:rPr>
         <w:t>Yêu cầu ở góc độ nghiệp vụ (What), không đặc tả kỹ thuật (How). Mỗi yêu cầu 1 dòng, mã duy nhất, mức ưu tiên MoSCoW (Must/Should/Could/Won’t).</w:t>
@@ -4194,8 +4202,8 @@
           <w:i w:val="1"/>
           <w:iCs w:val="1"/>
           <w:color w:val="C00000"/>
-          <w:sz w:val="22"/>
-          <w:szCs w:val="22"/>
+          <w:sz w:val="24"/>
+          <w:szCs w:val="24"/>
           <w:lang w:val="en-US"/>
         </w:rPr>
         <w:t>Các ràng buộc, điều kiện, công thức, ngưỡng, logic tính toán, quy định tuân thủ mà hệ thống phải tuân theo. Mô tả ở mức nghiệp vụ, đủ rõ để BA chuyển thành logic hệ thống.</w:t>
@@ -4620,8 +4628,8 @@
           <w:i w:val="1"/>
           <w:iCs w:val="1"/>
           <w:color w:val="C00000"/>
-          <w:sz w:val="22"/>
-          <w:szCs w:val="22"/>
+          <w:sz w:val="24"/>
+          <w:szCs w:val="24"/>
           <w:lang w:val="en-US"/>
         </w:rPr>
         <w:t>Lặp lại khối bảng dưới cho từng use case chính. Mô tả luồng chính và các luồng thay thế ở mức nghiệp vụ.</w:t>
@@ -5175,8 +5183,8 @@
           <w:i w:val="1"/>
           <w:iCs w:val="1"/>
           <w:color w:val="C00000"/>
-          <w:sz w:val="22"/>
-          <w:szCs w:val="22"/>
+          <w:sz w:val="24"/>
+          <w:szCs w:val="24"/>
           <w:lang w:val="en-US"/>
         </w:rPr>
         <w:t>Điều kiện phải thỏa mãn trước khi thực hiện (Pre-conditions) và trạng thái kỳ vọng sau khi hoàn tất (Post-conditions), ở mức nghiệp vụ, gắn theo từng use case/quy trình khi cần.</w:t>
@@ -5364,8 +5372,8 @@
           <w:i w:val="1"/>
           <w:iCs w:val="1"/>
           <w:color w:val="C00000"/>
-          <w:sz w:val="22"/>
-          <w:szCs w:val="22"/>
+          <w:sz w:val="24"/>
+          <w:szCs w:val="24"/>
           <w:lang w:val="en-US"/>
         </w:rPr>
         <w:t>Các tình huống bất thường/ngoại lệ ở góc độ nghiệp vụ và cách xử lý kỳ vọng. Giúp BA xác định error handling trong SRS.</w:t>
@@ -5694,8 +5702,8 @@
           <w:i w:val="1"/>
           <w:iCs w:val="1"/>
           <w:color w:val="C00000"/>
-          <w:sz w:val="22"/>
-          <w:szCs w:val="22"/>
+          <w:sz w:val="24"/>
+          <w:szCs w:val="24"/>
           <w:lang w:val="en-US"/>
         </w:rPr>
         <w:t>Điều kiện để nghiệp vụ chấp nhận sản phẩm (UAT mức nghiệp vụ). Mỗi tiêu chí đo lường được, tham chiếu về yêu cầu/mục tiêu. Đây là căn cứ để PTSP xác nhận nghiệm thu.</w:t>
@@ -6013,8 +6021,8 @@
           <w:i w:val="1"/>
           <w:iCs w:val="1"/>
           <w:color w:val="C00000"/>
-          <w:sz w:val="22"/>
-          <w:szCs w:val="22"/>
+          <w:sz w:val="24"/>
+          <w:szCs w:val="24"/>
           <w:lang w:val="en-US"/>
         </w:rPr>
         <w:t>Ở BRD chỉ nêu mục tiêu định hướng (ví dụ: thời gian phản hồi nhanh, bảo mật theo chuẩn ngành, sẵn sàng cao). CNTT sẽ lượng hóa chi tiết trong SRS.</w:t>
@@ -6433,8 +6441,8 @@
           <w:b w:val="1"/>
           <w:bCs w:val="1"/>
           <w:color w:val="1F3864"/>
-          <w:sz w:val="26"/>
-          <w:szCs w:val="26"/>
+          <w:sz w:val="24"/>
+          <w:szCs w:val="24"/>
           <w:lang w:val="en-US"/>
         </w:rPr>
         <w:t>12.1. Giả định (Assumptions)</w:t>
@@ -6448,7 +6456,11 @@
           <w:numId w:val="2"/>
         </w:numPr>
         <w:spacing w:after="80" w:line="276" w:lineRule="auto"/>
-        <w:rPr/>
+        <w:rPr>
+          <w:rFonts w:ascii="Times New Roman" w:hAnsi="Times New Roman" w:eastAsia="Times New Roman" w:cs="Times New Roman"/>
+          <w:sz w:val="24"/>
+          <w:szCs w:val="24"/>
+        </w:rPr>
       </w:pPr>
       <w:r>
         <w:rPr>
@@ -6472,8 +6484,8 @@
           <w:b w:val="1"/>
           <w:bCs w:val="1"/>
           <w:color w:val="1F3864"/>
-          <w:sz w:val="26"/>
-          <w:szCs w:val="26"/>
+          <w:sz w:val="24"/>
+          <w:szCs w:val="24"/>
           <w:lang w:val="en-US"/>
         </w:rPr>
         <w:t>12.2. Ràng buộc (Constraints)</w:t>
@@ -6487,7 +6499,11 @@
           <w:numId w:val="2"/>
         </w:numPr>
         <w:spacing w:after="80" w:line="276" w:lineRule="auto"/>
-        <w:rPr/>
+        <w:rPr>
+          <w:rFonts w:ascii="Times New Roman" w:hAnsi="Times New Roman" w:eastAsia="Times New Roman" w:cs="Times New Roman"/>
+          <w:sz w:val="24"/>
+          <w:szCs w:val="24"/>
+        </w:rPr>
       </w:pPr>
       <w:r>
         <w:rPr>
@@ -6511,8 +6527,8 @@
           <w:b w:val="1"/>
           <w:bCs w:val="1"/>
           <w:color w:val="1F3864"/>
-          <w:sz w:val="26"/>
-          <w:szCs w:val="26"/>
+          <w:sz w:val="24"/>
+          <w:szCs w:val="24"/>
           <w:lang w:val="en-US"/>
         </w:rPr>
         <w:t>12.3. Phụ thuộc (Dependencies)</w:t>
@@ -6526,7 +6542,11 @@
           <w:numId w:val="2"/>
         </w:numPr>
         <w:spacing w:after="80" w:line="276" w:lineRule="auto"/>
-        <w:rPr/>
+        <w:rPr>
+          <w:rFonts w:ascii="Times New Roman" w:hAnsi="Times New Roman" w:eastAsia="Times New Roman" w:cs="Times New Roman"/>
+          <w:sz w:val="24"/>
+          <w:szCs w:val="24"/>
+        </w:rPr>
       </w:pPr>
       <w:r>
         <w:rPr>
@@ -7181,6 +7201,11 @@
     <w:name w:val="List Paragraph"/>
     <w:basedOn w:val="Normal"/>
     <w:qFormat/>
+    <w:rPr>
+      <w:rFonts w:ascii="Times New Roman" w:hAnsi="Times New Roman" w:eastAsia="Times New Roman" w:cs="Times New Roman"/>
+      <w:sz w:val="24"/>
+      <w:szCs w:val="24"/>
+    </w:rPr>
   </w:style>
   <w:style w:type="character" w:styleId="Hyperlink">
     <w:name w:val="Hyperlink"/>

--- a/.claude/skills/sbsi-template-router/templates/brd/BRD_Template.docx
+++ b/.claude/skills/sbsi-template-router/templates/brd/BRD_Template.docx
@@ -1,84 +1,72 @@
 
 <file path=word/document.xml><?xml version="1.0" encoding="utf-8"?>
-<w:document xmlns:wpc="http://schemas.microsoft.com/office/word/2010/wordprocessingCanvas" xmlns:mc="http://schemas.openxmlformats.org/markup-compatibility/2006" xmlns:o="urn:schemas-microsoft-com:office:office" xmlns:r="http://schemas.openxmlformats.org/officeDocument/2006/relationships" xmlns:m="http://schemas.openxmlformats.org/officeDocument/2006/math" xmlns:v="urn:schemas-microsoft-com:vml" xmlns:wp14="http://schemas.microsoft.com/office/word/2010/wordprocessingDrawing" xmlns:wp="http://schemas.openxmlformats.org/drawingml/2006/wordprocessingDrawing" xmlns:w10="urn:schemas-microsoft-com:office:word" xmlns:w="http://schemas.openxmlformats.org/wordprocessingml/2006/main" xmlns:w14="http://schemas.microsoft.com/office/word/2010/wordml" xmlns:w15="http://schemas.microsoft.com/office/word/2012/wordml" xmlns:wpg="http://schemas.microsoft.com/office/word/2010/wordprocessingGroup" xmlns:wpi="http://schemas.microsoft.com/office/word/2010/wordprocessingInk" xmlns:wne="http://schemas.microsoft.com/office/word/2006/wordml" xmlns:wps="http://schemas.microsoft.com/office/word/2010/wordprocessingShape" xmlns:cx="http://schemas.microsoft.com/office/drawing/2014/chartex" xmlns:cx1="http://schemas.microsoft.com/office/drawing/2015/9/8/chartex" xmlns:cx2="http://schemas.microsoft.com/office/drawing/2015/10/21/chartex" xmlns:cx3="http://schemas.microsoft.com/office/drawing/2016/5/9/chartex" xmlns:cx4="http://schemas.microsoft.com/office/drawing/2016/5/10/chartex" xmlns:cx5="http://schemas.microsoft.com/office/drawing/2016/5/11/chartex" xmlns:cx6="http://schemas.microsoft.com/office/drawing/2016/5/12/chartex" xmlns:cx7="http://schemas.microsoft.com/office/drawing/2016/5/13/chartex" xmlns:cx8="http://schemas.microsoft.com/office/drawing/2016/5/14/chartex" xmlns:aink="http://schemas.microsoft.com/office/drawing/2016/ink" xmlns:am3d="http://schemas.microsoft.com/office/drawing/2017/model3d" xmlns:w16cex="http://schemas.microsoft.com/office/word/2018/wordml/cex" xmlns:w16cid="http://schemas.microsoft.com/office/word/2016/wordml/cid" xmlns:w16="http://schemas.microsoft.com/office/word/2018/wordml" xmlns:w16sdtdh="http://schemas.microsoft.com/office/word/2020/wordml/sdtdatahash" xmlns:w16se="http://schemas.microsoft.com/office/word/2015/wordml/symex" mc:Ignorable="w14 w15 wp14">
+<w:document xmlns:wpc="http://schemas.microsoft.com/office/word/2010/wordprocessingCanvas" xmlns:cx="http://schemas.microsoft.com/office/drawing/2014/chartex" xmlns:cx1="http://schemas.microsoft.com/office/drawing/2015/9/8/chartex" xmlns:cx2="http://schemas.microsoft.com/office/drawing/2015/10/21/chartex" xmlns:cx3="http://schemas.microsoft.com/office/drawing/2016/5/9/chartex" xmlns:cx4="http://schemas.microsoft.com/office/drawing/2016/5/10/chartex" xmlns:cx5="http://schemas.microsoft.com/office/drawing/2016/5/11/chartex" xmlns:cx6="http://schemas.microsoft.com/office/drawing/2016/5/12/chartex" xmlns:cx7="http://schemas.microsoft.com/office/drawing/2016/5/13/chartex" xmlns:cx8="http://schemas.microsoft.com/office/drawing/2016/5/14/chartex" xmlns:mc="http://schemas.openxmlformats.org/markup-compatibility/2006" xmlns:aink="http://schemas.microsoft.com/office/drawing/2016/ink" xmlns:am3d="http://schemas.microsoft.com/office/drawing/2017/model3d" xmlns:o="urn:schemas-microsoft-com:office:office" xmlns:oel="http://schemas.microsoft.com/office/2019/extlst" xmlns:r="http://schemas.openxmlformats.org/officeDocument/2006/relationships" xmlns:m="http://schemas.openxmlformats.org/officeDocument/2006/math" xmlns:v="urn:schemas-microsoft-com:vml" xmlns:wp14="http://schemas.microsoft.com/office/word/2010/wordprocessingDrawing" xmlns:wp="http://schemas.openxmlformats.org/drawingml/2006/wordprocessingDrawing" xmlns:w10="urn:schemas-microsoft-com:office:word" xmlns:w="http://schemas.openxmlformats.org/wordprocessingml/2006/main" xmlns:w14="http://schemas.microsoft.com/office/word/2010/wordml" xmlns:w15="http://schemas.microsoft.com/office/word/2012/wordml" xmlns:w16cex="http://schemas.microsoft.com/office/word/2018/wordml/cex" xmlns:w16cid="http://schemas.microsoft.com/office/word/2016/wordml/cid" xmlns:w16="http://schemas.microsoft.com/office/word/2018/wordml" xmlns:w16du="http://schemas.microsoft.com/office/word/2023/wordml/word16du" xmlns:w16sdtdh="http://schemas.microsoft.com/office/word/2020/wordml/sdtdatahash" xmlns:w16sdtfl="http://schemas.microsoft.com/office/word/2024/wordml/sdtformatlock" xmlns:w16se="http://schemas.microsoft.com/office/word/2015/wordml/symex" xmlns:wpg="http://schemas.microsoft.com/office/word/2010/wordprocessingGroup" xmlns:wpi="http://schemas.microsoft.com/office/word/2010/wordprocessingInk" xmlns:wne="http://schemas.microsoft.com/office/word/2006/wordml" xmlns:wps="http://schemas.microsoft.com/office/word/2010/wordprocessingShape" mc:Ignorable="w14 w15 w16se w16cid w16 w16cex w16sdtdh w16sdtfl w16du wp14">
   <w:body>
-    <w:p xmlns:wp14="http://schemas.microsoft.com/office/word/2010/wordml" wp14:textId="77777777">
+    <w:p>
       <w:pPr>
         <w:spacing w:before="1200" w:after="60"/>
         <w:jc w:val="center"/>
       </w:pPr>
       <w:r>
         <w:rPr>
-          <w:rFonts w:ascii="Times New Roman" w:hAnsi="Times New Roman" w:eastAsia="Times New Roman" w:cs="Times New Roman"/>
           <w:b/>
           <w:bCs/>
-          <w:color w:val="000000"/>
-          <w:sz w:val="24"/>
-          <w:szCs w:val="24"/>
         </w:rPr>
-        <w:t xml:space="preserve">CÔNG TY CỔ PHẦN CHỨNG KHOÁN STANLEY BROTHERS (SBSI)</w:t>
-      </w:r>
-    </w:p>
-    <w:p xmlns:wp14="http://schemas.microsoft.com/office/word/2010/wordml" wp14:textId="77777777">
+        <w:t>CÔNG TY CỔ PHẦN CHỨNG KHOÁN STANLEY BROTHERS (SBSI)</w:t>
+      </w:r>
+    </w:p>
+    <w:p>
       <w:pPr>
         <w:spacing w:after="600"/>
         <w:jc w:val="center"/>
       </w:pPr>
       <w:r>
         <w:rPr>
-          <w:rFonts w:ascii="Times New Roman" w:hAnsi="Times New Roman" w:eastAsia="Times New Roman" w:cs="Times New Roman"/>
-          <w:color w:val="000000"/>
-          <w:sz w:val="24"/>
-          <w:szCs w:val="24"/>
           <w:lang w:val="en-US"/>
         </w:rPr>
         <w:t>Phòng Phát triển Sản phẩm &amp; Dịch vụ Số</w:t>
       </w:r>
     </w:p>
-    <w:p xmlns:wp14="http://schemas.microsoft.com/office/word/2010/wordml" wp14:textId="77777777">
+    <w:p>
       <w:pPr>
         <w:spacing w:before="600" w:after="60"/>
         <w:jc w:val="center"/>
       </w:pPr>
       <w:r>
         <w:rPr>
-          <w:rFonts w:ascii="Times New Roman" w:hAnsi="Times New Roman" w:eastAsia="Times New Roman" w:cs="Times New Roman"/>
           <w:b/>
           <w:bCs/>
           <w:color w:val="1F3864"/>
           <w:sz w:val="52"/>
           <w:szCs w:val="52"/>
         </w:rPr>
-        <w:t xml:space="preserve">TÀI LIỆU YÊU CẦU NGHIỆP VỤ</w:t>
-      </w:r>
-    </w:p>
-    <w:p xmlns:wp14="http://schemas.microsoft.com/office/word/2010/wordml" wp14:textId="77777777">
+        <w:t>TÀI LIỆU YÊU CẦU NGHIỆP VỤ</w:t>
+      </w:r>
+    </w:p>
+    <w:p>
       <w:pPr>
         <w:spacing w:after="120"/>
         <w:jc w:val="center"/>
       </w:pPr>
       <w:r>
         <w:rPr>
-          <w:rFonts w:ascii="Times New Roman" w:hAnsi="Times New Roman" w:eastAsia="Times New Roman" w:cs="Times New Roman"/>
           <w:b/>
           <w:bCs/>
-          <w:color w:val="000000"/>
           <w:sz w:val="30"/>
           <w:szCs w:val="30"/>
         </w:rPr>
-        <w:t xml:space="preserve">BUSINESS REQUIREMENTS DOCUMENT (BRD)</w:t>
-      </w:r>
-    </w:p>
-    <w:p xmlns:wp14="http://schemas.microsoft.com/office/word/2010/wordml" wp14:textId="77777777">
+        <w:t>BUSINESS REQUIREMENTS DOCUMENT (BRD)</w:t>
+      </w:r>
+    </w:p>
+    <w:p>
       <w:pPr>
         <w:spacing w:after="900"/>
         <w:jc w:val="center"/>
       </w:pPr>
       <w:r>
         <w:rPr>
-          <w:rFonts w:ascii="Times New Roman" w:hAnsi="Times New Roman" w:eastAsia="Times New Roman" w:cs="Times New Roman"/>
-          <w:i w:val="1"/>
-          <w:iCs w:val="1"/>
+          <w:i/>
+          <w:iCs/>
           <w:color w:val="C00000"/>
           <w:sz w:val="30"/>
           <w:szCs w:val="30"/>
@@ -87,207 +75,140 @@
         <w:t>‹Tên sản phẩm / tính năng›</w:t>
       </w:r>
     </w:p>
-    <w:p xmlns:wp14="http://schemas.microsoft.com/office/word/2010/wordml" wp14:textId="77777777">
+    <w:p>
       <w:pPr>
         <w:spacing w:after="40"/>
         <w:jc w:val="center"/>
       </w:pPr>
       <w:r>
         <w:rPr>
-          <w:rFonts w:ascii="Times New Roman" w:hAnsi="Times New Roman" w:eastAsia="Times New Roman" w:cs="Times New Roman"/>
-          <w:color w:val="000000"/>
-          <w:sz w:val="24"/>
-          <w:szCs w:val="24"/>
           <w:lang w:val="en-US"/>
         </w:rPr>
         <w:t>Mã tài liệu: BRD.‹Mã SP›.‹YYNN›   |   Phiên bản: 0.1   |   Trạng thái: Dự thảo</w:t>
       </w:r>
     </w:p>
-    <w:p xmlns:wp14="http://schemas.microsoft.com/office/word/2010/wordml" wp14:textId="77777777">
+    <w:p>
       <w:pPr>
         <w:spacing w:after="60"/>
         <w:jc w:val="center"/>
       </w:pPr>
       <w:r>
         <w:rPr>
-          <w:rFonts w:ascii="Times New Roman" w:hAnsi="Times New Roman" w:eastAsia="Times New Roman" w:cs="Times New Roman"/>
-          <w:color w:val="000000"/>
-          <w:sz w:val="24"/>
-          <w:szCs w:val="24"/>
           <w:lang w:val="en-US"/>
         </w:rPr>
         <w:t>Hà Nội, tháng ‹MM› năm ‹YYYY›</w:t>
       </w:r>
     </w:p>
-    <w:p xmlns:wp14="http://schemas.microsoft.com/office/word/2010/wordml" wp14:textId="77777777">
+    <w:p>
       <w:r>
         <w:br w:type="page"/>
       </w:r>
     </w:p>
-    <w:p xmlns:wp14="http://schemas.microsoft.com/office/word/2010/wordml" wp14:textId="77777777">
-      <w:pPr>
-        <w:pStyle w:val="Heading1"/>
-        <w:spacing w:before="240" w:after="120"/>
+    <w:p>
+      <w:pPr>
+        <w:pStyle w:val="heading10"/>
+      </w:pPr>
+      <w:r>
+        <w:lastRenderedPageBreak/>
+        <w:t>Hướng dẫn sử dụng biểu mẫu</w:t>
+      </w:r>
+    </w:p>
+    <w:p>
+      <w:pPr>
+        <w:spacing w:after="120" w:line="264" w:lineRule="auto"/>
       </w:pPr>
       <w:r>
         <w:rPr>
-          <w:rFonts w:ascii="Times New Roman" w:hAnsi="Times New Roman" w:eastAsia="Times New Roman" w:cs="Times New Roman"/>
-          <w:b w:val="1"/>
-          <w:bCs w:val="1"/>
-          <w:color w:val="1F3864"/>
-          <w:sz w:val="28"/>
-          <w:szCs w:val="28"/>
-          <w:lang w:val="en-US"/>
-        </w:rPr>
-        <w:t>Hướng dẫn sử dụng biểu mẫu</w:t>
-      </w:r>
-    </w:p>
-    <w:p xmlns:wp14="http://schemas.microsoft.com/office/word/2010/wordml" wp14:textId="77777777">
-      <w:pPr>
-        <w:spacing w:after="120" w:line="264" w:lineRule="auto"/>
-      </w:pPr>
-      <w:r>
-        <w:rPr>
-          <w:rFonts w:ascii="Times New Roman" w:hAnsi="Times New Roman" w:eastAsia="Times New Roman" w:cs="Times New Roman"/>
-          <w:i w:val="1"/>
-          <w:iCs w:val="1"/>
+          <w:i/>
+          <w:iCs/>
           <w:color w:val="C00000"/>
-          <w:sz w:val="24"/>
-          <w:szCs w:val="24"/>
           <w:lang w:val="en-US"/>
         </w:rPr>
         <w:t>Toàn bộ văn bản chữ đỏ nghiêng trong tài liệu này là hướng dẫn điền. Người soạn xóa các đoạn hướng dẫn này sau khi hoàn thiện nội dung. Chữ đỏ chỉ dùng cho ghi chú/cảnh báo; nội dung chính thức để chữ đen.</w:t>
       </w:r>
     </w:p>
-    <w:p xmlns:wp14="http://schemas.microsoft.com/office/word/2010/wordml" wp14:textId="77777777">
+    <w:p>
       <w:pPr>
         <w:spacing w:after="120" w:line="276" w:lineRule="auto"/>
       </w:pPr>
       <w:r>
         <w:rPr>
-          <w:rFonts w:ascii="Times New Roman" w:hAnsi="Times New Roman" w:eastAsia="Times New Roman" w:cs="Times New Roman"/>
-          <w:color w:val="000000"/>
-          <w:sz w:val="24"/>
-          <w:szCs w:val="24"/>
           <w:lang w:val="en-US"/>
         </w:rPr>
         <w:t xml:space="preserve">Biểu mẫu này là chuẩn tham chiếu chung cho tài liệu BRD tại SBSI, áp dụng cho mọi mô hình triển khai (hệ thống đóng gói/Hybrid, Waterfall, Agile). BRD do PTSP xây dựng và sở hữu; là đầu vào để CNTT (BA) đặc tả SRS. </w:t>
       </w:r>
     </w:p>
-    <w:p xmlns:wp14="http://schemas.microsoft.com/office/word/2010/wordml" wp14:textId="77777777">
+    <w:p>
       <w:pPr>
         <w:spacing w:after="120" w:line="276" w:lineRule="auto"/>
       </w:pPr>
       <w:r>
         <w:rPr>
-          <w:rFonts w:ascii="Times New Roman" w:hAnsi="Times New Roman" w:eastAsia="Times New Roman" w:cs="Times New Roman"/>
-          <w:color w:val="000000"/>
-          <w:sz w:val="24"/>
-          <w:szCs w:val="24"/>
           <w:lang w:val="en-US"/>
         </w:rPr>
         <w:t xml:space="preserve">Mức độ yêu cầu của từng mục được đánh dấu: </w:t>
       </w:r>
       <w:r>
         <w:rPr>
-          <w:rFonts w:ascii="Times New Roman" w:hAnsi="Times New Roman" w:eastAsia="Times New Roman" w:cs="Times New Roman"/>
-          <w:b w:val="1"/>
-          <w:bCs w:val="1"/>
+          <w:b/>
+          <w:bCs/>
           <w:color w:val="C00000"/>
-          <w:sz w:val="24"/>
-          <w:szCs w:val="24"/>
           <w:lang w:val="en-US"/>
         </w:rPr>
         <w:t>[BẮT BUỘC]</w:t>
       </w:r>
       <w:r>
         <w:rPr>
-          <w:rFonts w:ascii="Times New Roman" w:hAnsi="Times New Roman" w:eastAsia="Times New Roman" w:cs="Times New Roman"/>
-          <w:color w:val="000000"/>
-          <w:sz w:val="24"/>
-          <w:szCs w:val="24"/>
           <w:lang w:val="en-US"/>
         </w:rPr>
         <w:t xml:space="preserve"> phải có trong mọi BRD; </w:t>
       </w:r>
       <w:r>
         <w:rPr>
-          <w:rFonts w:ascii="Times New Roman" w:hAnsi="Times New Roman" w:eastAsia="Times New Roman" w:cs="Times New Roman"/>
-          <w:b w:val="1"/>
-          <w:bCs w:val="1"/>
+          <w:b/>
+          <w:bCs/>
           <w:color w:val="1F6E43"/>
-          <w:sz w:val="24"/>
-          <w:szCs w:val="24"/>
           <w:lang w:val="en-US"/>
         </w:rPr>
         <w:t>[KHUYẾN NGHỊ]</w:t>
       </w:r>
       <w:r>
         <w:rPr>
-          <w:rFonts w:ascii="Times New Roman" w:hAnsi="Times New Roman" w:eastAsia="Times New Roman" w:cs="Times New Roman"/>
-          <w:color w:val="000000"/>
-          <w:sz w:val="24"/>
-          <w:szCs w:val="24"/>
           <w:lang w:val="en-US"/>
         </w:rPr>
         <w:t xml:space="preserve"> bổ sung khi phù hợp để hỗ trợ phân tích. Mục không áp dụng ghi rõ “Không áp dụng” kèm lý do, không xóa tiêu đề mục.</w:t>
       </w:r>
     </w:p>
-    <w:p xmlns:wp14="http://schemas.microsoft.com/office/word/2010/wordml" wp14:textId="77777777">
+    <w:p>
       <w:pPr>
         <w:spacing w:after="120" w:line="276" w:lineRule="auto"/>
       </w:pPr>
       <w:r>
         <w:rPr>
-          <w:rFonts w:ascii="Times New Roman" w:hAnsi="Times New Roman" w:eastAsia="Times New Roman" w:cs="Times New Roman"/>
-          <w:b w:val="0"/>
-          <w:bCs w:val="0"/>
-          <w:color w:val="000000"/>
-          <w:sz w:val="24"/>
-          <w:szCs w:val="24"/>
           <w:lang w:val="en-US"/>
         </w:rPr>
         <w:t>Nguyên tắc đánh mã phục vụ truy vết (traceability): mỗi yêu cầu nghiệp vụ, quy tắc, use case và tiêu chí nghiệm thu được gán mã duy nhất (ví dụ BR-01, RULE-01, UC-01, AC-01) để BA tham chiếu chéo sang SRS và QA lập test case.</w:t>
       </w:r>
     </w:p>
-    <w:p xmlns:wp14="http://schemas.microsoft.com/office/word/2010/wordml" wp14:textId="77777777">
+    <w:p>
       <w:r>
         <w:br w:type="page"/>
       </w:r>
     </w:p>
-    <w:p xmlns:wp14="http://schemas.microsoft.com/office/word/2010/wordml" wp14:textId="77777777">
-      <w:pPr>
-        <w:pStyle w:val="Heading1"/>
-        <w:spacing w:before="240" w:after="120"/>
-      </w:pPr>
-      <w:r>
-        <w:rPr>
-          <w:rFonts w:ascii="Times New Roman" w:hAnsi="Times New Roman" w:eastAsia="Times New Roman" w:cs="Times New Roman"/>
-          <w:b w:val="1"/>
-          <w:bCs w:val="1"/>
-          <w:color w:val="1F3864"/>
-          <w:sz w:val="28"/>
-          <w:szCs w:val="28"/>
-          <w:lang w:val="en-US"/>
-        </w:rPr>
+    <w:p>
+      <w:pPr>
+        <w:pStyle w:val="heading10"/>
+      </w:pPr>
+      <w:r>
+        <w:lastRenderedPageBreak/>
         <w:t>Thông tin &amp; kiểm soát tài liệu</w:t>
       </w:r>
     </w:p>
-    <w:p xmlns:wp14="http://schemas.microsoft.com/office/word/2010/wordml" wp14:textId="77777777">
-      <w:pPr>
-        <w:pStyle w:val="Heading2"/>
-        <w:spacing w:before="180" w:after="100"/>
-      </w:pPr>
-      <w:r>
-        <w:rPr>
-          <w:rFonts w:ascii="Times New Roman" w:hAnsi="Times New Roman" w:eastAsia="Times New Roman" w:cs="Times New Roman"/>
-          <w:b w:val="1"/>
-          <w:bCs w:val="1"/>
-          <w:color w:val="1F3864"/>
-          <w:sz w:val="24"/>
-          <w:szCs w:val="24"/>
-          <w:lang w:val="en-US"/>
-        </w:rPr>
+    <w:p>
+      <w:pPr>
+        <w:pStyle w:val="heading20"/>
+      </w:pPr>
+      <w:r>
         <w:t>Thông tin chung</w:t>
       </w:r>
     </w:p>
@@ -295,19 +216,30 @@
       <w:tblPr>
         <w:tblW w:w="9340" w:type="dxa"/>
         <w:tblBorders>
-          <w:top w:val="single" w:color="BFBFBF" w:sz="4"/>
-          <w:left w:val="single" w:color="BFBFBF" w:sz="4"/>
-          <w:bottom w:val="single" w:color="BFBFBF" w:sz="4"/>
-          <w:right w:val="single" w:color="BFBFBF" w:sz="4"/>
-          <w:insideH w:val="single" w:color="BFBFBF" w:sz="4"/>
-          <w:insideV w:val="single" w:color="BFBFBF" w:sz="4"/>
+          <w:top w:val="single" w:sz="4" w:space="0" w:color="BFBFBF"/>
+          <w:left w:val="single" w:sz="4" w:space="0" w:color="BFBFBF"/>
+          <w:bottom w:val="single" w:sz="4" w:space="0" w:color="BFBFBF"/>
+          <w:right w:val="single" w:sz="4" w:space="0" w:color="BFBFBF"/>
+          <w:insideH w:val="single" w:sz="4" w:space="0" w:color="BFBFBF"/>
+          <w:insideV w:val="single" w:sz="4" w:space="0" w:color="BFBFBF"/>
         </w:tblBorders>
+        <w:tblCellMar>
+          <w:left w:w="10" w:type="dxa"/>
+          <w:right w:w="10" w:type="dxa"/>
+        </w:tblCellMar>
+        <w:tblLook w:val="04A0" w:firstRow="1" w:lastRow="0" w:firstColumn="1" w:lastColumn="0" w:noHBand="0" w:noVBand="1"/>
       </w:tblPr>
       <w:tblGrid>
         <w:gridCol w:w="2600"/>
         <w:gridCol w:w="6740"/>
       </w:tblGrid>
-      <w:tr xmlns:wp14="http://schemas.microsoft.com/office/word/2010/wordml" wp14:textId="77777777">
+      <w:tr>
+        <w:tblPrEx>
+          <w:tblCellMar>
+            <w:top w:w="0" w:type="dxa"/>
+            <w:bottom w:w="0" w:type="dxa"/>
+          </w:tblCellMar>
+        </w:tblPrEx>
         <w:trPr>
           <w:tblHeader/>
         </w:trPr>
@@ -322,15 +254,14 @@
               <w:right w:w="100" w:type="dxa"/>
             </w:tcMar>
           </w:tcPr>
-          <w:p wp14:textId="77777777">
+          <w:p>
             <w:pPr>
               <w:spacing w:after="40"/>
             </w:pPr>
             <w:r>
               <w:rPr>
-                <w:rFonts w:ascii="Times New Roman" w:hAnsi="Times New Roman" w:eastAsia="Times New Roman" w:cs="Times New Roman"/>
-                <w:b w:val="1"/>
-                <w:bCs w:val="1"/>
+                <w:b/>
+                <w:bCs/>
                 <w:color w:val="FFFFFF"/>
                 <w:sz w:val="22"/>
                 <w:szCs w:val="22"/>
@@ -351,15 +282,14 @@
               <w:right w:w="100" w:type="dxa"/>
             </w:tcMar>
           </w:tcPr>
-          <w:p wp14:textId="77777777">
+          <w:p>
             <w:pPr>
               <w:spacing w:after="40"/>
             </w:pPr>
             <w:r>
               <w:rPr>
-                <w:rFonts w:ascii="Times New Roman" w:hAnsi="Times New Roman" w:eastAsia="Times New Roman" w:cs="Times New Roman"/>
-                <w:b w:val="1"/>
-                <w:bCs w:val="1"/>
+                <w:b/>
+                <w:bCs/>
                 <w:color w:val="FFFFFF"/>
                 <w:sz w:val="22"/>
                 <w:szCs w:val="22"/>
@@ -370,10 +300,13 @@
           </w:p>
         </w:tc>
       </w:tr>
-      <w:tr xmlns:wp14="http://schemas.microsoft.com/office/word/2010/wordml" wp14:textId="77777777">
-        <w:trPr>
-          <w:tblHeader w:val="false"/>
-        </w:trPr>
+      <w:tr>
+        <w:tblPrEx>
+          <w:tblCellMar>
+            <w:top w:w="0" w:type="dxa"/>
+            <w:bottom w:w="0" w:type="dxa"/>
+          </w:tblCellMar>
+        </w:tblPrEx>
         <w:tc>
           <w:tcPr>
             <w:tcW w:w="2600" w:type="dxa"/>
@@ -385,16 +318,12 @@
               <w:right w:w="100" w:type="dxa"/>
             </w:tcMar>
           </w:tcPr>
-          <w:p wp14:textId="77777777">
-            <w:pPr>
-              <w:spacing w:after="40" w:line="264" w:lineRule="auto"/>
-            </w:pPr>
-            <w:r>
-              <w:rPr>
-                <w:rFonts w:ascii="Times New Roman" w:hAnsi="Times New Roman" w:eastAsia="Times New Roman" w:cs="Times New Roman"/>
-                <w:b w:val="0"/>
-                <w:bCs w:val="0"/>
-                <w:color w:val="000000"/>
+          <w:p>
+            <w:pPr>
+              <w:spacing w:after="40" w:line="264" w:lineRule="auto"/>
+            </w:pPr>
+            <w:r>
+              <w:rPr>
                 <w:sz w:val="22"/>
                 <w:szCs w:val="22"/>
                 <w:lang w:val="en-US"/>
@@ -413,16 +342,12 @@
               <w:right w:w="100" w:type="dxa"/>
             </w:tcMar>
           </w:tcPr>
-          <w:p wp14:textId="77777777">
-            <w:pPr>
-              <w:spacing w:after="40" w:line="264" w:lineRule="auto"/>
-            </w:pPr>
-            <w:r>
-              <w:rPr>
-                <w:rFonts w:ascii="Times New Roman" w:hAnsi="Times New Roman" w:eastAsia="Times New Roman" w:cs="Times New Roman"/>
-                <w:b w:val="0"/>
-                <w:bCs w:val="0"/>
-                <w:color w:val="000000"/>
+          <w:p>
+            <w:pPr>
+              <w:spacing w:after="40" w:line="264" w:lineRule="auto"/>
+            </w:pPr>
+            <w:r>
+              <w:rPr>
                 <w:sz w:val="22"/>
                 <w:szCs w:val="22"/>
                 <w:lang w:val="en-US"/>
@@ -432,10 +357,13 @@
           </w:p>
         </w:tc>
       </w:tr>
-      <w:tr xmlns:wp14="http://schemas.microsoft.com/office/word/2010/wordml" wp14:textId="77777777">
-        <w:trPr>
-          <w:tblHeader w:val="false"/>
-        </w:trPr>
+      <w:tr>
+        <w:tblPrEx>
+          <w:tblCellMar>
+            <w:top w:w="0" w:type="dxa"/>
+            <w:bottom w:w="0" w:type="dxa"/>
+          </w:tblCellMar>
+        </w:tblPrEx>
         <w:tc>
           <w:tcPr>
             <w:tcW w:w="2600" w:type="dxa"/>
@@ -447,16 +375,12 @@
               <w:right w:w="100" w:type="dxa"/>
             </w:tcMar>
           </w:tcPr>
-          <w:p wp14:textId="77777777">
-            <w:pPr>
-              <w:spacing w:after="40" w:line="264" w:lineRule="auto"/>
-            </w:pPr>
-            <w:r>
-              <w:rPr>
-                <w:rFonts w:ascii="Times New Roman" w:hAnsi="Times New Roman" w:eastAsia="Times New Roman" w:cs="Times New Roman"/>
-                <w:b w:val="0"/>
-                <w:bCs w:val="0"/>
-                <w:color w:val="000000"/>
+          <w:p>
+            <w:pPr>
+              <w:spacing w:after="40" w:line="264" w:lineRule="auto"/>
+            </w:pPr>
+            <w:r>
+              <w:rPr>
                 <w:sz w:val="22"/>
                 <w:szCs w:val="22"/>
                 <w:lang w:val="en-US"/>
@@ -475,16 +399,12 @@
               <w:right w:w="100" w:type="dxa"/>
             </w:tcMar>
           </w:tcPr>
-          <w:p wp14:textId="77777777">
-            <w:pPr>
-              <w:spacing w:after="40" w:line="264" w:lineRule="auto"/>
-            </w:pPr>
-            <w:r>
-              <w:rPr>
-                <w:rFonts w:ascii="Times New Roman" w:hAnsi="Times New Roman" w:eastAsia="Times New Roman" w:cs="Times New Roman"/>
-                <w:b w:val="0"/>
-                <w:bCs w:val="0"/>
-                <w:color w:val="000000"/>
+          <w:p>
+            <w:pPr>
+              <w:spacing w:after="40" w:line="264" w:lineRule="auto"/>
+            </w:pPr>
+            <w:r>
+              <w:rPr>
                 <w:sz w:val="22"/>
                 <w:szCs w:val="22"/>
                 <w:lang w:val="en-US"/>
@@ -494,10 +414,13 @@
           </w:p>
         </w:tc>
       </w:tr>
-      <w:tr xmlns:wp14="http://schemas.microsoft.com/office/word/2010/wordml" wp14:textId="77777777">
-        <w:trPr>
-          <w:tblHeader w:val="false"/>
-        </w:trPr>
+      <w:tr>
+        <w:tblPrEx>
+          <w:tblCellMar>
+            <w:top w:w="0" w:type="dxa"/>
+            <w:bottom w:w="0" w:type="dxa"/>
+          </w:tblCellMar>
+        </w:tblPrEx>
         <w:tc>
           <w:tcPr>
             <w:tcW w:w="2600" w:type="dxa"/>
@@ -509,16 +432,12 @@
               <w:right w:w="100" w:type="dxa"/>
             </w:tcMar>
           </w:tcPr>
-          <w:p wp14:textId="77777777">
-            <w:pPr>
-              <w:spacing w:after="40" w:line="264" w:lineRule="auto"/>
-            </w:pPr>
-            <w:r>
-              <w:rPr>
-                <w:rFonts w:ascii="Times New Roman" w:hAnsi="Times New Roman" w:eastAsia="Times New Roman" w:cs="Times New Roman"/>
-                <w:b w:val="0"/>
-                <w:bCs w:val="0"/>
-                <w:color w:val="000000"/>
+          <w:p>
+            <w:pPr>
+              <w:spacing w:after="40" w:line="264" w:lineRule="auto"/>
+            </w:pPr>
+            <w:r>
+              <w:rPr>
                 <w:sz w:val="22"/>
                 <w:szCs w:val="22"/>
                 <w:lang w:val="en-US"/>
@@ -537,28 +456,27 @@
               <w:right w:w="100" w:type="dxa"/>
             </w:tcMar>
           </w:tcPr>
-          <w:p wp14:textId="77777777">
-            <w:pPr>
-              <w:spacing w:after="40" w:line="264"/>
-            </w:pPr>
-            <w:r>
-              <w:rPr>
-                <w:rFonts w:ascii="Times New Roman" w:hAnsi="Times New Roman" w:eastAsia="Times New Roman" w:cs="Times New Roman"/>
-                <w:b w:val="false"/>
-                <w:bCs w:val="false"/>
-                <w:color w:val="000000"/>
-                <w:sz w:val="22"/>
-                <w:szCs w:val="22"/>
-              </w:rPr>
-              <w:t xml:space="preserve">‹PO / PTSP›</w:t>
+          <w:p>
+            <w:pPr>
+              <w:spacing w:after="40" w:line="264" w:lineRule="auto"/>
+            </w:pPr>
+            <w:r>
+              <w:rPr>
+                <w:sz w:val="22"/>
+                <w:szCs w:val="22"/>
+              </w:rPr>
+              <w:t>‹PO / PTSP›</w:t>
             </w:r>
           </w:p>
         </w:tc>
       </w:tr>
-      <w:tr xmlns:wp14="http://schemas.microsoft.com/office/word/2010/wordml" wp14:textId="77777777">
-        <w:trPr>
-          <w:tblHeader w:val="false"/>
-        </w:trPr>
+      <w:tr>
+        <w:tblPrEx>
+          <w:tblCellMar>
+            <w:top w:w="0" w:type="dxa"/>
+            <w:bottom w:w="0" w:type="dxa"/>
+          </w:tblCellMar>
+        </w:tblPrEx>
         <w:tc>
           <w:tcPr>
             <w:tcW w:w="2600" w:type="dxa"/>
@@ -570,16 +488,12 @@
               <w:right w:w="100" w:type="dxa"/>
             </w:tcMar>
           </w:tcPr>
-          <w:p wp14:textId="77777777">
-            <w:pPr>
-              <w:spacing w:after="40" w:line="264" w:lineRule="auto"/>
-            </w:pPr>
-            <w:r>
-              <w:rPr>
-                <w:rFonts w:ascii="Times New Roman" w:hAnsi="Times New Roman" w:eastAsia="Times New Roman" w:cs="Times New Roman"/>
-                <w:b w:val="0"/>
-                <w:bCs w:val="0"/>
-                <w:color w:val="000000"/>
+          <w:p>
+            <w:pPr>
+              <w:spacing w:after="40" w:line="264" w:lineRule="auto"/>
+            </w:pPr>
+            <w:r>
+              <w:rPr>
                 <w:sz w:val="22"/>
                 <w:szCs w:val="22"/>
                 <w:lang w:val="en-US"/>
@@ -598,28 +512,27 @@
               <w:right w:w="100" w:type="dxa"/>
             </w:tcMar>
           </w:tcPr>
-          <w:p wp14:textId="77777777">
-            <w:pPr>
-              <w:spacing w:after="40" w:line="264"/>
-            </w:pPr>
-            <w:r>
-              <w:rPr>
-                <w:rFonts w:ascii="Times New Roman" w:hAnsi="Times New Roman" w:eastAsia="Times New Roman" w:cs="Times New Roman"/>
-                <w:b w:val="false"/>
-                <w:bCs w:val="false"/>
-                <w:color w:val="000000"/>
-                <w:sz w:val="22"/>
-                <w:szCs w:val="22"/>
-              </w:rPr>
-              <w:t xml:space="preserve">‹PO›</w:t>
+          <w:p>
+            <w:pPr>
+              <w:spacing w:after="40" w:line="264" w:lineRule="auto"/>
+            </w:pPr>
+            <w:r>
+              <w:rPr>
+                <w:sz w:val="22"/>
+                <w:szCs w:val="22"/>
+              </w:rPr>
+              <w:t>‹PO›</w:t>
             </w:r>
           </w:p>
         </w:tc>
       </w:tr>
-      <w:tr xmlns:wp14="http://schemas.microsoft.com/office/word/2010/wordml" wp14:textId="77777777">
-        <w:trPr>
-          <w:tblHeader w:val="false"/>
-        </w:trPr>
+      <w:tr>
+        <w:tblPrEx>
+          <w:tblCellMar>
+            <w:top w:w="0" w:type="dxa"/>
+            <w:bottom w:w="0" w:type="dxa"/>
+          </w:tblCellMar>
+        </w:tblPrEx>
         <w:tc>
           <w:tcPr>
             <w:tcW w:w="2600" w:type="dxa"/>
@@ -631,16 +544,12 @@
               <w:right w:w="100" w:type="dxa"/>
             </w:tcMar>
           </w:tcPr>
-          <w:p wp14:textId="77777777">
-            <w:pPr>
-              <w:spacing w:after="40" w:line="264" w:lineRule="auto"/>
-            </w:pPr>
-            <w:r>
-              <w:rPr>
-                <w:rFonts w:ascii="Times New Roman" w:hAnsi="Times New Roman" w:eastAsia="Times New Roman" w:cs="Times New Roman"/>
-                <w:b w:val="0"/>
-                <w:bCs w:val="0"/>
-                <w:color w:val="000000"/>
+          <w:p>
+            <w:pPr>
+              <w:spacing w:after="40" w:line="264" w:lineRule="auto"/>
+            </w:pPr>
+            <w:r>
+              <w:rPr>
                 <w:sz w:val="22"/>
                 <w:szCs w:val="22"/>
                 <w:lang w:val="en-US"/>
@@ -659,16 +568,12 @@
               <w:right w:w="100" w:type="dxa"/>
             </w:tcMar>
           </w:tcPr>
-          <w:p wp14:textId="77777777">
-            <w:pPr>
-              <w:spacing w:after="40" w:line="264" w:lineRule="auto"/>
-            </w:pPr>
-            <w:r>
-              <w:rPr>
-                <w:rFonts w:ascii="Times New Roman" w:hAnsi="Times New Roman" w:eastAsia="Times New Roman" w:cs="Times New Roman"/>
-                <w:b w:val="0"/>
-                <w:bCs w:val="0"/>
-                <w:color w:val="000000"/>
+          <w:p>
+            <w:pPr>
+              <w:spacing w:after="40" w:line="264" w:lineRule="auto"/>
+            </w:pPr>
+            <w:r>
+              <w:rPr>
                 <w:sz w:val="22"/>
                 <w:szCs w:val="22"/>
                 <w:lang w:val="en-US"/>
@@ -678,10 +583,13 @@
           </w:p>
         </w:tc>
       </w:tr>
-      <w:tr xmlns:wp14="http://schemas.microsoft.com/office/word/2010/wordml" wp14:textId="77777777">
-        <w:trPr>
-          <w:tblHeader w:val="false"/>
-        </w:trPr>
+      <w:tr>
+        <w:tblPrEx>
+          <w:tblCellMar>
+            <w:top w:w="0" w:type="dxa"/>
+            <w:bottom w:w="0" w:type="dxa"/>
+          </w:tblCellMar>
+        </w:tblPrEx>
         <w:tc>
           <w:tcPr>
             <w:tcW w:w="2600" w:type="dxa"/>
@@ -693,16 +601,12 @@
               <w:right w:w="100" w:type="dxa"/>
             </w:tcMar>
           </w:tcPr>
-          <w:p wp14:textId="77777777">
-            <w:pPr>
-              <w:spacing w:after="40" w:line="264" w:lineRule="auto"/>
-            </w:pPr>
-            <w:r>
-              <w:rPr>
-                <w:rFonts w:ascii="Times New Roman" w:hAnsi="Times New Roman" w:eastAsia="Times New Roman" w:cs="Times New Roman"/>
-                <w:b w:val="0"/>
-                <w:bCs w:val="0"/>
-                <w:color w:val="000000"/>
+          <w:p>
+            <w:pPr>
+              <w:spacing w:after="40" w:line="264" w:lineRule="auto"/>
+            </w:pPr>
+            <w:r>
+              <w:rPr>
                 <w:sz w:val="22"/>
                 <w:szCs w:val="22"/>
                 <w:lang w:val="en-US"/>
@@ -721,16 +625,12 @@
               <w:right w:w="100" w:type="dxa"/>
             </w:tcMar>
           </w:tcPr>
-          <w:p wp14:textId="77777777">
-            <w:pPr>
-              <w:spacing w:after="40" w:line="264" w:lineRule="auto"/>
-            </w:pPr>
-            <w:r>
-              <w:rPr>
-                <w:rFonts w:ascii="Times New Roman" w:hAnsi="Times New Roman" w:eastAsia="Times New Roman" w:cs="Times New Roman"/>
-                <w:b w:val="0"/>
-                <w:bCs w:val="0"/>
-                <w:color w:val="000000"/>
+          <w:p>
+            <w:pPr>
+              <w:spacing w:after="40" w:line="264" w:lineRule="auto"/>
+            </w:pPr>
+            <w:r>
+              <w:rPr>
                 <w:sz w:val="22"/>
                 <w:szCs w:val="22"/>
                 <w:lang w:val="en-US"/>
@@ -741,26 +641,16 @@
         </w:tc>
       </w:tr>
     </w:tbl>
-    <w:p xmlns:wp14="http://schemas.microsoft.com/office/word/2010/wordml" wp14:textId="77777777">
+    <w:p>
       <w:pPr>
         <w:spacing w:after="60"/>
       </w:pPr>
     </w:p>
-    <w:p xmlns:wp14="http://schemas.microsoft.com/office/word/2010/wordml" wp14:textId="77777777">
-      <w:pPr>
-        <w:pStyle w:val="Heading2"/>
-        <w:spacing w:before="180" w:after="100"/>
-      </w:pPr>
-      <w:r>
-        <w:rPr>
-          <w:rFonts w:ascii="Times New Roman" w:hAnsi="Times New Roman" w:eastAsia="Times New Roman" w:cs="Times New Roman"/>
-          <w:b w:val="1"/>
-          <w:bCs w:val="1"/>
-          <w:color w:val="1F3864"/>
-          <w:sz w:val="24"/>
-          <w:szCs w:val="24"/>
-          <w:lang w:val="en-US"/>
-        </w:rPr>
+    <w:p>
+      <w:pPr>
+        <w:pStyle w:val="heading20"/>
+      </w:pPr>
+      <w:r>
         <w:t>Lịch sử phiên bản</w:t>
       </w:r>
     </w:p>
@@ -768,13 +658,18 @@
       <w:tblPr>
         <w:tblW w:w="9346" w:type="dxa"/>
         <w:tblBorders>
-          <w:top w:val="single" w:color="BFBFBF" w:sz="4"/>
-          <w:left w:val="single" w:color="BFBFBF" w:sz="4"/>
-          <w:bottom w:val="single" w:color="BFBFBF" w:sz="4"/>
-          <w:right w:val="single" w:color="BFBFBF" w:sz="4"/>
-          <w:insideH w:val="single" w:color="BFBFBF" w:sz="4"/>
-          <w:insideV w:val="single" w:color="BFBFBF" w:sz="4"/>
+          <w:top w:val="single" w:sz="4" w:space="0" w:color="BFBFBF"/>
+          <w:left w:val="single" w:sz="4" w:space="0" w:color="BFBFBF"/>
+          <w:bottom w:val="single" w:sz="4" w:space="0" w:color="BFBFBF"/>
+          <w:right w:val="single" w:sz="4" w:space="0" w:color="BFBFBF"/>
+          <w:insideH w:val="single" w:sz="4" w:space="0" w:color="BFBFBF"/>
+          <w:insideV w:val="single" w:sz="4" w:space="0" w:color="BFBFBF"/>
         </w:tblBorders>
+        <w:tblCellMar>
+          <w:left w:w="10" w:type="dxa"/>
+          <w:right w:w="10" w:type="dxa"/>
+        </w:tblCellMar>
+        <w:tblLook w:val="04A0" w:firstRow="1" w:lastRow="0" w:firstColumn="1" w:lastColumn="0" w:noHBand="0" w:noVBand="1"/>
       </w:tblPr>
       <w:tblGrid>
         <w:gridCol w:w="1400"/>
@@ -782,7 +677,13 @@
         <w:gridCol w:w="2400"/>
         <w:gridCol w:w="3846"/>
       </w:tblGrid>
-      <w:tr xmlns:wp14="http://schemas.microsoft.com/office/word/2010/wordml" wp14:textId="77777777">
+      <w:tr>
+        <w:tblPrEx>
+          <w:tblCellMar>
+            <w:top w:w="0" w:type="dxa"/>
+            <w:bottom w:w="0" w:type="dxa"/>
+          </w:tblCellMar>
+        </w:tblPrEx>
         <w:trPr>
           <w:tblHeader/>
         </w:trPr>
@@ -797,15 +698,14 @@
               <w:right w:w="100" w:type="dxa"/>
             </w:tcMar>
           </w:tcPr>
-          <w:p wp14:textId="77777777">
+          <w:p>
             <w:pPr>
               <w:spacing w:after="40"/>
             </w:pPr>
             <w:r>
               <w:rPr>
-                <w:rFonts w:ascii="Times New Roman" w:hAnsi="Times New Roman" w:eastAsia="Times New Roman" w:cs="Times New Roman"/>
-                <w:b w:val="1"/>
-                <w:bCs w:val="1"/>
+                <w:b/>
+                <w:bCs/>
                 <w:color w:val="FFFFFF"/>
                 <w:sz w:val="22"/>
                 <w:szCs w:val="22"/>
@@ -826,15 +726,14 @@
               <w:right w:w="100" w:type="dxa"/>
             </w:tcMar>
           </w:tcPr>
-          <w:p wp14:textId="77777777">
+          <w:p>
             <w:pPr>
               <w:spacing w:after="40"/>
             </w:pPr>
             <w:r>
               <w:rPr>
-                <w:rFonts w:ascii="Times New Roman" w:hAnsi="Times New Roman" w:eastAsia="Times New Roman" w:cs="Times New Roman"/>
-                <w:b w:val="1"/>
-                <w:bCs w:val="1"/>
+                <w:b/>
+                <w:bCs/>
                 <w:color w:val="FFFFFF"/>
                 <w:sz w:val="22"/>
                 <w:szCs w:val="22"/>
@@ -855,15 +754,14 @@
               <w:right w:w="100" w:type="dxa"/>
             </w:tcMar>
           </w:tcPr>
-          <w:p wp14:textId="77777777">
+          <w:p>
             <w:pPr>
               <w:spacing w:after="40"/>
             </w:pPr>
             <w:r>
               <w:rPr>
-                <w:rFonts w:ascii="Times New Roman" w:hAnsi="Times New Roman" w:eastAsia="Times New Roman" w:cs="Times New Roman"/>
-                <w:b w:val="1"/>
-                <w:bCs w:val="1"/>
+                <w:b/>
+                <w:bCs/>
                 <w:color w:val="FFFFFF"/>
                 <w:sz w:val="22"/>
                 <w:szCs w:val="22"/>
@@ -884,15 +782,14 @@
               <w:right w:w="100" w:type="dxa"/>
             </w:tcMar>
           </w:tcPr>
-          <w:p wp14:textId="77777777">
+          <w:p>
             <w:pPr>
               <w:spacing w:after="40"/>
             </w:pPr>
             <w:r>
               <w:rPr>
-                <w:rFonts w:ascii="Times New Roman" w:hAnsi="Times New Roman" w:eastAsia="Times New Roman" w:cs="Times New Roman"/>
-                <w:b w:val="1"/>
-                <w:bCs w:val="1"/>
+                <w:b/>
+                <w:bCs/>
                 <w:color w:val="FFFFFF"/>
                 <w:sz w:val="22"/>
                 <w:szCs w:val="22"/>
@@ -903,10 +800,13 @@
           </w:p>
         </w:tc>
       </w:tr>
-      <w:tr xmlns:wp14="http://schemas.microsoft.com/office/word/2010/wordml" wp14:textId="77777777">
-        <w:trPr>
-          <w:tblHeader w:val="false"/>
-        </w:trPr>
+      <w:tr>
+        <w:tblPrEx>
+          <w:tblCellMar>
+            <w:top w:w="0" w:type="dxa"/>
+            <w:bottom w:w="0" w:type="dxa"/>
+          </w:tblCellMar>
+        </w:tblPrEx>
         <w:tc>
           <w:tcPr>
             <w:tcW w:w="1400" w:type="dxa"/>
@@ -917,20 +817,16 @@
               <w:right w:w="100" w:type="dxa"/>
             </w:tcMar>
           </w:tcPr>
-          <w:p wp14:textId="77777777">
-            <w:pPr>
-              <w:spacing w:after="40" w:line="264"/>
-            </w:pPr>
-            <w:r>
-              <w:rPr>
-                <w:rFonts w:ascii="Times New Roman" w:hAnsi="Times New Roman" w:eastAsia="Times New Roman" w:cs="Times New Roman"/>
-                <w:b w:val="false"/>
-                <w:bCs w:val="false"/>
-                <w:color w:val="000000"/>
-                <w:sz w:val="22"/>
-                <w:szCs w:val="22"/>
-              </w:rPr>
-              <w:t xml:space="preserve">0.1</w:t>
+          <w:p>
+            <w:pPr>
+              <w:spacing w:after="40" w:line="264" w:lineRule="auto"/>
+            </w:pPr>
+            <w:r>
+              <w:rPr>
+                <w:sz w:val="22"/>
+                <w:szCs w:val="22"/>
+              </w:rPr>
+              <w:t>0.1</w:t>
             </w:r>
           </w:p>
         </w:tc>
@@ -944,20 +840,10 @@
               <w:right w:w="100" w:type="dxa"/>
             </w:tcMar>
           </w:tcPr>
-          <w:p wp14:textId="77777777">
-            <w:pPr>
-              <w:spacing w:after="40" w:line="264"/>
-            </w:pPr>
-            <w:r>
-              <w:rPr>
-                <w:rFonts w:ascii="Times New Roman" w:hAnsi="Times New Roman" w:eastAsia="Times New Roman" w:cs="Times New Roman"/>
-                <w:b w:val="false"/>
-                <w:bCs w:val="false"/>
-                <w:color w:val="000000"/>
-                <w:sz w:val="22"/>
-                <w:szCs w:val="22"/>
-              </w:rPr>
-            </w:r>
+          <w:p>
+            <w:pPr>
+              <w:spacing w:after="40" w:line="264" w:lineRule="auto"/>
+            </w:pPr>
           </w:p>
         </w:tc>
         <w:tc>
@@ -970,20 +856,10 @@
               <w:right w:w="100" w:type="dxa"/>
             </w:tcMar>
           </w:tcPr>
-          <w:p wp14:textId="77777777">
-            <w:pPr>
-              <w:spacing w:after="40" w:line="264"/>
-            </w:pPr>
-            <w:r>
-              <w:rPr>
-                <w:rFonts w:ascii="Times New Roman" w:hAnsi="Times New Roman" w:eastAsia="Times New Roman" w:cs="Times New Roman"/>
-                <w:b w:val="false"/>
-                <w:bCs w:val="false"/>
-                <w:color w:val="000000"/>
-                <w:sz w:val="22"/>
-                <w:szCs w:val="22"/>
-              </w:rPr>
-            </w:r>
+          <w:p>
+            <w:pPr>
+              <w:spacing w:after="40" w:line="264" w:lineRule="auto"/>
+            </w:pPr>
           </w:p>
         </w:tc>
         <w:tc>
@@ -996,16 +872,12 @@
               <w:right w:w="100" w:type="dxa"/>
             </w:tcMar>
           </w:tcPr>
-          <w:p wp14:textId="77777777">
-            <w:pPr>
-              <w:spacing w:after="40" w:line="264" w:lineRule="auto"/>
-            </w:pPr>
-            <w:r>
-              <w:rPr>
-                <w:rFonts w:ascii="Times New Roman" w:hAnsi="Times New Roman" w:eastAsia="Times New Roman" w:cs="Times New Roman"/>
-                <w:b w:val="0"/>
-                <w:bCs w:val="0"/>
-                <w:color w:val="000000"/>
+          <w:p>
+            <w:pPr>
+              <w:spacing w:after="40" w:line="264" w:lineRule="auto"/>
+            </w:pPr>
+            <w:r>
+              <w:rPr>
                 <w:sz w:val="22"/>
                 <w:szCs w:val="22"/>
                 <w:lang w:val="en-US"/>
@@ -1015,10 +887,13 @@
           </w:p>
         </w:tc>
       </w:tr>
-      <w:tr xmlns:wp14="http://schemas.microsoft.com/office/word/2010/wordml" wp14:textId="77777777">
-        <w:trPr>
-          <w:tblHeader w:val="false"/>
-        </w:trPr>
+      <w:tr>
+        <w:tblPrEx>
+          <w:tblCellMar>
+            <w:top w:w="0" w:type="dxa"/>
+            <w:bottom w:w="0" w:type="dxa"/>
+          </w:tblCellMar>
+        </w:tblPrEx>
         <w:tc>
           <w:tcPr>
             <w:tcW w:w="1400" w:type="dxa"/>
@@ -1029,20 +904,10 @@
               <w:right w:w="100" w:type="dxa"/>
             </w:tcMar>
           </w:tcPr>
-          <w:p wp14:textId="77777777">
-            <w:pPr>
-              <w:spacing w:after="40" w:line="264"/>
-            </w:pPr>
-            <w:r>
-              <w:rPr>
-                <w:rFonts w:ascii="Times New Roman" w:hAnsi="Times New Roman" w:eastAsia="Times New Roman" w:cs="Times New Roman"/>
-                <w:b w:val="false"/>
-                <w:bCs w:val="false"/>
-                <w:color w:val="000000"/>
-                <w:sz w:val="22"/>
-                <w:szCs w:val="22"/>
-              </w:rPr>
-            </w:r>
+          <w:p>
+            <w:pPr>
+              <w:spacing w:after="40" w:line="264" w:lineRule="auto"/>
+            </w:pPr>
           </w:p>
         </w:tc>
         <w:tc>
@@ -1055,20 +920,10 @@
               <w:right w:w="100" w:type="dxa"/>
             </w:tcMar>
           </w:tcPr>
-          <w:p wp14:textId="77777777">
-            <w:pPr>
-              <w:spacing w:after="40" w:line="264"/>
-            </w:pPr>
-            <w:r>
-              <w:rPr>
-                <w:rFonts w:ascii="Times New Roman" w:hAnsi="Times New Roman" w:eastAsia="Times New Roman" w:cs="Times New Roman"/>
-                <w:b w:val="false"/>
-                <w:bCs w:val="false"/>
-                <w:color w:val="000000"/>
-                <w:sz w:val="22"/>
-                <w:szCs w:val="22"/>
-              </w:rPr>
-            </w:r>
+          <w:p>
+            <w:pPr>
+              <w:spacing w:after="40" w:line="264" w:lineRule="auto"/>
+            </w:pPr>
           </w:p>
         </w:tc>
         <w:tc>
@@ -1081,20 +936,10 @@
               <w:right w:w="100" w:type="dxa"/>
             </w:tcMar>
           </w:tcPr>
-          <w:p wp14:textId="77777777">
-            <w:pPr>
-              <w:spacing w:after="40" w:line="264"/>
-            </w:pPr>
-            <w:r>
-              <w:rPr>
-                <w:rFonts w:ascii="Times New Roman" w:hAnsi="Times New Roman" w:eastAsia="Times New Roman" w:cs="Times New Roman"/>
-                <w:b w:val="false"/>
-                <w:bCs w:val="false"/>
-                <w:color w:val="000000"/>
-                <w:sz w:val="22"/>
-                <w:szCs w:val="22"/>
-              </w:rPr>
-            </w:r>
+          <w:p>
+            <w:pPr>
+              <w:spacing w:after="40" w:line="264" w:lineRule="auto"/>
+            </w:pPr>
           </w:p>
         </w:tc>
         <w:tc>
@@ -1107,27 +952,20 @@
               <w:right w:w="100" w:type="dxa"/>
             </w:tcMar>
           </w:tcPr>
-          <w:p wp14:textId="77777777">
-            <w:pPr>
-              <w:spacing w:after="40" w:line="264"/>
-            </w:pPr>
-            <w:r>
-              <w:rPr>
-                <w:rFonts w:ascii="Times New Roman" w:hAnsi="Times New Roman" w:eastAsia="Times New Roman" w:cs="Times New Roman"/>
-                <w:b w:val="false"/>
-                <w:bCs w:val="false"/>
-                <w:color w:val="000000"/>
-                <w:sz w:val="22"/>
-                <w:szCs w:val="22"/>
-              </w:rPr>
-            </w:r>
+          <w:p>
+            <w:pPr>
+              <w:spacing w:after="40" w:line="264" w:lineRule="auto"/>
+            </w:pPr>
           </w:p>
         </w:tc>
       </w:tr>
-      <w:tr xmlns:wp14="http://schemas.microsoft.com/office/word/2010/wordml" wp14:textId="77777777">
-        <w:trPr>
-          <w:tblHeader w:val="false"/>
-        </w:trPr>
+      <w:tr>
+        <w:tblPrEx>
+          <w:tblCellMar>
+            <w:top w:w="0" w:type="dxa"/>
+            <w:bottom w:w="0" w:type="dxa"/>
+          </w:tblCellMar>
+        </w:tblPrEx>
         <w:tc>
           <w:tcPr>
             <w:tcW w:w="1400" w:type="dxa"/>
@@ -1138,20 +976,10 @@
               <w:right w:w="100" w:type="dxa"/>
             </w:tcMar>
           </w:tcPr>
-          <w:p wp14:textId="77777777">
-            <w:pPr>
-              <w:spacing w:after="40" w:line="264"/>
-            </w:pPr>
-            <w:r>
-              <w:rPr>
-                <w:rFonts w:ascii="Times New Roman" w:hAnsi="Times New Roman" w:eastAsia="Times New Roman" w:cs="Times New Roman"/>
-                <w:b w:val="false"/>
-                <w:bCs w:val="false"/>
-                <w:color w:val="000000"/>
-                <w:sz w:val="22"/>
-                <w:szCs w:val="22"/>
-              </w:rPr>
-            </w:r>
+          <w:p>
+            <w:pPr>
+              <w:spacing w:after="40" w:line="264" w:lineRule="auto"/>
+            </w:pPr>
           </w:p>
         </w:tc>
         <w:tc>
@@ -1164,20 +992,10 @@
               <w:right w:w="100" w:type="dxa"/>
             </w:tcMar>
           </w:tcPr>
-          <w:p wp14:textId="77777777">
-            <w:pPr>
-              <w:spacing w:after="40" w:line="264"/>
-            </w:pPr>
-            <w:r>
-              <w:rPr>
-                <w:rFonts w:ascii="Times New Roman" w:hAnsi="Times New Roman" w:eastAsia="Times New Roman" w:cs="Times New Roman"/>
-                <w:b w:val="false"/>
-                <w:bCs w:val="false"/>
-                <w:color w:val="000000"/>
-                <w:sz w:val="22"/>
-                <w:szCs w:val="22"/>
-              </w:rPr>
-            </w:r>
+          <w:p>
+            <w:pPr>
+              <w:spacing w:after="40" w:line="264" w:lineRule="auto"/>
+            </w:pPr>
           </w:p>
         </w:tc>
         <w:tc>
@@ -1190,20 +1008,10 @@
               <w:right w:w="100" w:type="dxa"/>
             </w:tcMar>
           </w:tcPr>
-          <w:p wp14:textId="77777777">
-            <w:pPr>
-              <w:spacing w:after="40" w:line="264"/>
-            </w:pPr>
-            <w:r>
-              <w:rPr>
-                <w:rFonts w:ascii="Times New Roman" w:hAnsi="Times New Roman" w:eastAsia="Times New Roman" w:cs="Times New Roman"/>
-                <w:b w:val="false"/>
-                <w:bCs w:val="false"/>
-                <w:color w:val="000000"/>
-                <w:sz w:val="22"/>
-                <w:szCs w:val="22"/>
-              </w:rPr>
-            </w:r>
+          <w:p>
+            <w:pPr>
+              <w:spacing w:after="40" w:line="264" w:lineRule="auto"/>
+            </w:pPr>
           </w:p>
         </w:tc>
         <w:tc>
@@ -1216,44 +1024,24 @@
               <w:right w:w="100" w:type="dxa"/>
             </w:tcMar>
           </w:tcPr>
-          <w:p wp14:textId="77777777">
-            <w:pPr>
-              <w:spacing w:after="40" w:line="264"/>
-            </w:pPr>
-            <w:r>
-              <w:rPr>
-                <w:rFonts w:ascii="Times New Roman" w:hAnsi="Times New Roman" w:eastAsia="Times New Roman" w:cs="Times New Roman"/>
-                <w:b w:val="false"/>
-                <w:bCs w:val="false"/>
-                <w:color w:val="000000"/>
-                <w:sz w:val="22"/>
-                <w:szCs w:val="22"/>
-              </w:rPr>
-            </w:r>
+          <w:p>
+            <w:pPr>
+              <w:spacing w:after="40" w:line="264" w:lineRule="auto"/>
+            </w:pPr>
           </w:p>
         </w:tc>
       </w:tr>
     </w:tbl>
-    <w:p xmlns:wp14="http://schemas.microsoft.com/office/word/2010/wordml" wp14:textId="77777777">
+    <w:p>
       <w:pPr>
         <w:spacing w:after="60"/>
       </w:pPr>
     </w:p>
-    <w:p xmlns:wp14="http://schemas.microsoft.com/office/word/2010/wordml" wp14:textId="77777777">
-      <w:pPr>
-        <w:pStyle w:val="Heading2"/>
-        <w:spacing w:before="180" w:after="100"/>
-      </w:pPr>
-      <w:r>
-        <w:rPr>
-          <w:rFonts w:ascii="Times New Roman" w:hAnsi="Times New Roman" w:eastAsia="Times New Roman" w:cs="Times New Roman"/>
-          <w:b w:val="1"/>
-          <w:bCs w:val="1"/>
-          <w:color w:val="1F3864"/>
-          <w:sz w:val="24"/>
-          <w:szCs w:val="24"/>
-          <w:lang w:val="en-US"/>
-        </w:rPr>
+    <w:p>
+      <w:pPr>
+        <w:pStyle w:val="heading20"/>
+      </w:pPr>
+      <w:r>
         <w:t>Phê duyệt</w:t>
       </w:r>
     </w:p>
@@ -1261,13 +1049,18 @@
       <w:tblPr>
         <w:tblW w:w="9346" w:type="dxa"/>
         <w:tblBorders>
-          <w:top w:val="single" w:color="BFBFBF" w:sz="4"/>
-          <w:left w:val="single" w:color="BFBFBF" w:sz="4"/>
-          <w:bottom w:val="single" w:color="BFBFBF" w:sz="4"/>
-          <w:right w:val="single" w:color="BFBFBF" w:sz="4"/>
-          <w:insideH w:val="single" w:color="BFBFBF" w:sz="4"/>
-          <w:insideV w:val="single" w:color="BFBFBF" w:sz="4"/>
+          <w:top w:val="single" w:sz="4" w:space="0" w:color="BFBFBF"/>
+          <w:left w:val="single" w:sz="4" w:space="0" w:color="BFBFBF"/>
+          <w:bottom w:val="single" w:sz="4" w:space="0" w:color="BFBFBF"/>
+          <w:right w:val="single" w:sz="4" w:space="0" w:color="BFBFBF"/>
+          <w:insideH w:val="single" w:sz="4" w:space="0" w:color="BFBFBF"/>
+          <w:insideV w:val="single" w:sz="4" w:space="0" w:color="BFBFBF"/>
         </w:tblBorders>
+        <w:tblCellMar>
+          <w:left w:w="10" w:type="dxa"/>
+          <w:right w:w="10" w:type="dxa"/>
+        </w:tblCellMar>
+        <w:tblLook w:val="04A0" w:firstRow="1" w:lastRow="0" w:firstColumn="1" w:lastColumn="0" w:noHBand="0" w:noVBand="1"/>
       </w:tblPr>
       <w:tblGrid>
         <w:gridCol w:w="2200"/>
@@ -1275,7 +1068,13 @@
         <w:gridCol w:w="2500"/>
         <w:gridCol w:w="2246"/>
       </w:tblGrid>
-      <w:tr xmlns:wp14="http://schemas.microsoft.com/office/word/2010/wordml" wp14:textId="77777777">
+      <w:tr>
+        <w:tblPrEx>
+          <w:tblCellMar>
+            <w:top w:w="0" w:type="dxa"/>
+            <w:bottom w:w="0" w:type="dxa"/>
+          </w:tblCellMar>
+        </w:tblPrEx>
         <w:trPr>
           <w:tblHeader/>
         </w:trPr>
@@ -1290,15 +1089,14 @@
               <w:right w:w="100" w:type="dxa"/>
             </w:tcMar>
           </w:tcPr>
-          <w:p wp14:textId="77777777">
+          <w:p>
             <w:pPr>
               <w:spacing w:after="40"/>
             </w:pPr>
             <w:r>
               <w:rPr>
-                <w:rFonts w:ascii="Times New Roman" w:hAnsi="Times New Roman" w:eastAsia="Times New Roman" w:cs="Times New Roman"/>
-                <w:b w:val="1"/>
-                <w:bCs w:val="1"/>
+                <w:b/>
+                <w:bCs/>
                 <w:color w:val="FFFFFF"/>
                 <w:sz w:val="22"/>
                 <w:szCs w:val="22"/>
@@ -1319,15 +1117,14 @@
               <w:right w:w="100" w:type="dxa"/>
             </w:tcMar>
           </w:tcPr>
-          <w:p wp14:textId="77777777">
+          <w:p>
             <w:pPr>
               <w:spacing w:after="40"/>
             </w:pPr>
             <w:r>
               <w:rPr>
-                <w:rFonts w:ascii="Times New Roman" w:hAnsi="Times New Roman" w:eastAsia="Times New Roman" w:cs="Times New Roman"/>
-                <w:b w:val="1"/>
-                <w:bCs w:val="1"/>
+                <w:b/>
+                <w:bCs/>
                 <w:color w:val="FFFFFF"/>
                 <w:sz w:val="22"/>
                 <w:szCs w:val="22"/>
@@ -1348,15 +1145,14 @@
               <w:right w:w="100" w:type="dxa"/>
             </w:tcMar>
           </w:tcPr>
-          <w:p wp14:textId="77777777">
+          <w:p>
             <w:pPr>
               <w:spacing w:after="40"/>
             </w:pPr>
             <w:r>
               <w:rPr>
-                <w:rFonts w:ascii="Times New Roman" w:hAnsi="Times New Roman" w:eastAsia="Times New Roman" w:cs="Times New Roman"/>
-                <w:b w:val="1"/>
-                <w:bCs w:val="1"/>
+                <w:b/>
+                <w:bCs/>
                 <w:color w:val="FFFFFF"/>
                 <w:sz w:val="22"/>
                 <w:szCs w:val="22"/>
@@ -1377,15 +1173,14 @@
               <w:right w:w="100" w:type="dxa"/>
             </w:tcMar>
           </w:tcPr>
-          <w:p wp14:textId="77777777">
+          <w:p>
             <w:pPr>
               <w:spacing w:after="40"/>
             </w:pPr>
             <w:r>
               <w:rPr>
-                <w:rFonts w:ascii="Times New Roman" w:hAnsi="Times New Roman" w:eastAsia="Times New Roman" w:cs="Times New Roman"/>
-                <w:b w:val="1"/>
-                <w:bCs w:val="1"/>
+                <w:b/>
+                <w:bCs/>
                 <w:color w:val="FFFFFF"/>
                 <w:sz w:val="22"/>
                 <w:szCs w:val="22"/>
@@ -1396,10 +1191,13 @@
           </w:p>
         </w:tc>
       </w:tr>
-      <w:tr xmlns:wp14="http://schemas.microsoft.com/office/word/2010/wordml" wp14:textId="77777777">
-        <w:trPr>
-          <w:tblHeader w:val="false"/>
-        </w:trPr>
+      <w:tr>
+        <w:tblPrEx>
+          <w:tblCellMar>
+            <w:top w:w="0" w:type="dxa"/>
+            <w:bottom w:w="0" w:type="dxa"/>
+          </w:tblCellMar>
+        </w:tblPrEx>
         <w:tc>
           <w:tcPr>
             <w:tcW w:w="2200" w:type="dxa"/>
@@ -1410,16 +1208,12 @@
               <w:right w:w="100" w:type="dxa"/>
             </w:tcMar>
           </w:tcPr>
-          <w:p wp14:textId="77777777">
-            <w:pPr>
-              <w:spacing w:after="40" w:line="264" w:lineRule="auto"/>
-            </w:pPr>
-            <w:r>
-              <w:rPr>
-                <w:rFonts w:ascii="Times New Roman" w:hAnsi="Times New Roman" w:eastAsia="Times New Roman" w:cs="Times New Roman"/>
-                <w:b w:val="0"/>
-                <w:bCs w:val="0"/>
-                <w:color w:val="000000"/>
+          <w:p>
+            <w:pPr>
+              <w:spacing w:after="40" w:line="264" w:lineRule="auto"/>
+            </w:pPr>
+            <w:r>
+              <w:rPr>
                 <w:sz w:val="22"/>
                 <w:szCs w:val="22"/>
                 <w:lang w:val="en-US"/>
@@ -1438,20 +1232,10 @@
               <w:right w:w="100" w:type="dxa"/>
             </w:tcMar>
           </w:tcPr>
-          <w:p wp14:textId="77777777">
-            <w:pPr>
-              <w:spacing w:after="40" w:line="264"/>
-            </w:pPr>
-            <w:r>
-              <w:rPr>
-                <w:rFonts w:ascii="Times New Roman" w:hAnsi="Times New Roman" w:eastAsia="Times New Roman" w:cs="Times New Roman"/>
-                <w:b w:val="false"/>
-                <w:bCs w:val="false"/>
-                <w:color w:val="000000"/>
-                <w:sz w:val="22"/>
-                <w:szCs w:val="22"/>
-              </w:rPr>
-            </w:r>
+          <w:p>
+            <w:pPr>
+              <w:spacing w:after="40" w:line="264" w:lineRule="auto"/>
+            </w:pPr>
           </w:p>
         </w:tc>
         <w:tc>
@@ -1464,20 +1248,16 @@
               <w:right w:w="100" w:type="dxa"/>
             </w:tcMar>
           </w:tcPr>
-          <w:p wp14:textId="77777777">
-            <w:pPr>
-              <w:spacing w:after="40" w:line="264"/>
-            </w:pPr>
-            <w:r>
-              <w:rPr>
-                <w:rFonts w:ascii="Times New Roman" w:hAnsi="Times New Roman" w:eastAsia="Times New Roman" w:cs="Times New Roman"/>
-                <w:b w:val="false"/>
-                <w:bCs w:val="false"/>
-                <w:color w:val="000000"/>
-                <w:sz w:val="22"/>
-                <w:szCs w:val="22"/>
-              </w:rPr>
-              <w:t xml:space="preserve">PO – PTSP</w:t>
+          <w:p>
+            <w:pPr>
+              <w:spacing w:after="40" w:line="264" w:lineRule="auto"/>
+            </w:pPr>
+            <w:r>
+              <w:rPr>
+                <w:sz w:val="22"/>
+                <w:szCs w:val="22"/>
+              </w:rPr>
+              <w:t>PO – PTSP</w:t>
             </w:r>
           </w:p>
         </w:tc>
@@ -1491,27 +1271,20 @@
               <w:right w:w="100" w:type="dxa"/>
             </w:tcMar>
           </w:tcPr>
-          <w:p wp14:textId="77777777">
-            <w:pPr>
-              <w:spacing w:after="40" w:line="264"/>
-            </w:pPr>
-            <w:r>
-              <w:rPr>
-                <w:rFonts w:ascii="Times New Roman" w:hAnsi="Times New Roman" w:eastAsia="Times New Roman" w:cs="Times New Roman"/>
-                <w:b w:val="false"/>
-                <w:bCs w:val="false"/>
-                <w:color w:val="000000"/>
-                <w:sz w:val="22"/>
-                <w:szCs w:val="22"/>
-              </w:rPr>
-            </w:r>
+          <w:p>
+            <w:pPr>
+              <w:spacing w:after="40" w:line="264" w:lineRule="auto"/>
+            </w:pPr>
           </w:p>
         </w:tc>
       </w:tr>
-      <w:tr xmlns:wp14="http://schemas.microsoft.com/office/word/2010/wordml" wp14:textId="77777777">
-        <w:trPr>
-          <w:tblHeader w:val="false"/>
-        </w:trPr>
+      <w:tr>
+        <w:tblPrEx>
+          <w:tblCellMar>
+            <w:top w:w="0" w:type="dxa"/>
+            <w:bottom w:w="0" w:type="dxa"/>
+          </w:tblCellMar>
+        </w:tblPrEx>
         <w:tc>
           <w:tcPr>
             <w:tcW w:w="2200" w:type="dxa"/>
@@ -1522,16 +1295,12 @@
               <w:right w:w="100" w:type="dxa"/>
             </w:tcMar>
           </w:tcPr>
-          <w:p wp14:textId="77777777">
-            <w:pPr>
-              <w:spacing w:after="40" w:line="264" w:lineRule="auto"/>
-            </w:pPr>
-            <w:r>
-              <w:rPr>
-                <w:rFonts w:ascii="Times New Roman" w:hAnsi="Times New Roman" w:eastAsia="Times New Roman" w:cs="Times New Roman"/>
-                <w:b w:val="0"/>
-                <w:bCs w:val="0"/>
-                <w:color w:val="000000"/>
+          <w:p>
+            <w:pPr>
+              <w:spacing w:after="40" w:line="264" w:lineRule="auto"/>
+            </w:pPr>
+            <w:r>
+              <w:rPr>
                 <w:sz w:val="22"/>
                 <w:szCs w:val="22"/>
                 <w:lang w:val="en-US"/>
@@ -1550,20 +1319,10 @@
               <w:right w:w="100" w:type="dxa"/>
             </w:tcMar>
           </w:tcPr>
-          <w:p wp14:textId="77777777">
-            <w:pPr>
-              <w:spacing w:after="40" w:line="264"/>
-            </w:pPr>
-            <w:r>
-              <w:rPr>
-                <w:rFonts w:ascii="Times New Roman" w:hAnsi="Times New Roman" w:eastAsia="Times New Roman" w:cs="Times New Roman"/>
-                <w:b w:val="false"/>
-                <w:bCs w:val="false"/>
-                <w:color w:val="000000"/>
-                <w:sz w:val="22"/>
-                <w:szCs w:val="22"/>
-              </w:rPr>
-            </w:r>
+          <w:p>
+            <w:pPr>
+              <w:spacing w:after="40" w:line="264" w:lineRule="auto"/>
+            </w:pPr>
           </w:p>
         </w:tc>
         <w:tc>
@@ -1576,16 +1335,12 @@
               <w:right w:w="100" w:type="dxa"/>
             </w:tcMar>
           </w:tcPr>
-          <w:p wp14:textId="77777777">
-            <w:pPr>
-              <w:spacing w:after="40" w:line="264" w:lineRule="auto"/>
-            </w:pPr>
-            <w:r>
-              <w:rPr>
-                <w:rFonts w:ascii="Times New Roman" w:hAnsi="Times New Roman" w:eastAsia="Times New Roman" w:cs="Times New Roman"/>
-                <w:b w:val="0"/>
-                <w:bCs w:val="0"/>
-                <w:color w:val="000000"/>
+          <w:p>
+            <w:pPr>
+              <w:spacing w:after="40" w:line="264" w:lineRule="auto"/>
+            </w:pPr>
+            <w:r>
+              <w:rPr>
                 <w:sz w:val="22"/>
                 <w:szCs w:val="22"/>
                 <w:lang w:val="en-US"/>
@@ -1604,27 +1359,20 @@
               <w:right w:w="100" w:type="dxa"/>
             </w:tcMar>
           </w:tcPr>
-          <w:p wp14:textId="77777777">
-            <w:pPr>
-              <w:spacing w:after="40" w:line="264"/>
-            </w:pPr>
-            <w:r>
-              <w:rPr>
-                <w:rFonts w:ascii="Times New Roman" w:hAnsi="Times New Roman" w:eastAsia="Times New Roman" w:cs="Times New Roman"/>
-                <w:b w:val="false"/>
-                <w:bCs w:val="false"/>
-                <w:color w:val="000000"/>
-                <w:sz w:val="22"/>
-                <w:szCs w:val="22"/>
-              </w:rPr>
-            </w:r>
+          <w:p>
+            <w:pPr>
+              <w:spacing w:after="40" w:line="264" w:lineRule="auto"/>
+            </w:pPr>
           </w:p>
         </w:tc>
       </w:tr>
-      <w:tr xmlns:wp14="http://schemas.microsoft.com/office/word/2010/wordml" wp14:textId="77777777">
-        <w:trPr>
-          <w:tblHeader w:val="false"/>
-        </w:trPr>
+      <w:tr>
+        <w:tblPrEx>
+          <w:tblCellMar>
+            <w:top w:w="0" w:type="dxa"/>
+            <w:bottom w:w="0" w:type="dxa"/>
+          </w:tblCellMar>
+        </w:tblPrEx>
         <w:tc>
           <w:tcPr>
             <w:tcW w:w="2200" w:type="dxa"/>
@@ -1635,16 +1383,12 @@
               <w:right w:w="100" w:type="dxa"/>
             </w:tcMar>
           </w:tcPr>
-          <w:p wp14:textId="77777777">
-            <w:pPr>
-              <w:spacing w:after="40" w:line="264" w:lineRule="auto"/>
-            </w:pPr>
-            <w:r>
-              <w:rPr>
-                <w:rFonts w:ascii="Times New Roman" w:hAnsi="Times New Roman" w:eastAsia="Times New Roman" w:cs="Times New Roman"/>
-                <w:b w:val="0"/>
-                <w:bCs w:val="0"/>
-                <w:color w:val="000000"/>
+          <w:p>
+            <w:pPr>
+              <w:spacing w:after="40" w:line="264" w:lineRule="auto"/>
+            </w:pPr>
+            <w:r>
+              <w:rPr>
                 <w:sz w:val="22"/>
                 <w:szCs w:val="22"/>
                 <w:lang w:val="en-US"/>
@@ -1663,20 +1407,10 @@
               <w:right w:w="100" w:type="dxa"/>
             </w:tcMar>
           </w:tcPr>
-          <w:p wp14:textId="77777777">
-            <w:pPr>
-              <w:spacing w:after="40" w:line="264"/>
-            </w:pPr>
-            <w:r>
-              <w:rPr>
-                <w:rFonts w:ascii="Times New Roman" w:hAnsi="Times New Roman" w:eastAsia="Times New Roman" w:cs="Times New Roman"/>
-                <w:b w:val="false"/>
-                <w:bCs w:val="false"/>
-                <w:color w:val="000000"/>
-                <w:sz w:val="22"/>
-                <w:szCs w:val="22"/>
-              </w:rPr>
-            </w:r>
+          <w:p>
+            <w:pPr>
+              <w:spacing w:after="40" w:line="264" w:lineRule="auto"/>
+            </w:pPr>
           </w:p>
         </w:tc>
         <w:tc>
@@ -1689,16 +1423,12 @@
               <w:right w:w="100" w:type="dxa"/>
             </w:tcMar>
           </w:tcPr>
-          <w:p wp14:textId="77777777">
-            <w:pPr>
-              <w:spacing w:after="40" w:line="264" w:lineRule="auto"/>
-            </w:pPr>
-            <w:r>
-              <w:rPr>
-                <w:rFonts w:ascii="Times New Roman" w:hAnsi="Times New Roman" w:eastAsia="Times New Roman" w:cs="Times New Roman"/>
-                <w:b w:val="0"/>
-                <w:bCs w:val="0"/>
-                <w:color w:val="000000"/>
+          <w:p>
+            <w:pPr>
+              <w:spacing w:after="40" w:line="264" w:lineRule="auto"/>
+            </w:pPr>
+            <w:r>
+              <w:rPr>
                 <w:sz w:val="22"/>
                 <w:szCs w:val="22"/>
                 <w:lang w:val="en-US"/>
@@ -1717,201 +1447,135 @@
               <w:right w:w="100" w:type="dxa"/>
             </w:tcMar>
           </w:tcPr>
-          <w:p wp14:textId="77777777">
-            <w:pPr>
-              <w:spacing w:after="40" w:line="264"/>
-            </w:pPr>
-            <w:r>
-              <w:rPr>
-                <w:rFonts w:ascii="Times New Roman" w:hAnsi="Times New Roman" w:eastAsia="Times New Roman" w:cs="Times New Roman"/>
-                <w:b w:val="false"/>
-                <w:bCs w:val="false"/>
-                <w:color w:val="000000"/>
-                <w:sz w:val="22"/>
-                <w:szCs w:val="22"/>
-              </w:rPr>
-            </w:r>
+          <w:p>
+            <w:pPr>
+              <w:spacing w:after="40" w:line="264" w:lineRule="auto"/>
+            </w:pPr>
           </w:p>
         </w:tc>
       </w:tr>
     </w:tbl>
-    <w:p xmlns:wp14="http://schemas.microsoft.com/office/word/2010/wordml" wp14:textId="77777777">
+    <w:p>
       <w:r>
         <w:br w:type="page"/>
       </w:r>
     </w:p>
-    <w:p xmlns:wp14="http://schemas.microsoft.com/office/word/2010/wordml" wp14:textId="77777777">
-      <w:pPr>
-        <w:pStyle w:val="Heading1"/>
-        <w:spacing w:before="240" w:after="120"/>
-      </w:pPr>
-      <w:r>
-        <w:rPr>
-          <w:rFonts w:ascii="Times New Roman" w:hAnsi="Times New Roman" w:eastAsia="Times New Roman" w:cs="Times New Roman"/>
-          <w:b w:val="1"/>
-          <w:bCs w:val="1"/>
-          <w:color w:val="1F3864"/>
-          <w:sz w:val="28"/>
-          <w:szCs w:val="28"/>
-          <w:lang w:val="en-US"/>
-        </w:rPr>
+    <w:p>
+      <w:pPr>
+        <w:pStyle w:val="heading20"/>
+      </w:pPr>
+      <w:r>
+        <w:lastRenderedPageBreak/>
         <w:t>Mục lục</w:t>
       </w:r>
     </w:p>
     <w:sdt>
       <w:sdtPr>
+        <w:alias w:val="Mục lục"/>
         <w:id w:val="210124681"/>
-        <w:alias w:val="Mục lục"/>
-        <w:placeholder>
-          <w:docPart w:val="DefaultPlaceholder_1081868574"/>
-        </w:placeholder>
       </w:sdtPr>
       <w:sdtContent>
-        <w:p xmlns:wp14="http://schemas.microsoft.com/office/word/2010/wordml" wp14:textId="77777777">
+        <w:p>
           <w:r>
-            <w:fldChar w:fldCharType="begin" w:dirty="true"/>
+            <w:fldChar w:fldCharType="begin"/>
           </w:r>
           <w:r>
-            <w:instrText xml:space="preserve">TOC \h \o "1-2"</w:instrText>
+            <w:instrText>TOC \h \o "1-2"</w:instrText>
           </w:r>
           <w:r>
             <w:fldChar w:fldCharType="separate"/>
           </w:r>
-        </w:p>
-        <w:p xmlns:wp14="http://schemas.microsoft.com/office/word/2010/wordml" wp14:textId="77777777">
+          <w:r>
+            <w:rPr>
+              <w:b/>
+              <w:bCs/>
+              <w:noProof/>
+              <w:lang w:val="en-US"/>
+            </w:rPr>
+            <w:t>No table of contents entries found.</w:t>
+          </w:r>
           <w:r>
             <w:fldChar w:fldCharType="end"/>
           </w:r>
         </w:p>
       </w:sdtContent>
     </w:sdt>
-    <w:p xmlns:wp14="http://schemas.microsoft.com/office/word/2010/wordml" wp14:textId="77777777">
+    <w:p>
       <w:r>
         <w:br w:type="page"/>
       </w:r>
     </w:p>
-    <w:p xmlns:wp14="http://schemas.microsoft.com/office/word/2010/wordml" wp14:textId="77777777">
-      <w:pPr>
-        <w:pStyle w:val="Heading1"/>
-        <w:spacing w:before="240" w:after="120"/>
-      </w:pPr>
+    <w:p>
+      <w:pPr>
+        <w:pStyle w:val="heading10"/>
+      </w:pPr>
+      <w:r>
+        <w:lastRenderedPageBreak/>
+        <w:t>Giới thiệu &amp; bối cảnh</w:t>
+      </w:r>
+    </w:p>
+    <w:p>
+      <w:pPr>
+        <w:pStyle w:val="heading20"/>
+      </w:pPr>
+      <w:r>
+        <w:t>Bài toán kinh doanh</w:t>
+      </w:r>
       <w:r>
         <w:rPr>
-          <w:rFonts w:ascii="Times New Roman" w:hAnsi="Times New Roman" w:eastAsia="Times New Roman" w:cs="Times New Roman"/>
-          <w:b w:val="1"/>
-          <w:bCs w:val="1"/>
-          <w:color w:val="1F3864"/>
-          <w:sz w:val="28"/>
-          <w:szCs w:val="28"/>
-          <w:lang w:val="en-US"/>
-        </w:rPr>
-        <w:t>1. Giới thiệu &amp; bối cảnh</w:t>
-      </w:r>
-    </w:p>
-    <w:p xmlns:wp14="http://schemas.microsoft.com/office/word/2010/wordml" wp14:textId="77777777">
-      <w:pPr>
-        <w:pStyle w:val="Heading2"/>
-        <w:spacing w:before="180" w:after="100"/>
-      </w:pPr>
-      <w:r>
-        <w:rPr>
-          <w:rFonts w:ascii="Times New Roman" w:hAnsi="Times New Roman" w:eastAsia="Times New Roman" w:cs="Times New Roman"/>
-          <w:b w:val="1"/>
-          <w:bCs w:val="1"/>
-          <w:color w:val="1F3864"/>
-          <w:sz w:val="24"/>
-          <w:szCs w:val="24"/>
-          <w:lang w:val="en-US"/>
-        </w:rPr>
-        <w:t>1.1. Bài toán kinh doanh</w:t>
-      </w:r>
-      <w:r>
-        <w:rPr>
-          <w:rFonts w:ascii="Times New Roman" w:hAnsi="Times New Roman" w:eastAsia="Times New Roman" w:cs="Times New Roman"/>
-          <w:b w:val="1"/>
-          <w:bCs w:val="1"/>
           <w:color w:val="C00000"/>
-          <w:sz w:val="24"/>
-          <w:szCs w:val="24"/>
-          <w:lang w:val="en-US"/>
         </w:rPr>
         <w:t xml:space="preserve">  [BẮT BUỘC]</w:t>
       </w:r>
     </w:p>
-    <w:p xmlns:wp14="http://schemas.microsoft.com/office/word/2010/wordml" wp14:textId="77777777">
+    <w:p>
       <w:pPr>
         <w:spacing w:after="120" w:line="264" w:lineRule="auto"/>
       </w:pPr>
       <w:r>
         <w:rPr>
-          <w:rFonts w:ascii="Times New Roman" w:hAnsi="Times New Roman" w:eastAsia="Times New Roman" w:cs="Times New Roman"/>
-          <w:i w:val="1"/>
-          <w:iCs w:val="1"/>
+          <w:i/>
+          <w:iCs/>
           <w:color w:val="C00000"/>
-          <w:sz w:val="24"/>
-          <w:szCs w:val="24"/>
           <w:lang w:val="en-US"/>
         </w:rPr>
         <w:t>Nêu vấn đề/nhu cầu kinh doanh cần giải quyết, hiện trạng (pain point), quy mô ảnh hưởng và lý do cần triển khai. Trả lời câu hỏi Why.</w:t>
       </w:r>
     </w:p>
-    <w:p xmlns:wp14="http://schemas.microsoft.com/office/word/2010/wordml" wp14:textId="77777777">
+    <w:p>
       <w:pPr>
         <w:spacing w:after="120" w:line="276" w:lineRule="auto"/>
       </w:pPr>
       <w:r>
         <w:rPr>
-          <w:rFonts w:ascii="Times New Roman" w:hAnsi="Times New Roman" w:eastAsia="Times New Roman" w:cs="Times New Roman"/>
-          <w:color w:val="000000"/>
-          <w:sz w:val="24"/>
-          <w:szCs w:val="24"/>
           <w:lang w:val="en-US"/>
         </w:rPr>
         <w:t>‹điền›</w:t>
       </w:r>
     </w:p>
-    <w:p xmlns:wp14="http://schemas.microsoft.com/office/word/2010/wordml" wp14:textId="77777777">
-      <w:pPr>
-        <w:pStyle w:val="Heading2"/>
-        <w:spacing w:before="180" w:after="100"/>
-      </w:pPr>
+    <w:p>
+      <w:pPr>
+        <w:pStyle w:val="heading10"/>
+      </w:pPr>
+      <w:r>
+        <w:t>Mục tiêu &amp; giá trị kinh doanh</w:t>
+      </w:r>
       <w:r>
         <w:rPr>
-          <w:rFonts w:ascii="Times New Roman" w:hAnsi="Times New Roman" w:eastAsia="Times New Roman" w:cs="Times New Roman"/>
-          <w:b w:val="1"/>
-          <w:bCs w:val="1"/>
-          <w:color w:val="1F3864"/>
-          <w:sz w:val="24"/>
-          <w:szCs w:val="24"/>
-          <w:lang w:val="en-US"/>
-        </w:rPr>
-        <w:t>1.2. Mục tiêu &amp; giá trị kinh doanh</w:t>
-      </w:r>
-      <w:r>
-        <w:rPr>
-          <w:rFonts w:ascii="Times New Roman" w:hAnsi="Times New Roman" w:eastAsia="Times New Roman" w:cs="Times New Roman"/>
-          <w:b w:val="1"/>
-          <w:bCs w:val="1"/>
           <w:color w:val="C00000"/>
-          <w:sz w:val="24"/>
-          <w:szCs w:val="24"/>
-          <w:lang w:val="en-US"/>
         </w:rPr>
         <w:t xml:space="preserve">  [BẮT BUỘC]</w:t>
       </w:r>
     </w:p>
-    <w:p xmlns:wp14="http://schemas.microsoft.com/office/word/2010/wordml" wp14:textId="77777777">
+    <w:p>
       <w:pPr>
         <w:spacing w:after="120" w:line="264" w:lineRule="auto"/>
       </w:pPr>
       <w:r>
         <w:rPr>
-          <w:rFonts w:ascii="Times New Roman" w:hAnsi="Times New Roman" w:eastAsia="Times New Roman" w:cs="Times New Roman"/>
-          <w:i w:val="1"/>
-          <w:iCs w:val="1"/>
+          <w:i/>
+          <w:iCs/>
           <w:color w:val="C00000"/>
-          <w:sz w:val="24"/>
-          <w:szCs w:val="24"/>
           <w:lang w:val="en-US"/>
         </w:rPr>
         <w:t>Mục tiêu cần đo lường được (SMART). Gắn với chỉ số kinh doanh cụ thể để làm căn cứ nghiệm thu ở góc độ nghiệp vụ.</w:t>
@@ -1921,20 +1585,31 @@
       <w:tblPr>
         <w:tblW w:w="9346" w:type="dxa"/>
         <w:tblBorders>
-          <w:top w:val="single" w:color="BFBFBF" w:sz="4"/>
-          <w:left w:val="single" w:color="BFBFBF" w:sz="4"/>
-          <w:bottom w:val="single" w:color="BFBFBF" w:sz="4"/>
-          <w:right w:val="single" w:color="BFBFBF" w:sz="4"/>
-          <w:insideH w:val="single" w:color="BFBFBF" w:sz="4"/>
-          <w:insideV w:val="single" w:color="BFBFBF" w:sz="4"/>
+          <w:top w:val="single" w:sz="4" w:space="0" w:color="BFBFBF"/>
+          <w:left w:val="single" w:sz="4" w:space="0" w:color="BFBFBF"/>
+          <w:bottom w:val="single" w:sz="4" w:space="0" w:color="BFBFBF"/>
+          <w:right w:val="single" w:sz="4" w:space="0" w:color="BFBFBF"/>
+          <w:insideH w:val="single" w:sz="4" w:space="0" w:color="BFBFBF"/>
+          <w:insideV w:val="single" w:sz="4" w:space="0" w:color="BFBFBF"/>
         </w:tblBorders>
+        <w:tblCellMar>
+          <w:left w:w="10" w:type="dxa"/>
+          <w:right w:w="10" w:type="dxa"/>
+        </w:tblCellMar>
+        <w:tblLook w:val="04A0" w:firstRow="1" w:lastRow="0" w:firstColumn="1" w:lastColumn="0" w:noHBand="0" w:noVBand="1"/>
       </w:tblPr>
       <w:tblGrid>
         <w:gridCol w:w="1200"/>
         <w:gridCol w:w="5340"/>
         <w:gridCol w:w="2806"/>
       </w:tblGrid>
-      <w:tr xmlns:wp14="http://schemas.microsoft.com/office/word/2010/wordml" wp14:textId="77777777">
+      <w:tr>
+        <w:tblPrEx>
+          <w:tblCellMar>
+            <w:top w:w="0" w:type="dxa"/>
+            <w:bottom w:w="0" w:type="dxa"/>
+          </w:tblCellMar>
+        </w:tblPrEx>
         <w:trPr>
           <w:tblHeader/>
         </w:trPr>
@@ -1949,15 +1624,14 @@
               <w:right w:w="100" w:type="dxa"/>
             </w:tcMar>
           </w:tcPr>
-          <w:p wp14:textId="77777777">
+          <w:p>
             <w:pPr>
               <w:spacing w:after="40"/>
             </w:pPr>
             <w:r>
               <w:rPr>
-                <w:rFonts w:ascii="Times New Roman" w:hAnsi="Times New Roman" w:eastAsia="Times New Roman" w:cs="Times New Roman"/>
-                <w:b w:val="1"/>
-                <w:bCs w:val="1"/>
+                <w:b/>
+                <w:bCs/>
                 <w:color w:val="FFFFFF"/>
                 <w:sz w:val="22"/>
                 <w:szCs w:val="22"/>
@@ -1978,15 +1652,14 @@
               <w:right w:w="100" w:type="dxa"/>
             </w:tcMar>
           </w:tcPr>
-          <w:p wp14:textId="77777777">
+          <w:p>
             <w:pPr>
               <w:spacing w:after="40"/>
             </w:pPr>
             <w:r>
               <w:rPr>
-                <w:rFonts w:ascii="Times New Roman" w:hAnsi="Times New Roman" w:eastAsia="Times New Roman" w:cs="Times New Roman"/>
-                <w:b w:val="1"/>
-                <w:bCs w:val="1"/>
+                <w:b/>
+                <w:bCs/>
                 <w:color w:val="FFFFFF"/>
                 <w:sz w:val="22"/>
                 <w:szCs w:val="22"/>
@@ -2007,15 +1680,14 @@
               <w:right w:w="100" w:type="dxa"/>
             </w:tcMar>
           </w:tcPr>
-          <w:p wp14:textId="77777777">
+          <w:p>
             <w:pPr>
               <w:spacing w:after="40"/>
             </w:pPr>
             <w:r>
               <w:rPr>
-                <w:rFonts w:ascii="Times New Roman" w:hAnsi="Times New Roman" w:eastAsia="Times New Roman" w:cs="Times New Roman"/>
-                <w:b w:val="1"/>
-                <w:bCs w:val="1"/>
+                <w:b/>
+                <w:bCs/>
                 <w:color w:val="FFFFFF"/>
                 <w:sz w:val="22"/>
                 <w:szCs w:val="22"/>
@@ -2026,10 +1698,13 @@
           </w:p>
         </w:tc>
       </w:tr>
-      <w:tr xmlns:wp14="http://schemas.microsoft.com/office/word/2010/wordml" wp14:textId="77777777">
-        <w:trPr>
-          <w:tblHeader w:val="false"/>
-        </w:trPr>
+      <w:tr>
+        <w:tblPrEx>
+          <w:tblCellMar>
+            <w:top w:w="0" w:type="dxa"/>
+            <w:bottom w:w="0" w:type="dxa"/>
+          </w:tblCellMar>
+        </w:tblPrEx>
         <w:tc>
           <w:tcPr>
             <w:tcW w:w="1200" w:type="dxa"/>
@@ -2040,20 +1715,16 @@
               <w:right w:w="100" w:type="dxa"/>
             </w:tcMar>
           </w:tcPr>
-          <w:p wp14:textId="77777777">
-            <w:pPr>
-              <w:spacing w:after="40" w:line="264"/>
-            </w:pPr>
-            <w:r>
-              <w:rPr>
-                <w:rFonts w:ascii="Times New Roman" w:hAnsi="Times New Roman" w:eastAsia="Times New Roman" w:cs="Times New Roman"/>
-                <w:b w:val="false"/>
-                <w:bCs w:val="false"/>
-                <w:color w:val="000000"/>
-                <w:sz w:val="22"/>
-                <w:szCs w:val="22"/>
-              </w:rPr>
-              <w:t xml:space="preserve">OBJ-01</w:t>
+          <w:p>
+            <w:pPr>
+              <w:spacing w:after="40" w:line="264" w:lineRule="auto"/>
+            </w:pPr>
+            <w:r>
+              <w:rPr>
+                <w:sz w:val="22"/>
+                <w:szCs w:val="22"/>
+              </w:rPr>
+              <w:t>OBJ-01</w:t>
             </w:r>
           </w:p>
         </w:tc>
@@ -2067,20 +1738,10 @@
               <w:right w:w="100" w:type="dxa"/>
             </w:tcMar>
           </w:tcPr>
-          <w:p wp14:textId="77777777">
-            <w:pPr>
-              <w:spacing w:after="40" w:line="264"/>
-            </w:pPr>
-            <w:r>
-              <w:rPr>
-                <w:rFonts w:ascii="Times New Roman" w:hAnsi="Times New Roman" w:eastAsia="Times New Roman" w:cs="Times New Roman"/>
-                <w:b w:val="false"/>
-                <w:bCs w:val="false"/>
-                <w:color w:val="000000"/>
-                <w:sz w:val="22"/>
-                <w:szCs w:val="22"/>
-              </w:rPr>
-            </w:r>
+          <w:p>
+            <w:pPr>
+              <w:spacing w:after="40" w:line="264" w:lineRule="auto"/>
+            </w:pPr>
           </w:p>
         </w:tc>
         <w:tc>
@@ -2093,27 +1754,20 @@
               <w:right w:w="100" w:type="dxa"/>
             </w:tcMar>
           </w:tcPr>
-          <w:p wp14:textId="77777777">
-            <w:pPr>
-              <w:spacing w:after="40" w:line="264"/>
-            </w:pPr>
-            <w:r>
-              <w:rPr>
-                <w:rFonts w:ascii="Times New Roman" w:hAnsi="Times New Roman" w:eastAsia="Times New Roman" w:cs="Times New Roman"/>
-                <w:b w:val="false"/>
-                <w:bCs w:val="false"/>
-                <w:color w:val="000000"/>
-                <w:sz w:val="22"/>
-                <w:szCs w:val="22"/>
-              </w:rPr>
-            </w:r>
+          <w:p>
+            <w:pPr>
+              <w:spacing w:after="40" w:line="264" w:lineRule="auto"/>
+            </w:pPr>
           </w:p>
         </w:tc>
       </w:tr>
-      <w:tr xmlns:wp14="http://schemas.microsoft.com/office/word/2010/wordml" wp14:textId="77777777">
-        <w:trPr>
-          <w:tblHeader w:val="false"/>
-        </w:trPr>
+      <w:tr>
+        <w:tblPrEx>
+          <w:tblCellMar>
+            <w:top w:w="0" w:type="dxa"/>
+            <w:bottom w:w="0" w:type="dxa"/>
+          </w:tblCellMar>
+        </w:tblPrEx>
         <w:tc>
           <w:tcPr>
             <w:tcW w:w="1200" w:type="dxa"/>
@@ -2124,20 +1778,16 @@
               <w:right w:w="100" w:type="dxa"/>
             </w:tcMar>
           </w:tcPr>
-          <w:p wp14:textId="77777777">
-            <w:pPr>
-              <w:spacing w:after="40" w:line="264"/>
-            </w:pPr>
-            <w:r>
-              <w:rPr>
-                <w:rFonts w:ascii="Times New Roman" w:hAnsi="Times New Roman" w:eastAsia="Times New Roman" w:cs="Times New Roman"/>
-                <w:b w:val="false"/>
-                <w:bCs w:val="false"/>
-                <w:color w:val="000000"/>
-                <w:sz w:val="22"/>
-                <w:szCs w:val="22"/>
-              </w:rPr>
-              <w:t xml:space="preserve">OBJ-02</w:t>
+          <w:p>
+            <w:pPr>
+              <w:spacing w:after="40" w:line="264" w:lineRule="auto"/>
+            </w:pPr>
+            <w:r>
+              <w:rPr>
+                <w:sz w:val="22"/>
+                <w:szCs w:val="22"/>
+              </w:rPr>
+              <w:t>OBJ-02</w:t>
             </w:r>
           </w:p>
         </w:tc>
@@ -2151,20 +1801,10 @@
               <w:right w:w="100" w:type="dxa"/>
             </w:tcMar>
           </w:tcPr>
-          <w:p wp14:textId="77777777">
-            <w:pPr>
-              <w:spacing w:after="40" w:line="264"/>
-            </w:pPr>
-            <w:r>
-              <w:rPr>
-                <w:rFonts w:ascii="Times New Roman" w:hAnsi="Times New Roman" w:eastAsia="Times New Roman" w:cs="Times New Roman"/>
-                <w:b w:val="false"/>
-                <w:bCs w:val="false"/>
-                <w:color w:val="000000"/>
-                <w:sz w:val="22"/>
-                <w:szCs w:val="22"/>
-              </w:rPr>
-            </w:r>
+          <w:p>
+            <w:pPr>
+              <w:spacing w:after="40" w:line="264" w:lineRule="auto"/>
+            </w:pPr>
           </w:p>
         </w:tc>
         <w:tc>
@@ -2177,128 +1817,78 @@
               <w:right w:w="100" w:type="dxa"/>
             </w:tcMar>
           </w:tcPr>
-          <w:p wp14:textId="77777777">
-            <w:pPr>
-              <w:spacing w:after="40" w:line="264"/>
-            </w:pPr>
-            <w:r>
-              <w:rPr>
-                <w:rFonts w:ascii="Times New Roman" w:hAnsi="Times New Roman" w:eastAsia="Times New Roman" w:cs="Times New Roman"/>
-                <w:b w:val="false"/>
-                <w:bCs w:val="false"/>
-                <w:color w:val="000000"/>
-                <w:sz w:val="22"/>
-                <w:szCs w:val="22"/>
-              </w:rPr>
-            </w:r>
+          <w:p>
+            <w:pPr>
+              <w:spacing w:after="40" w:line="264" w:lineRule="auto"/>
+            </w:pPr>
           </w:p>
         </w:tc>
       </w:tr>
     </w:tbl>
-    <w:p xmlns:wp14="http://schemas.microsoft.com/office/word/2010/wordml" wp14:textId="77777777">
-      <w:pPr>
-        <w:pStyle w:val="Heading2"/>
-        <w:spacing w:before="180" w:after="100"/>
+    <w:p>
+      <w:pPr>
+        <w:pStyle w:val="heading20"/>
+      </w:pPr>
+      <w:r>
+        <w:t>Đối tượng đọc tài liệu</w:t>
+      </w:r>
+    </w:p>
+    <w:p>
+      <w:pPr>
+        <w:spacing w:after="120" w:line="276" w:lineRule="auto"/>
       </w:pPr>
       <w:r>
         <w:rPr>
-          <w:rFonts w:ascii="Times New Roman" w:hAnsi="Times New Roman" w:eastAsia="Times New Roman" w:cs="Times New Roman"/>
-          <w:b w:val="1"/>
-          <w:bCs w:val="1"/>
-          <w:color w:val="1F3864"/>
-          <w:sz w:val="24"/>
-          <w:szCs w:val="24"/>
-          <w:lang w:val="en-US"/>
-        </w:rPr>
-        <w:t>1.3. Đối tượng đọc tài liệu</w:t>
-      </w:r>
-    </w:p>
-    <w:p xmlns:wp14="http://schemas.microsoft.com/office/word/2010/wordml" wp14:textId="77777777">
-      <w:pPr>
-        <w:spacing w:after="120" w:line="276" w:lineRule="auto"/>
-      </w:pPr>
-      <w:r>
-        <w:rPr>
-          <w:rFonts w:ascii="Times New Roman" w:hAnsi="Times New Roman" w:eastAsia="Times New Roman" w:cs="Times New Roman"/>
-          <w:color w:val="000000"/>
-          <w:sz w:val="24"/>
-          <w:szCs w:val="24"/>
           <w:lang w:val="en-US"/>
         </w:rPr>
         <w:t>Ban lãnh đạo, Business, Product, Compliance, Vận hành, CNTT (BA/QA/Kiến trúc). ‹điều chỉnh theo dự án›</w:t>
       </w:r>
     </w:p>
-    <w:p xmlns:wp14="http://schemas.microsoft.com/office/word/2010/wordml" wp14:textId="77777777">
+    <w:p>
       <w:r>
         <w:br w:type="page"/>
       </w:r>
     </w:p>
-    <w:p xmlns:wp14="http://schemas.microsoft.com/office/word/2010/wordml" wp14:textId="6737E931">
-      <w:pPr>
-        <w:pStyle w:val="Heading1"/>
-        <w:spacing w:before="240" w:after="120"/>
-      </w:pPr>
+    <w:p>
+      <w:pPr>
+        <w:pStyle w:val="heading10"/>
+      </w:pPr>
+      <w:r>
+        <w:lastRenderedPageBreak/>
+        <w:t xml:space="preserve">Phạm vi (Scope) </w:t>
+      </w:r>
       <w:r>
         <w:rPr>
-          <w:rFonts w:ascii="Times New Roman" w:hAnsi="Times New Roman" w:eastAsia="Times New Roman" w:cs="Times New Roman"/>
-          <w:b w:val="1"/>
-          <w:bCs w:val="1"/>
-          <w:color w:val="1F3864"/>
-          <w:sz w:val="28"/>
-          <w:szCs w:val="28"/>
-          <w:lang w:val="en-US"/>
-        </w:rPr>
-        <w:t xml:space="preserve">2. Phạm vi (Scope) </w:t>
-      </w:r>
-      <w:r>
-        <w:rPr>
-          <w:rFonts w:ascii="Times New Roman" w:hAnsi="Times New Roman" w:eastAsia="Times New Roman" w:cs="Times New Roman"/>
-          <w:b w:val="1"/>
-          <w:bCs w:val="1"/>
           <w:color w:val="C00000"/>
           <w:sz w:val="20"/>
           <w:szCs w:val="20"/>
-          <w:lang w:val="en-US"/>
         </w:rPr>
         <w:t>[BẮT BUỘC]</w:t>
       </w:r>
     </w:p>
-    <w:p xmlns:wp14="http://schemas.microsoft.com/office/word/2010/wordml" wp14:textId="77777777">
+    <w:p>
       <w:pPr>
         <w:spacing w:after="120" w:line="264" w:lineRule="auto"/>
       </w:pPr>
       <w:r>
         <w:rPr>
-          <w:rFonts w:ascii="Times New Roman" w:hAnsi="Times New Roman" w:eastAsia="Times New Roman" w:cs="Times New Roman"/>
-          <w:i w:val="1"/>
-          <w:iCs w:val="1"/>
+          <w:i/>
+          <w:iCs/>
           <w:color w:val="C00000"/>
-          <w:sz w:val="24"/>
-          <w:szCs w:val="24"/>
           <w:lang w:val="en-US"/>
         </w:rPr>
         <w:t>Xác định rõ ranh giới. Phần “Ngoài phạm vi” quan trọng ngang phần “Trong phạm vi” để tránh hiểu nhầm và scope creep.</w:t>
       </w:r>
     </w:p>
-    <w:p xmlns:wp14="http://schemas.microsoft.com/office/word/2010/wordml" wp14:textId="77777777">
-      <w:pPr>
-        <w:pStyle w:val="Heading2"/>
-        <w:spacing w:before="180" w:after="100"/>
-      </w:pPr>
-      <w:r>
-        <w:rPr>
-          <w:rFonts w:ascii="Times New Roman" w:hAnsi="Times New Roman" w:eastAsia="Times New Roman" w:cs="Times New Roman"/>
-          <w:b w:val="1"/>
-          <w:bCs w:val="1"/>
-          <w:color w:val="1F3864"/>
-          <w:sz w:val="24"/>
-          <w:szCs w:val="24"/>
-          <w:lang w:val="en-US"/>
-        </w:rPr>
-        <w:t>2.1. Trong phạm vi (In scope)</w:t>
-      </w:r>
-    </w:p>
-    <w:p xmlns:wp14="http://schemas.microsoft.com/office/word/2010/wordml" wp14:textId="77777777">
+    <w:p>
+      <w:pPr>
+        <w:pStyle w:val="heading20"/>
+      </w:pPr>
+      <w:r>
+        <w:t>Trong phạm vi (In scope)</w:t>
+      </w:r>
+    </w:p>
+    <w:p>
       <w:pPr>
         <w:pStyle w:val="ListParagraph"/>
         <w:numPr>
@@ -2306,42 +1896,23 @@
           <w:numId w:val="2"/>
         </w:numPr>
         <w:spacing w:after="80" w:line="276" w:lineRule="auto"/>
+      </w:pPr>
+      <w:r>
         <w:rPr>
-          <w:rFonts w:ascii="Times New Roman" w:hAnsi="Times New Roman" w:eastAsia="Times New Roman" w:cs="Times New Roman"/>
-          <w:sz w:val="24"/>
-          <w:szCs w:val="24"/>
-        </w:rPr>
-      </w:pPr>
-      <w:r>
-        <w:rPr>
-          <w:rFonts w:ascii="Times New Roman" w:hAnsi="Times New Roman" w:eastAsia="Times New Roman" w:cs="Times New Roman"/>
-          <w:color w:val="000000"/>
-          <w:sz w:val="24"/>
-          <w:szCs w:val="24"/>
           <w:lang w:val="en-US"/>
         </w:rPr>
         <w:t>‹điền›</w:t>
       </w:r>
     </w:p>
-    <w:p xmlns:wp14="http://schemas.microsoft.com/office/word/2010/wordml" wp14:textId="77777777">
-      <w:pPr>
-        <w:pStyle w:val="Heading2"/>
-        <w:spacing w:before="180" w:after="100"/>
-      </w:pPr>
-      <w:r>
-        <w:rPr>
-          <w:rFonts w:ascii="Times New Roman" w:hAnsi="Times New Roman" w:eastAsia="Times New Roman" w:cs="Times New Roman"/>
-          <w:b w:val="1"/>
-          <w:bCs w:val="1"/>
-          <w:color w:val="1F3864"/>
-          <w:sz w:val="24"/>
-          <w:szCs w:val="24"/>
-          <w:lang w:val="en-US"/>
-        </w:rPr>
-        <w:t>2.2. Ngoài phạm vi (Out of scope)</w:t>
-      </w:r>
-    </w:p>
-    <w:p xmlns:wp14="http://schemas.microsoft.com/office/word/2010/wordml" wp14:textId="77777777">
+    <w:p>
+      <w:pPr>
+        <w:pStyle w:val="heading20"/>
+      </w:pPr>
+      <w:r>
+        <w:t>Ngoài phạm vi (Out of scope)</w:t>
+      </w:r>
+    </w:p>
+    <w:p>
       <w:pPr>
         <w:pStyle w:val="ListParagraph"/>
         <w:numPr>
@@ -2349,348 +1920,78 @@
           <w:numId w:val="2"/>
         </w:numPr>
         <w:spacing w:after="80" w:line="276" w:lineRule="auto"/>
+      </w:pPr>
+      <w:r>
         <w:rPr>
-          <w:rFonts w:ascii="Times New Roman" w:hAnsi="Times New Roman" w:eastAsia="Times New Roman" w:cs="Times New Roman"/>
-          <w:sz w:val="24"/>
-          <w:szCs w:val="24"/>
-        </w:rPr>
-      </w:pPr>
-      <w:r>
-        <w:rPr>
-          <w:rFonts w:ascii="Times New Roman" w:hAnsi="Times New Roman" w:eastAsia="Times New Roman" w:cs="Times New Roman"/>
-          <w:color w:val="000000"/>
-          <w:sz w:val="24"/>
-          <w:szCs w:val="24"/>
           <w:lang w:val="en-US"/>
         </w:rPr>
         <w:t>‹điền›</w:t>
       </w:r>
     </w:p>
-    <w:p xmlns:wp14="http://schemas.microsoft.com/office/word/2010/wordml" wp14:textId="4CBF8442">
-      <w:pPr>
-        <w:pStyle w:val="Heading2"/>
-        <w:spacing w:before="180" w:after="100"/>
+    <w:p>
+      <w:pPr>
+        <w:pStyle w:val="heading20"/>
+      </w:pPr>
+      <w:r>
+        <w:t>Đối tượng / hệ thống liên quan</w:t>
+      </w:r>
+    </w:p>
+    <w:p>
+      <w:pPr>
+        <w:spacing w:after="120" w:line="264" w:lineRule="auto"/>
       </w:pPr>
       <w:r>
         <w:rPr>
-          <w:rFonts w:ascii="Times New Roman" w:hAnsi="Times New Roman" w:eastAsia="Times New Roman" w:cs="Times New Roman"/>
-          <w:b w:val="1"/>
-          <w:bCs w:val="1"/>
-          <w:color w:val="1F3864"/>
-          <w:sz w:val="24"/>
-          <w:szCs w:val="24"/>
-          <w:lang w:val="en-US"/>
-        </w:rPr>
-        <w:t xml:space="preserve">2.3. </w:t>
-      </w:r>
-      <w:r>
-        <w:rPr>
-          <w:rFonts w:ascii="Times New Roman" w:hAnsi="Times New Roman" w:eastAsia="Times New Roman" w:cs="Times New Roman"/>
-          <w:b w:val="1"/>
-          <w:bCs w:val="1"/>
-          <w:color w:val="1F3864"/>
-          <w:sz w:val="24"/>
-          <w:szCs w:val="24"/>
-          <w:lang w:val="en-US"/>
-        </w:rPr>
-        <w:t>Đối</w:t>
-      </w:r>
-      <w:r>
-        <w:rPr>
-          <w:rFonts w:ascii="Times New Roman" w:hAnsi="Times New Roman" w:eastAsia="Times New Roman" w:cs="Times New Roman"/>
-          <w:b w:val="1"/>
-          <w:bCs w:val="1"/>
-          <w:color w:val="1F3864"/>
-          <w:sz w:val="24"/>
-          <w:szCs w:val="24"/>
-          <w:lang w:val="en-US"/>
-        </w:rPr>
-        <w:t xml:space="preserve"> </w:t>
-      </w:r>
-      <w:r>
-        <w:rPr>
-          <w:rFonts w:ascii="Times New Roman" w:hAnsi="Times New Roman" w:eastAsia="Times New Roman" w:cs="Times New Roman"/>
-          <w:b w:val="1"/>
-          <w:bCs w:val="1"/>
-          <w:color w:val="1F3864"/>
-          <w:sz w:val="24"/>
-          <w:szCs w:val="24"/>
-          <w:lang w:val="en-US"/>
-        </w:rPr>
-        <w:t>tượng</w:t>
-      </w:r>
-      <w:r>
-        <w:rPr>
-          <w:rFonts w:ascii="Times New Roman" w:hAnsi="Times New Roman" w:eastAsia="Times New Roman" w:cs="Times New Roman"/>
-          <w:b w:val="1"/>
-          <w:bCs w:val="1"/>
-          <w:color w:val="1F3864"/>
-          <w:sz w:val="24"/>
-          <w:szCs w:val="24"/>
-          <w:lang w:val="en-US"/>
-        </w:rPr>
-        <w:t xml:space="preserve"> / </w:t>
-      </w:r>
-      <w:r>
-        <w:rPr>
-          <w:rFonts w:ascii="Times New Roman" w:hAnsi="Times New Roman" w:eastAsia="Times New Roman" w:cs="Times New Roman"/>
-          <w:b w:val="1"/>
-          <w:bCs w:val="1"/>
-          <w:color w:val="1F3864"/>
-          <w:sz w:val="24"/>
-          <w:szCs w:val="24"/>
-          <w:lang w:val="en-US"/>
-        </w:rPr>
-        <w:t>hệ</w:t>
-      </w:r>
-      <w:r>
-        <w:rPr>
-          <w:rFonts w:ascii="Times New Roman" w:hAnsi="Times New Roman" w:eastAsia="Times New Roman" w:cs="Times New Roman"/>
-          <w:b w:val="1"/>
-          <w:bCs w:val="1"/>
-          <w:color w:val="1F3864"/>
-          <w:sz w:val="24"/>
-          <w:szCs w:val="24"/>
-          <w:lang w:val="en-US"/>
-        </w:rPr>
-        <w:t xml:space="preserve"> </w:t>
-      </w:r>
-      <w:r>
-        <w:rPr>
-          <w:rFonts w:ascii="Times New Roman" w:hAnsi="Times New Roman" w:eastAsia="Times New Roman" w:cs="Times New Roman"/>
-          <w:b w:val="1"/>
-          <w:bCs w:val="1"/>
-          <w:color w:val="1F3864"/>
-          <w:sz w:val="24"/>
-          <w:szCs w:val="24"/>
-          <w:lang w:val="en-US"/>
-        </w:rPr>
-        <w:t>thống</w:t>
-      </w:r>
-      <w:r>
-        <w:rPr>
-          <w:rFonts w:ascii="Times New Roman" w:hAnsi="Times New Roman" w:eastAsia="Times New Roman" w:cs="Times New Roman"/>
-          <w:b w:val="1"/>
-          <w:bCs w:val="1"/>
-          <w:color w:val="1F3864"/>
-          <w:sz w:val="24"/>
-          <w:szCs w:val="24"/>
-          <w:lang w:val="en-US"/>
-        </w:rPr>
-        <w:t xml:space="preserve"> </w:t>
-      </w:r>
-      <w:r>
-        <w:rPr>
-          <w:rFonts w:ascii="Times New Roman" w:hAnsi="Times New Roman" w:eastAsia="Times New Roman" w:cs="Times New Roman"/>
-          <w:b w:val="1"/>
-          <w:bCs w:val="1"/>
-          <w:color w:val="1F3864"/>
-          <w:sz w:val="24"/>
-          <w:szCs w:val="24"/>
-          <w:lang w:val="en-US"/>
-        </w:rPr>
-        <w:t>liên</w:t>
-      </w:r>
-      <w:r>
-        <w:rPr>
-          <w:rFonts w:ascii="Times New Roman" w:hAnsi="Times New Roman" w:eastAsia="Times New Roman" w:cs="Times New Roman"/>
-          <w:b w:val="1"/>
-          <w:bCs w:val="1"/>
-          <w:color w:val="1F3864"/>
-          <w:sz w:val="24"/>
-          <w:szCs w:val="24"/>
-          <w:lang w:val="en-US"/>
-        </w:rPr>
-        <w:t xml:space="preserve"> </w:t>
-      </w:r>
-      <w:r>
-        <w:rPr>
-          <w:rFonts w:ascii="Times New Roman" w:hAnsi="Times New Roman" w:eastAsia="Times New Roman" w:cs="Times New Roman"/>
-          <w:b w:val="1"/>
-          <w:bCs w:val="1"/>
-          <w:color w:val="1F3864"/>
-          <w:sz w:val="24"/>
-          <w:szCs w:val="24"/>
-          <w:lang w:val="en-US"/>
-        </w:rPr>
-        <w:t>quan</w:t>
-      </w:r>
-    </w:p>
-    <w:p xmlns:wp14="http://schemas.microsoft.com/office/word/2010/wordml" wp14:textId="77777777">
-      <w:pPr>
-        <w:spacing w:after="120" w:line="264" w:lineRule="auto"/>
-      </w:pPr>
-      <w:r>
-        <w:rPr>
-          <w:rFonts w:ascii="Times New Roman" w:hAnsi="Times New Roman" w:eastAsia="Times New Roman" w:cs="Times New Roman"/>
-          <w:i w:val="1"/>
-          <w:iCs w:val="1"/>
+          <w:i/>
+          <w:iCs/>
           <w:color w:val="C00000"/>
-          <w:sz w:val="24"/>
-          <w:szCs w:val="24"/>
           <w:lang w:val="en-US"/>
         </w:rPr>
         <w:t>Với mô hình triển khai hệ thống CORE đóng gói/Hybrid: nêu rõ hệ thống đối tác, phạm vi cấu hình vs. tùy chỉnh, các điểm dự kiến cần Gap Analysis.</w:t>
       </w:r>
     </w:p>
-    <w:p xmlns:wp14="http://schemas.microsoft.com/office/word/2010/wordml" wp14:textId="77777777">
+    <w:p>
       <w:pPr>
         <w:spacing w:after="120" w:line="276" w:lineRule="auto"/>
       </w:pPr>
       <w:r>
         <w:rPr>
-          <w:rFonts w:ascii="Times New Roman" w:hAnsi="Times New Roman" w:eastAsia="Times New Roman" w:cs="Times New Roman"/>
-          <w:color w:val="000000"/>
-          <w:sz w:val="24"/>
-          <w:szCs w:val="24"/>
           <w:lang w:val="en-US"/>
         </w:rPr>
         <w:t>‹điền›</w:t>
       </w:r>
     </w:p>
-    <w:p xmlns:wp14="http://schemas.microsoft.com/office/word/2010/wordml" wp14:textId="77777777">
+    <w:p>
       <w:r>
         <w:br w:type="page"/>
       </w:r>
     </w:p>
-    <w:p xmlns:wp14="http://schemas.microsoft.com/office/word/2010/wordml" wp14:textId="71692925">
-      <w:pPr>
-        <w:pStyle w:val="Heading1"/>
-        <w:spacing w:before="240" w:after="120"/>
-      </w:pPr>
+    <w:p>
+      <w:pPr>
+        <w:pStyle w:val="heading10"/>
+      </w:pPr>
+      <w:r>
+        <w:lastRenderedPageBreak/>
+        <w:t xml:space="preserve">Đối tượng tham gia (Actors) </w:t>
+      </w:r>
       <w:r>
         <w:rPr>
-          <w:rFonts w:ascii="Times New Roman" w:hAnsi="Times New Roman" w:eastAsia="Times New Roman" w:cs="Times New Roman"/>
-          <w:b w:val="1"/>
-          <w:bCs w:val="1"/>
-          <w:color w:val="1F3864"/>
-          <w:sz w:val="28"/>
-          <w:szCs w:val="28"/>
-          <w:lang w:val="en-US"/>
-        </w:rPr>
-        <w:t xml:space="preserve">3. Đối </w:t>
-      </w:r>
-      <w:r>
-        <w:rPr>
-          <w:rFonts w:ascii="Times New Roman" w:hAnsi="Times New Roman" w:eastAsia="Times New Roman" w:cs="Times New Roman"/>
-          <w:b w:val="1"/>
-          <w:bCs w:val="1"/>
-          <w:color w:val="1F3864"/>
-          <w:sz w:val="28"/>
-          <w:szCs w:val="28"/>
-          <w:lang w:val="en-US"/>
-        </w:rPr>
-        <w:t>tượng</w:t>
-      </w:r>
-      <w:r>
-        <w:rPr>
-          <w:rFonts w:ascii="Times New Roman" w:hAnsi="Times New Roman" w:eastAsia="Times New Roman" w:cs="Times New Roman"/>
-          <w:b w:val="1"/>
-          <w:bCs w:val="1"/>
-          <w:color w:val="1F3864"/>
-          <w:sz w:val="28"/>
-          <w:szCs w:val="28"/>
-          <w:lang w:val="en-US"/>
-        </w:rPr>
-        <w:t xml:space="preserve"> </w:t>
-      </w:r>
-      <w:r>
-        <w:rPr>
-          <w:rFonts w:ascii="Times New Roman" w:hAnsi="Times New Roman" w:eastAsia="Times New Roman" w:cs="Times New Roman"/>
-          <w:b w:val="1"/>
-          <w:bCs w:val="1"/>
-          <w:color w:val="1F3864"/>
-          <w:sz w:val="28"/>
-          <w:szCs w:val="28"/>
-          <w:lang w:val="en-US"/>
-        </w:rPr>
-        <w:t>tham</w:t>
-      </w:r>
-      <w:r>
-        <w:rPr>
-          <w:rFonts w:ascii="Times New Roman" w:hAnsi="Times New Roman" w:eastAsia="Times New Roman" w:cs="Times New Roman"/>
-          <w:b w:val="1"/>
-          <w:bCs w:val="1"/>
-          <w:color w:val="1F3864"/>
-          <w:sz w:val="28"/>
-          <w:szCs w:val="28"/>
-          <w:lang w:val="en-US"/>
-        </w:rPr>
-        <w:t xml:space="preserve"> </w:t>
-      </w:r>
-      <w:r>
-        <w:rPr>
-          <w:rFonts w:ascii="Times New Roman" w:hAnsi="Times New Roman" w:eastAsia="Times New Roman" w:cs="Times New Roman"/>
-          <w:b w:val="1"/>
-          <w:bCs w:val="1"/>
-          <w:color w:val="1F3864"/>
-          <w:sz w:val="28"/>
-          <w:szCs w:val="28"/>
-          <w:lang w:val="en-US"/>
-        </w:rPr>
-        <w:t>gia</w:t>
-      </w:r>
-      <w:r>
-        <w:rPr>
-          <w:rFonts w:ascii="Times New Roman" w:hAnsi="Times New Roman" w:eastAsia="Times New Roman" w:cs="Times New Roman"/>
-          <w:b w:val="1"/>
-          <w:bCs w:val="1"/>
-          <w:color w:val="1F3864"/>
-          <w:sz w:val="28"/>
-          <w:szCs w:val="28"/>
-          <w:lang w:val="en-US"/>
-        </w:rPr>
-        <w:t xml:space="preserve"> (</w:t>
-      </w:r>
-      <w:r>
-        <w:rPr>
-          <w:rFonts w:ascii="Times New Roman" w:hAnsi="Times New Roman" w:eastAsia="Times New Roman" w:cs="Times New Roman"/>
-          <w:b w:val="1"/>
-          <w:bCs w:val="1"/>
-          <w:color w:val="1F3864"/>
-          <w:sz w:val="28"/>
-          <w:szCs w:val="28"/>
-          <w:lang w:val="en-US"/>
-        </w:rPr>
-        <w:t xml:space="preserve">Actors) </w:t>
-      </w:r>
-      <w:r>
-        <w:rPr>
-          <w:rFonts w:ascii="Times New Roman" w:hAnsi="Times New Roman" w:eastAsia="Times New Roman" w:cs="Times New Roman"/>
-          <w:b w:val="1"/>
-          <w:bCs w:val="1"/>
           <w:color w:val="C00000"/>
           <w:sz w:val="20"/>
           <w:szCs w:val="20"/>
-          <w:lang w:val="en-US"/>
         </w:rPr>
-        <w:t>[</w:t>
-      </w:r>
+        <w:t>[BẮT BUỘC]</w:t>
+      </w:r>
+    </w:p>
+    <w:p>
+      <w:pPr>
+        <w:spacing w:after="120" w:line="264" w:lineRule="auto"/>
+      </w:pPr>
       <w:r>
         <w:rPr>
-          <w:rFonts w:ascii="Times New Roman" w:hAnsi="Times New Roman" w:eastAsia="Times New Roman" w:cs="Times New Roman"/>
-          <w:b w:val="1"/>
-          <w:bCs w:val="1"/>
+          <w:i/>
+          <w:iCs/>
           <w:color w:val="C00000"/>
-          <w:sz w:val="20"/>
-          <w:szCs w:val="20"/>
-          <w:lang w:val="en-US"/>
-        </w:rPr>
-        <w:t>BẮT BUỘC]</w:t>
-      </w:r>
-    </w:p>
-    <w:p xmlns:wp14="http://schemas.microsoft.com/office/word/2010/wordml" wp14:textId="77777777">
-      <w:pPr>
-        <w:spacing w:after="120" w:line="264" w:lineRule="auto"/>
-      </w:pPr>
-      <w:r>
-        <w:rPr>
-          <w:rFonts w:ascii="Times New Roman" w:hAnsi="Times New Roman" w:eastAsia="Times New Roman" w:cs="Times New Roman"/>
-          <w:i w:val="1"/>
-          <w:iCs w:val="1"/>
-          <w:color w:val="C00000"/>
-          <w:sz w:val="24"/>
-          <w:szCs w:val="24"/>
           <w:lang w:val="en-US"/>
         </w:rPr>
         <w:t>Liệt kê mọi vai trò nghiệp vụ tương tác với sản phẩm (người dùng, hệ thống ngoài). Là căn cứ để BA thiết kế phân quyền trong SRS.</w:t>
@@ -2700,13 +2001,18 @@
       <w:tblPr>
         <w:tblW w:w="9346" w:type="dxa"/>
         <w:tblBorders>
-          <w:top w:val="single" w:color="BFBFBF" w:sz="4"/>
-          <w:left w:val="single" w:color="BFBFBF" w:sz="4"/>
-          <w:bottom w:val="single" w:color="BFBFBF" w:sz="4"/>
-          <w:right w:val="single" w:color="BFBFBF" w:sz="4"/>
-          <w:insideH w:val="single" w:color="BFBFBF" w:sz="4"/>
-          <w:insideV w:val="single" w:color="BFBFBF" w:sz="4"/>
+          <w:top w:val="single" w:sz="4" w:space="0" w:color="BFBFBF"/>
+          <w:left w:val="single" w:sz="4" w:space="0" w:color="BFBFBF"/>
+          <w:bottom w:val="single" w:sz="4" w:space="0" w:color="BFBFBF"/>
+          <w:right w:val="single" w:sz="4" w:space="0" w:color="BFBFBF"/>
+          <w:insideH w:val="single" w:sz="4" w:space="0" w:color="BFBFBF"/>
+          <w:insideV w:val="single" w:sz="4" w:space="0" w:color="BFBFBF"/>
         </w:tblBorders>
+        <w:tblCellMar>
+          <w:left w:w="10" w:type="dxa"/>
+          <w:right w:w="10" w:type="dxa"/>
+        </w:tblCellMar>
+        <w:tblLook w:val="04A0" w:firstRow="1" w:lastRow="0" w:firstColumn="1" w:lastColumn="0" w:noHBand="0" w:noVBand="1"/>
       </w:tblPr>
       <w:tblGrid>
         <w:gridCol w:w="1400"/>
@@ -2714,7 +2020,13 @@
         <w:gridCol w:w="3100"/>
         <w:gridCol w:w="2246"/>
       </w:tblGrid>
-      <w:tr xmlns:wp14="http://schemas.microsoft.com/office/word/2010/wordml" wp14:textId="77777777">
+      <w:tr>
+        <w:tblPrEx>
+          <w:tblCellMar>
+            <w:top w:w="0" w:type="dxa"/>
+            <w:bottom w:w="0" w:type="dxa"/>
+          </w:tblCellMar>
+        </w:tblPrEx>
         <w:trPr>
           <w:tblHeader/>
         </w:trPr>
@@ -2729,15 +2041,14 @@
               <w:right w:w="100" w:type="dxa"/>
             </w:tcMar>
           </w:tcPr>
-          <w:p wp14:textId="77777777">
+          <w:p>
             <w:pPr>
               <w:spacing w:after="40"/>
             </w:pPr>
             <w:r>
               <w:rPr>
-                <w:rFonts w:ascii="Times New Roman" w:hAnsi="Times New Roman" w:eastAsia="Times New Roman" w:cs="Times New Roman"/>
-                <w:b w:val="1"/>
-                <w:bCs w:val="1"/>
+                <w:b/>
+                <w:bCs/>
                 <w:color w:val="FFFFFF"/>
                 <w:sz w:val="22"/>
                 <w:szCs w:val="22"/>
@@ -2758,15 +2069,14 @@
               <w:right w:w="100" w:type="dxa"/>
             </w:tcMar>
           </w:tcPr>
-          <w:p wp14:textId="77777777">
+          <w:p>
             <w:pPr>
               <w:spacing w:after="40"/>
             </w:pPr>
             <w:r>
               <w:rPr>
-                <w:rFonts w:ascii="Times New Roman" w:hAnsi="Times New Roman" w:eastAsia="Times New Roman" w:cs="Times New Roman"/>
-                <w:b w:val="1"/>
-                <w:bCs w:val="1"/>
+                <w:b/>
+                <w:bCs/>
                 <w:color w:val="FFFFFF"/>
                 <w:sz w:val="22"/>
                 <w:szCs w:val="22"/>
@@ -2787,15 +2097,14 @@
               <w:right w:w="100" w:type="dxa"/>
             </w:tcMar>
           </w:tcPr>
-          <w:p wp14:textId="77777777">
+          <w:p>
             <w:pPr>
               <w:spacing w:after="40"/>
             </w:pPr>
             <w:r>
               <w:rPr>
-                <w:rFonts w:ascii="Times New Roman" w:hAnsi="Times New Roman" w:eastAsia="Times New Roman" w:cs="Times New Roman"/>
-                <w:b w:val="1"/>
-                <w:bCs w:val="1"/>
+                <w:b/>
+                <w:bCs/>
                 <w:color w:val="FFFFFF"/>
                 <w:sz w:val="22"/>
                 <w:szCs w:val="22"/>
@@ -2816,15 +2125,14 @@
               <w:right w:w="100" w:type="dxa"/>
             </w:tcMar>
           </w:tcPr>
-          <w:p wp14:textId="77777777">
+          <w:p>
             <w:pPr>
               <w:spacing w:after="40"/>
             </w:pPr>
             <w:r>
               <w:rPr>
-                <w:rFonts w:ascii="Times New Roman" w:hAnsi="Times New Roman" w:eastAsia="Times New Roman" w:cs="Times New Roman"/>
-                <w:b w:val="1"/>
-                <w:bCs w:val="1"/>
+                <w:b/>
+                <w:bCs/>
                 <w:color w:val="FFFFFF"/>
                 <w:sz w:val="22"/>
                 <w:szCs w:val="22"/>
@@ -2835,10 +2143,13 @@
           </w:p>
         </w:tc>
       </w:tr>
-      <w:tr xmlns:wp14="http://schemas.microsoft.com/office/word/2010/wordml" wp14:textId="77777777">
-        <w:trPr>
-          <w:tblHeader w:val="false"/>
-        </w:trPr>
+      <w:tr>
+        <w:tblPrEx>
+          <w:tblCellMar>
+            <w:top w:w="0" w:type="dxa"/>
+            <w:bottom w:w="0" w:type="dxa"/>
+          </w:tblCellMar>
+        </w:tblPrEx>
         <w:tc>
           <w:tcPr>
             <w:tcW w:w="1400" w:type="dxa"/>
@@ -2849,20 +2160,16 @@
               <w:right w:w="100" w:type="dxa"/>
             </w:tcMar>
           </w:tcPr>
-          <w:p wp14:textId="77777777">
-            <w:pPr>
-              <w:spacing w:after="40" w:line="264"/>
-            </w:pPr>
-            <w:r>
-              <w:rPr>
-                <w:rFonts w:ascii="Times New Roman" w:hAnsi="Times New Roman" w:eastAsia="Times New Roman" w:cs="Times New Roman"/>
-                <w:b w:val="false"/>
-                <w:bCs w:val="false"/>
-                <w:color w:val="000000"/>
-                <w:sz w:val="22"/>
-                <w:szCs w:val="22"/>
-              </w:rPr>
-              <w:t xml:space="preserve">ACT-01</w:t>
+          <w:p>
+            <w:pPr>
+              <w:spacing w:after="40" w:line="264" w:lineRule="auto"/>
+            </w:pPr>
+            <w:r>
+              <w:rPr>
+                <w:sz w:val="22"/>
+                <w:szCs w:val="22"/>
+              </w:rPr>
+              <w:t>ACT-01</w:t>
             </w:r>
           </w:p>
         </w:tc>
@@ -2876,20 +2183,10 @@
               <w:right w:w="100" w:type="dxa"/>
             </w:tcMar>
           </w:tcPr>
-          <w:p wp14:textId="77777777">
-            <w:pPr>
-              <w:spacing w:after="40" w:line="264"/>
-            </w:pPr>
-            <w:r>
-              <w:rPr>
-                <w:rFonts w:ascii="Times New Roman" w:hAnsi="Times New Roman" w:eastAsia="Times New Roman" w:cs="Times New Roman"/>
-                <w:b w:val="false"/>
-                <w:bCs w:val="false"/>
-                <w:color w:val="000000"/>
-                <w:sz w:val="22"/>
-                <w:szCs w:val="22"/>
-              </w:rPr>
-            </w:r>
+          <w:p>
+            <w:pPr>
+              <w:spacing w:after="40" w:line="264" w:lineRule="auto"/>
+            </w:pPr>
           </w:p>
         </w:tc>
         <w:tc>
@@ -2902,20 +2199,10 @@
               <w:right w:w="100" w:type="dxa"/>
             </w:tcMar>
           </w:tcPr>
-          <w:p wp14:textId="77777777">
-            <w:pPr>
-              <w:spacing w:after="40" w:line="264"/>
-            </w:pPr>
-            <w:r>
-              <w:rPr>
-                <w:rFonts w:ascii="Times New Roman" w:hAnsi="Times New Roman" w:eastAsia="Times New Roman" w:cs="Times New Roman"/>
-                <w:b w:val="false"/>
-                <w:bCs w:val="false"/>
-                <w:color w:val="000000"/>
-                <w:sz w:val="22"/>
-                <w:szCs w:val="22"/>
-              </w:rPr>
-            </w:r>
+          <w:p>
+            <w:pPr>
+              <w:spacing w:after="40" w:line="264" w:lineRule="auto"/>
+            </w:pPr>
           </w:p>
         </w:tc>
         <w:tc>
@@ -2928,27 +2215,20 @@
               <w:right w:w="100" w:type="dxa"/>
             </w:tcMar>
           </w:tcPr>
-          <w:p wp14:textId="77777777">
-            <w:pPr>
-              <w:spacing w:after="40" w:line="264"/>
-            </w:pPr>
-            <w:r>
-              <w:rPr>
-                <w:rFonts w:ascii="Times New Roman" w:hAnsi="Times New Roman" w:eastAsia="Times New Roman" w:cs="Times New Roman"/>
-                <w:b w:val="false"/>
-                <w:bCs w:val="false"/>
-                <w:color w:val="000000"/>
-                <w:sz w:val="22"/>
-                <w:szCs w:val="22"/>
-              </w:rPr>
-            </w:r>
+          <w:p>
+            <w:pPr>
+              <w:spacing w:after="40" w:line="264" w:lineRule="auto"/>
+            </w:pPr>
           </w:p>
         </w:tc>
       </w:tr>
-      <w:tr xmlns:wp14="http://schemas.microsoft.com/office/word/2010/wordml" wp14:textId="77777777">
-        <w:trPr>
-          <w:tblHeader w:val="false"/>
-        </w:trPr>
+      <w:tr>
+        <w:tblPrEx>
+          <w:tblCellMar>
+            <w:top w:w="0" w:type="dxa"/>
+            <w:bottom w:w="0" w:type="dxa"/>
+          </w:tblCellMar>
+        </w:tblPrEx>
         <w:tc>
           <w:tcPr>
             <w:tcW w:w="1400" w:type="dxa"/>
@@ -2959,20 +2239,16 @@
               <w:right w:w="100" w:type="dxa"/>
             </w:tcMar>
           </w:tcPr>
-          <w:p wp14:textId="77777777">
-            <w:pPr>
-              <w:spacing w:after="40" w:line="264"/>
-            </w:pPr>
-            <w:r>
-              <w:rPr>
-                <w:rFonts w:ascii="Times New Roman" w:hAnsi="Times New Roman" w:eastAsia="Times New Roman" w:cs="Times New Roman"/>
-                <w:b w:val="false"/>
-                <w:bCs w:val="false"/>
-                <w:color w:val="000000"/>
-                <w:sz w:val="22"/>
-                <w:szCs w:val="22"/>
-              </w:rPr>
-              <w:t xml:space="preserve">ACT-02</w:t>
+          <w:p>
+            <w:pPr>
+              <w:spacing w:after="40" w:line="264" w:lineRule="auto"/>
+            </w:pPr>
+            <w:r>
+              <w:rPr>
+                <w:sz w:val="22"/>
+                <w:szCs w:val="22"/>
+              </w:rPr>
+              <w:t>ACT-02</w:t>
             </w:r>
           </w:p>
         </w:tc>
@@ -2986,20 +2262,10 @@
               <w:right w:w="100" w:type="dxa"/>
             </w:tcMar>
           </w:tcPr>
-          <w:p wp14:textId="77777777">
-            <w:pPr>
-              <w:spacing w:after="40" w:line="264"/>
-            </w:pPr>
-            <w:r>
-              <w:rPr>
-                <w:rFonts w:ascii="Times New Roman" w:hAnsi="Times New Roman" w:eastAsia="Times New Roman" w:cs="Times New Roman"/>
-                <w:b w:val="false"/>
-                <w:bCs w:val="false"/>
-                <w:color w:val="000000"/>
-                <w:sz w:val="22"/>
-                <w:szCs w:val="22"/>
-              </w:rPr>
-            </w:r>
+          <w:p>
+            <w:pPr>
+              <w:spacing w:after="40" w:line="264" w:lineRule="auto"/>
+            </w:pPr>
           </w:p>
         </w:tc>
         <w:tc>
@@ -3012,20 +2278,10 @@
               <w:right w:w="100" w:type="dxa"/>
             </w:tcMar>
           </w:tcPr>
-          <w:p wp14:textId="77777777">
-            <w:pPr>
-              <w:spacing w:after="40" w:line="264"/>
-            </w:pPr>
-            <w:r>
-              <w:rPr>
-                <w:rFonts w:ascii="Times New Roman" w:hAnsi="Times New Roman" w:eastAsia="Times New Roman" w:cs="Times New Roman"/>
-                <w:b w:val="false"/>
-                <w:bCs w:val="false"/>
-                <w:color w:val="000000"/>
-                <w:sz w:val="22"/>
-                <w:szCs w:val="22"/>
-              </w:rPr>
-            </w:r>
+          <w:p>
+            <w:pPr>
+              <w:spacing w:after="40" w:line="264" w:lineRule="auto"/>
+            </w:pPr>
           </w:p>
         </w:tc>
         <w:tc>
@@ -3038,139 +2294,86 @@
               <w:right w:w="100" w:type="dxa"/>
             </w:tcMar>
           </w:tcPr>
-          <w:p wp14:textId="77777777">
-            <w:pPr>
-              <w:spacing w:after="40" w:line="264"/>
-            </w:pPr>
-            <w:r>
-              <w:rPr>
-                <w:rFonts w:ascii="Times New Roman" w:hAnsi="Times New Roman" w:eastAsia="Times New Roman" w:cs="Times New Roman"/>
-                <w:b w:val="false"/>
-                <w:bCs w:val="false"/>
-                <w:color w:val="000000"/>
-                <w:sz w:val="22"/>
-                <w:szCs w:val="22"/>
-              </w:rPr>
-            </w:r>
+          <w:p>
+            <w:pPr>
+              <w:spacing w:after="40" w:line="264" w:lineRule="auto"/>
+            </w:pPr>
           </w:p>
         </w:tc>
       </w:tr>
     </w:tbl>
-    <w:p xmlns:wp14="http://schemas.microsoft.com/office/word/2010/wordml" wp14:textId="77777777">
+    <w:p>
       <w:r>
         <w:br w:type="page"/>
       </w:r>
     </w:p>
-    <w:p xmlns:wp14="http://schemas.microsoft.com/office/word/2010/wordml" wp14:textId="77777777">
-      <w:pPr>
-        <w:pStyle w:val="Heading1"/>
-        <w:spacing w:before="240" w:after="120"/>
-      </w:pPr>
+    <w:p>
+      <w:pPr>
+        <w:pStyle w:val="heading10"/>
+      </w:pPr>
+      <w:r>
+        <w:lastRenderedPageBreak/>
+        <w:t>Quy trình nghiệp vụ (Business Process)</w:t>
+      </w:r>
       <w:r>
         <w:rPr>
-          <w:rFonts w:ascii="Times New Roman" w:hAnsi="Times New Roman" w:eastAsia="Times New Roman" w:cs="Times New Roman"/>
-          <w:b w:val="1"/>
-          <w:bCs w:val="1"/>
-          <w:color w:val="1F3864"/>
-          <w:sz w:val="28"/>
-          <w:szCs w:val="28"/>
-          <w:lang w:val="en-US"/>
-        </w:rPr>
-        <w:t>4. Quy trình nghiệp vụ (Business Process)</w:t>
-      </w:r>
-      <w:r>
-        <w:rPr>
-          <w:rFonts w:ascii="Times New Roman" w:hAnsi="Times New Roman" w:eastAsia="Times New Roman" w:cs="Times New Roman"/>
-          <w:b w:val="1"/>
-          <w:bCs w:val="1"/>
           <w:color w:val="C00000"/>
           <w:sz w:val="20"/>
           <w:szCs w:val="20"/>
-          <w:lang w:val="en-US"/>
         </w:rPr>
         <w:t xml:space="preserve">  [BẮT BUỘC]</w:t>
       </w:r>
     </w:p>
-    <w:p xmlns:wp14="http://schemas.microsoft.com/office/word/2010/wordml" wp14:textId="77777777">
-      <w:pPr>
-        <w:pStyle w:val="Heading2"/>
-        <w:spacing w:before="180" w:after="100"/>
+    <w:p>
+      <w:pPr>
+        <w:pStyle w:val="heading20"/>
+      </w:pPr>
+      <w:r>
+        <w:t>Quy trình hiện tại (As-Is)</w:t>
+      </w:r>
+    </w:p>
+    <w:p>
+      <w:pPr>
+        <w:spacing w:after="120" w:line="264" w:lineRule="auto"/>
       </w:pPr>
       <w:r>
         <w:rPr>
-          <w:rFonts w:ascii="Times New Roman" w:hAnsi="Times New Roman" w:eastAsia="Times New Roman" w:cs="Times New Roman"/>
-          <w:b w:val="1"/>
-          <w:bCs w:val="1"/>
-          <w:color w:val="1F3864"/>
-          <w:sz w:val="24"/>
-          <w:szCs w:val="24"/>
-          <w:lang w:val="en-US"/>
-        </w:rPr>
-        <w:t>4.1. Quy trình hiện tại (As-Is)</w:t>
-      </w:r>
-    </w:p>
-    <w:p xmlns:wp14="http://schemas.microsoft.com/office/word/2010/wordml" wp14:textId="77777777">
-      <w:pPr>
-        <w:spacing w:after="120" w:line="264" w:lineRule="auto"/>
-      </w:pPr>
-      <w:r>
-        <w:rPr>
-          <w:rFonts w:ascii="Times New Roman" w:hAnsi="Times New Roman" w:eastAsia="Times New Roman" w:cs="Times New Roman"/>
-          <w:i w:val="1"/>
-          <w:iCs w:val="1"/>
+          <w:i/>
+          <w:iCs/>
           <w:color w:val="C00000"/>
-          <w:sz w:val="24"/>
-          <w:szCs w:val="24"/>
           <w:lang w:val="en-US"/>
         </w:rPr>
         <w:t>Mô tả cách nghiệp vụ đang vận hành hiện nay (nếu có). Có thể chèn sơ đồ (BPMN/flowchart). Nêu các nút thắt.</w:t>
       </w:r>
     </w:p>
-    <w:p xmlns:wp14="http://schemas.microsoft.com/office/word/2010/wordml" wp14:textId="77777777">
+    <w:p>
       <w:pPr>
         <w:spacing w:after="120" w:line="276" w:lineRule="auto"/>
       </w:pPr>
       <w:r>
         <w:rPr>
-          <w:rFonts w:ascii="Times New Roman" w:hAnsi="Times New Roman" w:eastAsia="Times New Roman" w:cs="Times New Roman"/>
-          <w:color w:val="000000"/>
-          <w:sz w:val="24"/>
-          <w:szCs w:val="24"/>
           <w:lang w:val="en-US"/>
         </w:rPr>
         <w:t>‹điền / chèn sơ đồ›</w:t>
       </w:r>
     </w:p>
-    <w:p xmlns:wp14="http://schemas.microsoft.com/office/word/2010/wordml" wp14:textId="77777777">
-      <w:pPr>
-        <w:pStyle w:val="Heading2"/>
-        <w:spacing w:before="180" w:after="100"/>
+    <w:p>
+      <w:pPr>
+        <w:pStyle w:val="heading20"/>
+      </w:pPr>
+      <w:r>
+        <w:t>Quy trình mục tiêu (To-Be)</w:t>
+      </w:r>
+    </w:p>
+    <w:p>
+      <w:pPr>
+        <w:spacing w:after="120" w:line="264" w:lineRule="auto"/>
       </w:pPr>
       <w:r>
         <w:rPr>
-          <w:rFonts w:ascii="Times New Roman" w:hAnsi="Times New Roman" w:eastAsia="Times New Roman" w:cs="Times New Roman"/>
-          <w:b w:val="1"/>
-          <w:bCs w:val="1"/>
-          <w:color w:val="1F3864"/>
-          <w:sz w:val="24"/>
-          <w:szCs w:val="24"/>
-          <w:lang w:val="en-US"/>
-        </w:rPr>
-        <w:t>4.2. Quy trình mục tiêu (To-Be)</w:t>
-      </w:r>
-    </w:p>
-    <w:p xmlns:wp14="http://schemas.microsoft.com/office/word/2010/wordml" wp14:textId="77777777">
-      <w:pPr>
-        <w:spacing w:after="120" w:line="264" w:lineRule="auto"/>
-      </w:pPr>
-      <w:r>
-        <w:rPr>
-          <w:rFonts w:ascii="Times New Roman" w:hAnsi="Times New Roman" w:eastAsia="Times New Roman" w:cs="Times New Roman"/>
-          <w:i w:val="1"/>
-          <w:iCs w:val="1"/>
+          <w:i/>
+          <w:iCs/>
           <w:color w:val="C00000"/>
-          <w:sz w:val="24"/>
-          <w:szCs w:val="24"/>
           <w:lang w:val="en-US"/>
         </w:rPr>
         <w:t>Mô tả quy trình sau khi triển khai sản phẩm. Đánh số từng bước, nêu rõ đầu vào – xử lý – đầu ra và vai trò thực hiện mỗi bước.</w:t>
@@ -3180,13 +2383,18 @@
       <w:tblPr>
         <w:tblW w:w="9346" w:type="dxa"/>
         <w:tblBorders>
-          <w:top w:val="single" w:color="BFBFBF" w:sz="4"/>
-          <w:left w:val="single" w:color="BFBFBF" w:sz="4"/>
-          <w:bottom w:val="single" w:color="BFBFBF" w:sz="4"/>
-          <w:right w:val="single" w:color="BFBFBF" w:sz="4"/>
-          <w:insideH w:val="single" w:color="BFBFBF" w:sz="4"/>
-          <w:insideV w:val="single" w:color="BFBFBF" w:sz="4"/>
+          <w:top w:val="single" w:sz="4" w:space="0" w:color="BFBFBF"/>
+          <w:left w:val="single" w:sz="4" w:space="0" w:color="BFBFBF"/>
+          <w:bottom w:val="single" w:sz="4" w:space="0" w:color="BFBFBF"/>
+          <w:right w:val="single" w:sz="4" w:space="0" w:color="BFBFBF"/>
+          <w:insideH w:val="single" w:sz="4" w:space="0" w:color="BFBFBF"/>
+          <w:insideV w:val="single" w:sz="4" w:space="0" w:color="BFBFBF"/>
         </w:tblBorders>
+        <w:tblCellMar>
+          <w:left w:w="10" w:type="dxa"/>
+          <w:right w:w="10" w:type="dxa"/>
+        </w:tblCellMar>
+        <w:tblLook w:val="04A0" w:firstRow="1" w:lastRow="0" w:firstColumn="1" w:lastColumn="0" w:noHBand="0" w:noVBand="1"/>
       </w:tblPr>
       <w:tblGrid>
         <w:gridCol w:w="1200"/>
@@ -3194,7 +2402,13 @@
         <w:gridCol w:w="2900"/>
         <w:gridCol w:w="2846"/>
       </w:tblGrid>
-      <w:tr xmlns:wp14="http://schemas.microsoft.com/office/word/2010/wordml" wp14:textId="77777777">
+      <w:tr>
+        <w:tblPrEx>
+          <w:tblCellMar>
+            <w:top w:w="0" w:type="dxa"/>
+            <w:bottom w:w="0" w:type="dxa"/>
+          </w:tblCellMar>
+        </w:tblPrEx>
         <w:trPr>
           <w:tblHeader/>
         </w:trPr>
@@ -3209,15 +2423,14 @@
               <w:right w:w="100" w:type="dxa"/>
             </w:tcMar>
           </w:tcPr>
-          <w:p wp14:textId="77777777">
+          <w:p>
             <w:pPr>
               <w:spacing w:after="40"/>
             </w:pPr>
             <w:r>
               <w:rPr>
-                <w:rFonts w:ascii="Times New Roman" w:hAnsi="Times New Roman" w:eastAsia="Times New Roman" w:cs="Times New Roman"/>
-                <w:b w:val="1"/>
-                <w:bCs w:val="1"/>
+                <w:b/>
+                <w:bCs/>
                 <w:color w:val="FFFFFF"/>
                 <w:sz w:val="22"/>
                 <w:szCs w:val="22"/>
@@ -3238,15 +2451,14 @@
               <w:right w:w="100" w:type="dxa"/>
             </w:tcMar>
           </w:tcPr>
-          <w:p wp14:textId="77777777">
+          <w:p>
             <w:pPr>
               <w:spacing w:after="40"/>
             </w:pPr>
             <w:r>
               <w:rPr>
-                <w:rFonts w:ascii="Times New Roman" w:hAnsi="Times New Roman" w:eastAsia="Times New Roman" w:cs="Times New Roman"/>
-                <w:b w:val="1"/>
-                <w:bCs w:val="1"/>
+                <w:b/>
+                <w:bCs/>
                 <w:color w:val="FFFFFF"/>
                 <w:sz w:val="22"/>
                 <w:szCs w:val="22"/>
@@ -3267,15 +2479,14 @@
               <w:right w:w="100" w:type="dxa"/>
             </w:tcMar>
           </w:tcPr>
-          <w:p wp14:textId="77777777">
+          <w:p>
             <w:pPr>
               <w:spacing w:after="40"/>
             </w:pPr>
             <w:r>
               <w:rPr>
-                <w:rFonts w:ascii="Times New Roman" w:hAnsi="Times New Roman" w:eastAsia="Times New Roman" w:cs="Times New Roman"/>
-                <w:b w:val="1"/>
-                <w:bCs w:val="1"/>
+                <w:b/>
+                <w:bCs/>
                 <w:color w:val="FFFFFF"/>
                 <w:sz w:val="22"/>
                 <w:szCs w:val="22"/>
@@ -3296,15 +2507,14 @@
               <w:right w:w="100" w:type="dxa"/>
             </w:tcMar>
           </w:tcPr>
-          <w:p wp14:textId="77777777">
+          <w:p>
             <w:pPr>
               <w:spacing w:after="40"/>
             </w:pPr>
             <w:r>
               <w:rPr>
-                <w:rFonts w:ascii="Times New Roman" w:hAnsi="Times New Roman" w:eastAsia="Times New Roman" w:cs="Times New Roman"/>
-                <w:b w:val="1"/>
-                <w:bCs w:val="1"/>
+                <w:b/>
+                <w:bCs/>
                 <w:color w:val="FFFFFF"/>
                 <w:sz w:val="22"/>
                 <w:szCs w:val="22"/>
@@ -3315,10 +2525,13 @@
           </w:p>
         </w:tc>
       </w:tr>
-      <w:tr xmlns:wp14="http://schemas.microsoft.com/office/word/2010/wordml" wp14:textId="77777777">
-        <w:trPr>
-          <w:tblHeader w:val="false"/>
-        </w:trPr>
+      <w:tr>
+        <w:tblPrEx>
+          <w:tblCellMar>
+            <w:top w:w="0" w:type="dxa"/>
+            <w:bottom w:w="0" w:type="dxa"/>
+          </w:tblCellMar>
+        </w:tblPrEx>
         <w:tc>
           <w:tcPr>
             <w:tcW w:w="1200" w:type="dxa"/>
@@ -3329,20 +2542,16 @@
               <w:right w:w="100" w:type="dxa"/>
             </w:tcMar>
           </w:tcPr>
-          <w:p wp14:textId="77777777">
-            <w:pPr>
-              <w:spacing w:after="40" w:line="264"/>
-            </w:pPr>
-            <w:r>
-              <w:rPr>
-                <w:rFonts w:ascii="Times New Roman" w:hAnsi="Times New Roman" w:eastAsia="Times New Roman" w:cs="Times New Roman"/>
-                <w:b w:val="false"/>
-                <w:bCs w:val="false"/>
-                <w:color w:val="000000"/>
-                <w:sz w:val="22"/>
-                <w:szCs w:val="22"/>
-              </w:rPr>
-              <w:t xml:space="preserve">1</w:t>
+          <w:p>
+            <w:pPr>
+              <w:spacing w:after="40" w:line="264" w:lineRule="auto"/>
+            </w:pPr>
+            <w:r>
+              <w:rPr>
+                <w:sz w:val="22"/>
+                <w:szCs w:val="22"/>
+              </w:rPr>
+              <w:t>1</w:t>
             </w:r>
           </w:p>
         </w:tc>
@@ -3356,20 +2565,10 @@
               <w:right w:w="100" w:type="dxa"/>
             </w:tcMar>
           </w:tcPr>
-          <w:p wp14:textId="77777777">
-            <w:pPr>
-              <w:spacing w:after="40" w:line="264"/>
-            </w:pPr>
-            <w:r>
-              <w:rPr>
-                <w:rFonts w:ascii="Times New Roman" w:hAnsi="Times New Roman" w:eastAsia="Times New Roman" w:cs="Times New Roman"/>
-                <w:b w:val="false"/>
-                <w:bCs w:val="false"/>
-                <w:color w:val="000000"/>
-                <w:sz w:val="22"/>
-                <w:szCs w:val="22"/>
-              </w:rPr>
-            </w:r>
+          <w:p>
+            <w:pPr>
+              <w:spacing w:after="40" w:line="264" w:lineRule="auto"/>
+            </w:pPr>
           </w:p>
         </w:tc>
         <w:tc>
@@ -3382,20 +2581,10 @@
               <w:right w:w="100" w:type="dxa"/>
             </w:tcMar>
           </w:tcPr>
-          <w:p wp14:textId="77777777">
-            <w:pPr>
-              <w:spacing w:after="40" w:line="264"/>
-            </w:pPr>
-            <w:r>
-              <w:rPr>
-                <w:rFonts w:ascii="Times New Roman" w:hAnsi="Times New Roman" w:eastAsia="Times New Roman" w:cs="Times New Roman"/>
-                <w:b w:val="false"/>
-                <w:bCs w:val="false"/>
-                <w:color w:val="000000"/>
-                <w:sz w:val="22"/>
-                <w:szCs w:val="22"/>
-              </w:rPr>
-            </w:r>
+          <w:p>
+            <w:pPr>
+              <w:spacing w:after="40" w:line="264" w:lineRule="auto"/>
+            </w:pPr>
           </w:p>
         </w:tc>
         <w:tc>
@@ -3408,27 +2597,20 @@
               <w:right w:w="100" w:type="dxa"/>
             </w:tcMar>
           </w:tcPr>
-          <w:p wp14:textId="77777777">
-            <w:pPr>
-              <w:spacing w:after="40" w:line="264"/>
-            </w:pPr>
-            <w:r>
-              <w:rPr>
-                <w:rFonts w:ascii="Times New Roman" w:hAnsi="Times New Roman" w:eastAsia="Times New Roman" w:cs="Times New Roman"/>
-                <w:b w:val="false"/>
-                <w:bCs w:val="false"/>
-                <w:color w:val="000000"/>
-                <w:sz w:val="22"/>
-                <w:szCs w:val="22"/>
-              </w:rPr>
-            </w:r>
+          <w:p>
+            <w:pPr>
+              <w:spacing w:after="40" w:line="264" w:lineRule="auto"/>
+            </w:pPr>
           </w:p>
         </w:tc>
       </w:tr>
-      <w:tr xmlns:wp14="http://schemas.microsoft.com/office/word/2010/wordml" wp14:textId="77777777">
-        <w:trPr>
-          <w:tblHeader w:val="false"/>
-        </w:trPr>
+      <w:tr>
+        <w:tblPrEx>
+          <w:tblCellMar>
+            <w:top w:w="0" w:type="dxa"/>
+            <w:bottom w:w="0" w:type="dxa"/>
+          </w:tblCellMar>
+        </w:tblPrEx>
         <w:tc>
           <w:tcPr>
             <w:tcW w:w="1200" w:type="dxa"/>
@@ -3439,20 +2621,16 @@
               <w:right w:w="100" w:type="dxa"/>
             </w:tcMar>
           </w:tcPr>
-          <w:p wp14:textId="77777777">
-            <w:pPr>
-              <w:spacing w:after="40" w:line="264"/>
-            </w:pPr>
-            <w:r>
-              <w:rPr>
-                <w:rFonts w:ascii="Times New Roman" w:hAnsi="Times New Roman" w:eastAsia="Times New Roman" w:cs="Times New Roman"/>
-                <w:b w:val="false"/>
-                <w:bCs w:val="false"/>
-                <w:color w:val="000000"/>
-                <w:sz w:val="22"/>
-                <w:szCs w:val="22"/>
-              </w:rPr>
-              <w:t xml:space="preserve">2</w:t>
+          <w:p>
+            <w:pPr>
+              <w:spacing w:after="40" w:line="264" w:lineRule="auto"/>
+            </w:pPr>
+            <w:r>
+              <w:rPr>
+                <w:sz w:val="22"/>
+                <w:szCs w:val="22"/>
+              </w:rPr>
+              <w:t>2</w:t>
             </w:r>
           </w:p>
         </w:tc>
@@ -3466,20 +2644,10 @@
               <w:right w:w="100" w:type="dxa"/>
             </w:tcMar>
           </w:tcPr>
-          <w:p wp14:textId="77777777">
-            <w:pPr>
-              <w:spacing w:after="40" w:line="264"/>
-            </w:pPr>
-            <w:r>
-              <w:rPr>
-                <w:rFonts w:ascii="Times New Roman" w:hAnsi="Times New Roman" w:eastAsia="Times New Roman" w:cs="Times New Roman"/>
-                <w:b w:val="false"/>
-                <w:bCs w:val="false"/>
-                <w:color w:val="000000"/>
-                <w:sz w:val="22"/>
-                <w:szCs w:val="22"/>
-              </w:rPr>
-            </w:r>
+          <w:p>
+            <w:pPr>
+              <w:spacing w:after="40" w:line="264" w:lineRule="auto"/>
+            </w:pPr>
           </w:p>
         </w:tc>
         <w:tc>
@@ -3492,20 +2660,10 @@
               <w:right w:w="100" w:type="dxa"/>
             </w:tcMar>
           </w:tcPr>
-          <w:p wp14:textId="77777777">
-            <w:pPr>
-              <w:spacing w:after="40" w:line="264"/>
-            </w:pPr>
-            <w:r>
-              <w:rPr>
-                <w:rFonts w:ascii="Times New Roman" w:hAnsi="Times New Roman" w:eastAsia="Times New Roman" w:cs="Times New Roman"/>
-                <w:b w:val="false"/>
-                <w:bCs w:val="false"/>
-                <w:color w:val="000000"/>
-                <w:sz w:val="22"/>
-                <w:szCs w:val="22"/>
-              </w:rPr>
-            </w:r>
+          <w:p>
+            <w:pPr>
+              <w:spacing w:after="40" w:line="264" w:lineRule="auto"/>
+            </w:pPr>
           </w:p>
         </w:tc>
         <w:tc>
@@ -3518,71 +2676,45 @@
               <w:right w:w="100" w:type="dxa"/>
             </w:tcMar>
           </w:tcPr>
-          <w:p wp14:textId="77777777">
-            <w:pPr>
-              <w:spacing w:after="40" w:line="264"/>
-            </w:pPr>
-            <w:r>
-              <w:rPr>
-                <w:rFonts w:ascii="Times New Roman" w:hAnsi="Times New Roman" w:eastAsia="Times New Roman" w:cs="Times New Roman"/>
-                <w:b w:val="false"/>
-                <w:bCs w:val="false"/>
-                <w:color w:val="000000"/>
-                <w:sz w:val="22"/>
-                <w:szCs w:val="22"/>
-              </w:rPr>
-            </w:r>
+          <w:p>
+            <w:pPr>
+              <w:spacing w:after="40" w:line="264" w:lineRule="auto"/>
+            </w:pPr>
           </w:p>
         </w:tc>
       </w:tr>
     </w:tbl>
-    <w:p xmlns:wp14="http://schemas.microsoft.com/office/word/2010/wordml" wp14:textId="77777777">
+    <w:p>
       <w:r>
         <w:br w:type="page"/>
       </w:r>
     </w:p>
-    <w:p xmlns:wp14="http://schemas.microsoft.com/office/word/2010/wordml" wp14:textId="77777777">
-      <w:pPr>
-        <w:pStyle w:val="Heading1"/>
-        <w:spacing w:before="240" w:after="120"/>
-      </w:pPr>
+    <w:p>
+      <w:pPr>
+        <w:pStyle w:val="heading10"/>
+      </w:pPr>
+      <w:r>
+        <w:lastRenderedPageBreak/>
+        <w:t>Yêu cầu nghiệp vụ (Business Requirements)</w:t>
+      </w:r>
       <w:r>
         <w:rPr>
-          <w:rFonts w:ascii="Times New Roman" w:hAnsi="Times New Roman" w:eastAsia="Times New Roman" w:cs="Times New Roman"/>
-          <w:b w:val="1"/>
-          <w:bCs w:val="1"/>
-          <w:color w:val="1F3864"/>
-          <w:sz w:val="28"/>
-          <w:szCs w:val="28"/>
-          <w:lang w:val="en-US"/>
-        </w:rPr>
-        <w:t>5. Yêu cầu nghiệp vụ (Business Requirements)</w:t>
-      </w:r>
-      <w:r>
-        <w:rPr>
-          <w:rFonts w:ascii="Times New Roman" w:hAnsi="Times New Roman" w:eastAsia="Times New Roman" w:cs="Times New Roman"/>
-          <w:b w:val="1"/>
-          <w:bCs w:val="1"/>
           <w:color w:val="C00000"/>
           <w:sz w:val="20"/>
           <w:szCs w:val="20"/>
-          <w:lang w:val="en-US"/>
         </w:rPr>
         <w:t xml:space="preserve">  [BẮT BUỘC]</w:t>
       </w:r>
     </w:p>
-    <w:p xmlns:wp14="http://schemas.microsoft.com/office/word/2010/wordml" wp14:textId="77777777">
+    <w:p>
       <w:pPr>
         <w:spacing w:after="120" w:line="264" w:lineRule="auto"/>
       </w:pPr>
       <w:r>
         <w:rPr>
-          <w:rFonts w:ascii="Times New Roman" w:hAnsi="Times New Roman" w:eastAsia="Times New Roman" w:cs="Times New Roman"/>
-          <w:i w:val="1"/>
-          <w:iCs w:val="1"/>
+          <w:i/>
+          <w:iCs/>
           <w:color w:val="C00000"/>
-          <w:sz w:val="24"/>
-          <w:szCs w:val="24"/>
           <w:lang w:val="en-US"/>
         </w:rPr>
         <w:t>Yêu cầu ở góc độ nghiệp vụ (What), không đặc tả kỹ thuật (How). Mỗi yêu cầu 1 dòng, mã duy nhất, mức ưu tiên MoSCoW (Must/Should/Could/Won’t).</w:t>
@@ -3592,13 +2724,18 @@
       <w:tblPr>
         <w:tblW w:w="9346" w:type="dxa"/>
         <w:tblBorders>
-          <w:top w:val="single" w:color="BFBFBF" w:sz="4"/>
-          <w:left w:val="single" w:color="BFBFBF" w:sz="4"/>
-          <w:bottom w:val="single" w:color="BFBFBF" w:sz="4"/>
-          <w:right w:val="single" w:color="BFBFBF" w:sz="4"/>
-          <w:insideH w:val="single" w:color="BFBFBF" w:sz="4"/>
-          <w:insideV w:val="single" w:color="BFBFBF" w:sz="4"/>
+          <w:top w:val="single" w:sz="4" w:space="0" w:color="BFBFBF"/>
+          <w:left w:val="single" w:sz="4" w:space="0" w:color="BFBFBF"/>
+          <w:bottom w:val="single" w:sz="4" w:space="0" w:color="BFBFBF"/>
+          <w:right w:val="single" w:sz="4" w:space="0" w:color="BFBFBF"/>
+          <w:insideH w:val="single" w:sz="4" w:space="0" w:color="BFBFBF"/>
+          <w:insideV w:val="single" w:sz="4" w:space="0" w:color="BFBFBF"/>
         </w:tblBorders>
+        <w:tblCellMar>
+          <w:left w:w="10" w:type="dxa"/>
+          <w:right w:w="10" w:type="dxa"/>
+        </w:tblCellMar>
+        <w:tblLook w:val="04A0" w:firstRow="1" w:lastRow="0" w:firstColumn="1" w:lastColumn="0" w:noHBand="0" w:noVBand="1"/>
       </w:tblPr>
       <w:tblGrid>
         <w:gridCol w:w="1200"/>
@@ -3606,7 +2743,13 @@
         <w:gridCol w:w="1500"/>
         <w:gridCol w:w="1906"/>
       </w:tblGrid>
-      <w:tr xmlns:wp14="http://schemas.microsoft.com/office/word/2010/wordml" wp14:textId="77777777">
+      <w:tr>
+        <w:tblPrEx>
+          <w:tblCellMar>
+            <w:top w:w="0" w:type="dxa"/>
+            <w:bottom w:w="0" w:type="dxa"/>
+          </w:tblCellMar>
+        </w:tblPrEx>
         <w:trPr>
           <w:tblHeader/>
         </w:trPr>
@@ -3621,15 +2764,14 @@
               <w:right w:w="100" w:type="dxa"/>
             </w:tcMar>
           </w:tcPr>
-          <w:p wp14:textId="77777777">
+          <w:p>
             <w:pPr>
               <w:spacing w:after="40"/>
             </w:pPr>
             <w:r>
               <w:rPr>
-                <w:rFonts w:ascii="Times New Roman" w:hAnsi="Times New Roman" w:eastAsia="Times New Roman" w:cs="Times New Roman"/>
-                <w:b w:val="1"/>
-                <w:bCs w:val="1"/>
+                <w:b/>
+                <w:bCs/>
                 <w:color w:val="FFFFFF"/>
                 <w:sz w:val="22"/>
                 <w:szCs w:val="22"/>
@@ -3650,15 +2792,14 @@
               <w:right w:w="100" w:type="dxa"/>
             </w:tcMar>
           </w:tcPr>
-          <w:p wp14:textId="77777777">
+          <w:p>
             <w:pPr>
               <w:spacing w:after="40"/>
             </w:pPr>
             <w:r>
               <w:rPr>
-                <w:rFonts w:ascii="Times New Roman" w:hAnsi="Times New Roman" w:eastAsia="Times New Roman" w:cs="Times New Roman"/>
-                <w:b w:val="1"/>
-                <w:bCs w:val="1"/>
+                <w:b/>
+                <w:bCs/>
                 <w:color w:val="FFFFFF"/>
                 <w:sz w:val="22"/>
                 <w:szCs w:val="22"/>
@@ -3679,15 +2820,14 @@
               <w:right w:w="100" w:type="dxa"/>
             </w:tcMar>
           </w:tcPr>
-          <w:p wp14:textId="77777777">
+          <w:p>
             <w:pPr>
               <w:spacing w:after="40"/>
             </w:pPr>
             <w:r>
               <w:rPr>
-                <w:rFonts w:ascii="Times New Roman" w:hAnsi="Times New Roman" w:eastAsia="Times New Roman" w:cs="Times New Roman"/>
-                <w:b w:val="1"/>
-                <w:bCs w:val="1"/>
+                <w:b/>
+                <w:bCs/>
                 <w:color w:val="FFFFFF"/>
                 <w:sz w:val="22"/>
                 <w:szCs w:val="22"/>
@@ -3708,15 +2848,14 @@
               <w:right w:w="100" w:type="dxa"/>
             </w:tcMar>
           </w:tcPr>
-          <w:p wp14:textId="77777777">
+          <w:p>
             <w:pPr>
               <w:spacing w:after="40"/>
             </w:pPr>
             <w:r>
               <w:rPr>
-                <w:rFonts w:ascii="Times New Roman" w:hAnsi="Times New Roman" w:eastAsia="Times New Roman" w:cs="Times New Roman"/>
-                <w:b w:val="1"/>
-                <w:bCs w:val="1"/>
+                <w:b/>
+                <w:bCs/>
                 <w:color w:val="FFFFFF"/>
                 <w:sz w:val="22"/>
                 <w:szCs w:val="22"/>
@@ -3727,10 +2866,13 @@
           </w:p>
         </w:tc>
       </w:tr>
-      <w:tr xmlns:wp14="http://schemas.microsoft.com/office/word/2010/wordml" wp14:textId="77777777">
-        <w:trPr>
-          <w:tblHeader w:val="false"/>
-        </w:trPr>
+      <w:tr>
+        <w:tblPrEx>
+          <w:tblCellMar>
+            <w:top w:w="0" w:type="dxa"/>
+            <w:bottom w:w="0" w:type="dxa"/>
+          </w:tblCellMar>
+        </w:tblPrEx>
         <w:tc>
           <w:tcPr>
             <w:tcW w:w="1200" w:type="dxa"/>
@@ -3741,20 +2883,16 @@
               <w:right w:w="100" w:type="dxa"/>
             </w:tcMar>
           </w:tcPr>
-          <w:p wp14:textId="77777777">
-            <w:pPr>
-              <w:spacing w:after="40" w:line="264"/>
-            </w:pPr>
-            <w:r>
-              <w:rPr>
-                <w:rFonts w:ascii="Times New Roman" w:hAnsi="Times New Roman" w:eastAsia="Times New Roman" w:cs="Times New Roman"/>
-                <w:b w:val="false"/>
-                <w:bCs w:val="false"/>
-                <w:color w:val="000000"/>
-                <w:sz w:val="22"/>
-                <w:szCs w:val="22"/>
-              </w:rPr>
-              <w:t xml:space="preserve">BR-01</w:t>
+          <w:p>
+            <w:pPr>
+              <w:spacing w:after="40" w:line="264" w:lineRule="auto"/>
+            </w:pPr>
+            <w:r>
+              <w:rPr>
+                <w:sz w:val="22"/>
+                <w:szCs w:val="22"/>
+              </w:rPr>
+              <w:t>BR-01</w:t>
             </w:r>
           </w:p>
         </w:tc>
@@ -3768,20 +2906,10 @@
               <w:right w:w="100" w:type="dxa"/>
             </w:tcMar>
           </w:tcPr>
-          <w:p wp14:textId="77777777">
-            <w:pPr>
-              <w:spacing w:after="40" w:line="264"/>
-            </w:pPr>
-            <w:r>
-              <w:rPr>
-                <w:rFonts w:ascii="Times New Roman" w:hAnsi="Times New Roman" w:eastAsia="Times New Roman" w:cs="Times New Roman"/>
-                <w:b w:val="false"/>
-                <w:bCs w:val="false"/>
-                <w:color w:val="000000"/>
-                <w:sz w:val="22"/>
-                <w:szCs w:val="22"/>
-              </w:rPr>
-            </w:r>
+          <w:p>
+            <w:pPr>
+              <w:spacing w:after="40" w:line="264" w:lineRule="auto"/>
+            </w:pPr>
           </w:p>
         </w:tc>
         <w:tc>
@@ -3794,20 +2922,16 @@
               <w:right w:w="100" w:type="dxa"/>
             </w:tcMar>
           </w:tcPr>
-          <w:p wp14:textId="77777777">
-            <w:pPr>
-              <w:spacing w:after="40" w:line="264"/>
-            </w:pPr>
-            <w:r>
-              <w:rPr>
-                <w:rFonts w:ascii="Times New Roman" w:hAnsi="Times New Roman" w:eastAsia="Times New Roman" w:cs="Times New Roman"/>
-                <w:b w:val="false"/>
-                <w:bCs w:val="false"/>
-                <w:color w:val="000000"/>
-                <w:sz w:val="22"/>
-                <w:szCs w:val="22"/>
-              </w:rPr>
-              <w:t xml:space="preserve">Must</w:t>
+          <w:p>
+            <w:pPr>
+              <w:spacing w:after="40" w:line="264" w:lineRule="auto"/>
+            </w:pPr>
+            <w:r>
+              <w:rPr>
+                <w:sz w:val="22"/>
+                <w:szCs w:val="22"/>
+              </w:rPr>
+              <w:t>Must</w:t>
             </w:r>
           </w:p>
         </w:tc>
@@ -3821,28 +2945,27 @@
               <w:right w:w="100" w:type="dxa"/>
             </w:tcMar>
           </w:tcPr>
-          <w:p wp14:textId="77777777">
-            <w:pPr>
-              <w:spacing w:after="40" w:line="264"/>
-            </w:pPr>
-            <w:r>
-              <w:rPr>
-                <w:rFonts w:ascii="Times New Roman" w:hAnsi="Times New Roman" w:eastAsia="Times New Roman" w:cs="Times New Roman"/>
-                <w:b w:val="false"/>
-                <w:bCs w:val="false"/>
-                <w:color w:val="000000"/>
-                <w:sz w:val="22"/>
-                <w:szCs w:val="22"/>
-              </w:rPr>
-              <w:t xml:space="preserve">OBJ-01</w:t>
+          <w:p>
+            <w:pPr>
+              <w:spacing w:after="40" w:line="264" w:lineRule="auto"/>
+            </w:pPr>
+            <w:r>
+              <w:rPr>
+                <w:sz w:val="22"/>
+                <w:szCs w:val="22"/>
+              </w:rPr>
+              <w:t>OBJ-01</w:t>
             </w:r>
           </w:p>
         </w:tc>
       </w:tr>
-      <w:tr xmlns:wp14="http://schemas.microsoft.com/office/word/2010/wordml" wp14:textId="77777777">
-        <w:trPr>
-          <w:tblHeader w:val="false"/>
-        </w:trPr>
+      <w:tr>
+        <w:tblPrEx>
+          <w:tblCellMar>
+            <w:top w:w="0" w:type="dxa"/>
+            <w:bottom w:w="0" w:type="dxa"/>
+          </w:tblCellMar>
+        </w:tblPrEx>
         <w:tc>
           <w:tcPr>
             <w:tcW w:w="1200" w:type="dxa"/>
@@ -3853,20 +2976,16 @@
               <w:right w:w="100" w:type="dxa"/>
             </w:tcMar>
           </w:tcPr>
-          <w:p wp14:textId="77777777">
-            <w:pPr>
-              <w:spacing w:after="40" w:line="264"/>
-            </w:pPr>
-            <w:r>
-              <w:rPr>
-                <w:rFonts w:ascii="Times New Roman" w:hAnsi="Times New Roman" w:eastAsia="Times New Roman" w:cs="Times New Roman"/>
-                <w:b w:val="false"/>
-                <w:bCs w:val="false"/>
-                <w:color w:val="000000"/>
-                <w:sz w:val="22"/>
-                <w:szCs w:val="22"/>
-              </w:rPr>
-              <w:t xml:space="preserve">BR-02</w:t>
+          <w:p>
+            <w:pPr>
+              <w:spacing w:after="40" w:line="264" w:lineRule="auto"/>
+            </w:pPr>
+            <w:r>
+              <w:rPr>
+                <w:sz w:val="22"/>
+                <w:szCs w:val="22"/>
+              </w:rPr>
+              <w:t>BR-02</w:t>
             </w:r>
           </w:p>
         </w:tc>
@@ -3880,20 +2999,10 @@
               <w:right w:w="100" w:type="dxa"/>
             </w:tcMar>
           </w:tcPr>
-          <w:p wp14:textId="77777777">
-            <w:pPr>
-              <w:spacing w:after="40" w:line="264"/>
-            </w:pPr>
-            <w:r>
-              <w:rPr>
-                <w:rFonts w:ascii="Times New Roman" w:hAnsi="Times New Roman" w:eastAsia="Times New Roman" w:cs="Times New Roman"/>
-                <w:b w:val="false"/>
-                <w:bCs w:val="false"/>
-                <w:color w:val="000000"/>
-                <w:sz w:val="22"/>
-                <w:szCs w:val="22"/>
-              </w:rPr>
-            </w:r>
+          <w:p>
+            <w:pPr>
+              <w:spacing w:after="40" w:line="264" w:lineRule="auto"/>
+            </w:pPr>
           </w:p>
         </w:tc>
         <w:tc>
@@ -3906,20 +3015,16 @@
               <w:right w:w="100" w:type="dxa"/>
             </w:tcMar>
           </w:tcPr>
-          <w:p wp14:textId="77777777">
-            <w:pPr>
-              <w:spacing w:after="40" w:line="264"/>
-            </w:pPr>
-            <w:r>
-              <w:rPr>
-                <w:rFonts w:ascii="Times New Roman" w:hAnsi="Times New Roman" w:eastAsia="Times New Roman" w:cs="Times New Roman"/>
-                <w:b w:val="false"/>
-                <w:bCs w:val="false"/>
-                <w:color w:val="000000"/>
-                <w:sz w:val="22"/>
-                <w:szCs w:val="22"/>
-              </w:rPr>
-              <w:t xml:space="preserve">Should</w:t>
+          <w:p>
+            <w:pPr>
+              <w:spacing w:after="40" w:line="264" w:lineRule="auto"/>
+            </w:pPr>
+            <w:r>
+              <w:rPr>
+                <w:sz w:val="22"/>
+                <w:szCs w:val="22"/>
+              </w:rPr>
+              <w:t>Should</w:t>
             </w:r>
           </w:p>
         </w:tc>
@@ -3933,27 +3038,20 @@
               <w:right w:w="100" w:type="dxa"/>
             </w:tcMar>
           </w:tcPr>
-          <w:p wp14:textId="77777777">
-            <w:pPr>
-              <w:spacing w:after="40" w:line="264"/>
-            </w:pPr>
-            <w:r>
-              <w:rPr>
-                <w:rFonts w:ascii="Times New Roman" w:hAnsi="Times New Roman" w:eastAsia="Times New Roman" w:cs="Times New Roman"/>
-                <w:b w:val="false"/>
-                <w:bCs w:val="false"/>
-                <w:color w:val="000000"/>
-                <w:sz w:val="22"/>
-                <w:szCs w:val="22"/>
-              </w:rPr>
-            </w:r>
+          <w:p>
+            <w:pPr>
+              <w:spacing w:after="40" w:line="264" w:lineRule="auto"/>
+            </w:pPr>
           </w:p>
         </w:tc>
       </w:tr>
-      <w:tr xmlns:wp14="http://schemas.microsoft.com/office/word/2010/wordml" wp14:textId="77777777">
-        <w:trPr>
-          <w:tblHeader w:val="false"/>
-        </w:trPr>
+      <w:tr>
+        <w:tblPrEx>
+          <w:tblCellMar>
+            <w:top w:w="0" w:type="dxa"/>
+            <w:bottom w:w="0" w:type="dxa"/>
+          </w:tblCellMar>
+        </w:tblPrEx>
         <w:tc>
           <w:tcPr>
             <w:tcW w:w="1200" w:type="dxa"/>
@@ -3964,20 +3062,16 @@
               <w:right w:w="100" w:type="dxa"/>
             </w:tcMar>
           </w:tcPr>
-          <w:p wp14:textId="77777777">
-            <w:pPr>
-              <w:spacing w:after="40" w:line="264"/>
-            </w:pPr>
-            <w:r>
-              <w:rPr>
-                <w:rFonts w:ascii="Times New Roman" w:hAnsi="Times New Roman" w:eastAsia="Times New Roman" w:cs="Times New Roman"/>
-                <w:b w:val="false"/>
-                <w:bCs w:val="false"/>
-                <w:color w:val="000000"/>
-                <w:sz w:val="22"/>
-                <w:szCs w:val="22"/>
-              </w:rPr>
-              <w:t xml:space="preserve">BR-03</w:t>
+          <w:p>
+            <w:pPr>
+              <w:spacing w:after="40" w:line="264" w:lineRule="auto"/>
+            </w:pPr>
+            <w:r>
+              <w:rPr>
+                <w:sz w:val="22"/>
+                <w:szCs w:val="22"/>
+              </w:rPr>
+              <w:t>BR-03</w:t>
             </w:r>
           </w:p>
         </w:tc>
@@ -3991,20 +3085,10 @@
               <w:right w:w="100" w:type="dxa"/>
             </w:tcMar>
           </w:tcPr>
-          <w:p wp14:textId="77777777">
-            <w:pPr>
-              <w:spacing w:after="40" w:line="264"/>
-            </w:pPr>
-            <w:r>
-              <w:rPr>
-                <w:rFonts w:ascii="Times New Roman" w:hAnsi="Times New Roman" w:eastAsia="Times New Roman" w:cs="Times New Roman"/>
-                <w:b w:val="false"/>
-                <w:bCs w:val="false"/>
-                <w:color w:val="000000"/>
-                <w:sz w:val="22"/>
-                <w:szCs w:val="22"/>
-              </w:rPr>
-            </w:r>
+          <w:p>
+            <w:pPr>
+              <w:spacing w:after="40" w:line="264" w:lineRule="auto"/>
+            </w:pPr>
           </w:p>
         </w:tc>
         <w:tc>
@@ -4017,20 +3101,10 @@
               <w:right w:w="100" w:type="dxa"/>
             </w:tcMar>
           </w:tcPr>
-          <w:p wp14:textId="77777777">
-            <w:pPr>
-              <w:spacing w:after="40" w:line="264"/>
-            </w:pPr>
-            <w:r>
-              <w:rPr>
-                <w:rFonts w:ascii="Times New Roman" w:hAnsi="Times New Roman" w:eastAsia="Times New Roman" w:cs="Times New Roman"/>
-                <w:b w:val="false"/>
-                <w:bCs w:val="false"/>
-                <w:color w:val="000000"/>
-                <w:sz w:val="22"/>
-                <w:szCs w:val="22"/>
-              </w:rPr>
-            </w:r>
+          <w:p>
+            <w:pPr>
+              <w:spacing w:after="40" w:line="264" w:lineRule="auto"/>
+            </w:pPr>
           </w:p>
         </w:tc>
         <w:tc>
@@ -4043,167 +3117,45 @@
               <w:right w:w="100" w:type="dxa"/>
             </w:tcMar>
           </w:tcPr>
-          <w:p wp14:textId="77777777">
-            <w:pPr>
-              <w:spacing w:after="40" w:line="264"/>
-            </w:pPr>
-            <w:r>
-              <w:rPr>
-                <w:rFonts w:ascii="Times New Roman" w:hAnsi="Times New Roman" w:eastAsia="Times New Roman" w:cs="Times New Roman"/>
-                <w:b w:val="false"/>
-                <w:bCs w:val="false"/>
-                <w:color w:val="000000"/>
-                <w:sz w:val="22"/>
-                <w:szCs w:val="22"/>
-              </w:rPr>
-            </w:r>
+          <w:p>
+            <w:pPr>
+              <w:spacing w:after="40" w:line="264" w:lineRule="auto"/>
+            </w:pPr>
           </w:p>
         </w:tc>
       </w:tr>
     </w:tbl>
-    <w:p xmlns:wp14="http://schemas.microsoft.com/office/word/2010/wordml" wp14:textId="77777777">
+    <w:p>
       <w:r>
         <w:br w:type="page"/>
       </w:r>
     </w:p>
-    <w:p xmlns:wp14="http://schemas.microsoft.com/office/word/2010/wordml" wp14:textId="39F91261">
-      <w:pPr>
-        <w:pStyle w:val="Heading1"/>
-        <w:spacing w:before="240" w:after="120"/>
-      </w:pPr>
+    <w:p>
+      <w:pPr>
+        <w:pStyle w:val="heading10"/>
+      </w:pPr>
+      <w:r>
+        <w:lastRenderedPageBreak/>
+        <w:t>Quy tắc nghiệp vụ (Business Rules)</w:t>
+      </w:r>
       <w:r>
         <w:rPr>
-          <w:rFonts w:ascii="Times New Roman" w:hAnsi="Times New Roman" w:eastAsia="Times New Roman" w:cs="Times New Roman"/>
-          <w:b w:val="1"/>
-          <w:bCs w:val="1"/>
-          <w:color w:val="1F3864"/>
-          <w:sz w:val="28"/>
-          <w:szCs w:val="28"/>
-          <w:lang w:val="en-US"/>
-        </w:rPr>
-        <w:t xml:space="preserve">6. Quy </w:t>
-      </w:r>
-      <w:r>
-        <w:rPr>
-          <w:rFonts w:ascii="Times New Roman" w:hAnsi="Times New Roman" w:eastAsia="Times New Roman" w:cs="Times New Roman"/>
-          <w:b w:val="1"/>
-          <w:bCs w:val="1"/>
-          <w:color w:val="1F3864"/>
-          <w:sz w:val="28"/>
-          <w:szCs w:val="28"/>
-          <w:lang w:val="en-US"/>
-        </w:rPr>
-        <w:t>tắc</w:t>
-      </w:r>
-      <w:r>
-        <w:rPr>
-          <w:rFonts w:ascii="Times New Roman" w:hAnsi="Times New Roman" w:eastAsia="Times New Roman" w:cs="Times New Roman"/>
-          <w:b w:val="1"/>
-          <w:bCs w:val="1"/>
-          <w:color w:val="1F3864"/>
-          <w:sz w:val="28"/>
-          <w:szCs w:val="28"/>
-          <w:lang w:val="en-US"/>
-        </w:rPr>
-        <w:t xml:space="preserve"> </w:t>
-      </w:r>
-      <w:r>
-        <w:rPr>
-          <w:rFonts w:ascii="Times New Roman" w:hAnsi="Times New Roman" w:eastAsia="Times New Roman" w:cs="Times New Roman"/>
-          <w:b w:val="1"/>
-          <w:bCs w:val="1"/>
-          <w:color w:val="1F3864"/>
-          <w:sz w:val="28"/>
-          <w:szCs w:val="28"/>
-          <w:lang w:val="en-US"/>
-        </w:rPr>
-        <w:t>nghiệp</w:t>
-      </w:r>
-      <w:r>
-        <w:rPr>
-          <w:rFonts w:ascii="Times New Roman" w:hAnsi="Times New Roman" w:eastAsia="Times New Roman" w:cs="Times New Roman"/>
-          <w:b w:val="1"/>
-          <w:bCs w:val="1"/>
-          <w:color w:val="1F3864"/>
-          <w:sz w:val="28"/>
-          <w:szCs w:val="28"/>
-          <w:lang w:val="en-US"/>
-        </w:rPr>
-        <w:t xml:space="preserve"> </w:t>
-      </w:r>
-      <w:r>
-        <w:rPr>
-          <w:rFonts w:ascii="Times New Roman" w:hAnsi="Times New Roman" w:eastAsia="Times New Roman" w:cs="Times New Roman"/>
-          <w:b w:val="1"/>
-          <w:bCs w:val="1"/>
-          <w:color w:val="1F3864"/>
-          <w:sz w:val="28"/>
-          <w:szCs w:val="28"/>
-          <w:lang w:val="en-US"/>
-        </w:rPr>
-        <w:t>vụ</w:t>
-      </w:r>
-      <w:r>
-        <w:rPr>
-          <w:rFonts w:ascii="Times New Roman" w:hAnsi="Times New Roman" w:eastAsia="Times New Roman" w:cs="Times New Roman"/>
-          <w:b w:val="1"/>
-          <w:bCs w:val="1"/>
-          <w:color w:val="1F3864"/>
-          <w:sz w:val="28"/>
-          <w:szCs w:val="28"/>
-          <w:lang w:val="en-US"/>
-        </w:rPr>
-        <w:t xml:space="preserve"> (Business </w:t>
-      </w:r>
-      <w:r>
-        <w:rPr>
-          <w:rFonts w:ascii="Times New Roman" w:hAnsi="Times New Roman" w:eastAsia="Times New Roman" w:cs="Times New Roman"/>
-          <w:b w:val="1"/>
-          <w:bCs w:val="1"/>
-          <w:color w:val="1F3864"/>
-          <w:sz w:val="28"/>
-          <w:szCs w:val="28"/>
-          <w:lang w:val="en-US"/>
-        </w:rPr>
-        <w:t>Rules)</w:t>
-      </w:r>
-      <w:r>
-        <w:rPr>
-          <w:rFonts w:ascii="Times New Roman" w:hAnsi="Times New Roman" w:eastAsia="Times New Roman" w:cs="Times New Roman"/>
-          <w:b w:val="1"/>
-          <w:bCs w:val="1"/>
           <w:color w:val="C00000"/>
           <w:sz w:val="20"/>
           <w:szCs w:val="20"/>
-          <w:lang w:val="en-US"/>
         </w:rPr>
-        <w:t xml:space="preserve"> [</w:t>
-      </w:r>
+        <w:t xml:space="preserve"> [BẮT BUỘC]</w:t>
+      </w:r>
+    </w:p>
+    <w:p>
+      <w:pPr>
+        <w:spacing w:after="120" w:line="264" w:lineRule="auto"/>
+      </w:pPr>
       <w:r>
         <w:rPr>
-          <w:rFonts w:ascii="Times New Roman" w:hAnsi="Times New Roman" w:eastAsia="Times New Roman" w:cs="Times New Roman"/>
-          <w:b w:val="1"/>
-          <w:bCs w:val="1"/>
+          <w:i/>
+          <w:iCs/>
           <w:color w:val="C00000"/>
-          <w:sz w:val="20"/>
-          <w:szCs w:val="20"/>
-          <w:lang w:val="en-US"/>
-        </w:rPr>
-        <w:t>BẮT BUỘC]</w:t>
-      </w:r>
-    </w:p>
-    <w:p xmlns:wp14="http://schemas.microsoft.com/office/word/2010/wordml" wp14:textId="77777777">
-      <w:pPr>
-        <w:spacing w:after="120" w:line="264" w:lineRule="auto"/>
-      </w:pPr>
-      <w:r>
-        <w:rPr>
-          <w:rFonts w:ascii="Times New Roman" w:hAnsi="Times New Roman" w:eastAsia="Times New Roman" w:cs="Times New Roman"/>
-          <w:i w:val="1"/>
-          <w:iCs w:val="1"/>
-          <w:color w:val="C00000"/>
-          <w:sz w:val="24"/>
-          <w:szCs w:val="24"/>
           <w:lang w:val="en-US"/>
         </w:rPr>
         <w:t>Các ràng buộc, điều kiện, công thức, ngưỡng, logic tính toán, quy định tuân thủ mà hệ thống phải tuân theo. Mô tả ở mức nghiệp vụ, đủ rõ để BA chuyển thành logic hệ thống.</w:t>
@@ -4213,20 +3165,31 @@
       <w:tblPr>
         <w:tblW w:w="9346" w:type="dxa"/>
         <w:tblBorders>
-          <w:top w:val="single" w:color="BFBFBF" w:sz="4"/>
-          <w:left w:val="single" w:color="BFBFBF" w:sz="4"/>
-          <w:bottom w:val="single" w:color="BFBFBF" w:sz="4"/>
-          <w:right w:val="single" w:color="BFBFBF" w:sz="4"/>
-          <w:insideH w:val="single" w:color="BFBFBF" w:sz="4"/>
-          <w:insideV w:val="single" w:color="BFBFBF" w:sz="4"/>
+          <w:top w:val="single" w:sz="4" w:space="0" w:color="BFBFBF"/>
+          <w:left w:val="single" w:sz="4" w:space="0" w:color="BFBFBF"/>
+          <w:bottom w:val="single" w:sz="4" w:space="0" w:color="BFBFBF"/>
+          <w:right w:val="single" w:sz="4" w:space="0" w:color="BFBFBF"/>
+          <w:insideH w:val="single" w:sz="4" w:space="0" w:color="BFBFBF"/>
+          <w:insideV w:val="single" w:sz="4" w:space="0" w:color="BFBFBF"/>
         </w:tblBorders>
+        <w:tblCellMar>
+          <w:left w:w="10" w:type="dxa"/>
+          <w:right w:w="10" w:type="dxa"/>
+        </w:tblCellMar>
+        <w:tblLook w:val="04A0" w:firstRow="1" w:lastRow="0" w:firstColumn="1" w:lastColumn="0" w:noHBand="0" w:noVBand="1"/>
       </w:tblPr>
       <w:tblGrid>
         <w:gridCol w:w="1300"/>
         <w:gridCol w:w="5040"/>
         <w:gridCol w:w="3006"/>
       </w:tblGrid>
-      <w:tr xmlns:wp14="http://schemas.microsoft.com/office/word/2010/wordml" wp14:textId="77777777">
+      <w:tr>
+        <w:tblPrEx>
+          <w:tblCellMar>
+            <w:top w:w="0" w:type="dxa"/>
+            <w:bottom w:w="0" w:type="dxa"/>
+          </w:tblCellMar>
+        </w:tblPrEx>
         <w:trPr>
           <w:tblHeader/>
         </w:trPr>
@@ -4241,15 +3204,14 @@
               <w:right w:w="100" w:type="dxa"/>
             </w:tcMar>
           </w:tcPr>
-          <w:p wp14:textId="77777777">
+          <w:p>
             <w:pPr>
               <w:spacing w:after="40"/>
             </w:pPr>
             <w:r>
               <w:rPr>
-                <w:rFonts w:ascii="Times New Roman" w:hAnsi="Times New Roman" w:eastAsia="Times New Roman" w:cs="Times New Roman"/>
-                <w:b w:val="1"/>
-                <w:bCs w:val="1"/>
+                <w:b/>
+                <w:bCs/>
                 <w:color w:val="FFFFFF"/>
                 <w:sz w:val="22"/>
                 <w:szCs w:val="22"/>
@@ -4270,15 +3232,14 @@
               <w:right w:w="100" w:type="dxa"/>
             </w:tcMar>
           </w:tcPr>
-          <w:p wp14:textId="77777777">
+          <w:p>
             <w:pPr>
               <w:spacing w:after="40"/>
             </w:pPr>
             <w:r>
               <w:rPr>
-                <w:rFonts w:ascii="Times New Roman" w:hAnsi="Times New Roman" w:eastAsia="Times New Roman" w:cs="Times New Roman"/>
-                <w:b w:val="1"/>
-                <w:bCs w:val="1"/>
+                <w:b/>
+                <w:bCs/>
                 <w:color w:val="FFFFFF"/>
                 <w:sz w:val="22"/>
                 <w:szCs w:val="22"/>
@@ -4299,15 +3260,14 @@
               <w:right w:w="100" w:type="dxa"/>
             </w:tcMar>
           </w:tcPr>
-          <w:p wp14:textId="77777777">
+          <w:p>
             <w:pPr>
               <w:spacing w:after="40"/>
             </w:pPr>
             <w:r>
               <w:rPr>
-                <w:rFonts w:ascii="Times New Roman" w:hAnsi="Times New Roman" w:eastAsia="Times New Roman" w:cs="Times New Roman"/>
-                <w:b w:val="1"/>
-                <w:bCs w:val="1"/>
+                <w:b/>
+                <w:bCs/>
                 <w:color w:val="FFFFFF"/>
                 <w:sz w:val="22"/>
                 <w:szCs w:val="22"/>
@@ -4318,10 +3278,13 @@
           </w:p>
         </w:tc>
       </w:tr>
-      <w:tr xmlns:wp14="http://schemas.microsoft.com/office/word/2010/wordml" wp14:textId="77777777">
-        <w:trPr>
-          <w:tblHeader w:val="false"/>
-        </w:trPr>
+      <w:tr>
+        <w:tblPrEx>
+          <w:tblCellMar>
+            <w:top w:w="0" w:type="dxa"/>
+            <w:bottom w:w="0" w:type="dxa"/>
+          </w:tblCellMar>
+        </w:tblPrEx>
         <w:tc>
           <w:tcPr>
             <w:tcW w:w="1300" w:type="dxa"/>
@@ -4332,20 +3295,16 @@
               <w:right w:w="100" w:type="dxa"/>
             </w:tcMar>
           </w:tcPr>
-          <w:p wp14:textId="77777777">
-            <w:pPr>
-              <w:spacing w:after="40" w:line="264"/>
-            </w:pPr>
-            <w:r>
-              <w:rPr>
-                <w:rFonts w:ascii="Times New Roman" w:hAnsi="Times New Roman" w:eastAsia="Times New Roman" w:cs="Times New Roman"/>
-                <w:b w:val="false"/>
-                <w:bCs w:val="false"/>
-                <w:color w:val="000000"/>
-                <w:sz w:val="22"/>
-                <w:szCs w:val="22"/>
-              </w:rPr>
-              <w:t xml:space="preserve">RULE-01</w:t>
+          <w:p>
+            <w:pPr>
+              <w:spacing w:after="40" w:line="264" w:lineRule="auto"/>
+            </w:pPr>
+            <w:r>
+              <w:rPr>
+                <w:sz w:val="22"/>
+                <w:szCs w:val="22"/>
+              </w:rPr>
+              <w:t>RULE-01</w:t>
             </w:r>
           </w:p>
         </w:tc>
@@ -4359,20 +3318,10 @@
               <w:right w:w="100" w:type="dxa"/>
             </w:tcMar>
           </w:tcPr>
-          <w:p wp14:textId="77777777">
-            <w:pPr>
-              <w:spacing w:after="40" w:line="264"/>
-            </w:pPr>
-            <w:r>
-              <w:rPr>
-                <w:rFonts w:ascii="Times New Roman" w:hAnsi="Times New Roman" w:eastAsia="Times New Roman" w:cs="Times New Roman"/>
-                <w:b w:val="false"/>
-                <w:bCs w:val="false"/>
-                <w:color w:val="000000"/>
-                <w:sz w:val="22"/>
-                <w:szCs w:val="22"/>
-              </w:rPr>
-            </w:r>
+          <w:p>
+            <w:pPr>
+              <w:spacing w:after="40" w:line="264" w:lineRule="auto"/>
+            </w:pPr>
           </w:p>
         </w:tc>
         <w:tc>
@@ -4385,27 +3334,20 @@
               <w:right w:w="100" w:type="dxa"/>
             </w:tcMar>
           </w:tcPr>
-          <w:p wp14:textId="77777777">
-            <w:pPr>
-              <w:spacing w:after="40" w:line="264"/>
-            </w:pPr>
-            <w:r>
-              <w:rPr>
-                <w:rFonts w:ascii="Times New Roman" w:hAnsi="Times New Roman" w:eastAsia="Times New Roman" w:cs="Times New Roman"/>
-                <w:b w:val="false"/>
-                <w:bCs w:val="false"/>
-                <w:color w:val="000000"/>
-                <w:sz w:val="22"/>
-                <w:szCs w:val="22"/>
-              </w:rPr>
-            </w:r>
+          <w:p>
+            <w:pPr>
+              <w:spacing w:after="40" w:line="264" w:lineRule="auto"/>
+            </w:pPr>
           </w:p>
         </w:tc>
       </w:tr>
-      <w:tr xmlns:wp14="http://schemas.microsoft.com/office/word/2010/wordml" wp14:textId="77777777">
-        <w:trPr>
-          <w:tblHeader w:val="false"/>
-        </w:trPr>
+      <w:tr>
+        <w:tblPrEx>
+          <w:tblCellMar>
+            <w:top w:w="0" w:type="dxa"/>
+            <w:bottom w:w="0" w:type="dxa"/>
+          </w:tblCellMar>
+        </w:tblPrEx>
         <w:tc>
           <w:tcPr>
             <w:tcW w:w="1300" w:type="dxa"/>
@@ -4416,20 +3358,16 @@
               <w:right w:w="100" w:type="dxa"/>
             </w:tcMar>
           </w:tcPr>
-          <w:p wp14:textId="77777777">
-            <w:pPr>
-              <w:spacing w:after="40" w:line="264"/>
-            </w:pPr>
-            <w:r>
-              <w:rPr>
-                <w:rFonts w:ascii="Times New Roman" w:hAnsi="Times New Roman" w:eastAsia="Times New Roman" w:cs="Times New Roman"/>
-                <w:b w:val="false"/>
-                <w:bCs w:val="false"/>
-                <w:color w:val="000000"/>
-                <w:sz w:val="22"/>
-                <w:szCs w:val="22"/>
-              </w:rPr>
-              <w:t xml:space="preserve">RULE-02</w:t>
+          <w:p>
+            <w:pPr>
+              <w:spacing w:after="40" w:line="264" w:lineRule="auto"/>
+            </w:pPr>
+            <w:r>
+              <w:rPr>
+                <w:sz w:val="22"/>
+                <w:szCs w:val="22"/>
+              </w:rPr>
+              <w:t>RULE-02</w:t>
             </w:r>
           </w:p>
         </w:tc>
@@ -4443,20 +3381,10 @@
               <w:right w:w="100" w:type="dxa"/>
             </w:tcMar>
           </w:tcPr>
-          <w:p wp14:textId="77777777">
-            <w:pPr>
-              <w:spacing w:after="40" w:line="264"/>
-            </w:pPr>
-            <w:r>
-              <w:rPr>
-                <w:rFonts w:ascii="Times New Roman" w:hAnsi="Times New Roman" w:eastAsia="Times New Roman" w:cs="Times New Roman"/>
-                <w:b w:val="false"/>
-                <w:bCs w:val="false"/>
-                <w:color w:val="000000"/>
-                <w:sz w:val="22"/>
-                <w:szCs w:val="22"/>
-              </w:rPr>
-            </w:r>
+          <w:p>
+            <w:pPr>
+              <w:spacing w:after="40" w:line="264" w:lineRule="auto"/>
+            </w:pPr>
           </w:p>
         </w:tc>
         <w:tc>
@@ -4469,167 +3397,48 @@
               <w:right w:w="100" w:type="dxa"/>
             </w:tcMar>
           </w:tcPr>
-          <w:p wp14:textId="77777777">
-            <w:pPr>
-              <w:spacing w:after="40" w:line="264"/>
-            </w:pPr>
-            <w:r>
-              <w:rPr>
-                <w:rFonts w:ascii="Times New Roman" w:hAnsi="Times New Roman" w:eastAsia="Times New Roman" w:cs="Times New Roman"/>
-                <w:b w:val="false"/>
-                <w:bCs w:val="false"/>
-                <w:color w:val="000000"/>
-                <w:sz w:val="22"/>
-                <w:szCs w:val="22"/>
-              </w:rPr>
-            </w:r>
+          <w:p>
+            <w:pPr>
+              <w:spacing w:after="40" w:line="264" w:lineRule="auto"/>
+            </w:pPr>
           </w:p>
         </w:tc>
       </w:tr>
     </w:tbl>
-    <w:p xmlns:wp14="http://schemas.microsoft.com/office/word/2010/wordml" wp14:textId="77777777">
+    <w:p>
       <w:r>
         <w:br w:type="page"/>
       </w:r>
     </w:p>
-    <w:p xmlns:wp14="http://schemas.microsoft.com/office/word/2010/wordml" wp14:textId="01BC37F1">
-      <w:pPr>
-        <w:pStyle w:val="Heading1"/>
-        <w:spacing w:before="240" w:after="120"/>
-      </w:pPr>
+    <w:p>
+      <w:pPr>
+        <w:pStyle w:val="heading10"/>
+      </w:pPr>
+      <w:r>
+        <w:lastRenderedPageBreak/>
+        <w:t xml:space="preserve"> </w:t>
+      </w:r>
+      <w:r>
+        <w:t>Trường hợp sử dụng (Use Cases)</w:t>
+      </w:r>
       <w:r>
         <w:rPr>
-          <w:rFonts w:ascii="Times New Roman" w:hAnsi="Times New Roman" w:eastAsia="Times New Roman" w:cs="Times New Roman"/>
-          <w:b w:val="1"/>
-          <w:bCs w:val="1"/>
-          <w:color w:val="1F3864"/>
-          <w:sz w:val="28"/>
-          <w:szCs w:val="28"/>
-          <w:lang w:val="en-US"/>
-        </w:rPr>
-        <w:t xml:space="preserve">7. Trường </w:t>
-      </w:r>
-      <w:r>
-        <w:rPr>
-          <w:rFonts w:ascii="Times New Roman" w:hAnsi="Times New Roman" w:eastAsia="Times New Roman" w:cs="Times New Roman"/>
-          <w:b w:val="1"/>
-          <w:bCs w:val="1"/>
-          <w:color w:val="1F3864"/>
-          <w:sz w:val="28"/>
-          <w:szCs w:val="28"/>
-          <w:lang w:val="en-US"/>
-        </w:rPr>
-        <w:t>hợp</w:t>
-      </w:r>
-      <w:r>
-        <w:rPr>
-          <w:rFonts w:ascii="Times New Roman" w:hAnsi="Times New Roman" w:eastAsia="Times New Roman" w:cs="Times New Roman"/>
-          <w:b w:val="1"/>
-          <w:bCs w:val="1"/>
-          <w:color w:val="1F3864"/>
-          <w:sz w:val="28"/>
-          <w:szCs w:val="28"/>
-          <w:lang w:val="en-US"/>
-        </w:rPr>
-        <w:t xml:space="preserve"> </w:t>
-      </w:r>
-      <w:r>
-        <w:rPr>
-          <w:rFonts w:ascii="Times New Roman" w:hAnsi="Times New Roman" w:eastAsia="Times New Roman" w:cs="Times New Roman"/>
-          <w:b w:val="1"/>
-          <w:bCs w:val="1"/>
-          <w:color w:val="1F3864"/>
-          <w:sz w:val="28"/>
-          <w:szCs w:val="28"/>
-          <w:lang w:val="en-US"/>
-        </w:rPr>
-        <w:t>sử</w:t>
-      </w:r>
-      <w:r>
-        <w:rPr>
-          <w:rFonts w:ascii="Times New Roman" w:hAnsi="Times New Roman" w:eastAsia="Times New Roman" w:cs="Times New Roman"/>
-          <w:b w:val="1"/>
-          <w:bCs w:val="1"/>
-          <w:color w:val="1F3864"/>
-          <w:sz w:val="28"/>
-          <w:szCs w:val="28"/>
-          <w:lang w:val="en-US"/>
-        </w:rPr>
-        <w:t xml:space="preserve"> </w:t>
-      </w:r>
-      <w:r>
-        <w:rPr>
-          <w:rFonts w:ascii="Times New Roman" w:hAnsi="Times New Roman" w:eastAsia="Times New Roman" w:cs="Times New Roman"/>
-          <w:b w:val="1"/>
-          <w:bCs w:val="1"/>
-          <w:color w:val="1F3864"/>
-          <w:sz w:val="28"/>
-          <w:szCs w:val="28"/>
-          <w:lang w:val="en-US"/>
-        </w:rPr>
-        <w:t>dụng</w:t>
-      </w:r>
-      <w:r>
-        <w:rPr>
-          <w:rFonts w:ascii="Times New Roman" w:hAnsi="Times New Roman" w:eastAsia="Times New Roman" w:cs="Times New Roman"/>
-          <w:b w:val="1"/>
-          <w:bCs w:val="1"/>
-          <w:color w:val="1F3864"/>
-          <w:sz w:val="28"/>
-          <w:szCs w:val="28"/>
-          <w:lang w:val="en-US"/>
-        </w:rPr>
-        <w:t xml:space="preserve"> (Use </w:t>
-      </w:r>
-      <w:r>
-        <w:rPr>
-          <w:rFonts w:ascii="Times New Roman" w:hAnsi="Times New Roman" w:eastAsia="Times New Roman" w:cs="Times New Roman"/>
-          <w:b w:val="1"/>
-          <w:bCs w:val="1"/>
-          <w:color w:val="1F3864"/>
-          <w:sz w:val="28"/>
-          <w:szCs w:val="28"/>
-          <w:lang w:val="en-US"/>
-        </w:rPr>
-        <w:t>Cases)</w:t>
-      </w:r>
-      <w:r>
-        <w:rPr>
-          <w:rFonts w:ascii="Times New Roman" w:hAnsi="Times New Roman" w:eastAsia="Times New Roman" w:cs="Times New Roman"/>
-          <w:b w:val="1"/>
-          <w:bCs w:val="1"/>
           <w:color w:val="1F6E43"/>
           <w:sz w:val="20"/>
           <w:szCs w:val="20"/>
-          <w:lang w:val="en-US"/>
         </w:rPr>
-        <w:t xml:space="preserve"> [</w:t>
-      </w:r>
+        <w:t xml:space="preserve"> [KHUYẾN NGHỊ]</w:t>
+      </w:r>
+    </w:p>
+    <w:p>
+      <w:pPr>
+        <w:spacing w:after="120" w:line="264" w:lineRule="auto"/>
+      </w:pPr>
       <w:r>
         <w:rPr>
-          <w:rFonts w:ascii="Times New Roman" w:hAnsi="Times New Roman" w:eastAsia="Times New Roman" w:cs="Times New Roman"/>
-          <w:b w:val="1"/>
-          <w:bCs w:val="1"/>
-          <w:color w:val="1F6E43"/>
-          <w:sz w:val="20"/>
-          <w:szCs w:val="20"/>
-          <w:lang w:val="en-US"/>
-        </w:rPr>
-        <w:t>KHUYẾN NGHỊ]</w:t>
-      </w:r>
-    </w:p>
-    <w:p xmlns:wp14="http://schemas.microsoft.com/office/word/2010/wordml" wp14:textId="77777777">
-      <w:pPr>
-        <w:spacing w:after="120" w:line="264" w:lineRule="auto"/>
-      </w:pPr>
-      <w:r>
-        <w:rPr>
-          <w:rFonts w:ascii="Times New Roman" w:hAnsi="Times New Roman" w:eastAsia="Times New Roman" w:cs="Times New Roman"/>
-          <w:i w:val="1"/>
-          <w:iCs w:val="1"/>
+          <w:i/>
+          <w:iCs/>
           <w:color w:val="C00000"/>
-          <w:sz w:val="24"/>
-          <w:szCs w:val="24"/>
           <w:lang w:val="en-US"/>
         </w:rPr>
         <w:t>Lặp lại khối bảng dưới cho từng use case chính. Mô tả luồng chính và các luồng thay thế ở mức nghiệp vụ.</w:t>
@@ -4639,19 +3448,30 @@
       <w:tblPr>
         <w:tblW w:w="9340" w:type="dxa"/>
         <w:tblBorders>
-          <w:top w:val="single" w:color="BFBFBF" w:sz="4"/>
-          <w:left w:val="single" w:color="BFBFBF" w:sz="4"/>
-          <w:bottom w:val="single" w:color="BFBFBF" w:sz="4"/>
-          <w:right w:val="single" w:color="BFBFBF" w:sz="4"/>
-          <w:insideH w:val="single" w:color="BFBFBF" w:sz="4"/>
-          <w:insideV w:val="single" w:color="BFBFBF" w:sz="4"/>
+          <w:top w:val="single" w:sz="4" w:space="0" w:color="BFBFBF"/>
+          <w:left w:val="single" w:sz="4" w:space="0" w:color="BFBFBF"/>
+          <w:bottom w:val="single" w:sz="4" w:space="0" w:color="BFBFBF"/>
+          <w:right w:val="single" w:sz="4" w:space="0" w:color="BFBFBF"/>
+          <w:insideH w:val="single" w:sz="4" w:space="0" w:color="BFBFBF"/>
+          <w:insideV w:val="single" w:sz="4" w:space="0" w:color="BFBFBF"/>
         </w:tblBorders>
+        <w:tblCellMar>
+          <w:left w:w="10" w:type="dxa"/>
+          <w:right w:w="10" w:type="dxa"/>
+        </w:tblCellMar>
+        <w:tblLook w:val="04A0" w:firstRow="1" w:lastRow="0" w:firstColumn="1" w:lastColumn="0" w:noHBand="0" w:noVBand="1"/>
       </w:tblPr>
       <w:tblGrid>
         <w:gridCol w:w="2600"/>
         <w:gridCol w:w="6740"/>
       </w:tblGrid>
-      <w:tr xmlns:wp14="http://schemas.microsoft.com/office/word/2010/wordml" wp14:textId="77777777">
+      <w:tr>
+        <w:tblPrEx>
+          <w:tblCellMar>
+            <w:top w:w="0" w:type="dxa"/>
+            <w:bottom w:w="0" w:type="dxa"/>
+          </w:tblCellMar>
+        </w:tblPrEx>
         <w:trPr>
           <w:tblHeader/>
         </w:trPr>
@@ -4666,20 +3486,19 @@
               <w:right w:w="100" w:type="dxa"/>
             </w:tcMar>
           </w:tcPr>
-          <w:p wp14:textId="77777777">
+          <w:p>
             <w:pPr>
               <w:spacing w:after="40"/>
             </w:pPr>
             <w:r>
               <w:rPr>
-                <w:rFonts w:ascii="Times New Roman" w:hAnsi="Times New Roman" w:eastAsia="Times New Roman" w:cs="Times New Roman"/>
                 <w:b/>
                 <w:bCs/>
                 <w:color w:val="FFFFFF"/>
                 <w:sz w:val="22"/>
                 <w:szCs w:val="22"/>
               </w:rPr>
-              <w:t xml:space="preserve">Trường</w:t>
+              <w:t>Trường</w:t>
             </w:r>
           </w:p>
         </w:tc>
@@ -4694,15 +3513,14 @@
               <w:right w:w="100" w:type="dxa"/>
             </w:tcMar>
           </w:tcPr>
-          <w:p wp14:textId="77777777">
+          <w:p>
             <w:pPr>
               <w:spacing w:after="40"/>
             </w:pPr>
             <w:r>
               <w:rPr>
-                <w:rFonts w:ascii="Times New Roman" w:hAnsi="Times New Roman" w:eastAsia="Times New Roman" w:cs="Times New Roman"/>
-                <w:b w:val="1"/>
-                <w:bCs w:val="1"/>
+                <w:b/>
+                <w:bCs/>
                 <w:color w:val="FFFFFF"/>
                 <w:sz w:val="22"/>
                 <w:szCs w:val="22"/>
@@ -4713,10 +3531,13 @@
           </w:p>
         </w:tc>
       </w:tr>
-      <w:tr xmlns:wp14="http://schemas.microsoft.com/office/word/2010/wordml" wp14:textId="77777777">
-        <w:trPr>
-          <w:tblHeader w:val="false"/>
-        </w:trPr>
+      <w:tr>
+        <w:tblPrEx>
+          <w:tblCellMar>
+            <w:top w:w="0" w:type="dxa"/>
+            <w:bottom w:w="0" w:type="dxa"/>
+          </w:tblCellMar>
+        </w:tblPrEx>
         <w:tc>
           <w:tcPr>
             <w:tcW w:w="2600" w:type="dxa"/>
@@ -4728,16 +3549,12 @@
               <w:right w:w="100" w:type="dxa"/>
             </w:tcMar>
           </w:tcPr>
-          <w:p wp14:textId="77777777">
-            <w:pPr>
-              <w:spacing w:after="40" w:line="264" w:lineRule="auto"/>
-            </w:pPr>
-            <w:r>
-              <w:rPr>
-                <w:rFonts w:ascii="Times New Roman" w:hAnsi="Times New Roman" w:eastAsia="Times New Roman" w:cs="Times New Roman"/>
-                <w:b w:val="0"/>
-                <w:bCs w:val="0"/>
-                <w:color w:val="000000"/>
+          <w:p>
+            <w:pPr>
+              <w:spacing w:after="40" w:line="264" w:lineRule="auto"/>
+            </w:pPr>
+            <w:r>
+              <w:rPr>
                 <w:sz w:val="22"/>
                 <w:szCs w:val="22"/>
                 <w:lang w:val="en-US"/>
@@ -4756,28 +3573,27 @@
               <w:right w:w="100" w:type="dxa"/>
             </w:tcMar>
           </w:tcPr>
-          <w:p wp14:textId="77777777">
-            <w:pPr>
-              <w:spacing w:after="40" w:line="264"/>
-            </w:pPr>
-            <w:r>
-              <w:rPr>
-                <w:rFonts w:ascii="Times New Roman" w:hAnsi="Times New Roman" w:eastAsia="Times New Roman" w:cs="Times New Roman"/>
-                <w:b w:val="false"/>
-                <w:bCs w:val="false"/>
-                <w:color w:val="000000"/>
-                <w:sz w:val="22"/>
-                <w:szCs w:val="22"/>
-              </w:rPr>
-              <w:t xml:space="preserve">UC-01</w:t>
+          <w:p>
+            <w:pPr>
+              <w:spacing w:after="40" w:line="264" w:lineRule="auto"/>
+            </w:pPr>
+            <w:r>
+              <w:rPr>
+                <w:sz w:val="22"/>
+                <w:szCs w:val="22"/>
+              </w:rPr>
+              <w:t>UC-01</w:t>
             </w:r>
           </w:p>
         </w:tc>
       </w:tr>
-      <w:tr xmlns:wp14="http://schemas.microsoft.com/office/word/2010/wordml" wp14:textId="77777777">
-        <w:trPr>
-          <w:tblHeader w:val="false"/>
-        </w:trPr>
+      <w:tr>
+        <w:tblPrEx>
+          <w:tblCellMar>
+            <w:top w:w="0" w:type="dxa"/>
+            <w:bottom w:w="0" w:type="dxa"/>
+          </w:tblCellMar>
+        </w:tblPrEx>
         <w:tc>
           <w:tcPr>
             <w:tcW w:w="2600" w:type="dxa"/>
@@ -4789,16 +3605,12 @@
               <w:right w:w="100" w:type="dxa"/>
             </w:tcMar>
           </w:tcPr>
-          <w:p wp14:textId="77777777">
-            <w:pPr>
-              <w:spacing w:after="40" w:line="264" w:lineRule="auto"/>
-            </w:pPr>
-            <w:r>
-              <w:rPr>
-                <w:rFonts w:ascii="Times New Roman" w:hAnsi="Times New Roman" w:eastAsia="Times New Roman" w:cs="Times New Roman"/>
-                <w:b w:val="0"/>
-                <w:bCs w:val="0"/>
-                <w:color w:val="000000"/>
+          <w:p>
+            <w:pPr>
+              <w:spacing w:after="40" w:line="264" w:lineRule="auto"/>
+            </w:pPr>
+            <w:r>
+              <w:rPr>
                 <w:sz w:val="22"/>
                 <w:szCs w:val="22"/>
                 <w:lang w:val="en-US"/>
@@ -4817,27 +3629,20 @@
               <w:right w:w="100" w:type="dxa"/>
             </w:tcMar>
           </w:tcPr>
-          <w:p wp14:textId="77777777">
-            <w:pPr>
-              <w:spacing w:after="40" w:line="264"/>
-            </w:pPr>
-            <w:r>
-              <w:rPr>
-                <w:rFonts w:ascii="Times New Roman" w:hAnsi="Times New Roman" w:eastAsia="Times New Roman" w:cs="Times New Roman"/>
-                <w:b w:val="false"/>
-                <w:bCs w:val="false"/>
-                <w:color w:val="000000"/>
-                <w:sz w:val="22"/>
-                <w:szCs w:val="22"/>
-              </w:rPr>
-            </w:r>
+          <w:p>
+            <w:pPr>
+              <w:spacing w:after="40" w:line="264" w:lineRule="auto"/>
+            </w:pPr>
           </w:p>
         </w:tc>
       </w:tr>
-      <w:tr xmlns:wp14="http://schemas.microsoft.com/office/word/2010/wordml" wp14:textId="77777777">
-        <w:trPr>
-          <w:tblHeader w:val="false"/>
-        </w:trPr>
+      <w:tr>
+        <w:tblPrEx>
+          <w:tblCellMar>
+            <w:top w:w="0" w:type="dxa"/>
+            <w:bottom w:w="0" w:type="dxa"/>
+          </w:tblCellMar>
+        </w:tblPrEx>
         <w:tc>
           <w:tcPr>
             <w:tcW w:w="2600" w:type="dxa"/>
@@ -4849,16 +3654,12 @@
               <w:right w:w="100" w:type="dxa"/>
             </w:tcMar>
           </w:tcPr>
-          <w:p wp14:textId="77777777">
-            <w:pPr>
-              <w:spacing w:after="40" w:line="264" w:lineRule="auto"/>
-            </w:pPr>
-            <w:r>
-              <w:rPr>
-                <w:rFonts w:ascii="Times New Roman" w:hAnsi="Times New Roman" w:eastAsia="Times New Roman" w:cs="Times New Roman"/>
-                <w:b w:val="0"/>
-                <w:bCs w:val="0"/>
-                <w:color w:val="000000"/>
+          <w:p>
+            <w:pPr>
+              <w:spacing w:after="40" w:line="264" w:lineRule="auto"/>
+            </w:pPr>
+            <w:r>
+              <w:rPr>
                 <w:sz w:val="22"/>
                 <w:szCs w:val="22"/>
                 <w:lang w:val="en-US"/>
@@ -4877,28 +3678,27 @@
               <w:right w:w="100" w:type="dxa"/>
             </w:tcMar>
           </w:tcPr>
-          <w:p wp14:textId="77777777">
-            <w:pPr>
-              <w:spacing w:after="40" w:line="264"/>
-            </w:pPr>
-            <w:r>
-              <w:rPr>
-                <w:rFonts w:ascii="Times New Roman" w:hAnsi="Times New Roman" w:eastAsia="Times New Roman" w:cs="Times New Roman"/>
-                <w:b w:val="false"/>
-                <w:bCs w:val="false"/>
-                <w:color w:val="000000"/>
-                <w:sz w:val="22"/>
-                <w:szCs w:val="22"/>
-              </w:rPr>
-              <w:t xml:space="preserve">ACT-0x</w:t>
+          <w:p>
+            <w:pPr>
+              <w:spacing w:after="40" w:line="264" w:lineRule="auto"/>
+            </w:pPr>
+            <w:r>
+              <w:rPr>
+                <w:sz w:val="22"/>
+                <w:szCs w:val="22"/>
+              </w:rPr>
+              <w:t>ACT-0x</w:t>
             </w:r>
           </w:p>
         </w:tc>
       </w:tr>
-      <w:tr xmlns:wp14="http://schemas.microsoft.com/office/word/2010/wordml" wp14:textId="77777777">
-        <w:trPr>
-          <w:tblHeader w:val="false"/>
-        </w:trPr>
+      <w:tr>
+        <w:tblPrEx>
+          <w:tblCellMar>
+            <w:top w:w="0" w:type="dxa"/>
+            <w:bottom w:w="0" w:type="dxa"/>
+          </w:tblCellMar>
+        </w:tblPrEx>
         <w:tc>
           <w:tcPr>
             <w:tcW w:w="2600" w:type="dxa"/>
@@ -4910,16 +3710,12 @@
               <w:right w:w="100" w:type="dxa"/>
             </w:tcMar>
           </w:tcPr>
-          <w:p wp14:textId="77777777">
-            <w:pPr>
-              <w:spacing w:after="40" w:line="264" w:lineRule="auto"/>
-            </w:pPr>
-            <w:r>
-              <w:rPr>
-                <w:rFonts w:ascii="Times New Roman" w:hAnsi="Times New Roman" w:eastAsia="Times New Roman" w:cs="Times New Roman"/>
-                <w:b w:val="0"/>
-                <w:bCs w:val="0"/>
-                <w:color w:val="000000"/>
+          <w:p>
+            <w:pPr>
+              <w:spacing w:after="40" w:line="264" w:lineRule="auto"/>
+            </w:pPr>
+            <w:r>
+              <w:rPr>
                 <w:sz w:val="22"/>
                 <w:szCs w:val="22"/>
                 <w:lang w:val="en-US"/>
@@ -4938,27 +3734,20 @@
               <w:right w:w="100" w:type="dxa"/>
             </w:tcMar>
           </w:tcPr>
-          <w:p wp14:textId="77777777">
-            <w:pPr>
-              <w:spacing w:after="40" w:line="264"/>
-            </w:pPr>
-            <w:r>
-              <w:rPr>
-                <w:rFonts w:ascii="Times New Roman" w:hAnsi="Times New Roman" w:eastAsia="Times New Roman" w:cs="Times New Roman"/>
-                <w:b w:val="false"/>
-                <w:bCs w:val="false"/>
-                <w:color w:val="000000"/>
-                <w:sz w:val="22"/>
-                <w:szCs w:val="22"/>
-              </w:rPr>
-            </w:r>
+          <w:p>
+            <w:pPr>
+              <w:spacing w:after="40" w:line="264" w:lineRule="auto"/>
+            </w:pPr>
           </w:p>
         </w:tc>
       </w:tr>
-      <w:tr xmlns:wp14="http://schemas.microsoft.com/office/word/2010/wordml" wp14:textId="77777777">
-        <w:trPr>
-          <w:tblHeader w:val="false"/>
-        </w:trPr>
+      <w:tr>
+        <w:tblPrEx>
+          <w:tblCellMar>
+            <w:top w:w="0" w:type="dxa"/>
+            <w:bottom w:w="0" w:type="dxa"/>
+          </w:tblCellMar>
+        </w:tblPrEx>
         <w:tc>
           <w:tcPr>
             <w:tcW w:w="2600" w:type="dxa"/>
@@ -4970,16 +3759,12 @@
               <w:right w:w="100" w:type="dxa"/>
             </w:tcMar>
           </w:tcPr>
-          <w:p wp14:textId="77777777">
-            <w:pPr>
-              <w:spacing w:after="40" w:line="264" w:lineRule="auto"/>
-            </w:pPr>
-            <w:r>
-              <w:rPr>
-                <w:rFonts w:ascii="Times New Roman" w:hAnsi="Times New Roman" w:eastAsia="Times New Roman" w:cs="Times New Roman"/>
-                <w:b w:val="0"/>
-                <w:bCs w:val="0"/>
-                <w:color w:val="000000"/>
+          <w:p>
+            <w:pPr>
+              <w:spacing w:after="40" w:line="264" w:lineRule="auto"/>
+            </w:pPr>
+            <w:r>
+              <w:rPr>
                 <w:sz w:val="22"/>
                 <w:szCs w:val="22"/>
                 <w:lang w:val="en-US"/>
@@ -4998,28 +3783,27 @@
               <w:right w:w="100" w:type="dxa"/>
             </w:tcMar>
           </w:tcPr>
-          <w:p wp14:textId="77777777">
-            <w:pPr>
-              <w:spacing w:after="40" w:line="264"/>
-            </w:pPr>
-            <w:r>
-              <w:rPr>
-                <w:rFonts w:ascii="Times New Roman" w:hAnsi="Times New Roman" w:eastAsia="Times New Roman" w:cs="Times New Roman"/>
-                <w:b w:val="false"/>
-                <w:bCs w:val="false"/>
-                <w:color w:val="000000"/>
-                <w:sz w:val="22"/>
-                <w:szCs w:val="22"/>
-              </w:rPr>
-              <w:t xml:space="preserve">1. …  2. …  3. …</w:t>
+          <w:p>
+            <w:pPr>
+              <w:spacing w:after="40" w:line="264" w:lineRule="auto"/>
+            </w:pPr>
+            <w:r>
+              <w:rPr>
+                <w:sz w:val="22"/>
+                <w:szCs w:val="22"/>
+              </w:rPr>
+              <w:t>1. …  2. …  3. …</w:t>
             </w:r>
           </w:p>
         </w:tc>
       </w:tr>
-      <w:tr xmlns:wp14="http://schemas.microsoft.com/office/word/2010/wordml" wp14:textId="77777777">
-        <w:trPr>
-          <w:tblHeader w:val="false"/>
-        </w:trPr>
+      <w:tr>
+        <w:tblPrEx>
+          <w:tblCellMar>
+            <w:top w:w="0" w:type="dxa"/>
+            <w:bottom w:w="0" w:type="dxa"/>
+          </w:tblCellMar>
+        </w:tblPrEx>
         <w:tc>
           <w:tcPr>
             <w:tcW w:w="2600" w:type="dxa"/>
@@ -5031,16 +3815,12 @@
               <w:right w:w="100" w:type="dxa"/>
             </w:tcMar>
           </w:tcPr>
-          <w:p wp14:textId="77777777">
-            <w:pPr>
-              <w:spacing w:after="40" w:line="264" w:lineRule="auto"/>
-            </w:pPr>
-            <w:r>
-              <w:rPr>
-                <w:rFonts w:ascii="Times New Roman" w:hAnsi="Times New Roman" w:eastAsia="Times New Roman" w:cs="Times New Roman"/>
-                <w:b w:val="0"/>
-                <w:bCs w:val="0"/>
-                <w:color w:val="000000"/>
+          <w:p>
+            <w:pPr>
+              <w:spacing w:after="40" w:line="264" w:lineRule="auto"/>
+            </w:pPr>
+            <w:r>
+              <w:rPr>
                 <w:sz w:val="22"/>
                 <w:szCs w:val="22"/>
                 <w:lang w:val="en-US"/>
@@ -5059,27 +3839,20 @@
               <w:right w:w="100" w:type="dxa"/>
             </w:tcMar>
           </w:tcPr>
-          <w:p wp14:textId="77777777">
-            <w:pPr>
-              <w:spacing w:after="40" w:line="264"/>
-            </w:pPr>
-            <w:r>
-              <w:rPr>
-                <w:rFonts w:ascii="Times New Roman" w:hAnsi="Times New Roman" w:eastAsia="Times New Roman" w:cs="Times New Roman"/>
-                <w:b w:val="false"/>
-                <w:bCs w:val="false"/>
-                <w:color w:val="000000"/>
-                <w:sz w:val="22"/>
-                <w:szCs w:val="22"/>
-              </w:rPr>
-            </w:r>
+          <w:p>
+            <w:pPr>
+              <w:spacing w:after="40" w:line="264" w:lineRule="auto"/>
+            </w:pPr>
           </w:p>
         </w:tc>
       </w:tr>
-      <w:tr xmlns:wp14="http://schemas.microsoft.com/office/word/2010/wordml" wp14:textId="77777777">
-        <w:trPr>
-          <w:tblHeader w:val="false"/>
-        </w:trPr>
+      <w:tr>
+        <w:tblPrEx>
+          <w:tblCellMar>
+            <w:top w:w="0" w:type="dxa"/>
+            <w:bottom w:w="0" w:type="dxa"/>
+          </w:tblCellMar>
+        </w:tblPrEx>
         <w:tc>
           <w:tcPr>
             <w:tcW w:w="2600" w:type="dxa"/>
@@ -5091,16 +3864,12 @@
               <w:right w:w="100" w:type="dxa"/>
             </w:tcMar>
           </w:tcPr>
-          <w:p wp14:textId="77777777">
-            <w:pPr>
-              <w:spacing w:after="40" w:line="264" w:lineRule="auto"/>
-            </w:pPr>
-            <w:r>
-              <w:rPr>
-                <w:rFonts w:ascii="Times New Roman" w:hAnsi="Times New Roman" w:eastAsia="Times New Roman" w:cs="Times New Roman"/>
-                <w:b w:val="0"/>
-                <w:bCs w:val="0"/>
-                <w:color w:val="000000"/>
+          <w:p>
+            <w:pPr>
+              <w:spacing w:after="40" w:line="264" w:lineRule="auto"/>
+            </w:pPr>
+            <w:r>
+              <w:rPr>
                 <w:sz w:val="22"/>
                 <w:szCs w:val="22"/>
                 <w:lang w:val="en-US"/>
@@ -5119,72 +3888,55 @@
               <w:right w:w="100" w:type="dxa"/>
             </w:tcMar>
           </w:tcPr>
-          <w:p wp14:textId="77777777">
-            <w:pPr>
-              <w:spacing w:after="40" w:line="264"/>
-            </w:pPr>
-            <w:r>
-              <w:rPr>
-                <w:rFonts w:ascii="Times New Roman" w:hAnsi="Times New Roman" w:eastAsia="Times New Roman" w:cs="Times New Roman"/>
-                <w:b w:val="false"/>
-                <w:bCs w:val="false"/>
-                <w:color w:val="000000"/>
-                <w:sz w:val="22"/>
-                <w:szCs w:val="22"/>
-              </w:rPr>
-              <w:t xml:space="preserve">BR-0x, RULE-0x</w:t>
+          <w:p>
+            <w:pPr>
+              <w:spacing w:after="40" w:line="264" w:lineRule="auto"/>
+            </w:pPr>
+            <w:r>
+              <w:rPr>
+                <w:sz w:val="22"/>
+                <w:szCs w:val="22"/>
+              </w:rPr>
+              <w:t>BR-0x, RULE-0x</w:t>
             </w:r>
           </w:p>
         </w:tc>
       </w:tr>
     </w:tbl>
-    <w:p xmlns:wp14="http://schemas.microsoft.com/office/word/2010/wordml" wp14:textId="77777777">
+    <w:p>
       <w:r>
         <w:br w:type="page"/>
       </w:r>
     </w:p>
-    <w:p xmlns:wp14="http://schemas.microsoft.com/office/word/2010/wordml" wp14:textId="77777777">
-      <w:pPr>
-        <w:pStyle w:val="Heading1"/>
-        <w:spacing w:before="240" w:after="120"/>
-      </w:pPr>
+    <w:p>
+      <w:pPr>
+        <w:pStyle w:val="heading10"/>
+      </w:pPr>
+      <w:r>
+        <w:lastRenderedPageBreak/>
+        <w:t xml:space="preserve"> </w:t>
+      </w:r>
+      <w:r>
+        <w:t>Điều kiện đầu vào / đầu ra</w:t>
+      </w:r>
       <w:r>
         <w:rPr>
-          <w:rFonts w:ascii="Times New Roman" w:hAnsi="Times New Roman" w:eastAsia="Times New Roman" w:cs="Times New Roman"/>
-          <w:b w:val="1"/>
-          <w:bCs w:val="1"/>
-          <w:color w:val="1F3864"/>
-          <w:sz w:val="28"/>
-          <w:szCs w:val="28"/>
-          <w:lang w:val="en-US"/>
-        </w:rPr>
-        <w:t>8. Điều kiện đầu vào / đầu ra</w:t>
-      </w:r>
-      <w:r>
-        <w:rPr>
-          <w:rFonts w:ascii="Times New Roman" w:hAnsi="Times New Roman" w:eastAsia="Times New Roman" w:cs="Times New Roman"/>
-          <w:b w:val="1"/>
-          <w:bCs w:val="1"/>
           <w:color w:val="1F6E43"/>
           <w:sz w:val="20"/>
           <w:szCs w:val="20"/>
-          <w:lang w:val="en-US"/>
         </w:rPr>
         <w:t xml:space="preserve">  [KHUYẾN NGHỊ]</w:t>
       </w:r>
     </w:p>
-    <w:p xmlns:wp14="http://schemas.microsoft.com/office/word/2010/wordml" wp14:textId="77777777">
+    <w:p>
       <w:pPr>
         <w:spacing w:after="120" w:line="264" w:lineRule="auto"/>
       </w:pPr>
       <w:r>
         <w:rPr>
-          <w:rFonts w:ascii="Times New Roman" w:hAnsi="Times New Roman" w:eastAsia="Times New Roman" w:cs="Times New Roman"/>
-          <w:i w:val="1"/>
-          <w:iCs w:val="1"/>
+          <w:i/>
+          <w:iCs/>
           <w:color w:val="C00000"/>
-          <w:sz w:val="24"/>
-          <w:szCs w:val="24"/>
           <w:lang w:val="en-US"/>
         </w:rPr>
         <w:t>Điều kiện phải thỏa mãn trước khi thực hiện (Pre-conditions) và trạng thái kỳ vọng sau khi hoàn tất (Post-conditions), ở mức nghiệp vụ, gắn theo từng use case/quy trình khi cần.</w:t>
@@ -5194,19 +3946,30 @@
       <w:tblPr>
         <w:tblW w:w="9346" w:type="dxa"/>
         <w:tblBorders>
-          <w:top w:val="single" w:color="BFBFBF" w:sz="4"/>
-          <w:left w:val="single" w:color="BFBFBF" w:sz="4"/>
-          <w:bottom w:val="single" w:color="BFBFBF" w:sz="4"/>
-          <w:right w:val="single" w:color="BFBFBF" w:sz="4"/>
-          <w:insideH w:val="single" w:color="BFBFBF" w:sz="4"/>
-          <w:insideV w:val="single" w:color="BFBFBF" w:sz="4"/>
+          <w:top w:val="single" w:sz="4" w:space="0" w:color="BFBFBF"/>
+          <w:left w:val="single" w:sz="4" w:space="0" w:color="BFBFBF"/>
+          <w:bottom w:val="single" w:sz="4" w:space="0" w:color="BFBFBF"/>
+          <w:right w:val="single" w:sz="4" w:space="0" w:color="BFBFBF"/>
+          <w:insideH w:val="single" w:sz="4" w:space="0" w:color="BFBFBF"/>
+          <w:insideV w:val="single" w:sz="4" w:space="0" w:color="BFBFBF"/>
         </w:tblBorders>
+        <w:tblCellMar>
+          <w:left w:w="10" w:type="dxa"/>
+          <w:right w:w="10" w:type="dxa"/>
+        </w:tblCellMar>
+        <w:tblLook w:val="04A0" w:firstRow="1" w:lastRow="0" w:firstColumn="1" w:lastColumn="0" w:noHBand="0" w:noVBand="1"/>
       </w:tblPr>
       <w:tblGrid>
         <w:gridCol w:w="4673"/>
         <w:gridCol w:w="4673"/>
       </w:tblGrid>
-      <w:tr xmlns:wp14="http://schemas.microsoft.com/office/word/2010/wordml" wp14:textId="77777777">
+      <w:tr>
+        <w:tblPrEx>
+          <w:tblCellMar>
+            <w:top w:w="0" w:type="dxa"/>
+            <w:bottom w:w="0" w:type="dxa"/>
+          </w:tblCellMar>
+        </w:tblPrEx>
         <w:trPr>
           <w:tblHeader/>
         </w:trPr>
@@ -5221,15 +3984,14 @@
               <w:right w:w="100" w:type="dxa"/>
             </w:tcMar>
           </w:tcPr>
-          <w:p wp14:textId="77777777">
+          <w:p>
             <w:pPr>
               <w:spacing w:after="40"/>
             </w:pPr>
             <w:r>
               <w:rPr>
-                <w:rFonts w:ascii="Times New Roman" w:hAnsi="Times New Roman" w:eastAsia="Times New Roman" w:cs="Times New Roman"/>
-                <w:b w:val="1"/>
-                <w:bCs w:val="1"/>
+                <w:b/>
+                <w:bCs/>
                 <w:color w:val="FFFFFF"/>
                 <w:sz w:val="22"/>
                 <w:szCs w:val="22"/>
@@ -5250,15 +4012,14 @@
               <w:right w:w="100" w:type="dxa"/>
             </w:tcMar>
           </w:tcPr>
-          <w:p wp14:textId="77777777">
+          <w:p>
             <w:pPr>
               <w:spacing w:after="40"/>
             </w:pPr>
             <w:r>
               <w:rPr>
-                <w:rFonts w:ascii="Times New Roman" w:hAnsi="Times New Roman" w:eastAsia="Times New Roman" w:cs="Times New Roman"/>
-                <w:b w:val="1"/>
-                <w:bCs w:val="1"/>
+                <w:b/>
+                <w:bCs/>
                 <w:color w:val="FFFFFF"/>
                 <w:sz w:val="22"/>
                 <w:szCs w:val="22"/>
@@ -5269,10 +4030,13 @@
           </w:p>
         </w:tc>
       </w:tr>
-      <w:tr xmlns:wp14="http://schemas.microsoft.com/office/word/2010/wordml" wp14:textId="77777777">
-        <w:trPr>
-          <w:tblHeader w:val="false"/>
-        </w:trPr>
+      <w:tr>
+        <w:tblPrEx>
+          <w:tblCellMar>
+            <w:top w:w="0" w:type="dxa"/>
+            <w:bottom w:w="0" w:type="dxa"/>
+          </w:tblCellMar>
+        </w:tblPrEx>
         <w:tc>
           <w:tcPr>
             <w:tcW w:w="4673" w:type="dxa"/>
@@ -5283,20 +4047,10 @@
               <w:right w:w="100" w:type="dxa"/>
             </w:tcMar>
           </w:tcPr>
-          <w:p wp14:textId="77777777">
-            <w:pPr>
-              <w:spacing w:after="40" w:line="264"/>
-            </w:pPr>
-            <w:r>
-              <w:rPr>
-                <w:rFonts w:ascii="Times New Roman" w:hAnsi="Times New Roman" w:eastAsia="Times New Roman" w:cs="Times New Roman"/>
-                <w:b w:val="false"/>
-                <w:bCs w:val="false"/>
-                <w:color w:val="000000"/>
-                <w:sz w:val="22"/>
-                <w:szCs w:val="22"/>
-              </w:rPr>
-            </w:r>
+          <w:p>
+            <w:pPr>
+              <w:spacing w:after="40" w:line="264" w:lineRule="auto"/>
+            </w:pPr>
           </w:p>
         </w:tc>
         <w:tc>
@@ -5309,71 +4063,48 @@
               <w:right w:w="100" w:type="dxa"/>
             </w:tcMar>
           </w:tcPr>
-          <w:p wp14:textId="77777777">
-            <w:pPr>
-              <w:spacing w:after="40" w:line="264"/>
-            </w:pPr>
-            <w:r>
-              <w:rPr>
-                <w:rFonts w:ascii="Times New Roman" w:hAnsi="Times New Roman" w:eastAsia="Times New Roman" w:cs="Times New Roman"/>
-                <w:b w:val="false"/>
-                <w:bCs w:val="false"/>
-                <w:color w:val="000000"/>
-                <w:sz w:val="22"/>
-                <w:szCs w:val="22"/>
-              </w:rPr>
-            </w:r>
+          <w:p>
+            <w:pPr>
+              <w:spacing w:after="40" w:line="264" w:lineRule="auto"/>
+            </w:pPr>
           </w:p>
         </w:tc>
       </w:tr>
     </w:tbl>
-    <w:p xmlns:wp14="http://schemas.microsoft.com/office/word/2010/wordml" wp14:textId="77777777">
+    <w:p>
       <w:r>
         <w:br w:type="page"/>
       </w:r>
     </w:p>
-    <w:p xmlns:wp14="http://schemas.microsoft.com/office/word/2010/wordml" wp14:textId="77777777">
-      <w:pPr>
-        <w:pStyle w:val="Heading1"/>
-        <w:spacing w:before="240" w:after="120"/>
-      </w:pPr>
+    <w:p>
+      <w:pPr>
+        <w:pStyle w:val="heading10"/>
+      </w:pPr>
+      <w:r>
+        <w:lastRenderedPageBreak/>
+        <w:t xml:space="preserve"> </w:t>
+      </w:r>
+      <w:r>
+        <w:t>Trường hợp ngoại lệ nghiệp vụ</w:t>
+      </w:r>
       <w:r>
         <w:rPr>
-          <w:rFonts w:ascii="Times New Roman" w:hAnsi="Times New Roman" w:eastAsia="Times New Roman" w:cs="Times New Roman"/>
-          <w:b w:val="1"/>
-          <w:bCs w:val="1"/>
-          <w:color w:val="1F3864"/>
-          <w:sz w:val="28"/>
-          <w:szCs w:val="28"/>
-          <w:lang w:val="en-US"/>
-        </w:rPr>
-        <w:t>9. Trường hợp ngoại lệ nghiệp vụ</w:t>
-      </w:r>
-      <w:r>
-        <w:rPr>
-          <w:rFonts w:ascii="Times New Roman" w:hAnsi="Times New Roman" w:eastAsia="Times New Roman" w:cs="Times New Roman"/>
-          <w:b w:val="1"/>
-          <w:bCs w:val="1"/>
           <w:color w:val="1F6E43"/>
           <w:sz w:val="20"/>
           <w:szCs w:val="20"/>
-          <w:lang w:val="en-US"/>
         </w:rPr>
         <w:t xml:space="preserve">  [KHUYẾN NGHỊ]</w:t>
       </w:r>
     </w:p>
-    <w:p xmlns:wp14="http://schemas.microsoft.com/office/word/2010/wordml" wp14:textId="77777777">
+    <w:p>
       <w:pPr>
         <w:spacing w:after="120" w:line="264" w:lineRule="auto"/>
       </w:pPr>
       <w:r>
         <w:rPr>
-          <w:rFonts w:ascii="Times New Roman" w:hAnsi="Times New Roman" w:eastAsia="Times New Roman" w:cs="Times New Roman"/>
-          <w:i w:val="1"/>
-          <w:iCs w:val="1"/>
+          <w:i/>
+          <w:iCs/>
           <w:color w:val="C00000"/>
-          <w:sz w:val="24"/>
-          <w:szCs w:val="24"/>
           <w:lang w:val="en-US"/>
         </w:rPr>
         <w:t>Các tình huống bất thường/ngoại lệ ở góc độ nghiệp vụ và cách xử lý kỳ vọng. Giúp BA xác định error handling trong SRS.</w:t>
@@ -5383,20 +4114,31 @@
       <w:tblPr>
         <w:tblW w:w="9346" w:type="dxa"/>
         <w:tblBorders>
-          <w:top w:val="single" w:color="BFBFBF" w:sz="4"/>
-          <w:left w:val="single" w:color="BFBFBF" w:sz="4"/>
-          <w:bottom w:val="single" w:color="BFBFBF" w:sz="4"/>
-          <w:right w:val="single" w:color="BFBFBF" w:sz="4"/>
-          <w:insideH w:val="single" w:color="BFBFBF" w:sz="4"/>
-          <w:insideV w:val="single" w:color="BFBFBF" w:sz="4"/>
+          <w:top w:val="single" w:sz="4" w:space="0" w:color="BFBFBF"/>
+          <w:left w:val="single" w:sz="4" w:space="0" w:color="BFBFBF"/>
+          <w:bottom w:val="single" w:sz="4" w:space="0" w:color="BFBFBF"/>
+          <w:right w:val="single" w:sz="4" w:space="0" w:color="BFBFBF"/>
+          <w:insideH w:val="single" w:sz="4" w:space="0" w:color="BFBFBF"/>
+          <w:insideV w:val="single" w:sz="4" w:space="0" w:color="BFBFBF"/>
         </w:tblBorders>
+        <w:tblCellMar>
+          <w:left w:w="10" w:type="dxa"/>
+          <w:right w:w="10" w:type="dxa"/>
+        </w:tblCellMar>
+        <w:tblLook w:val="04A0" w:firstRow="1" w:lastRow="0" w:firstColumn="1" w:lastColumn="0" w:noHBand="0" w:noVBand="1"/>
       </w:tblPr>
       <w:tblGrid>
         <w:gridCol w:w="1300"/>
         <w:gridCol w:w="4040"/>
         <w:gridCol w:w="4006"/>
       </w:tblGrid>
-      <w:tr xmlns:wp14="http://schemas.microsoft.com/office/word/2010/wordml" wp14:textId="77777777">
+      <w:tr>
+        <w:tblPrEx>
+          <w:tblCellMar>
+            <w:top w:w="0" w:type="dxa"/>
+            <w:bottom w:w="0" w:type="dxa"/>
+          </w:tblCellMar>
+        </w:tblPrEx>
         <w:trPr>
           <w:tblHeader/>
         </w:trPr>
@@ -5411,15 +4153,14 @@
               <w:right w:w="100" w:type="dxa"/>
             </w:tcMar>
           </w:tcPr>
-          <w:p wp14:textId="77777777">
+          <w:p>
             <w:pPr>
               <w:spacing w:after="40"/>
             </w:pPr>
             <w:r>
               <w:rPr>
-                <w:rFonts w:ascii="Times New Roman" w:hAnsi="Times New Roman" w:eastAsia="Times New Roman" w:cs="Times New Roman"/>
-                <w:b w:val="1"/>
-                <w:bCs w:val="1"/>
+                <w:b/>
+                <w:bCs/>
                 <w:color w:val="FFFFFF"/>
                 <w:sz w:val="22"/>
                 <w:szCs w:val="22"/>
@@ -5440,15 +4181,14 @@
               <w:right w:w="100" w:type="dxa"/>
             </w:tcMar>
           </w:tcPr>
-          <w:p wp14:textId="77777777">
+          <w:p>
             <w:pPr>
               <w:spacing w:after="40"/>
             </w:pPr>
             <w:r>
               <w:rPr>
-                <w:rFonts w:ascii="Times New Roman" w:hAnsi="Times New Roman" w:eastAsia="Times New Roman" w:cs="Times New Roman"/>
-                <w:b w:val="1"/>
-                <w:bCs w:val="1"/>
+                <w:b/>
+                <w:bCs/>
                 <w:color w:val="FFFFFF"/>
                 <w:sz w:val="22"/>
                 <w:szCs w:val="22"/>
@@ -5469,15 +4209,14 @@
               <w:right w:w="100" w:type="dxa"/>
             </w:tcMar>
           </w:tcPr>
-          <w:p wp14:textId="77777777">
+          <w:p>
             <w:pPr>
               <w:spacing w:after="40"/>
             </w:pPr>
             <w:r>
               <w:rPr>
-                <w:rFonts w:ascii="Times New Roman" w:hAnsi="Times New Roman" w:eastAsia="Times New Roman" w:cs="Times New Roman"/>
-                <w:b w:val="1"/>
-                <w:bCs w:val="1"/>
+                <w:b/>
+                <w:bCs/>
                 <w:color w:val="FFFFFF"/>
                 <w:sz w:val="22"/>
                 <w:szCs w:val="22"/>
@@ -5488,10 +4227,13 @@
           </w:p>
         </w:tc>
       </w:tr>
-      <w:tr xmlns:wp14="http://schemas.microsoft.com/office/word/2010/wordml" wp14:textId="77777777">
-        <w:trPr>
-          <w:tblHeader w:val="false"/>
-        </w:trPr>
+      <w:tr>
+        <w:tblPrEx>
+          <w:tblCellMar>
+            <w:top w:w="0" w:type="dxa"/>
+            <w:bottom w:w="0" w:type="dxa"/>
+          </w:tblCellMar>
+        </w:tblPrEx>
         <w:tc>
           <w:tcPr>
             <w:tcW w:w="1300" w:type="dxa"/>
@@ -5502,20 +4244,16 @@
               <w:right w:w="100" w:type="dxa"/>
             </w:tcMar>
           </w:tcPr>
-          <w:p wp14:textId="77777777">
-            <w:pPr>
-              <w:spacing w:after="40" w:line="264"/>
-            </w:pPr>
-            <w:r>
-              <w:rPr>
-                <w:rFonts w:ascii="Times New Roman" w:hAnsi="Times New Roman" w:eastAsia="Times New Roman" w:cs="Times New Roman"/>
-                <w:b w:val="false"/>
-                <w:bCs w:val="false"/>
-                <w:color w:val="000000"/>
-                <w:sz w:val="22"/>
-                <w:szCs w:val="22"/>
-              </w:rPr>
-              <w:t xml:space="preserve">EX-01</w:t>
+          <w:p>
+            <w:pPr>
+              <w:spacing w:after="40" w:line="264" w:lineRule="auto"/>
+            </w:pPr>
+            <w:r>
+              <w:rPr>
+                <w:sz w:val="22"/>
+                <w:szCs w:val="22"/>
+              </w:rPr>
+              <w:t>EX-01</w:t>
             </w:r>
           </w:p>
         </w:tc>
@@ -5529,20 +4267,10 @@
               <w:right w:w="100" w:type="dxa"/>
             </w:tcMar>
           </w:tcPr>
-          <w:p wp14:textId="77777777">
-            <w:pPr>
-              <w:spacing w:after="40" w:line="264"/>
-            </w:pPr>
-            <w:r>
-              <w:rPr>
-                <w:rFonts w:ascii="Times New Roman" w:hAnsi="Times New Roman" w:eastAsia="Times New Roman" w:cs="Times New Roman"/>
-                <w:b w:val="false"/>
-                <w:bCs w:val="false"/>
-                <w:color w:val="000000"/>
-                <w:sz w:val="22"/>
-                <w:szCs w:val="22"/>
-              </w:rPr>
-            </w:r>
+          <w:p>
+            <w:pPr>
+              <w:spacing w:after="40" w:line="264" w:lineRule="auto"/>
+            </w:pPr>
           </w:p>
         </w:tc>
         <w:tc>
@@ -5555,27 +4283,20 @@
               <w:right w:w="100" w:type="dxa"/>
             </w:tcMar>
           </w:tcPr>
-          <w:p wp14:textId="77777777">
-            <w:pPr>
-              <w:spacing w:after="40" w:line="264"/>
-            </w:pPr>
-            <w:r>
-              <w:rPr>
-                <w:rFonts w:ascii="Times New Roman" w:hAnsi="Times New Roman" w:eastAsia="Times New Roman" w:cs="Times New Roman"/>
-                <w:b w:val="false"/>
-                <w:bCs w:val="false"/>
-                <w:color w:val="000000"/>
-                <w:sz w:val="22"/>
-                <w:szCs w:val="22"/>
-              </w:rPr>
-            </w:r>
+          <w:p>
+            <w:pPr>
+              <w:spacing w:after="40" w:line="264" w:lineRule="auto"/>
+            </w:pPr>
           </w:p>
         </w:tc>
       </w:tr>
-      <w:tr xmlns:wp14="http://schemas.microsoft.com/office/word/2010/wordml" wp14:textId="77777777">
-        <w:trPr>
-          <w:tblHeader w:val="false"/>
-        </w:trPr>
+      <w:tr>
+        <w:tblPrEx>
+          <w:tblCellMar>
+            <w:top w:w="0" w:type="dxa"/>
+            <w:bottom w:w="0" w:type="dxa"/>
+          </w:tblCellMar>
+        </w:tblPrEx>
         <w:tc>
           <w:tcPr>
             <w:tcW w:w="1300" w:type="dxa"/>
@@ -5586,20 +4307,16 @@
               <w:right w:w="100" w:type="dxa"/>
             </w:tcMar>
           </w:tcPr>
-          <w:p wp14:textId="77777777">
-            <w:pPr>
-              <w:spacing w:after="40" w:line="264"/>
-            </w:pPr>
-            <w:r>
-              <w:rPr>
-                <w:rFonts w:ascii="Times New Roman" w:hAnsi="Times New Roman" w:eastAsia="Times New Roman" w:cs="Times New Roman"/>
-                <w:b w:val="false"/>
-                <w:bCs w:val="false"/>
-                <w:color w:val="000000"/>
-                <w:sz w:val="22"/>
-                <w:szCs w:val="22"/>
-              </w:rPr>
-              <w:t xml:space="preserve">EX-02</w:t>
+          <w:p>
+            <w:pPr>
+              <w:spacing w:after="40" w:line="264" w:lineRule="auto"/>
+            </w:pPr>
+            <w:r>
+              <w:rPr>
+                <w:sz w:val="22"/>
+                <w:szCs w:val="22"/>
+              </w:rPr>
+              <w:t>EX-02</w:t>
             </w:r>
           </w:p>
         </w:tc>
@@ -5613,20 +4330,10 @@
               <w:right w:w="100" w:type="dxa"/>
             </w:tcMar>
           </w:tcPr>
-          <w:p wp14:textId="77777777">
-            <w:pPr>
-              <w:spacing w:after="40" w:line="264"/>
-            </w:pPr>
-            <w:r>
-              <w:rPr>
-                <w:rFonts w:ascii="Times New Roman" w:hAnsi="Times New Roman" w:eastAsia="Times New Roman" w:cs="Times New Roman"/>
-                <w:b w:val="false"/>
-                <w:bCs w:val="false"/>
-                <w:color w:val="000000"/>
-                <w:sz w:val="22"/>
-                <w:szCs w:val="22"/>
-              </w:rPr>
-            </w:r>
+          <w:p>
+            <w:pPr>
+              <w:spacing w:after="40" w:line="264" w:lineRule="auto"/>
+            </w:pPr>
           </w:p>
         </w:tc>
         <w:tc>
@@ -5639,71 +4346,48 @@
               <w:right w:w="100" w:type="dxa"/>
             </w:tcMar>
           </w:tcPr>
-          <w:p wp14:textId="77777777">
-            <w:pPr>
-              <w:spacing w:after="40" w:line="264"/>
-            </w:pPr>
-            <w:r>
-              <w:rPr>
-                <w:rFonts w:ascii="Times New Roman" w:hAnsi="Times New Roman" w:eastAsia="Times New Roman" w:cs="Times New Roman"/>
-                <w:b w:val="false"/>
-                <w:bCs w:val="false"/>
-                <w:color w:val="000000"/>
-                <w:sz w:val="22"/>
-                <w:szCs w:val="22"/>
-              </w:rPr>
-            </w:r>
+          <w:p>
+            <w:pPr>
+              <w:spacing w:after="40" w:line="264" w:lineRule="auto"/>
+            </w:pPr>
           </w:p>
         </w:tc>
       </w:tr>
     </w:tbl>
-    <w:p xmlns:wp14="http://schemas.microsoft.com/office/word/2010/wordml" wp14:textId="77777777">
+    <w:p>
       <w:r>
         <w:br w:type="page"/>
       </w:r>
     </w:p>
-    <w:p xmlns:wp14="http://schemas.microsoft.com/office/word/2010/wordml" wp14:textId="77777777">
-      <w:pPr>
-        <w:pStyle w:val="Heading1"/>
-        <w:spacing w:before="240" w:after="120"/>
-      </w:pPr>
+    <w:p>
+      <w:pPr>
+        <w:pStyle w:val="heading10"/>
+      </w:pPr>
+      <w:r>
+        <w:lastRenderedPageBreak/>
+        <w:t xml:space="preserve"> </w:t>
+      </w:r>
+      <w:r>
+        <w:t>Tiêu chí nghiệm thu nghiệp vụ</w:t>
+      </w:r>
       <w:r>
         <w:rPr>
-          <w:rFonts w:ascii="Times New Roman" w:hAnsi="Times New Roman" w:eastAsia="Times New Roman" w:cs="Times New Roman"/>
-          <w:b w:val="1"/>
-          <w:bCs w:val="1"/>
-          <w:color w:val="1F3864"/>
-          <w:sz w:val="28"/>
-          <w:szCs w:val="28"/>
-          <w:lang w:val="en-US"/>
-        </w:rPr>
-        <w:t>10. Tiêu chí nghiệm thu nghiệp vụ</w:t>
-      </w:r>
-      <w:r>
-        <w:rPr>
-          <w:rFonts w:ascii="Times New Roman" w:hAnsi="Times New Roman" w:eastAsia="Times New Roman" w:cs="Times New Roman"/>
-          <w:b w:val="1"/>
-          <w:bCs w:val="1"/>
           <w:color w:val="C00000"/>
           <w:sz w:val="20"/>
           <w:szCs w:val="20"/>
-          <w:lang w:val="en-US"/>
         </w:rPr>
         <w:t xml:space="preserve">  [BẮT BUỘC]</w:t>
       </w:r>
     </w:p>
-    <w:p xmlns:wp14="http://schemas.microsoft.com/office/word/2010/wordml" wp14:textId="77777777">
+    <w:p>
       <w:pPr>
         <w:spacing w:after="120" w:line="264" w:lineRule="auto"/>
       </w:pPr>
       <w:r>
         <w:rPr>
-          <w:rFonts w:ascii="Times New Roman" w:hAnsi="Times New Roman" w:eastAsia="Times New Roman" w:cs="Times New Roman"/>
-          <w:i w:val="1"/>
-          <w:iCs w:val="1"/>
+          <w:i/>
+          <w:iCs/>
           <w:color w:val="C00000"/>
-          <w:sz w:val="24"/>
-          <w:szCs w:val="24"/>
           <w:lang w:val="en-US"/>
         </w:rPr>
         <w:t>Điều kiện để nghiệp vụ chấp nhận sản phẩm (UAT mức nghiệp vụ). Mỗi tiêu chí đo lường được, tham chiếu về yêu cầu/mục tiêu. Đây là căn cứ để PTSP xác nhận nghiệm thu.</w:t>
@@ -5713,20 +4397,31 @@
       <w:tblPr>
         <w:tblW w:w="9346" w:type="dxa"/>
         <w:tblBorders>
-          <w:top w:val="single" w:color="BFBFBF" w:sz="4"/>
-          <w:left w:val="single" w:color="BFBFBF" w:sz="4"/>
-          <w:bottom w:val="single" w:color="BFBFBF" w:sz="4"/>
-          <w:right w:val="single" w:color="BFBFBF" w:sz="4"/>
-          <w:insideH w:val="single" w:color="BFBFBF" w:sz="4"/>
-          <w:insideV w:val="single" w:color="BFBFBF" w:sz="4"/>
+          <w:top w:val="single" w:sz="4" w:space="0" w:color="BFBFBF"/>
+          <w:left w:val="single" w:sz="4" w:space="0" w:color="BFBFBF"/>
+          <w:bottom w:val="single" w:sz="4" w:space="0" w:color="BFBFBF"/>
+          <w:right w:val="single" w:sz="4" w:space="0" w:color="BFBFBF"/>
+          <w:insideH w:val="single" w:sz="4" w:space="0" w:color="BFBFBF"/>
+          <w:insideV w:val="single" w:sz="4" w:space="0" w:color="BFBFBF"/>
         </w:tblBorders>
+        <w:tblCellMar>
+          <w:left w:w="10" w:type="dxa"/>
+          <w:right w:w="10" w:type="dxa"/>
+        </w:tblCellMar>
+        <w:tblLook w:val="04A0" w:firstRow="1" w:lastRow="0" w:firstColumn="1" w:lastColumn="0" w:noHBand="0" w:noVBand="1"/>
       </w:tblPr>
       <w:tblGrid>
         <w:gridCol w:w="1300"/>
         <w:gridCol w:w="5240"/>
         <w:gridCol w:w="2806"/>
       </w:tblGrid>
-      <w:tr xmlns:wp14="http://schemas.microsoft.com/office/word/2010/wordml" wp14:textId="77777777">
+      <w:tr>
+        <w:tblPrEx>
+          <w:tblCellMar>
+            <w:top w:w="0" w:type="dxa"/>
+            <w:bottom w:w="0" w:type="dxa"/>
+          </w:tblCellMar>
+        </w:tblPrEx>
         <w:trPr>
           <w:tblHeader/>
         </w:trPr>
@@ -5741,15 +4436,14 @@
               <w:right w:w="100" w:type="dxa"/>
             </w:tcMar>
           </w:tcPr>
-          <w:p wp14:textId="77777777">
+          <w:p>
             <w:pPr>
               <w:spacing w:after="40"/>
             </w:pPr>
             <w:r>
               <w:rPr>
-                <w:rFonts w:ascii="Times New Roman" w:hAnsi="Times New Roman" w:eastAsia="Times New Roman" w:cs="Times New Roman"/>
-                <w:b w:val="1"/>
-                <w:bCs w:val="1"/>
+                <w:b/>
+                <w:bCs/>
                 <w:color w:val="FFFFFF"/>
                 <w:sz w:val="22"/>
                 <w:szCs w:val="22"/>
@@ -5770,15 +4464,14 @@
               <w:right w:w="100" w:type="dxa"/>
             </w:tcMar>
           </w:tcPr>
-          <w:p wp14:textId="77777777">
+          <w:p>
             <w:pPr>
               <w:spacing w:after="40"/>
             </w:pPr>
             <w:r>
               <w:rPr>
-                <w:rFonts w:ascii="Times New Roman" w:hAnsi="Times New Roman" w:eastAsia="Times New Roman" w:cs="Times New Roman"/>
-                <w:b w:val="1"/>
-                <w:bCs w:val="1"/>
+                <w:b/>
+                <w:bCs/>
                 <w:color w:val="FFFFFF"/>
                 <w:sz w:val="22"/>
                 <w:szCs w:val="22"/>
@@ -5799,15 +4492,14 @@
               <w:right w:w="100" w:type="dxa"/>
             </w:tcMar>
           </w:tcPr>
-          <w:p wp14:textId="77777777">
+          <w:p>
             <w:pPr>
               <w:spacing w:after="40"/>
             </w:pPr>
             <w:r>
               <w:rPr>
-                <w:rFonts w:ascii="Times New Roman" w:hAnsi="Times New Roman" w:eastAsia="Times New Roman" w:cs="Times New Roman"/>
-                <w:b w:val="1"/>
-                <w:bCs w:val="1"/>
+                <w:b/>
+                <w:bCs/>
                 <w:color w:val="FFFFFF"/>
                 <w:sz w:val="22"/>
                 <w:szCs w:val="22"/>
@@ -5818,10 +4510,13 @@
           </w:p>
         </w:tc>
       </w:tr>
-      <w:tr xmlns:wp14="http://schemas.microsoft.com/office/word/2010/wordml" wp14:textId="77777777">
-        <w:trPr>
-          <w:tblHeader w:val="false"/>
-        </w:trPr>
+      <w:tr>
+        <w:tblPrEx>
+          <w:tblCellMar>
+            <w:top w:w="0" w:type="dxa"/>
+            <w:bottom w:w="0" w:type="dxa"/>
+          </w:tblCellMar>
+        </w:tblPrEx>
         <w:tc>
           <w:tcPr>
             <w:tcW w:w="1300" w:type="dxa"/>
@@ -5832,20 +4527,16 @@
               <w:right w:w="100" w:type="dxa"/>
             </w:tcMar>
           </w:tcPr>
-          <w:p wp14:textId="77777777">
-            <w:pPr>
-              <w:spacing w:after="40" w:line="264"/>
-            </w:pPr>
-            <w:r>
-              <w:rPr>
-                <w:rFonts w:ascii="Times New Roman" w:hAnsi="Times New Roman" w:eastAsia="Times New Roman" w:cs="Times New Roman"/>
-                <w:b w:val="false"/>
-                <w:bCs w:val="false"/>
-                <w:color w:val="000000"/>
-                <w:sz w:val="22"/>
-                <w:szCs w:val="22"/>
-              </w:rPr>
-              <w:t xml:space="preserve">AC-01</w:t>
+          <w:p>
+            <w:pPr>
+              <w:spacing w:after="40" w:line="264" w:lineRule="auto"/>
+            </w:pPr>
+            <w:r>
+              <w:rPr>
+                <w:sz w:val="22"/>
+                <w:szCs w:val="22"/>
+              </w:rPr>
+              <w:t>AC-01</w:t>
             </w:r>
           </w:p>
         </w:tc>
@@ -5859,20 +4550,10 @@
               <w:right w:w="100" w:type="dxa"/>
             </w:tcMar>
           </w:tcPr>
-          <w:p wp14:textId="77777777">
-            <w:pPr>
-              <w:spacing w:after="40" w:line="264"/>
-            </w:pPr>
-            <w:r>
-              <w:rPr>
-                <w:rFonts w:ascii="Times New Roman" w:hAnsi="Times New Roman" w:eastAsia="Times New Roman" w:cs="Times New Roman"/>
-                <w:b w:val="false"/>
-                <w:bCs w:val="false"/>
-                <w:color w:val="000000"/>
-                <w:sz w:val="22"/>
-                <w:szCs w:val="22"/>
-              </w:rPr>
-            </w:r>
+          <w:p>
+            <w:pPr>
+              <w:spacing w:after="40" w:line="264" w:lineRule="auto"/>
+            </w:pPr>
           </w:p>
         </w:tc>
         <w:tc>
@@ -5885,28 +4566,27 @@
               <w:right w:w="100" w:type="dxa"/>
             </w:tcMar>
           </w:tcPr>
-          <w:p wp14:textId="77777777">
-            <w:pPr>
-              <w:spacing w:after="40" w:line="264"/>
-            </w:pPr>
-            <w:r>
-              <w:rPr>
-                <w:rFonts w:ascii="Times New Roman" w:hAnsi="Times New Roman" w:eastAsia="Times New Roman" w:cs="Times New Roman"/>
-                <w:b w:val="false"/>
-                <w:bCs w:val="false"/>
-                <w:color w:val="000000"/>
-                <w:sz w:val="22"/>
-                <w:szCs w:val="22"/>
-              </w:rPr>
-              <w:t xml:space="preserve">BR-01</w:t>
+          <w:p>
+            <w:pPr>
+              <w:spacing w:after="40" w:line="264" w:lineRule="auto"/>
+            </w:pPr>
+            <w:r>
+              <w:rPr>
+                <w:sz w:val="22"/>
+                <w:szCs w:val="22"/>
+              </w:rPr>
+              <w:t>BR-01</w:t>
             </w:r>
           </w:p>
         </w:tc>
       </w:tr>
-      <w:tr xmlns:wp14="http://schemas.microsoft.com/office/word/2010/wordml" wp14:textId="77777777">
-        <w:trPr>
-          <w:tblHeader w:val="false"/>
-        </w:trPr>
+      <w:tr>
+        <w:tblPrEx>
+          <w:tblCellMar>
+            <w:top w:w="0" w:type="dxa"/>
+            <w:bottom w:w="0" w:type="dxa"/>
+          </w:tblCellMar>
+        </w:tblPrEx>
         <w:tc>
           <w:tcPr>
             <w:tcW w:w="1300" w:type="dxa"/>
@@ -5917,20 +4597,16 @@
               <w:right w:w="100" w:type="dxa"/>
             </w:tcMar>
           </w:tcPr>
-          <w:p wp14:textId="77777777">
-            <w:pPr>
-              <w:spacing w:after="40" w:line="264"/>
-            </w:pPr>
-            <w:r>
-              <w:rPr>
-                <w:rFonts w:ascii="Times New Roman" w:hAnsi="Times New Roman" w:eastAsia="Times New Roman" w:cs="Times New Roman"/>
-                <w:b w:val="false"/>
-                <w:bCs w:val="false"/>
-                <w:color w:val="000000"/>
-                <w:sz w:val="22"/>
-                <w:szCs w:val="22"/>
-              </w:rPr>
-              <w:t xml:space="preserve">AC-02</w:t>
+          <w:p>
+            <w:pPr>
+              <w:spacing w:after="40" w:line="264" w:lineRule="auto"/>
+            </w:pPr>
+            <w:r>
+              <w:rPr>
+                <w:sz w:val="22"/>
+                <w:szCs w:val="22"/>
+              </w:rPr>
+              <w:t>AC-02</w:t>
             </w:r>
           </w:p>
         </w:tc>
@@ -5944,20 +4620,10 @@
               <w:right w:w="100" w:type="dxa"/>
             </w:tcMar>
           </w:tcPr>
-          <w:p wp14:textId="77777777">
-            <w:pPr>
-              <w:spacing w:after="40" w:line="264"/>
-            </w:pPr>
-            <w:r>
-              <w:rPr>
-                <w:rFonts w:ascii="Times New Roman" w:hAnsi="Times New Roman" w:eastAsia="Times New Roman" w:cs="Times New Roman"/>
-                <w:b w:val="false"/>
-                <w:bCs w:val="false"/>
-                <w:color w:val="000000"/>
-                <w:sz w:val="22"/>
-                <w:szCs w:val="22"/>
-              </w:rPr>
-            </w:r>
+          <w:p>
+            <w:pPr>
+              <w:spacing w:after="40" w:line="264" w:lineRule="auto"/>
+            </w:pPr>
           </w:p>
         </w:tc>
         <w:tc>
@@ -5970,59 +4636,40 @@
               <w:right w:w="100" w:type="dxa"/>
             </w:tcMar>
           </w:tcPr>
-          <w:p wp14:textId="77777777">
-            <w:pPr>
-              <w:spacing w:after="40" w:line="264"/>
-            </w:pPr>
-            <w:r>
-              <w:rPr>
-                <w:rFonts w:ascii="Times New Roman" w:hAnsi="Times New Roman" w:eastAsia="Times New Roman" w:cs="Times New Roman"/>
-                <w:b w:val="false"/>
-                <w:bCs w:val="false"/>
-                <w:color w:val="000000"/>
-                <w:sz w:val="22"/>
-                <w:szCs w:val="22"/>
-              </w:rPr>
-            </w:r>
+          <w:p>
+            <w:pPr>
+              <w:spacing w:after="40" w:line="264" w:lineRule="auto"/>
+            </w:pPr>
           </w:p>
         </w:tc>
       </w:tr>
     </w:tbl>
-    <w:p xmlns:wp14="http://schemas.microsoft.com/office/word/2010/wordml" wp14:textId="77777777">
+    <w:p>
       <w:r>
         <w:br w:type="page"/>
       </w:r>
     </w:p>
-    <w:p xmlns:wp14="http://schemas.microsoft.com/office/word/2010/wordml" wp14:textId="77777777">
-      <w:pPr>
-        <w:pStyle w:val="Heading1"/>
-        <w:spacing w:before="240" w:after="120"/>
+    <w:p>
+      <w:pPr>
+        <w:pStyle w:val="heading10"/>
+      </w:pPr>
+      <w:r>
+        <w:lastRenderedPageBreak/>
+        <w:t xml:space="preserve"> </w:t>
+      </w:r>
+      <w:r>
+        <w:t>Yêu cầu phi chức năng (mức mục tiêu)</w:t>
+      </w:r>
+    </w:p>
+    <w:p>
+      <w:pPr>
+        <w:spacing w:after="120" w:line="264" w:lineRule="auto"/>
       </w:pPr>
       <w:r>
         <w:rPr>
-          <w:rFonts w:ascii="Times New Roman" w:hAnsi="Times New Roman" w:eastAsia="Times New Roman" w:cs="Times New Roman"/>
-          <w:b w:val="1"/>
-          <w:bCs w:val="1"/>
-          <w:color w:val="1F3864"/>
-          <w:sz w:val="28"/>
-          <w:szCs w:val="28"/>
-          <w:lang w:val="en-US"/>
-        </w:rPr>
-        <w:t>11. Yêu cầu phi chức năng (mức mục tiêu)</w:t>
-      </w:r>
-    </w:p>
-    <w:p xmlns:wp14="http://schemas.microsoft.com/office/word/2010/wordml" wp14:textId="77777777">
-      <w:pPr>
-        <w:spacing w:after="120" w:line="264" w:lineRule="auto"/>
-      </w:pPr>
-      <w:r>
-        <w:rPr>
-          <w:rFonts w:ascii="Times New Roman" w:hAnsi="Times New Roman" w:eastAsia="Times New Roman" w:cs="Times New Roman"/>
-          <w:i w:val="1"/>
-          <w:iCs w:val="1"/>
+          <w:i/>
+          <w:iCs/>
           <w:color w:val="C00000"/>
-          <w:sz w:val="24"/>
-          <w:szCs w:val="24"/>
           <w:lang w:val="en-US"/>
         </w:rPr>
         <w:t>Ở BRD chỉ nêu mục tiêu định hướng (ví dụ: thời gian phản hồi nhanh, bảo mật theo chuẩn ngành, sẵn sàng cao). CNTT sẽ lượng hóa chi tiết trong SRS.</w:t>
@@ -6032,19 +4679,30 @@
       <w:tblPr>
         <w:tblW w:w="9346" w:type="dxa"/>
         <w:tblBorders>
-          <w:top w:val="single" w:color="BFBFBF" w:sz="4"/>
-          <w:left w:val="single" w:color="BFBFBF" w:sz="4"/>
-          <w:bottom w:val="single" w:color="BFBFBF" w:sz="4"/>
-          <w:right w:val="single" w:color="BFBFBF" w:sz="4"/>
-          <w:insideH w:val="single" w:color="BFBFBF" w:sz="4"/>
-          <w:insideV w:val="single" w:color="BFBFBF" w:sz="4"/>
+          <w:top w:val="single" w:sz="4" w:space="0" w:color="BFBFBF"/>
+          <w:left w:val="single" w:sz="4" w:space="0" w:color="BFBFBF"/>
+          <w:bottom w:val="single" w:sz="4" w:space="0" w:color="BFBFBF"/>
+          <w:right w:val="single" w:sz="4" w:space="0" w:color="BFBFBF"/>
+          <w:insideH w:val="single" w:sz="4" w:space="0" w:color="BFBFBF"/>
+          <w:insideV w:val="single" w:sz="4" w:space="0" w:color="BFBFBF"/>
         </w:tblBorders>
+        <w:tblCellMar>
+          <w:left w:w="10" w:type="dxa"/>
+          <w:right w:w="10" w:type="dxa"/>
+        </w:tblCellMar>
+        <w:tblLook w:val="04A0" w:firstRow="1" w:lastRow="0" w:firstColumn="1" w:lastColumn="0" w:noHBand="0" w:noVBand="1"/>
       </w:tblPr>
       <w:tblGrid>
         <w:gridCol w:w="2800"/>
         <w:gridCol w:w="6546"/>
       </w:tblGrid>
-      <w:tr xmlns:wp14="http://schemas.microsoft.com/office/word/2010/wordml" wp14:textId="77777777">
+      <w:tr>
+        <w:tblPrEx>
+          <w:tblCellMar>
+            <w:top w:w="0" w:type="dxa"/>
+            <w:bottom w:w="0" w:type="dxa"/>
+          </w:tblCellMar>
+        </w:tblPrEx>
         <w:trPr>
           <w:tblHeader/>
         </w:trPr>
@@ -6059,15 +4717,14 @@
               <w:right w:w="100" w:type="dxa"/>
             </w:tcMar>
           </w:tcPr>
-          <w:p wp14:textId="77777777">
+          <w:p>
             <w:pPr>
               <w:spacing w:after="40"/>
             </w:pPr>
             <w:r>
               <w:rPr>
-                <w:rFonts w:ascii="Times New Roman" w:hAnsi="Times New Roman" w:eastAsia="Times New Roman" w:cs="Times New Roman"/>
-                <w:b w:val="1"/>
-                <w:bCs w:val="1"/>
+                <w:b/>
+                <w:bCs/>
                 <w:color w:val="FFFFFF"/>
                 <w:sz w:val="22"/>
                 <w:szCs w:val="22"/>
@@ -6088,15 +4745,14 @@
               <w:right w:w="100" w:type="dxa"/>
             </w:tcMar>
           </w:tcPr>
-          <w:p wp14:textId="77777777">
+          <w:p>
             <w:pPr>
               <w:spacing w:after="40"/>
             </w:pPr>
             <w:r>
               <w:rPr>
-                <w:rFonts w:ascii="Times New Roman" w:hAnsi="Times New Roman" w:eastAsia="Times New Roman" w:cs="Times New Roman"/>
-                <w:b w:val="1"/>
-                <w:bCs w:val="1"/>
+                <w:b/>
+                <w:bCs/>
                 <w:color w:val="FFFFFF"/>
                 <w:sz w:val="22"/>
                 <w:szCs w:val="22"/>
@@ -6107,10 +4763,13 @@
           </w:p>
         </w:tc>
       </w:tr>
-      <w:tr xmlns:wp14="http://schemas.microsoft.com/office/word/2010/wordml" wp14:textId="77777777">
-        <w:trPr>
-          <w:tblHeader w:val="false"/>
-        </w:trPr>
+      <w:tr>
+        <w:tblPrEx>
+          <w:tblCellMar>
+            <w:top w:w="0" w:type="dxa"/>
+            <w:bottom w:w="0" w:type="dxa"/>
+          </w:tblCellMar>
+        </w:tblPrEx>
         <w:tc>
           <w:tcPr>
             <w:tcW w:w="2800" w:type="dxa"/>
@@ -6122,16 +4781,12 @@
               <w:right w:w="100" w:type="dxa"/>
             </w:tcMar>
           </w:tcPr>
-          <w:p wp14:textId="77777777">
-            <w:pPr>
-              <w:spacing w:after="40" w:line="264" w:lineRule="auto"/>
-            </w:pPr>
-            <w:r>
-              <w:rPr>
-                <w:rFonts w:ascii="Times New Roman" w:hAnsi="Times New Roman" w:eastAsia="Times New Roman" w:cs="Times New Roman"/>
-                <w:b w:val="0"/>
-                <w:bCs w:val="0"/>
-                <w:color w:val="000000"/>
+          <w:p>
+            <w:pPr>
+              <w:spacing w:after="40" w:line="264" w:lineRule="auto"/>
+            </w:pPr>
+            <w:r>
+              <w:rPr>
                 <w:sz w:val="22"/>
                 <w:szCs w:val="22"/>
                 <w:lang w:val="en-US"/>
@@ -6150,27 +4805,20 @@
               <w:right w:w="100" w:type="dxa"/>
             </w:tcMar>
           </w:tcPr>
-          <w:p wp14:textId="77777777">
-            <w:pPr>
-              <w:spacing w:after="40" w:line="264"/>
-            </w:pPr>
-            <w:r>
-              <w:rPr>
-                <w:rFonts w:ascii="Times New Roman" w:hAnsi="Times New Roman" w:eastAsia="Times New Roman" w:cs="Times New Roman"/>
-                <w:b w:val="false"/>
-                <w:bCs w:val="false"/>
-                <w:color w:val="000000"/>
-                <w:sz w:val="22"/>
-                <w:szCs w:val="22"/>
-              </w:rPr>
-            </w:r>
+          <w:p>
+            <w:pPr>
+              <w:spacing w:after="40" w:line="264" w:lineRule="auto"/>
+            </w:pPr>
           </w:p>
         </w:tc>
       </w:tr>
-      <w:tr xmlns:wp14="http://schemas.microsoft.com/office/word/2010/wordml" wp14:textId="77777777">
-        <w:trPr>
-          <w:tblHeader w:val="false"/>
-        </w:trPr>
+      <w:tr>
+        <w:tblPrEx>
+          <w:tblCellMar>
+            <w:top w:w="0" w:type="dxa"/>
+            <w:bottom w:w="0" w:type="dxa"/>
+          </w:tblCellMar>
+        </w:tblPrEx>
         <w:tc>
           <w:tcPr>
             <w:tcW w:w="2800" w:type="dxa"/>
@@ -6182,16 +4830,12 @@
               <w:right w:w="100" w:type="dxa"/>
             </w:tcMar>
           </w:tcPr>
-          <w:p wp14:textId="77777777">
-            <w:pPr>
-              <w:spacing w:after="40" w:line="264" w:lineRule="auto"/>
-            </w:pPr>
-            <w:r>
-              <w:rPr>
-                <w:rFonts w:ascii="Times New Roman" w:hAnsi="Times New Roman" w:eastAsia="Times New Roman" w:cs="Times New Roman"/>
-                <w:b w:val="0"/>
-                <w:bCs w:val="0"/>
-                <w:color w:val="000000"/>
+          <w:p>
+            <w:pPr>
+              <w:spacing w:after="40" w:line="264" w:lineRule="auto"/>
+            </w:pPr>
+            <w:r>
+              <w:rPr>
                 <w:sz w:val="22"/>
                 <w:szCs w:val="22"/>
                 <w:lang w:val="en-US"/>
@@ -6210,27 +4854,20 @@
               <w:right w:w="100" w:type="dxa"/>
             </w:tcMar>
           </w:tcPr>
-          <w:p wp14:textId="77777777">
-            <w:pPr>
-              <w:spacing w:after="40" w:line="264"/>
-            </w:pPr>
-            <w:r>
-              <w:rPr>
-                <w:rFonts w:ascii="Times New Roman" w:hAnsi="Times New Roman" w:eastAsia="Times New Roman" w:cs="Times New Roman"/>
-                <w:b w:val="false"/>
-                <w:bCs w:val="false"/>
-                <w:color w:val="000000"/>
-                <w:sz w:val="22"/>
-                <w:szCs w:val="22"/>
-              </w:rPr>
-            </w:r>
+          <w:p>
+            <w:pPr>
+              <w:spacing w:after="40" w:line="264" w:lineRule="auto"/>
+            </w:pPr>
           </w:p>
         </w:tc>
       </w:tr>
-      <w:tr xmlns:wp14="http://schemas.microsoft.com/office/word/2010/wordml" wp14:textId="77777777">
-        <w:trPr>
-          <w:tblHeader w:val="false"/>
-        </w:trPr>
+      <w:tr>
+        <w:tblPrEx>
+          <w:tblCellMar>
+            <w:top w:w="0" w:type="dxa"/>
+            <w:bottom w:w="0" w:type="dxa"/>
+          </w:tblCellMar>
+        </w:tblPrEx>
         <w:tc>
           <w:tcPr>
             <w:tcW w:w="2800" w:type="dxa"/>
@@ -6242,16 +4879,12 @@
               <w:right w:w="100" w:type="dxa"/>
             </w:tcMar>
           </w:tcPr>
-          <w:p wp14:textId="77777777">
-            <w:pPr>
-              <w:spacing w:after="40" w:line="264" w:lineRule="auto"/>
-            </w:pPr>
-            <w:r>
-              <w:rPr>
-                <w:rFonts w:ascii="Times New Roman" w:hAnsi="Times New Roman" w:eastAsia="Times New Roman" w:cs="Times New Roman"/>
-                <w:b w:val="0"/>
-                <w:bCs w:val="0"/>
-                <w:color w:val="000000"/>
+          <w:p>
+            <w:pPr>
+              <w:spacing w:after="40" w:line="264" w:lineRule="auto"/>
+            </w:pPr>
+            <w:r>
+              <w:rPr>
                 <w:sz w:val="22"/>
                 <w:szCs w:val="22"/>
                 <w:lang w:val="en-US"/>
@@ -6270,27 +4903,20 @@
               <w:right w:w="100" w:type="dxa"/>
             </w:tcMar>
           </w:tcPr>
-          <w:p wp14:textId="77777777">
-            <w:pPr>
-              <w:spacing w:after="40" w:line="264"/>
-            </w:pPr>
-            <w:r>
-              <w:rPr>
-                <w:rFonts w:ascii="Times New Roman" w:hAnsi="Times New Roman" w:eastAsia="Times New Roman" w:cs="Times New Roman"/>
-                <w:b w:val="false"/>
-                <w:bCs w:val="false"/>
-                <w:color w:val="000000"/>
-                <w:sz w:val="22"/>
-                <w:szCs w:val="22"/>
-              </w:rPr>
-            </w:r>
+          <w:p>
+            <w:pPr>
+              <w:spacing w:after="40" w:line="264" w:lineRule="auto"/>
+            </w:pPr>
           </w:p>
         </w:tc>
       </w:tr>
-      <w:tr xmlns:wp14="http://schemas.microsoft.com/office/word/2010/wordml" wp14:textId="77777777">
-        <w:trPr>
-          <w:tblHeader w:val="false"/>
-        </w:trPr>
+      <w:tr>
+        <w:tblPrEx>
+          <w:tblCellMar>
+            <w:top w:w="0" w:type="dxa"/>
+            <w:bottom w:w="0" w:type="dxa"/>
+          </w:tblCellMar>
+        </w:tblPrEx>
         <w:tc>
           <w:tcPr>
             <w:tcW w:w="2800" w:type="dxa"/>
@@ -6302,16 +4928,12 @@
               <w:right w:w="100" w:type="dxa"/>
             </w:tcMar>
           </w:tcPr>
-          <w:p wp14:textId="77777777">
-            <w:pPr>
-              <w:spacing w:after="40" w:line="264" w:lineRule="auto"/>
-            </w:pPr>
-            <w:r>
-              <w:rPr>
-                <w:rFonts w:ascii="Times New Roman" w:hAnsi="Times New Roman" w:eastAsia="Times New Roman" w:cs="Times New Roman"/>
-                <w:b w:val="0"/>
-                <w:bCs w:val="0"/>
-                <w:color w:val="000000"/>
+          <w:p>
+            <w:pPr>
+              <w:spacing w:after="40" w:line="264" w:lineRule="auto"/>
+            </w:pPr>
+            <w:r>
+              <w:rPr>
                 <w:sz w:val="22"/>
                 <w:szCs w:val="22"/>
                 <w:lang w:val="en-US"/>
@@ -6330,27 +4952,20 @@
               <w:right w:w="100" w:type="dxa"/>
             </w:tcMar>
           </w:tcPr>
-          <w:p wp14:textId="77777777">
-            <w:pPr>
-              <w:spacing w:after="40" w:line="264"/>
-            </w:pPr>
-            <w:r>
-              <w:rPr>
-                <w:rFonts w:ascii="Times New Roman" w:hAnsi="Times New Roman" w:eastAsia="Times New Roman" w:cs="Times New Roman"/>
-                <w:b w:val="false"/>
-                <w:bCs w:val="false"/>
-                <w:color w:val="000000"/>
-                <w:sz w:val="22"/>
-                <w:szCs w:val="22"/>
-              </w:rPr>
-            </w:r>
+          <w:p>
+            <w:pPr>
+              <w:spacing w:after="40" w:line="264" w:lineRule="auto"/>
+            </w:pPr>
           </w:p>
         </w:tc>
       </w:tr>
-      <w:tr xmlns:wp14="http://schemas.microsoft.com/office/word/2010/wordml" wp14:textId="77777777">
-        <w:trPr>
-          <w:tblHeader w:val="false"/>
-        </w:trPr>
+      <w:tr>
+        <w:tblPrEx>
+          <w:tblCellMar>
+            <w:top w:w="0" w:type="dxa"/>
+            <w:bottom w:w="0" w:type="dxa"/>
+          </w:tblCellMar>
+        </w:tblPrEx>
         <w:tc>
           <w:tcPr>
             <w:tcW w:w="2800" w:type="dxa"/>
@@ -6362,20 +4977,16 @@
               <w:right w:w="100" w:type="dxa"/>
             </w:tcMar>
           </w:tcPr>
-          <w:p wp14:textId="77777777">
-            <w:pPr>
-              <w:spacing w:after="40" w:line="264"/>
-            </w:pPr>
-            <w:r>
-              <w:rPr>
-                <w:rFonts w:ascii="Times New Roman" w:hAnsi="Times New Roman" w:eastAsia="Times New Roman" w:cs="Times New Roman"/>
-                <w:b w:val="false"/>
-                <w:bCs w:val="false"/>
-                <w:color w:val="000000"/>
-                <w:sz w:val="22"/>
-                <w:szCs w:val="22"/>
-              </w:rPr>
-              <w:t xml:space="preserve">Audit / Logging</w:t>
+          <w:p>
+            <w:pPr>
+              <w:spacing w:after="40" w:line="264" w:lineRule="auto"/>
+            </w:pPr>
+            <w:r>
+              <w:rPr>
+                <w:sz w:val="22"/>
+                <w:szCs w:val="22"/>
+              </w:rPr>
+              <w:t>Audit / Logging</w:t>
             </w:r>
           </w:p>
         </w:tc>
@@ -6389,66 +5000,40 @@
               <w:right w:w="100" w:type="dxa"/>
             </w:tcMar>
           </w:tcPr>
-          <w:p wp14:textId="77777777">
-            <w:pPr>
-              <w:spacing w:after="40" w:line="264"/>
-            </w:pPr>
-            <w:r>
-              <w:rPr>
-                <w:rFonts w:ascii="Times New Roman" w:hAnsi="Times New Roman" w:eastAsia="Times New Roman" w:cs="Times New Roman"/>
-                <w:b w:val="false"/>
-                <w:bCs w:val="false"/>
-                <w:color w:val="000000"/>
-                <w:sz w:val="22"/>
-                <w:szCs w:val="22"/>
-              </w:rPr>
-            </w:r>
+          <w:p>
+            <w:pPr>
+              <w:spacing w:after="40" w:line="264" w:lineRule="auto"/>
+            </w:pPr>
           </w:p>
         </w:tc>
       </w:tr>
     </w:tbl>
-    <w:p xmlns:wp14="http://schemas.microsoft.com/office/word/2010/wordml" wp14:textId="77777777">
+    <w:p>
       <w:r>
         <w:br w:type="page"/>
       </w:r>
     </w:p>
-    <w:p xmlns:wp14="http://schemas.microsoft.com/office/word/2010/wordml" wp14:textId="77777777">
-      <w:pPr>
-        <w:pStyle w:val="Heading1"/>
-        <w:spacing w:before="240" w:after="120"/>
-      </w:pPr>
-      <w:r>
-        <w:rPr>
-          <w:rFonts w:ascii="Times New Roman" w:hAnsi="Times New Roman" w:eastAsia="Times New Roman" w:cs="Times New Roman"/>
-          <w:b w:val="1"/>
-          <w:bCs w:val="1"/>
-          <w:color w:val="1F3864"/>
-          <w:sz w:val="28"/>
-          <w:szCs w:val="28"/>
-          <w:lang w:val="en-US"/>
-        </w:rPr>
-        <w:t>12. Giả định, ràng buộc &amp; phụ thuộc</w:t>
-      </w:r>
-    </w:p>
-    <w:p xmlns:wp14="http://schemas.microsoft.com/office/word/2010/wordml" wp14:textId="77777777">
-      <w:pPr>
-        <w:pStyle w:val="Heading2"/>
-        <w:spacing w:before="180" w:after="100"/>
-      </w:pPr>
-      <w:r>
-        <w:rPr>
-          <w:rFonts w:ascii="Times New Roman" w:hAnsi="Times New Roman" w:eastAsia="Times New Roman" w:cs="Times New Roman"/>
-          <w:b w:val="1"/>
-          <w:bCs w:val="1"/>
-          <w:color w:val="1F3864"/>
-          <w:sz w:val="24"/>
-          <w:szCs w:val="24"/>
-          <w:lang w:val="en-US"/>
-        </w:rPr>
-        <w:t>12.1. Giả định (Assumptions)</w:t>
-      </w:r>
-    </w:p>
-    <w:p xmlns:wp14="http://schemas.microsoft.com/office/word/2010/wordml" wp14:textId="77777777">
+    <w:p>
+      <w:pPr>
+        <w:pStyle w:val="heading10"/>
+      </w:pPr>
+      <w:r>
+        <w:lastRenderedPageBreak/>
+        <w:t xml:space="preserve"> </w:t>
+      </w:r>
+      <w:r>
+        <w:t>Giả định, ràng buộc &amp; phụ thuộc</w:t>
+      </w:r>
+    </w:p>
+    <w:p>
+      <w:pPr>
+        <w:pStyle w:val="heading20"/>
+      </w:pPr>
+      <w:r>
+        <w:t>Giả định (Assumptions)</w:t>
+      </w:r>
+    </w:p>
+    <w:p>
       <w:pPr>
         <w:pStyle w:val="ListParagraph"/>
         <w:numPr>
@@ -6456,42 +5041,23 @@
           <w:numId w:val="2"/>
         </w:numPr>
         <w:spacing w:after="80" w:line="276" w:lineRule="auto"/>
+      </w:pPr>
+      <w:r>
         <w:rPr>
-          <w:rFonts w:ascii="Times New Roman" w:hAnsi="Times New Roman" w:eastAsia="Times New Roman" w:cs="Times New Roman"/>
-          <w:sz w:val="24"/>
-          <w:szCs w:val="24"/>
-        </w:rPr>
-      </w:pPr>
-      <w:r>
-        <w:rPr>
-          <w:rFonts w:ascii="Times New Roman" w:hAnsi="Times New Roman" w:eastAsia="Times New Roman" w:cs="Times New Roman"/>
-          <w:color w:val="000000"/>
-          <w:sz w:val="24"/>
-          <w:szCs w:val="24"/>
           <w:lang w:val="en-US"/>
         </w:rPr>
         <w:t>‹điền›</w:t>
       </w:r>
     </w:p>
-    <w:p xmlns:wp14="http://schemas.microsoft.com/office/word/2010/wordml" wp14:textId="77777777">
-      <w:pPr>
-        <w:pStyle w:val="Heading2"/>
-        <w:spacing w:before="180" w:after="100"/>
-      </w:pPr>
-      <w:r>
-        <w:rPr>
-          <w:rFonts w:ascii="Times New Roman" w:hAnsi="Times New Roman" w:eastAsia="Times New Roman" w:cs="Times New Roman"/>
-          <w:b w:val="1"/>
-          <w:bCs w:val="1"/>
-          <w:color w:val="1F3864"/>
-          <w:sz w:val="24"/>
-          <w:szCs w:val="24"/>
-          <w:lang w:val="en-US"/>
-        </w:rPr>
-        <w:t>12.2. Ràng buộc (Constraints)</w:t>
-      </w:r>
-    </w:p>
-    <w:p xmlns:wp14="http://schemas.microsoft.com/office/word/2010/wordml" wp14:textId="77777777">
+    <w:p>
+      <w:pPr>
+        <w:pStyle w:val="heading20"/>
+      </w:pPr>
+      <w:r>
+        <w:t>Ràng buộc (Constraints)</w:t>
+      </w:r>
+    </w:p>
+    <w:p>
       <w:pPr>
         <w:pStyle w:val="ListParagraph"/>
         <w:numPr>
@@ -6499,42 +5065,23 @@
           <w:numId w:val="2"/>
         </w:numPr>
         <w:spacing w:after="80" w:line="276" w:lineRule="auto"/>
+      </w:pPr>
+      <w:r>
         <w:rPr>
-          <w:rFonts w:ascii="Times New Roman" w:hAnsi="Times New Roman" w:eastAsia="Times New Roman" w:cs="Times New Roman"/>
-          <w:sz w:val="24"/>
-          <w:szCs w:val="24"/>
-        </w:rPr>
-      </w:pPr>
-      <w:r>
-        <w:rPr>
-          <w:rFonts w:ascii="Times New Roman" w:hAnsi="Times New Roman" w:eastAsia="Times New Roman" w:cs="Times New Roman"/>
-          <w:color w:val="000000"/>
-          <w:sz w:val="24"/>
-          <w:szCs w:val="24"/>
           <w:lang w:val="en-US"/>
         </w:rPr>
         <w:t>‹điền – ví dụ: giới hạn của hệ thống CORE đóng gói, ngân sách, mốc thời gian, quy định pháp lý›</w:t>
       </w:r>
     </w:p>
-    <w:p xmlns:wp14="http://schemas.microsoft.com/office/word/2010/wordml" wp14:textId="77777777">
-      <w:pPr>
-        <w:pStyle w:val="Heading2"/>
-        <w:spacing w:before="180" w:after="100"/>
-      </w:pPr>
-      <w:r>
-        <w:rPr>
-          <w:rFonts w:ascii="Times New Roman" w:hAnsi="Times New Roman" w:eastAsia="Times New Roman" w:cs="Times New Roman"/>
-          <w:b w:val="1"/>
-          <w:bCs w:val="1"/>
-          <w:color w:val="1F3864"/>
-          <w:sz w:val="24"/>
-          <w:szCs w:val="24"/>
-          <w:lang w:val="en-US"/>
-        </w:rPr>
-        <w:t>12.3. Phụ thuộc (Dependencies)</w:t>
-      </w:r>
-    </w:p>
-    <w:p xmlns:wp14="http://schemas.microsoft.com/office/word/2010/wordml" wp14:textId="77777777">
+    <w:p>
+      <w:pPr>
+        <w:pStyle w:val="heading20"/>
+      </w:pPr>
+      <w:r>
+        <w:t>Phụ thuộc (Dependencies)</w:t>
+      </w:r>
+    </w:p>
+    <w:p>
       <w:pPr>
         <w:pStyle w:val="ListParagraph"/>
         <w:numPr>
@@ -6542,63 +5089,59 @@
           <w:numId w:val="2"/>
         </w:numPr>
         <w:spacing w:after="80" w:line="276" w:lineRule="auto"/>
+      </w:pPr>
+      <w:r>
         <w:rPr>
-          <w:rFonts w:ascii="Times New Roman" w:hAnsi="Times New Roman" w:eastAsia="Times New Roman" w:cs="Times New Roman"/>
-          <w:sz w:val="24"/>
-          <w:szCs w:val="24"/>
-        </w:rPr>
-      </w:pPr>
-      <w:r>
-        <w:rPr>
-          <w:rFonts w:ascii="Times New Roman" w:hAnsi="Times New Roman" w:eastAsia="Times New Roman" w:cs="Times New Roman"/>
-          <w:color w:val="000000"/>
-          <w:sz w:val="24"/>
-          <w:szCs w:val="24"/>
           <w:lang w:val="en-US"/>
         </w:rPr>
         <w:t>‹điền – hệ thống/đơn vị/đối tác mà sản phẩm phụ thuộc›</w:t>
       </w:r>
     </w:p>
-    <w:p xmlns:wp14="http://schemas.microsoft.com/office/word/2010/wordml" wp14:textId="77777777">
+    <w:p>
       <w:r>
         <w:br w:type="page"/>
       </w:r>
     </w:p>
-    <w:p xmlns:wp14="http://schemas.microsoft.com/office/word/2010/wordml" wp14:textId="77777777">
-      <w:pPr>
-        <w:pStyle w:val="Heading1"/>
-        <w:spacing w:before="240" w:after="120"/>
-      </w:pPr>
-      <w:r>
-        <w:rPr>
-          <w:rFonts w:ascii="Times New Roman" w:hAnsi="Times New Roman" w:eastAsia="Times New Roman" w:cs="Times New Roman"/>
-          <w:b w:val="1"/>
-          <w:bCs w:val="1"/>
-          <w:color w:val="1F3864"/>
-          <w:sz w:val="28"/>
-          <w:szCs w:val="28"/>
-          <w:lang w:val="en-US"/>
-        </w:rPr>
-        <w:t>13. Phụ lục – Thuật ngữ &amp; viết tắt</w:t>
+    <w:p>
+      <w:pPr>
+        <w:pStyle w:val="heading10"/>
+      </w:pPr>
+      <w:r>
+        <w:lastRenderedPageBreak/>
+        <w:t xml:space="preserve"> </w:t>
+      </w:r>
+      <w:r>
+        <w:t>Phụ lục – Thuật ngữ &amp; viết tắt</w:t>
       </w:r>
     </w:p>
     <w:tbl>
       <w:tblPr>
         <w:tblW w:w="9346" w:type="dxa"/>
         <w:tblBorders>
-          <w:top w:val="single" w:color="BFBFBF" w:sz="4"/>
-          <w:left w:val="single" w:color="BFBFBF" w:sz="4"/>
-          <w:bottom w:val="single" w:color="BFBFBF" w:sz="4"/>
-          <w:right w:val="single" w:color="BFBFBF" w:sz="4"/>
-          <w:insideH w:val="single" w:color="BFBFBF" w:sz="4"/>
-          <w:insideV w:val="single" w:color="BFBFBF" w:sz="4"/>
+          <w:top w:val="single" w:sz="4" w:space="0" w:color="BFBFBF"/>
+          <w:left w:val="single" w:sz="4" w:space="0" w:color="BFBFBF"/>
+          <w:bottom w:val="single" w:sz="4" w:space="0" w:color="BFBFBF"/>
+          <w:right w:val="single" w:sz="4" w:space="0" w:color="BFBFBF"/>
+          <w:insideH w:val="single" w:sz="4" w:space="0" w:color="BFBFBF"/>
+          <w:insideV w:val="single" w:sz="4" w:space="0" w:color="BFBFBF"/>
         </w:tblBorders>
+        <w:tblCellMar>
+          <w:left w:w="10" w:type="dxa"/>
+          <w:right w:w="10" w:type="dxa"/>
+        </w:tblCellMar>
+        <w:tblLook w:val="04A0" w:firstRow="1" w:lastRow="0" w:firstColumn="1" w:lastColumn="0" w:noHBand="0" w:noVBand="1"/>
       </w:tblPr>
       <w:tblGrid>
         <w:gridCol w:w="2600"/>
         <w:gridCol w:w="6746"/>
       </w:tblGrid>
-      <w:tr xmlns:wp14="http://schemas.microsoft.com/office/word/2010/wordml" wp14:textId="77777777">
+      <w:tr>
+        <w:tblPrEx>
+          <w:tblCellMar>
+            <w:top w:w="0" w:type="dxa"/>
+            <w:bottom w:w="0" w:type="dxa"/>
+          </w:tblCellMar>
+        </w:tblPrEx>
         <w:trPr>
           <w:tblHeader/>
         </w:trPr>
@@ -6613,15 +5156,14 @@
               <w:right w:w="100" w:type="dxa"/>
             </w:tcMar>
           </w:tcPr>
-          <w:p wp14:textId="77777777">
+          <w:p>
             <w:pPr>
               <w:spacing w:after="40"/>
             </w:pPr>
             <w:r>
               <w:rPr>
-                <w:rFonts w:ascii="Times New Roman" w:hAnsi="Times New Roman" w:eastAsia="Times New Roman" w:cs="Times New Roman"/>
-                <w:b w:val="1"/>
-                <w:bCs w:val="1"/>
+                <w:b/>
+                <w:bCs/>
                 <w:color w:val="FFFFFF"/>
                 <w:sz w:val="22"/>
                 <w:szCs w:val="22"/>
@@ -6642,15 +5184,14 @@
               <w:right w:w="100" w:type="dxa"/>
             </w:tcMar>
           </w:tcPr>
-          <w:p wp14:textId="77777777">
+          <w:p>
             <w:pPr>
               <w:spacing w:after="40"/>
             </w:pPr>
             <w:r>
               <w:rPr>
-                <w:rFonts w:ascii="Times New Roman" w:hAnsi="Times New Roman" w:eastAsia="Times New Roman" w:cs="Times New Roman"/>
-                <w:b w:val="1"/>
-                <w:bCs w:val="1"/>
+                <w:b/>
+                <w:bCs/>
                 <w:color w:val="FFFFFF"/>
                 <w:sz w:val="22"/>
                 <w:szCs w:val="22"/>
@@ -6661,10 +5202,13 @@
           </w:p>
         </w:tc>
       </w:tr>
-      <w:tr xmlns:wp14="http://schemas.microsoft.com/office/word/2010/wordml" wp14:textId="77777777">
-        <w:trPr>
-          <w:tblHeader w:val="false"/>
-        </w:trPr>
+      <w:tr>
+        <w:tblPrEx>
+          <w:tblCellMar>
+            <w:top w:w="0" w:type="dxa"/>
+            <w:bottom w:w="0" w:type="dxa"/>
+          </w:tblCellMar>
+        </w:tblPrEx>
         <w:tc>
           <w:tcPr>
             <w:tcW w:w="2600" w:type="dxa"/>
@@ -6675,20 +5219,16 @@
               <w:right w:w="100" w:type="dxa"/>
             </w:tcMar>
           </w:tcPr>
-          <w:p wp14:textId="77777777">
-            <w:pPr>
-              <w:spacing w:after="40" w:line="264"/>
-            </w:pPr>
-            <w:r>
-              <w:rPr>
-                <w:rFonts w:ascii="Times New Roman" w:hAnsi="Times New Roman" w:eastAsia="Times New Roman" w:cs="Times New Roman"/>
-                <w:b w:val="false"/>
-                <w:bCs w:val="false"/>
-                <w:color w:val="000000"/>
-                <w:sz w:val="22"/>
-                <w:szCs w:val="22"/>
-              </w:rPr>
-              <w:t xml:space="preserve">BRD</w:t>
+          <w:p>
+            <w:pPr>
+              <w:spacing w:after="40" w:line="264" w:lineRule="auto"/>
+            </w:pPr>
+            <w:r>
+              <w:rPr>
+                <w:sz w:val="22"/>
+                <w:szCs w:val="22"/>
+              </w:rPr>
+              <w:t>BRD</w:t>
             </w:r>
           </w:p>
         </w:tc>
@@ -6702,16 +5242,12 @@
               <w:right w:w="100" w:type="dxa"/>
             </w:tcMar>
           </w:tcPr>
-          <w:p wp14:textId="77777777">
-            <w:pPr>
-              <w:spacing w:after="40" w:line="264" w:lineRule="auto"/>
-            </w:pPr>
-            <w:r>
-              <w:rPr>
-                <w:rFonts w:ascii="Times New Roman" w:hAnsi="Times New Roman" w:eastAsia="Times New Roman" w:cs="Times New Roman"/>
-                <w:b w:val="0"/>
-                <w:bCs w:val="0"/>
-                <w:color w:val="000000"/>
+          <w:p>
+            <w:pPr>
+              <w:spacing w:after="40" w:line="264" w:lineRule="auto"/>
+            </w:pPr>
+            <w:r>
+              <w:rPr>
                 <w:sz w:val="22"/>
                 <w:szCs w:val="22"/>
                 <w:lang w:val="en-US"/>
@@ -6721,10 +5257,13 @@
           </w:p>
         </w:tc>
       </w:tr>
-      <w:tr xmlns:wp14="http://schemas.microsoft.com/office/word/2010/wordml" wp14:textId="77777777">
-        <w:trPr>
-          <w:tblHeader w:val="false"/>
-        </w:trPr>
+      <w:tr>
+        <w:tblPrEx>
+          <w:tblCellMar>
+            <w:top w:w="0" w:type="dxa"/>
+            <w:bottom w:w="0" w:type="dxa"/>
+          </w:tblCellMar>
+        </w:tblPrEx>
         <w:tc>
           <w:tcPr>
             <w:tcW w:w="2600" w:type="dxa"/>
@@ -6735,20 +5274,16 @@
               <w:right w:w="100" w:type="dxa"/>
             </w:tcMar>
           </w:tcPr>
-          <w:p wp14:textId="77777777">
-            <w:pPr>
-              <w:spacing w:after="40" w:line="264"/>
-            </w:pPr>
-            <w:r>
-              <w:rPr>
-                <w:rFonts w:ascii="Times New Roman" w:hAnsi="Times New Roman" w:eastAsia="Times New Roman" w:cs="Times New Roman"/>
-                <w:b w:val="false"/>
-                <w:bCs w:val="false"/>
-                <w:color w:val="000000"/>
-                <w:sz w:val="22"/>
-                <w:szCs w:val="22"/>
-              </w:rPr>
-              <w:t xml:space="preserve">SRS</w:t>
+          <w:p>
+            <w:pPr>
+              <w:spacing w:after="40" w:line="264" w:lineRule="auto"/>
+            </w:pPr>
+            <w:r>
+              <w:rPr>
+                <w:sz w:val="22"/>
+                <w:szCs w:val="22"/>
+              </w:rPr>
+              <w:t>SRS</w:t>
             </w:r>
           </w:p>
         </w:tc>
@@ -6762,16 +5297,12 @@
               <w:right w:w="100" w:type="dxa"/>
             </w:tcMar>
           </w:tcPr>
-          <w:p wp14:textId="77777777">
-            <w:pPr>
-              <w:spacing w:after="40" w:line="264" w:lineRule="auto"/>
-            </w:pPr>
-            <w:r>
-              <w:rPr>
-                <w:rFonts w:ascii="Times New Roman" w:hAnsi="Times New Roman" w:eastAsia="Times New Roman" w:cs="Times New Roman"/>
-                <w:b w:val="0"/>
-                <w:bCs w:val="0"/>
-                <w:color w:val="000000"/>
+          <w:p>
+            <w:pPr>
+              <w:spacing w:after="40" w:line="264" w:lineRule="auto"/>
+            </w:pPr>
+            <w:r>
+              <w:rPr>
                 <w:sz w:val="22"/>
                 <w:szCs w:val="22"/>
                 <w:lang w:val="en-US"/>
@@ -6781,10 +5312,13 @@
           </w:p>
         </w:tc>
       </w:tr>
-      <w:tr xmlns:wp14="http://schemas.microsoft.com/office/word/2010/wordml" wp14:textId="77777777">
-        <w:trPr>
-          <w:tblHeader w:val="false"/>
-        </w:trPr>
+      <w:tr>
+        <w:tblPrEx>
+          <w:tblCellMar>
+            <w:top w:w="0" w:type="dxa"/>
+            <w:bottom w:w="0" w:type="dxa"/>
+          </w:tblCellMar>
+        </w:tblPrEx>
         <w:tc>
           <w:tcPr>
             <w:tcW w:w="2600" w:type="dxa"/>
@@ -6795,20 +5329,10 @@
               <w:right w:w="100" w:type="dxa"/>
             </w:tcMar>
           </w:tcPr>
-          <w:p wp14:textId="77777777">
-            <w:pPr>
-              <w:spacing w:after="40" w:line="264"/>
-            </w:pPr>
-            <w:r>
-              <w:rPr>
-                <w:rFonts w:ascii="Times New Roman" w:hAnsi="Times New Roman" w:eastAsia="Times New Roman" w:cs="Times New Roman"/>
-                <w:b w:val="false"/>
-                <w:bCs w:val="false"/>
-                <w:color w:val="000000"/>
-                <w:sz w:val="22"/>
-                <w:szCs w:val="22"/>
-              </w:rPr>
-            </w:r>
+          <w:p>
+            <w:pPr>
+              <w:spacing w:after="40" w:line="264" w:lineRule="auto"/>
+            </w:pPr>
           </w:p>
         </w:tc>
         <w:tc>
@@ -6821,46 +5345,54 @@
               <w:right w:w="100" w:type="dxa"/>
             </w:tcMar>
           </w:tcPr>
-          <w:p wp14:textId="77777777">
-            <w:pPr>
-              <w:spacing w:after="40" w:line="264"/>
-            </w:pPr>
-            <w:r>
-              <w:rPr>
-                <w:rFonts w:ascii="Times New Roman" w:hAnsi="Times New Roman" w:eastAsia="Times New Roman" w:cs="Times New Roman"/>
-                <w:b w:val="false"/>
-                <w:bCs w:val="false"/>
-                <w:color w:val="000000"/>
-                <w:sz w:val="22"/>
-                <w:szCs w:val="22"/>
-              </w:rPr>
-            </w:r>
+          <w:p>
+            <w:pPr>
+              <w:spacing w:after="40" w:line="264" w:lineRule="auto"/>
+            </w:pPr>
           </w:p>
         </w:tc>
       </w:tr>
     </w:tbl>
+    <w:p/>
     <w:sectPr>
       <w:headerReference w:type="default" r:id="rId7"/>
       <w:footerReference w:type="default" r:id="rId8"/>
-      <w:pgSz w:w="12240" w:h="15840" w:orient="portrait"/>
+      <w:pgSz w:w="12240" w:h="15840"/>
       <w:pgMar w:top="1440" w:right="1440" w:bottom="1440" w:left="1440" w:header="708" w:footer="708" w:gutter="0"/>
-      <w:pgNumType/>
+      <w:cols w:space="720"/>
       <w:docGrid w:linePitch="360"/>
-      <w:cols w:num="1"/>
     </w:sectPr>
   </w:body>
 </w:document>
 </file>
 
+<file path=word/endnotes.xml><?xml version="1.0" encoding="utf-8"?>
+<w:endnotes xmlns:wpc="http://schemas.microsoft.com/office/word/2010/wordprocessingCanvas" xmlns:cx="http://schemas.microsoft.com/office/drawing/2014/chartex" xmlns:cx1="http://schemas.microsoft.com/office/drawing/2015/9/8/chartex" xmlns:cx2="http://schemas.microsoft.com/office/drawing/2015/10/21/chartex" xmlns:cx3="http://schemas.microsoft.com/office/drawing/2016/5/9/chartex" xmlns:cx4="http://schemas.microsoft.com/office/drawing/2016/5/10/chartex" xmlns:cx5="http://schemas.microsoft.com/office/drawing/2016/5/11/chartex" xmlns:cx6="http://schemas.microsoft.com/office/drawing/2016/5/12/chartex" xmlns:cx7="http://schemas.microsoft.com/office/drawing/2016/5/13/chartex" xmlns:cx8="http://schemas.microsoft.com/office/drawing/2016/5/14/chartex" xmlns:mc="http://schemas.openxmlformats.org/markup-compatibility/2006" xmlns:aink="http://schemas.microsoft.com/office/drawing/2016/ink" xmlns:am3d="http://schemas.microsoft.com/office/drawing/2017/model3d" xmlns:o="urn:schemas-microsoft-com:office:office" xmlns:oel="http://schemas.microsoft.com/office/2019/extlst" xmlns:r="http://schemas.openxmlformats.org/officeDocument/2006/relationships" xmlns:m="http://schemas.openxmlformats.org/officeDocument/2006/math" xmlns:v="urn:schemas-microsoft-com:vml" xmlns:wp14="http://schemas.microsoft.com/office/word/2010/wordprocessingDrawing" xmlns:wp="http://schemas.openxmlformats.org/drawingml/2006/wordprocessingDrawing" xmlns:w10="urn:schemas-microsoft-com:office:word" xmlns:w="http://schemas.openxmlformats.org/wordprocessingml/2006/main" xmlns:w14="http://schemas.microsoft.com/office/word/2010/wordml" xmlns:w15="http://schemas.microsoft.com/office/word/2012/wordml" xmlns:w16cex="http://schemas.microsoft.com/office/word/2018/wordml/cex" xmlns:w16cid="http://schemas.microsoft.com/office/word/2016/wordml/cid" xmlns:w16="http://schemas.microsoft.com/office/word/2018/wordml" xmlns:w16du="http://schemas.microsoft.com/office/word/2023/wordml/word16du" xmlns:w16sdtdh="http://schemas.microsoft.com/office/word/2020/wordml/sdtdatahash" xmlns:w16sdtfl="http://schemas.microsoft.com/office/word/2024/wordml/sdtformatlock" xmlns:w16se="http://schemas.microsoft.com/office/word/2015/wordml/symex" xmlns:wpg="http://schemas.microsoft.com/office/word/2010/wordprocessingGroup" xmlns:wpi="http://schemas.microsoft.com/office/word/2010/wordprocessingInk" xmlns:wne="http://schemas.microsoft.com/office/word/2006/wordml" xmlns:wps="http://schemas.microsoft.com/office/word/2010/wordprocessingShape" mc:Ignorable="w14 w15 w16se w16cid w16 w16cex w16sdtdh w16sdtfl w16du wp14">
+  <w:endnote w:type="separator" w:id="-1">
+    <w:p>
+      <w:r>
+        <w:separator/>
+      </w:r>
+    </w:p>
+  </w:endnote>
+  <w:endnote w:type="continuationSeparator" w:id="0">
+    <w:p>
+      <w:r>
+        <w:continuationSeparator/>
+      </w:r>
+    </w:p>
+  </w:endnote>
+</w:endnotes>
+</file>
+
 <file path=word/footer1.xml><?xml version="1.0" encoding="utf-8"?>
-<w:ftr xmlns:wpc="http://schemas.microsoft.com/office/word/2010/wordprocessingCanvas" xmlns:mc="http://schemas.openxmlformats.org/markup-compatibility/2006" xmlns:o="urn:schemas-microsoft-com:office:office" xmlns:r="http://schemas.openxmlformats.org/officeDocument/2006/relationships" xmlns:m="http://schemas.openxmlformats.org/officeDocument/2006/math" xmlns:v="urn:schemas-microsoft-com:vml" xmlns:wp14="http://schemas.microsoft.com/office/word/2010/wordprocessingDrawing" xmlns:wp="http://schemas.openxmlformats.org/drawingml/2006/wordprocessingDrawing" xmlns:w10="urn:schemas-microsoft-com:office:word" xmlns:w="http://schemas.openxmlformats.org/wordprocessingml/2006/main" xmlns:w14="http://schemas.microsoft.com/office/word/2010/wordml" xmlns:w15="http://schemas.microsoft.com/office/word/2012/wordml" xmlns:wpg="http://schemas.microsoft.com/office/word/2010/wordprocessingGroup" xmlns:wpi="http://schemas.microsoft.com/office/word/2010/wordprocessingInk" xmlns:wne="http://schemas.microsoft.com/office/word/2006/wordml" xmlns:wps="http://schemas.microsoft.com/office/word/2010/wordprocessingShape">
-  <w:p xmlns:wp14="http://schemas.microsoft.com/office/word/2010/wordml" wp14:textId="77777777">
+<w:ftr xmlns:wpc="http://schemas.microsoft.com/office/word/2010/wordprocessingCanvas" xmlns:cx="http://schemas.microsoft.com/office/drawing/2014/chartex" xmlns:cx1="http://schemas.microsoft.com/office/drawing/2015/9/8/chartex" xmlns:cx2="http://schemas.microsoft.com/office/drawing/2015/10/21/chartex" xmlns:cx3="http://schemas.microsoft.com/office/drawing/2016/5/9/chartex" xmlns:cx4="http://schemas.microsoft.com/office/drawing/2016/5/10/chartex" xmlns:cx5="http://schemas.microsoft.com/office/drawing/2016/5/11/chartex" xmlns:cx6="http://schemas.microsoft.com/office/drawing/2016/5/12/chartex" xmlns:cx7="http://schemas.microsoft.com/office/drawing/2016/5/13/chartex" xmlns:cx8="http://schemas.microsoft.com/office/drawing/2016/5/14/chartex" xmlns:mc="http://schemas.openxmlformats.org/markup-compatibility/2006" xmlns:aink="http://schemas.microsoft.com/office/drawing/2016/ink" xmlns:am3d="http://schemas.microsoft.com/office/drawing/2017/model3d" xmlns:o="urn:schemas-microsoft-com:office:office" xmlns:oel="http://schemas.microsoft.com/office/2019/extlst" xmlns:r="http://schemas.openxmlformats.org/officeDocument/2006/relationships" xmlns:m="http://schemas.openxmlformats.org/officeDocument/2006/math" xmlns:v="urn:schemas-microsoft-com:vml" xmlns:wp14="http://schemas.microsoft.com/office/word/2010/wordprocessingDrawing" xmlns:wp="http://schemas.openxmlformats.org/drawingml/2006/wordprocessingDrawing" xmlns:w10="urn:schemas-microsoft-com:office:word" xmlns:w="http://schemas.openxmlformats.org/wordprocessingml/2006/main" xmlns:w14="http://schemas.microsoft.com/office/word/2010/wordml" xmlns:w15="http://schemas.microsoft.com/office/word/2012/wordml" xmlns:w16cex="http://schemas.microsoft.com/office/word/2018/wordml/cex" xmlns:w16cid="http://schemas.microsoft.com/office/word/2016/wordml/cid" xmlns:w16="http://schemas.microsoft.com/office/word/2018/wordml" xmlns:w16du="http://schemas.microsoft.com/office/word/2023/wordml/word16du" xmlns:w16sdtdh="http://schemas.microsoft.com/office/word/2020/wordml/sdtdatahash" xmlns:w16sdtfl="http://schemas.microsoft.com/office/word/2024/wordml/sdtformatlock" xmlns:w16se="http://schemas.microsoft.com/office/word/2015/wordml/symex" xmlns:wpg="http://schemas.microsoft.com/office/word/2010/wordprocessingGroup" xmlns:wpi="http://schemas.microsoft.com/office/word/2010/wordprocessingInk" xmlns:wne="http://schemas.microsoft.com/office/word/2006/wordml" xmlns:wps="http://schemas.microsoft.com/office/word/2010/wordprocessingShape" mc:Ignorable="w14 w15 w16se w16cid w16 w16cex w16sdtdh w16sdtfl w16du wp14">
+  <w:p>
     <w:pPr>
       <w:jc w:val="center"/>
     </w:pPr>
     <w:r>
       <w:rPr>
-        <w:rFonts w:ascii="Times New Roman" w:hAnsi="Times New Roman" w:eastAsia="Times New Roman" w:cs="Times New Roman"/>
         <w:color w:val="808080"/>
         <w:sz w:val="18"/>
         <w:szCs w:val="18"/>
@@ -6869,7 +5401,6 @@
     </w:r>
     <w:r>
       <w:rPr>
-        <w:rFonts w:ascii="Times New Roman" w:hAnsi="Times New Roman" w:eastAsia="Times New Roman" w:cs="Times New Roman"/>
         <w:color w:val="808080"/>
         <w:sz w:val="18"/>
         <w:szCs w:val="18"/>
@@ -6878,16 +5409,14 @@
     </w:r>
     <w:r>
       <w:rPr>
-        <w:rFonts w:ascii="Times New Roman" w:hAnsi="Times New Roman" w:eastAsia="Times New Roman" w:cs="Times New Roman"/>
         <w:color w:val="808080"/>
         <w:sz w:val="18"/>
         <w:szCs w:val="18"/>
       </w:rPr>
-      <w:instrText xml:space="preserve">PAGE</w:instrText>
+      <w:instrText>PAGE</w:instrText>
     </w:r>
     <w:r>
       <w:rPr>
-        <w:rFonts w:ascii="Times New Roman" w:hAnsi="Times New Roman" w:eastAsia="Times New Roman" w:cs="Times New Roman"/>
         <w:color w:val="808080"/>
         <w:sz w:val="18"/>
         <w:szCs w:val="18"/>
@@ -6896,7 +5425,15 @@
     </w:r>
     <w:r>
       <w:rPr>
-        <w:rFonts w:ascii="Times New Roman" w:hAnsi="Times New Roman" w:eastAsia="Times New Roman" w:cs="Times New Roman"/>
+        <w:noProof/>
+        <w:color w:val="808080"/>
+        <w:sz w:val="18"/>
+        <w:szCs w:val="18"/>
+      </w:rPr>
+      <w:t>5</w:t>
+    </w:r>
+    <w:r>
+      <w:rPr>
         <w:color w:val="808080"/>
         <w:sz w:val="18"/>
         <w:szCs w:val="18"/>
@@ -6905,7 +5442,6 @@
     </w:r>
     <w:r>
       <w:rPr>
-        <w:rFonts w:ascii="Times New Roman" w:hAnsi="Times New Roman" w:eastAsia="Times New Roman" w:cs="Times New Roman"/>
         <w:color w:val="808080"/>
         <w:sz w:val="18"/>
         <w:szCs w:val="18"/>
@@ -6914,7 +5450,6 @@
     </w:r>
     <w:r>
       <w:rPr>
-        <w:rFonts w:ascii="Times New Roman" w:hAnsi="Times New Roman" w:eastAsia="Times New Roman" w:cs="Times New Roman"/>
         <w:color w:val="808080"/>
         <w:sz w:val="18"/>
         <w:szCs w:val="18"/>
@@ -6923,16 +5458,14 @@
     </w:r>
     <w:r>
       <w:rPr>
-        <w:rFonts w:ascii="Times New Roman" w:hAnsi="Times New Roman" w:eastAsia="Times New Roman" w:cs="Times New Roman"/>
         <w:color w:val="808080"/>
         <w:sz w:val="18"/>
         <w:szCs w:val="18"/>
       </w:rPr>
-      <w:instrText xml:space="preserve">NUMPAGES</w:instrText>
+      <w:instrText>NUMPAGES</w:instrText>
     </w:r>
     <w:r>
       <w:rPr>
-        <w:rFonts w:ascii="Times New Roman" w:hAnsi="Times New Roman" w:eastAsia="Times New Roman" w:cs="Times New Roman"/>
         <w:color w:val="808080"/>
         <w:sz w:val="18"/>
         <w:szCs w:val="18"/>
@@ -6941,7 +5474,15 @@
     </w:r>
     <w:r>
       <w:rPr>
-        <w:rFonts w:ascii="Times New Roman" w:hAnsi="Times New Roman" w:eastAsia="Times New Roman" w:cs="Times New Roman"/>
+        <w:noProof/>
+        <w:color w:val="808080"/>
+        <w:sz w:val="18"/>
+        <w:szCs w:val="18"/>
+      </w:rPr>
+      <w:t>1</w:t>
+    </w:r>
+    <w:r>
+      <w:rPr>
         <w:color w:val="808080"/>
         <w:sz w:val="18"/>
         <w:szCs w:val="18"/>
@@ -6952,15 +5493,33 @@
 </w:ftr>
 </file>
 
+<file path=word/footnotes.xml><?xml version="1.0" encoding="utf-8"?>
+<w:footnotes xmlns:wpc="http://schemas.microsoft.com/office/word/2010/wordprocessingCanvas" xmlns:cx="http://schemas.microsoft.com/office/drawing/2014/chartex" xmlns:cx1="http://schemas.microsoft.com/office/drawing/2015/9/8/chartex" xmlns:cx2="http://schemas.microsoft.com/office/drawing/2015/10/21/chartex" xmlns:cx3="http://schemas.microsoft.com/office/drawing/2016/5/9/chartex" xmlns:cx4="http://schemas.microsoft.com/office/drawing/2016/5/10/chartex" xmlns:cx5="http://schemas.microsoft.com/office/drawing/2016/5/11/chartex" xmlns:cx6="http://schemas.microsoft.com/office/drawing/2016/5/12/chartex" xmlns:cx7="http://schemas.microsoft.com/office/drawing/2016/5/13/chartex" xmlns:cx8="http://schemas.microsoft.com/office/drawing/2016/5/14/chartex" xmlns:mc="http://schemas.openxmlformats.org/markup-compatibility/2006" xmlns:aink="http://schemas.microsoft.com/office/drawing/2016/ink" xmlns:am3d="http://schemas.microsoft.com/office/drawing/2017/model3d" xmlns:o="urn:schemas-microsoft-com:office:office" xmlns:oel="http://schemas.microsoft.com/office/2019/extlst" xmlns:r="http://schemas.openxmlformats.org/officeDocument/2006/relationships" xmlns:m="http://schemas.openxmlformats.org/officeDocument/2006/math" xmlns:v="urn:schemas-microsoft-com:vml" xmlns:wp14="http://schemas.microsoft.com/office/word/2010/wordprocessingDrawing" xmlns:wp="http://schemas.openxmlformats.org/drawingml/2006/wordprocessingDrawing" xmlns:w10="urn:schemas-microsoft-com:office:word" xmlns:w="http://schemas.openxmlformats.org/wordprocessingml/2006/main" xmlns:w14="http://schemas.microsoft.com/office/word/2010/wordml" xmlns:w15="http://schemas.microsoft.com/office/word/2012/wordml" xmlns:w16cex="http://schemas.microsoft.com/office/word/2018/wordml/cex" xmlns:w16cid="http://schemas.microsoft.com/office/word/2016/wordml/cid" xmlns:w16="http://schemas.microsoft.com/office/word/2018/wordml" xmlns:w16du="http://schemas.microsoft.com/office/word/2023/wordml/word16du" xmlns:w16sdtdh="http://schemas.microsoft.com/office/word/2020/wordml/sdtdatahash" xmlns:w16sdtfl="http://schemas.microsoft.com/office/word/2024/wordml/sdtformatlock" xmlns:w16se="http://schemas.microsoft.com/office/word/2015/wordml/symex" xmlns:wpg="http://schemas.microsoft.com/office/word/2010/wordprocessingGroup" xmlns:wpi="http://schemas.microsoft.com/office/word/2010/wordprocessingInk" xmlns:wne="http://schemas.microsoft.com/office/word/2006/wordml" xmlns:wps="http://schemas.microsoft.com/office/word/2010/wordprocessingShape" mc:Ignorable="w14 w15 w16se w16cid w16 w16cex w16sdtdh w16sdtfl w16du wp14">
+  <w:footnote w:type="separator" w:id="-1">
+    <w:p>
+      <w:r>
+        <w:separator/>
+      </w:r>
+    </w:p>
+  </w:footnote>
+  <w:footnote w:type="continuationSeparator" w:id="0">
+    <w:p>
+      <w:r>
+        <w:continuationSeparator/>
+      </w:r>
+    </w:p>
+  </w:footnote>
+</w:footnotes>
+</file>
+
 <file path=word/header1.xml><?xml version="1.0" encoding="utf-8"?>
-<w:hdr xmlns:wpc="http://schemas.microsoft.com/office/word/2010/wordprocessingCanvas" xmlns:mc="http://schemas.openxmlformats.org/markup-compatibility/2006" xmlns:o="urn:schemas-microsoft-com:office:office" xmlns:r="http://schemas.openxmlformats.org/officeDocument/2006/relationships" xmlns:m="http://schemas.openxmlformats.org/officeDocument/2006/math" xmlns:v="urn:schemas-microsoft-com:vml" xmlns:wp14="http://schemas.microsoft.com/office/word/2010/wordprocessingDrawing" xmlns:wp="http://schemas.openxmlformats.org/drawingml/2006/wordprocessingDrawing" xmlns:w10="urn:schemas-microsoft-com:office:word" xmlns:w="http://schemas.openxmlformats.org/wordprocessingml/2006/main" xmlns:w14="http://schemas.microsoft.com/office/word/2010/wordml" xmlns:w15="http://schemas.microsoft.com/office/word/2012/wordml" xmlns:wpg="http://schemas.microsoft.com/office/word/2010/wordprocessingGroup" xmlns:wpi="http://schemas.microsoft.com/office/word/2010/wordprocessingInk" xmlns:wne="http://schemas.microsoft.com/office/word/2006/wordml" xmlns:wps="http://schemas.microsoft.com/office/word/2010/wordprocessingShape" xmlns:cx="http://schemas.microsoft.com/office/drawing/2014/chartex" xmlns:cx1="http://schemas.microsoft.com/office/drawing/2015/9/8/chartex" xmlns:cx2="http://schemas.microsoft.com/office/drawing/2015/10/21/chartex" xmlns:cx3="http://schemas.microsoft.com/office/drawing/2016/5/9/chartex" xmlns:cx4="http://schemas.microsoft.com/office/drawing/2016/5/10/chartex" xmlns:cx5="http://schemas.microsoft.com/office/drawing/2016/5/11/chartex" xmlns:cx6="http://schemas.microsoft.com/office/drawing/2016/5/12/chartex" xmlns:cx7="http://schemas.microsoft.com/office/drawing/2016/5/13/chartex" xmlns:cx8="http://schemas.microsoft.com/office/drawing/2016/5/14/chartex" xmlns:w16cid="http://schemas.microsoft.com/office/word/2016/wordml/cid" xmlns:w16se="http://schemas.microsoft.com/office/word/2015/wordml/symex">
-  <w:p xmlns:wp14="http://schemas.microsoft.com/office/word/2010/wordml" wp14:textId="77777777">
+<w:hdr xmlns:wpc="http://schemas.microsoft.com/office/word/2010/wordprocessingCanvas" xmlns:cx="http://schemas.microsoft.com/office/drawing/2014/chartex" xmlns:cx1="http://schemas.microsoft.com/office/drawing/2015/9/8/chartex" xmlns:cx2="http://schemas.microsoft.com/office/drawing/2015/10/21/chartex" xmlns:cx3="http://schemas.microsoft.com/office/drawing/2016/5/9/chartex" xmlns:cx4="http://schemas.microsoft.com/office/drawing/2016/5/10/chartex" xmlns:cx5="http://schemas.microsoft.com/office/drawing/2016/5/11/chartex" xmlns:cx6="http://schemas.microsoft.com/office/drawing/2016/5/12/chartex" xmlns:cx7="http://schemas.microsoft.com/office/drawing/2016/5/13/chartex" xmlns:cx8="http://schemas.microsoft.com/office/drawing/2016/5/14/chartex" xmlns:mc="http://schemas.openxmlformats.org/markup-compatibility/2006" xmlns:aink="http://schemas.microsoft.com/office/drawing/2016/ink" xmlns:am3d="http://schemas.microsoft.com/office/drawing/2017/model3d" xmlns:o="urn:schemas-microsoft-com:office:office" xmlns:oel="http://schemas.microsoft.com/office/2019/extlst" xmlns:r="http://schemas.openxmlformats.org/officeDocument/2006/relationships" xmlns:m="http://schemas.openxmlformats.org/officeDocument/2006/math" xmlns:v="urn:schemas-microsoft-com:vml" xmlns:wp14="http://schemas.microsoft.com/office/word/2010/wordprocessingDrawing" xmlns:wp="http://schemas.openxmlformats.org/drawingml/2006/wordprocessingDrawing" xmlns:w10="urn:schemas-microsoft-com:office:word" xmlns:w="http://schemas.openxmlformats.org/wordprocessingml/2006/main" xmlns:w14="http://schemas.microsoft.com/office/word/2010/wordml" xmlns:w15="http://schemas.microsoft.com/office/word/2012/wordml" xmlns:w16cex="http://schemas.microsoft.com/office/word/2018/wordml/cex" xmlns:w16cid="http://schemas.microsoft.com/office/word/2016/wordml/cid" xmlns:w16="http://schemas.microsoft.com/office/word/2018/wordml" xmlns:w16du="http://schemas.microsoft.com/office/word/2023/wordml/word16du" xmlns:w16sdtdh="http://schemas.microsoft.com/office/word/2020/wordml/sdtdatahash" xmlns:w16sdtfl="http://schemas.microsoft.com/office/word/2024/wordml/sdtformatlock" xmlns:w16se="http://schemas.microsoft.com/office/word/2015/wordml/symex" xmlns:wpg="http://schemas.microsoft.com/office/word/2010/wordprocessingGroup" xmlns:wpi="http://schemas.microsoft.com/office/word/2010/wordprocessingInk" xmlns:wne="http://schemas.microsoft.com/office/word/2006/wordml" xmlns:wps="http://schemas.microsoft.com/office/word/2010/wordprocessingShape" mc:Ignorable="w14 w15 w16se w16cid w16 w16cex w16sdtdh w16sdtfl w16du wp14">
+  <w:p>
     <w:pPr>
       <w:jc w:val="right"/>
     </w:pPr>
     <w:r>
       <w:rPr>
-        <w:rFonts w:ascii="Times New Roman" w:hAnsi="Times New Roman" w:eastAsia="Times New Roman" w:cs="Times New Roman"/>
         <w:color w:val="808080"/>
         <w:sz w:val="18"/>
         <w:szCs w:val="18"/>
@@ -6973,11 +5532,211 @@
 </file>
 
 <file path=word/numbering.xml><?xml version="1.0" encoding="utf-8"?>
-<w:numbering xmlns:wpc="http://schemas.microsoft.com/office/word/2010/wordprocessingCanvas" xmlns:mc="http://schemas.openxmlformats.org/markup-compatibility/2006" xmlns:o="urn:schemas-microsoft-com:office:office" xmlns:r="http://schemas.openxmlformats.org/officeDocument/2006/relationships" xmlns:m="http://schemas.openxmlformats.org/officeDocument/2006/math" xmlns:v="urn:schemas-microsoft-com:vml" xmlns:wp14="http://schemas.microsoft.com/office/word/2010/wordprocessingDrawing" xmlns:wp="http://schemas.openxmlformats.org/drawingml/2006/wordprocessingDrawing" xmlns:w10="urn:schemas-microsoft-com:office:word" xmlns:w="http://schemas.openxmlformats.org/wordprocessingml/2006/main" xmlns:w14="http://schemas.microsoft.com/office/word/2010/wordml" xmlns:w15="http://schemas.microsoft.com/office/word/2012/wordml" xmlns:wpg="http://schemas.microsoft.com/office/word/2010/wordprocessingGroup" xmlns:wpi="http://schemas.microsoft.com/office/word/2010/wordprocessingInk" xmlns:wne="http://schemas.microsoft.com/office/word/2006/wordml" xmlns:wps="http://schemas.microsoft.com/office/word/2010/wordprocessingShape" mc:Ignorable="w14 w15 wp14">
+<w:numbering xmlns:wpc="http://schemas.microsoft.com/office/word/2010/wordprocessingCanvas" xmlns:cx="http://schemas.microsoft.com/office/drawing/2014/chartex" xmlns:cx1="http://schemas.microsoft.com/office/drawing/2015/9/8/chartex" xmlns:cx2="http://schemas.microsoft.com/office/drawing/2015/10/21/chartex" xmlns:cx3="http://schemas.microsoft.com/office/drawing/2016/5/9/chartex" xmlns:cx4="http://schemas.microsoft.com/office/drawing/2016/5/10/chartex" xmlns:cx5="http://schemas.microsoft.com/office/drawing/2016/5/11/chartex" xmlns:cx6="http://schemas.microsoft.com/office/drawing/2016/5/12/chartex" xmlns:cx7="http://schemas.microsoft.com/office/drawing/2016/5/13/chartex" xmlns:cx8="http://schemas.microsoft.com/office/drawing/2016/5/14/chartex" xmlns:mc="http://schemas.openxmlformats.org/markup-compatibility/2006" xmlns:aink="http://schemas.microsoft.com/office/drawing/2016/ink" xmlns:am3d="http://schemas.microsoft.com/office/drawing/2017/model3d" xmlns:o="urn:schemas-microsoft-com:office:office" xmlns:oel="http://schemas.microsoft.com/office/2019/extlst" xmlns:r="http://schemas.openxmlformats.org/officeDocument/2006/relationships" xmlns:m="http://schemas.openxmlformats.org/officeDocument/2006/math" xmlns:v="urn:schemas-microsoft-com:vml" xmlns:wp14="http://schemas.microsoft.com/office/word/2010/wordprocessingDrawing" xmlns:wp="http://schemas.openxmlformats.org/drawingml/2006/wordprocessingDrawing" xmlns:w10="urn:schemas-microsoft-com:office:word" xmlns:w="http://schemas.openxmlformats.org/wordprocessingml/2006/main" xmlns:w14="http://schemas.microsoft.com/office/word/2010/wordml" xmlns:w15="http://schemas.microsoft.com/office/word/2012/wordml" xmlns:w16cex="http://schemas.microsoft.com/office/word/2018/wordml/cex" xmlns:w16cid="http://schemas.microsoft.com/office/word/2016/wordml/cid" xmlns:w16="http://schemas.microsoft.com/office/word/2018/wordml" xmlns:w16du="http://schemas.microsoft.com/office/word/2023/wordml/word16du" xmlns:w16sdtdh="http://schemas.microsoft.com/office/word/2020/wordml/sdtdatahash" xmlns:w16sdtfl="http://schemas.microsoft.com/office/word/2024/wordml/sdtformatlock" xmlns:w16se="http://schemas.microsoft.com/office/word/2015/wordml/symex" xmlns:wpg="http://schemas.microsoft.com/office/word/2010/wordprocessingGroup" xmlns:wpi="http://schemas.microsoft.com/office/word/2010/wordprocessingInk" xmlns:wne="http://schemas.microsoft.com/office/word/2006/wordml" xmlns:wps="http://schemas.microsoft.com/office/word/2010/wordprocessingShape" mc:Ignorable="w14 w15 w16se w16cid w16 w16cex w16sdtdh w16sdtfl w16du wp14">
+  <w:abstractNum w:abstractNumId="0" w15:restartNumberingAfterBreak="0">
+    <w:nsid w:val="14B9320C"/>
+    <w:multiLevelType w:val="multilevel"/>
+    <w:tmpl w:val="AB4E715A"/>
+    <w:lvl w:ilvl="0">
+      <w:start w:val="1"/>
+      <w:numFmt w:val="decimal"/>
+      <w:lvlText w:val="%1."/>
+      <w:lvlJc w:val="left"/>
+      <w:pPr>
+        <w:ind w:left="360" w:hanging="360"/>
+      </w:pPr>
+      <w:rPr>
+        <w:rFonts w:hint="default"/>
+      </w:rPr>
+    </w:lvl>
+    <w:lvl w:ilvl="1">
+      <w:start w:val="1"/>
+      <w:numFmt w:val="decimal"/>
+      <w:lvlText w:val="%1.%2."/>
+      <w:lvlJc w:val="left"/>
+      <w:pPr>
+        <w:ind w:left="576" w:hanging="576"/>
+      </w:pPr>
+      <w:rPr>
+        <w:rFonts w:hint="default"/>
+      </w:rPr>
+    </w:lvl>
+    <w:lvl w:ilvl="2">
+      <w:start w:val="1"/>
+      <w:numFmt w:val="lowerRoman"/>
+      <w:lvlText w:val="%3)"/>
+      <w:lvlJc w:val="left"/>
+      <w:pPr>
+        <w:ind w:left="1080" w:hanging="360"/>
+      </w:pPr>
+      <w:rPr>
+        <w:rFonts w:hint="default"/>
+      </w:rPr>
+    </w:lvl>
+    <w:lvl w:ilvl="3">
+      <w:start w:val="1"/>
+      <w:numFmt w:val="decimal"/>
+      <w:lvlText w:val="(%4)"/>
+      <w:lvlJc w:val="left"/>
+      <w:pPr>
+        <w:ind w:left="1440" w:hanging="360"/>
+      </w:pPr>
+      <w:rPr>
+        <w:rFonts w:hint="default"/>
+      </w:rPr>
+    </w:lvl>
+    <w:lvl w:ilvl="4">
+      <w:start w:val="1"/>
+      <w:numFmt w:val="lowerLetter"/>
+      <w:lvlText w:val="(%5)"/>
+      <w:lvlJc w:val="left"/>
+      <w:pPr>
+        <w:ind w:left="1800" w:hanging="360"/>
+      </w:pPr>
+      <w:rPr>
+        <w:rFonts w:hint="default"/>
+      </w:rPr>
+    </w:lvl>
+    <w:lvl w:ilvl="5">
+      <w:start w:val="1"/>
+      <w:numFmt w:val="lowerRoman"/>
+      <w:lvlText w:val="(%6)"/>
+      <w:lvlJc w:val="left"/>
+      <w:pPr>
+        <w:ind w:left="2160" w:hanging="360"/>
+      </w:pPr>
+      <w:rPr>
+        <w:rFonts w:hint="default"/>
+      </w:rPr>
+    </w:lvl>
+    <w:lvl w:ilvl="6">
+      <w:start w:val="1"/>
+      <w:numFmt w:val="decimal"/>
+      <w:lvlText w:val="%7."/>
+      <w:lvlJc w:val="left"/>
+      <w:pPr>
+        <w:ind w:left="2520" w:hanging="360"/>
+      </w:pPr>
+      <w:rPr>
+        <w:rFonts w:hint="default"/>
+      </w:rPr>
+    </w:lvl>
+    <w:lvl w:ilvl="7">
+      <w:start w:val="1"/>
+      <w:numFmt w:val="lowerLetter"/>
+      <w:lvlText w:val="%8."/>
+      <w:lvlJc w:val="left"/>
+      <w:pPr>
+        <w:ind w:left="2880" w:hanging="360"/>
+      </w:pPr>
+      <w:rPr>
+        <w:rFonts w:hint="default"/>
+      </w:rPr>
+    </w:lvl>
+    <w:lvl w:ilvl="8">
+      <w:start w:val="1"/>
+      <w:numFmt w:val="lowerRoman"/>
+      <w:lvlText w:val="%9."/>
+      <w:lvlJc w:val="left"/>
+      <w:pPr>
+        <w:ind w:left="3240" w:hanging="360"/>
+      </w:pPr>
+      <w:rPr>
+        <w:rFonts w:hint="default"/>
+      </w:rPr>
+    </w:lvl>
+  </w:abstractNum>
   <w:abstractNum w:abstractNumId="1" w15:restartNumberingAfterBreak="0">
-    <w:nsid w:val="232df03f"/>
+    <w:nsid w:val="223574A8"/>
     <w:multiLevelType w:val="hybridMultilevel"/>
-    <w:lvl w:ilvl="0" w15:tentative="1">
+    <w:tmpl w:val="3D9E5172"/>
+    <w:lvl w:ilvl="0" w:tplc="042A000F">
+      <w:start w:val="1"/>
+      <w:numFmt w:val="decimal"/>
+      <w:lvlText w:val="%1."/>
+      <w:lvlJc w:val="left"/>
+      <w:pPr>
+        <w:ind w:left="720" w:hanging="360"/>
+      </w:pPr>
+    </w:lvl>
+    <w:lvl w:ilvl="1" w:tplc="042A0019" w:tentative="1">
+      <w:start w:val="1"/>
+      <w:numFmt w:val="lowerLetter"/>
+      <w:lvlText w:val="%2."/>
+      <w:lvlJc w:val="left"/>
+      <w:pPr>
+        <w:ind w:left="1440" w:hanging="360"/>
+      </w:pPr>
+    </w:lvl>
+    <w:lvl w:ilvl="2" w:tplc="042A001B" w:tentative="1">
+      <w:start w:val="1"/>
+      <w:numFmt w:val="lowerRoman"/>
+      <w:lvlText w:val="%3."/>
+      <w:lvlJc w:val="right"/>
+      <w:pPr>
+        <w:ind w:left="2160" w:hanging="180"/>
+      </w:pPr>
+    </w:lvl>
+    <w:lvl w:ilvl="3" w:tplc="042A000F" w:tentative="1">
+      <w:start w:val="1"/>
+      <w:numFmt w:val="decimal"/>
+      <w:lvlText w:val="%4."/>
+      <w:lvlJc w:val="left"/>
+      <w:pPr>
+        <w:ind w:left="2880" w:hanging="360"/>
+      </w:pPr>
+    </w:lvl>
+    <w:lvl w:ilvl="4" w:tplc="042A0019" w:tentative="1">
+      <w:start w:val="1"/>
+      <w:numFmt w:val="lowerLetter"/>
+      <w:lvlText w:val="%5."/>
+      <w:lvlJc w:val="left"/>
+      <w:pPr>
+        <w:ind w:left="3600" w:hanging="360"/>
+      </w:pPr>
+    </w:lvl>
+    <w:lvl w:ilvl="5" w:tplc="042A001B" w:tentative="1">
+      <w:start w:val="1"/>
+      <w:numFmt w:val="lowerRoman"/>
+      <w:lvlText w:val="%6."/>
+      <w:lvlJc w:val="right"/>
+      <w:pPr>
+        <w:ind w:left="4320" w:hanging="180"/>
+      </w:pPr>
+    </w:lvl>
+    <w:lvl w:ilvl="6" w:tplc="042A000F" w:tentative="1">
+      <w:start w:val="1"/>
+      <w:numFmt w:val="decimal"/>
+      <w:lvlText w:val="%7."/>
+      <w:lvlJc w:val="left"/>
+      <w:pPr>
+        <w:ind w:left="5040" w:hanging="360"/>
+      </w:pPr>
+    </w:lvl>
+    <w:lvl w:ilvl="7" w:tplc="042A0019" w:tentative="1">
+      <w:start w:val="1"/>
+      <w:numFmt w:val="lowerLetter"/>
+      <w:lvlText w:val="%8."/>
+      <w:lvlJc w:val="left"/>
+      <w:pPr>
+        <w:ind w:left="5760" w:hanging="360"/>
+      </w:pPr>
+    </w:lvl>
+    <w:lvl w:ilvl="8" w:tplc="042A001B" w:tentative="1">
+      <w:start w:val="1"/>
+      <w:numFmt w:val="lowerRoman"/>
+      <w:lvlText w:val="%9."/>
+      <w:lvlJc w:val="right"/>
+      <w:pPr>
+        <w:ind w:left="6480" w:hanging="180"/>
+      </w:pPr>
+    </w:lvl>
+  </w:abstractNum>
+  <w:abstractNum w:abstractNumId="2" w15:restartNumberingAfterBreak="0">
+    <w:nsid w:val="232DF03F"/>
+    <w:multiLevelType w:val="hybridMultilevel"/>
+    <w:tmpl w:val="33C43598"/>
+    <w:lvl w:ilvl="0" w:tplc="4F527A82">
       <w:start w:val="1"/>
       <w:numFmt w:val="bullet"/>
       <w:lvlText w:val="●"/>
@@ -6986,7 +5745,7 @@
         <w:ind w:left="720" w:hanging="360"/>
       </w:pPr>
     </w:lvl>
-    <w:lvl w:ilvl="1" w15:tentative="1">
+    <w:lvl w:ilvl="1" w:tplc="32322032">
       <w:start w:val="1"/>
       <w:numFmt w:val="bullet"/>
       <w:lvlText w:val="○"/>
@@ -6995,7 +5754,7 @@
         <w:ind w:left="1440" w:hanging="360"/>
       </w:pPr>
     </w:lvl>
-    <w:lvl w:ilvl="2" w15:tentative="1">
+    <w:lvl w:ilvl="2" w:tplc="A1A60274">
       <w:start w:val="1"/>
       <w:numFmt w:val="bullet"/>
       <w:lvlText w:val="■"/>
@@ -7004,7 +5763,7 @@
         <w:ind w:left="2160" w:hanging="360"/>
       </w:pPr>
     </w:lvl>
-    <w:lvl w:ilvl="3" w15:tentative="1">
+    <w:lvl w:ilvl="3" w:tplc="9F6CA17A">
       <w:start w:val="1"/>
       <w:numFmt w:val="bullet"/>
       <w:lvlText w:val="●"/>
@@ -7013,7 +5772,7 @@
         <w:ind w:left="2880" w:hanging="360"/>
       </w:pPr>
     </w:lvl>
-    <w:lvl w:ilvl="4" w15:tentative="1">
+    <w:lvl w:ilvl="4" w:tplc="6734A1AA">
       <w:start w:val="1"/>
       <w:numFmt w:val="bullet"/>
       <w:lvlText w:val="○"/>
@@ -7022,7 +5781,7 @@
         <w:ind w:left="3600" w:hanging="360"/>
       </w:pPr>
     </w:lvl>
-    <w:lvl w:ilvl="5" w15:tentative="1">
+    <w:lvl w:ilvl="5" w:tplc="6C149606">
       <w:start w:val="1"/>
       <w:numFmt w:val="bullet"/>
       <w:lvlText w:val="■"/>
@@ -7031,7 +5790,7 @@
         <w:ind w:left="4320" w:hanging="360"/>
       </w:pPr>
     </w:lvl>
-    <w:lvl w:ilvl="6" w15:tentative="1">
+    <w:lvl w:ilvl="6" w:tplc="E99C8EE0">
       <w:start w:val="1"/>
       <w:numFmt w:val="bullet"/>
       <w:lvlText w:val="●"/>
@@ -7040,7 +5799,7 @@
         <w:ind w:left="5040" w:hanging="360"/>
       </w:pPr>
     </w:lvl>
-    <w:lvl w:ilvl="7" w15:tentative="1">
+    <w:lvl w:ilvl="7" w:tplc="960264DC">
       <w:start w:val="1"/>
       <w:numFmt w:val="bullet"/>
       <w:lvlText w:val="●"/>
@@ -7049,7 +5808,7 @@
         <w:ind w:left="5760" w:hanging="360"/>
       </w:pPr>
     </w:lvl>
-    <w:lvl w:ilvl="8" w15:tentative="1">
+    <w:lvl w:ilvl="8" w:tplc="AD04FEFA">
       <w:start w:val="1"/>
       <w:numFmt w:val="bullet"/>
       <w:lvlText w:val="●"/>
@@ -7059,10 +5818,644 @@
       </w:pPr>
     </w:lvl>
   </w:abstractNum>
-  <w:abstractNum w:abstractNumId="2" w15:restartNumberingAfterBreak="0">
-    <w:nsid w:val="771e84ec"/>
+  <w:abstractNum w:abstractNumId="3" w15:restartNumberingAfterBreak="0">
+    <w:nsid w:val="256E1859"/>
     <w:multiLevelType w:val="hybridMultilevel"/>
-    <w:lvl w:ilvl="0" w15:tentative="1">
+    <w:tmpl w:val="8DAA2644"/>
+    <w:lvl w:ilvl="0" w:tplc="042A000F">
+      <w:start w:val="1"/>
+      <w:numFmt w:val="decimal"/>
+      <w:lvlText w:val="%1."/>
+      <w:lvlJc w:val="left"/>
+      <w:pPr>
+        <w:ind w:left="720" w:hanging="360"/>
+      </w:pPr>
+    </w:lvl>
+    <w:lvl w:ilvl="1" w:tplc="042A0019" w:tentative="1">
+      <w:start w:val="1"/>
+      <w:numFmt w:val="lowerLetter"/>
+      <w:lvlText w:val="%2."/>
+      <w:lvlJc w:val="left"/>
+      <w:pPr>
+        <w:ind w:left="1440" w:hanging="360"/>
+      </w:pPr>
+    </w:lvl>
+    <w:lvl w:ilvl="2" w:tplc="042A001B" w:tentative="1">
+      <w:start w:val="1"/>
+      <w:numFmt w:val="lowerRoman"/>
+      <w:lvlText w:val="%3."/>
+      <w:lvlJc w:val="right"/>
+      <w:pPr>
+        <w:ind w:left="2160" w:hanging="180"/>
+      </w:pPr>
+    </w:lvl>
+    <w:lvl w:ilvl="3" w:tplc="042A000F" w:tentative="1">
+      <w:start w:val="1"/>
+      <w:numFmt w:val="decimal"/>
+      <w:lvlText w:val="%4."/>
+      <w:lvlJc w:val="left"/>
+      <w:pPr>
+        <w:ind w:left="2880" w:hanging="360"/>
+      </w:pPr>
+    </w:lvl>
+    <w:lvl w:ilvl="4" w:tplc="042A0019" w:tentative="1">
+      <w:start w:val="1"/>
+      <w:numFmt w:val="lowerLetter"/>
+      <w:lvlText w:val="%5."/>
+      <w:lvlJc w:val="left"/>
+      <w:pPr>
+        <w:ind w:left="3600" w:hanging="360"/>
+      </w:pPr>
+    </w:lvl>
+    <w:lvl w:ilvl="5" w:tplc="042A001B" w:tentative="1">
+      <w:start w:val="1"/>
+      <w:numFmt w:val="lowerRoman"/>
+      <w:lvlText w:val="%6."/>
+      <w:lvlJc w:val="right"/>
+      <w:pPr>
+        <w:ind w:left="4320" w:hanging="180"/>
+      </w:pPr>
+    </w:lvl>
+    <w:lvl w:ilvl="6" w:tplc="042A000F" w:tentative="1">
+      <w:start w:val="1"/>
+      <w:numFmt w:val="decimal"/>
+      <w:lvlText w:val="%7."/>
+      <w:lvlJc w:val="left"/>
+      <w:pPr>
+        <w:ind w:left="5040" w:hanging="360"/>
+      </w:pPr>
+    </w:lvl>
+    <w:lvl w:ilvl="7" w:tplc="042A0019" w:tentative="1">
+      <w:start w:val="1"/>
+      <w:numFmt w:val="lowerLetter"/>
+      <w:lvlText w:val="%8."/>
+      <w:lvlJc w:val="left"/>
+      <w:pPr>
+        <w:ind w:left="5760" w:hanging="360"/>
+      </w:pPr>
+    </w:lvl>
+    <w:lvl w:ilvl="8" w:tplc="042A001B" w:tentative="1">
+      <w:start w:val="1"/>
+      <w:numFmt w:val="lowerRoman"/>
+      <w:lvlText w:val="%9."/>
+      <w:lvlJc w:val="right"/>
+      <w:pPr>
+        <w:ind w:left="6480" w:hanging="180"/>
+      </w:pPr>
+    </w:lvl>
+  </w:abstractNum>
+  <w:abstractNum w:abstractNumId="4" w15:restartNumberingAfterBreak="0">
+    <w:nsid w:val="36CF62B7"/>
+    <w:multiLevelType w:val="multilevel"/>
+    <w:tmpl w:val="E7880752"/>
+    <w:lvl w:ilvl="0">
+      <w:start w:val="1"/>
+      <w:numFmt w:val="decimal"/>
+      <w:lvlText w:val="%1."/>
+      <w:lvlJc w:val="left"/>
+      <w:pPr>
+        <w:ind w:left="360" w:hanging="360"/>
+      </w:pPr>
+      <w:rPr>
+        <w:rFonts w:hint="default"/>
+      </w:rPr>
+    </w:lvl>
+    <w:lvl w:ilvl="1">
+      <w:start w:val="1"/>
+      <w:numFmt w:val="decimal"/>
+      <w:lvlText w:val="%1.%2."/>
+      <w:lvlJc w:val="left"/>
+      <w:pPr>
+        <w:ind w:left="576" w:hanging="576"/>
+      </w:pPr>
+      <w:rPr>
+        <w:rFonts w:hint="default"/>
+      </w:rPr>
+    </w:lvl>
+    <w:lvl w:ilvl="2">
+      <w:start w:val="1"/>
+      <w:numFmt w:val="lowerRoman"/>
+      <w:lvlText w:val="%3)"/>
+      <w:lvlJc w:val="left"/>
+      <w:pPr>
+        <w:ind w:left="1080" w:hanging="360"/>
+      </w:pPr>
+      <w:rPr>
+        <w:rFonts w:hint="default"/>
+      </w:rPr>
+    </w:lvl>
+    <w:lvl w:ilvl="3">
+      <w:start w:val="1"/>
+      <w:numFmt w:val="decimal"/>
+      <w:lvlText w:val="(%4)"/>
+      <w:lvlJc w:val="left"/>
+      <w:pPr>
+        <w:ind w:left="1440" w:hanging="360"/>
+      </w:pPr>
+      <w:rPr>
+        <w:rFonts w:hint="default"/>
+      </w:rPr>
+    </w:lvl>
+    <w:lvl w:ilvl="4">
+      <w:start w:val="1"/>
+      <w:numFmt w:val="lowerLetter"/>
+      <w:lvlText w:val="(%5)"/>
+      <w:lvlJc w:val="left"/>
+      <w:pPr>
+        <w:ind w:left="1800" w:hanging="360"/>
+      </w:pPr>
+      <w:rPr>
+        <w:rFonts w:hint="default"/>
+      </w:rPr>
+    </w:lvl>
+    <w:lvl w:ilvl="5">
+      <w:start w:val="1"/>
+      <w:numFmt w:val="lowerRoman"/>
+      <w:lvlText w:val="(%6)"/>
+      <w:lvlJc w:val="left"/>
+      <w:pPr>
+        <w:ind w:left="2160" w:hanging="360"/>
+      </w:pPr>
+      <w:rPr>
+        <w:rFonts w:hint="default"/>
+      </w:rPr>
+    </w:lvl>
+    <w:lvl w:ilvl="6">
+      <w:start w:val="1"/>
+      <w:numFmt w:val="decimal"/>
+      <w:lvlText w:val="%7."/>
+      <w:lvlJc w:val="left"/>
+      <w:pPr>
+        <w:ind w:left="2520" w:hanging="360"/>
+      </w:pPr>
+      <w:rPr>
+        <w:rFonts w:hint="default"/>
+      </w:rPr>
+    </w:lvl>
+    <w:lvl w:ilvl="7">
+      <w:start w:val="1"/>
+      <w:numFmt w:val="lowerLetter"/>
+      <w:lvlText w:val="%8."/>
+      <w:lvlJc w:val="left"/>
+      <w:pPr>
+        <w:ind w:left="2880" w:hanging="360"/>
+      </w:pPr>
+      <w:rPr>
+        <w:rFonts w:hint="default"/>
+      </w:rPr>
+    </w:lvl>
+    <w:lvl w:ilvl="8">
+      <w:start w:val="1"/>
+      <w:numFmt w:val="lowerRoman"/>
+      <w:lvlText w:val="%9."/>
+      <w:lvlJc w:val="left"/>
+      <w:pPr>
+        <w:ind w:left="3240" w:hanging="360"/>
+      </w:pPr>
+      <w:rPr>
+        <w:rFonts w:hint="default"/>
+      </w:rPr>
+    </w:lvl>
+  </w:abstractNum>
+  <w:abstractNum w:abstractNumId="5" w15:restartNumberingAfterBreak="0">
+    <w:nsid w:val="48176D57"/>
+    <w:multiLevelType w:val="multilevel"/>
+    <w:tmpl w:val="593A6F8C"/>
+    <w:lvl w:ilvl="0">
+      <w:start w:val="1"/>
+      <w:numFmt w:val="decimal"/>
+      <w:pStyle w:val="heading10"/>
+      <w:lvlText w:val="%1."/>
+      <w:lvlJc w:val="left"/>
+      <w:pPr>
+        <w:ind w:left="360" w:hanging="360"/>
+      </w:pPr>
+      <w:rPr>
+        <w:rFonts w:hint="default"/>
+      </w:rPr>
+    </w:lvl>
+    <w:lvl w:ilvl="1">
+      <w:start w:val="1"/>
+      <w:numFmt w:val="decimal"/>
+      <w:pStyle w:val="heading20"/>
+      <w:lvlText w:val="%1.%2."/>
+      <w:lvlJc w:val="left"/>
+      <w:pPr>
+        <w:ind w:left="576" w:hanging="576"/>
+      </w:pPr>
+      <w:rPr>
+        <w:rFonts w:hint="default"/>
+      </w:rPr>
+    </w:lvl>
+    <w:lvl w:ilvl="2">
+      <w:start w:val="1"/>
+      <w:numFmt w:val="lowerRoman"/>
+      <w:lvlText w:val="%3)"/>
+      <w:lvlJc w:val="left"/>
+      <w:pPr>
+        <w:ind w:left="1080" w:hanging="360"/>
+      </w:pPr>
+      <w:rPr>
+        <w:rFonts w:hint="default"/>
+      </w:rPr>
+    </w:lvl>
+    <w:lvl w:ilvl="3">
+      <w:start w:val="1"/>
+      <w:numFmt w:val="decimal"/>
+      <w:lvlText w:val="(%4)"/>
+      <w:lvlJc w:val="left"/>
+      <w:pPr>
+        <w:ind w:left="1440" w:hanging="360"/>
+      </w:pPr>
+      <w:rPr>
+        <w:rFonts w:hint="default"/>
+      </w:rPr>
+    </w:lvl>
+    <w:lvl w:ilvl="4">
+      <w:start w:val="1"/>
+      <w:numFmt w:val="lowerLetter"/>
+      <w:lvlText w:val="(%5)"/>
+      <w:lvlJc w:val="left"/>
+      <w:pPr>
+        <w:ind w:left="1800" w:hanging="360"/>
+      </w:pPr>
+      <w:rPr>
+        <w:rFonts w:hint="default"/>
+      </w:rPr>
+    </w:lvl>
+    <w:lvl w:ilvl="5">
+      <w:start w:val="1"/>
+      <w:numFmt w:val="lowerRoman"/>
+      <w:lvlText w:val="(%6)"/>
+      <w:lvlJc w:val="left"/>
+      <w:pPr>
+        <w:ind w:left="2160" w:hanging="360"/>
+      </w:pPr>
+      <w:rPr>
+        <w:rFonts w:hint="default"/>
+      </w:rPr>
+    </w:lvl>
+    <w:lvl w:ilvl="6">
+      <w:start w:val="1"/>
+      <w:numFmt w:val="decimal"/>
+      <w:lvlText w:val="%7."/>
+      <w:lvlJc w:val="left"/>
+      <w:pPr>
+        <w:ind w:left="2520" w:hanging="360"/>
+      </w:pPr>
+      <w:rPr>
+        <w:rFonts w:hint="default"/>
+      </w:rPr>
+    </w:lvl>
+    <w:lvl w:ilvl="7">
+      <w:start w:val="1"/>
+      <w:numFmt w:val="lowerLetter"/>
+      <w:lvlText w:val="%8."/>
+      <w:lvlJc w:val="left"/>
+      <w:pPr>
+        <w:ind w:left="2880" w:hanging="360"/>
+      </w:pPr>
+      <w:rPr>
+        <w:rFonts w:hint="default"/>
+      </w:rPr>
+    </w:lvl>
+    <w:lvl w:ilvl="8">
+      <w:start w:val="1"/>
+      <w:numFmt w:val="lowerRoman"/>
+      <w:lvlText w:val="%9."/>
+      <w:lvlJc w:val="left"/>
+      <w:pPr>
+        <w:ind w:left="3240" w:hanging="360"/>
+      </w:pPr>
+      <w:rPr>
+        <w:rFonts w:hint="default"/>
+      </w:rPr>
+    </w:lvl>
+  </w:abstractNum>
+  <w:abstractNum w:abstractNumId="6" w15:restartNumberingAfterBreak="0">
+    <w:nsid w:val="522E70DD"/>
+    <w:multiLevelType w:val="hybridMultilevel"/>
+    <w:tmpl w:val="2B26D640"/>
+    <w:lvl w:ilvl="0" w:tplc="042A000F">
+      <w:start w:val="1"/>
+      <w:numFmt w:val="decimal"/>
+      <w:lvlText w:val="%1."/>
+      <w:lvlJc w:val="left"/>
+      <w:pPr>
+        <w:ind w:left="720" w:hanging="360"/>
+      </w:pPr>
+    </w:lvl>
+    <w:lvl w:ilvl="1" w:tplc="042A0019" w:tentative="1">
+      <w:start w:val="1"/>
+      <w:numFmt w:val="lowerLetter"/>
+      <w:lvlText w:val="%2."/>
+      <w:lvlJc w:val="left"/>
+      <w:pPr>
+        <w:ind w:left="1440" w:hanging="360"/>
+      </w:pPr>
+    </w:lvl>
+    <w:lvl w:ilvl="2" w:tplc="042A001B" w:tentative="1">
+      <w:start w:val="1"/>
+      <w:numFmt w:val="lowerRoman"/>
+      <w:lvlText w:val="%3."/>
+      <w:lvlJc w:val="right"/>
+      <w:pPr>
+        <w:ind w:left="2160" w:hanging="180"/>
+      </w:pPr>
+    </w:lvl>
+    <w:lvl w:ilvl="3" w:tplc="042A000F" w:tentative="1">
+      <w:start w:val="1"/>
+      <w:numFmt w:val="decimal"/>
+      <w:lvlText w:val="%4."/>
+      <w:lvlJc w:val="left"/>
+      <w:pPr>
+        <w:ind w:left="2880" w:hanging="360"/>
+      </w:pPr>
+    </w:lvl>
+    <w:lvl w:ilvl="4" w:tplc="042A0019" w:tentative="1">
+      <w:start w:val="1"/>
+      <w:numFmt w:val="lowerLetter"/>
+      <w:lvlText w:val="%5."/>
+      <w:lvlJc w:val="left"/>
+      <w:pPr>
+        <w:ind w:left="3600" w:hanging="360"/>
+      </w:pPr>
+    </w:lvl>
+    <w:lvl w:ilvl="5" w:tplc="042A001B" w:tentative="1">
+      <w:start w:val="1"/>
+      <w:numFmt w:val="lowerRoman"/>
+      <w:lvlText w:val="%6."/>
+      <w:lvlJc w:val="right"/>
+      <w:pPr>
+        <w:ind w:left="4320" w:hanging="180"/>
+      </w:pPr>
+    </w:lvl>
+    <w:lvl w:ilvl="6" w:tplc="042A000F" w:tentative="1">
+      <w:start w:val="1"/>
+      <w:numFmt w:val="decimal"/>
+      <w:lvlText w:val="%7."/>
+      <w:lvlJc w:val="left"/>
+      <w:pPr>
+        <w:ind w:left="5040" w:hanging="360"/>
+      </w:pPr>
+    </w:lvl>
+    <w:lvl w:ilvl="7" w:tplc="042A0019" w:tentative="1">
+      <w:start w:val="1"/>
+      <w:numFmt w:val="lowerLetter"/>
+      <w:lvlText w:val="%8."/>
+      <w:lvlJc w:val="left"/>
+      <w:pPr>
+        <w:ind w:left="5760" w:hanging="360"/>
+      </w:pPr>
+    </w:lvl>
+    <w:lvl w:ilvl="8" w:tplc="042A001B" w:tentative="1">
+      <w:start w:val="1"/>
+      <w:numFmt w:val="lowerRoman"/>
+      <w:lvlText w:val="%9."/>
+      <w:lvlJc w:val="right"/>
+      <w:pPr>
+        <w:ind w:left="6480" w:hanging="180"/>
+      </w:pPr>
+    </w:lvl>
+  </w:abstractNum>
+  <w:abstractNum w:abstractNumId="7" w15:restartNumberingAfterBreak="0">
+    <w:nsid w:val="52A836CA"/>
+    <w:multiLevelType w:val="multilevel"/>
+    <w:tmpl w:val="DD464712"/>
+    <w:lvl w:ilvl="0">
+      <w:start w:val="1"/>
+      <w:numFmt w:val="decimal"/>
+      <w:lvlText w:val="%1."/>
+      <w:lvlJc w:val="left"/>
+      <w:pPr>
+        <w:ind w:left="360" w:hanging="360"/>
+      </w:pPr>
+      <w:rPr>
+        <w:rFonts w:hint="default"/>
+      </w:rPr>
+    </w:lvl>
+    <w:lvl w:ilvl="1">
+      <w:start w:val="1"/>
+      <w:numFmt w:val="decimal"/>
+      <w:lvlRestart w:val="0"/>
+      <w:lvlText w:val="%1.%2"/>
+      <w:lvlJc w:val="left"/>
+      <w:pPr>
+        <w:ind w:left="576" w:hanging="576"/>
+      </w:pPr>
+    </w:lvl>
+    <w:lvl w:ilvl="2">
+      <w:start w:val="1"/>
+      <w:numFmt w:val="lowerRoman"/>
+      <w:lvlText w:val="%3)"/>
+      <w:lvlJc w:val="left"/>
+      <w:pPr>
+        <w:ind w:left="1080" w:hanging="360"/>
+      </w:pPr>
+      <w:rPr>
+        <w:rFonts w:hint="default"/>
+      </w:rPr>
+    </w:lvl>
+    <w:lvl w:ilvl="3">
+      <w:start w:val="1"/>
+      <w:numFmt w:val="decimal"/>
+      <w:lvlText w:val="(%4)"/>
+      <w:lvlJc w:val="left"/>
+      <w:pPr>
+        <w:ind w:left="1440" w:hanging="360"/>
+      </w:pPr>
+      <w:rPr>
+        <w:rFonts w:hint="default"/>
+      </w:rPr>
+    </w:lvl>
+    <w:lvl w:ilvl="4">
+      <w:start w:val="1"/>
+      <w:numFmt w:val="lowerLetter"/>
+      <w:lvlText w:val="(%5)"/>
+      <w:lvlJc w:val="left"/>
+      <w:pPr>
+        <w:ind w:left="1800" w:hanging="360"/>
+      </w:pPr>
+      <w:rPr>
+        <w:rFonts w:hint="default"/>
+      </w:rPr>
+    </w:lvl>
+    <w:lvl w:ilvl="5">
+      <w:start w:val="1"/>
+      <w:numFmt w:val="lowerRoman"/>
+      <w:lvlText w:val="(%6)"/>
+      <w:lvlJc w:val="left"/>
+      <w:pPr>
+        <w:ind w:left="2160" w:hanging="360"/>
+      </w:pPr>
+      <w:rPr>
+        <w:rFonts w:hint="default"/>
+      </w:rPr>
+    </w:lvl>
+    <w:lvl w:ilvl="6">
+      <w:start w:val="1"/>
+      <w:numFmt w:val="decimal"/>
+      <w:lvlText w:val="%7."/>
+      <w:lvlJc w:val="left"/>
+      <w:pPr>
+        <w:ind w:left="2520" w:hanging="360"/>
+      </w:pPr>
+      <w:rPr>
+        <w:rFonts w:hint="default"/>
+      </w:rPr>
+    </w:lvl>
+    <w:lvl w:ilvl="7">
+      <w:start w:val="1"/>
+      <w:numFmt w:val="lowerLetter"/>
+      <w:lvlText w:val="%8."/>
+      <w:lvlJc w:val="left"/>
+      <w:pPr>
+        <w:ind w:left="2880" w:hanging="360"/>
+      </w:pPr>
+      <w:rPr>
+        <w:rFonts w:hint="default"/>
+      </w:rPr>
+    </w:lvl>
+    <w:lvl w:ilvl="8">
+      <w:start w:val="1"/>
+      <w:numFmt w:val="lowerRoman"/>
+      <w:lvlText w:val="%9."/>
+      <w:lvlJc w:val="left"/>
+      <w:pPr>
+        <w:ind w:left="3240" w:hanging="360"/>
+      </w:pPr>
+      <w:rPr>
+        <w:rFonts w:hint="default"/>
+      </w:rPr>
+    </w:lvl>
+  </w:abstractNum>
+  <w:abstractNum w:abstractNumId="8" w15:restartNumberingAfterBreak="0">
+    <w:nsid w:val="70374B8D"/>
+    <w:multiLevelType w:val="multilevel"/>
+    <w:tmpl w:val="65F0053E"/>
+    <w:lvl w:ilvl="0">
+      <w:start w:val="1"/>
+      <w:numFmt w:val="decimal"/>
+      <w:lvlText w:val="%1."/>
+      <w:lvlJc w:val="left"/>
+      <w:pPr>
+        <w:ind w:left="420" w:hanging="420"/>
+      </w:pPr>
+      <w:rPr>
+        <w:rFonts w:hint="default"/>
+        <w:sz w:val="24"/>
+      </w:rPr>
+    </w:lvl>
+    <w:lvl w:ilvl="1">
+      <w:start w:val="1"/>
+      <w:numFmt w:val="decimal"/>
+      <w:lvlText w:val="%1.%2."/>
+      <w:lvlJc w:val="left"/>
+      <w:pPr>
+        <w:ind w:left="720" w:hanging="720"/>
+      </w:pPr>
+      <w:rPr>
+        <w:rFonts w:hint="default"/>
+        <w:sz w:val="24"/>
+      </w:rPr>
+    </w:lvl>
+    <w:lvl w:ilvl="2">
+      <w:start w:val="1"/>
+      <w:numFmt w:val="decimal"/>
+      <w:lvlText w:val="%1.%2.%3."/>
+      <w:lvlJc w:val="left"/>
+      <w:pPr>
+        <w:ind w:left="720" w:hanging="720"/>
+      </w:pPr>
+      <w:rPr>
+        <w:rFonts w:hint="default"/>
+        <w:sz w:val="24"/>
+      </w:rPr>
+    </w:lvl>
+    <w:lvl w:ilvl="3">
+      <w:start w:val="1"/>
+      <w:numFmt w:val="decimal"/>
+      <w:lvlText w:val="%1.%2.%3.%4."/>
+      <w:lvlJc w:val="left"/>
+      <w:pPr>
+        <w:ind w:left="1080" w:hanging="1080"/>
+      </w:pPr>
+      <w:rPr>
+        <w:rFonts w:hint="default"/>
+        <w:sz w:val="24"/>
+      </w:rPr>
+    </w:lvl>
+    <w:lvl w:ilvl="4">
+      <w:start w:val="1"/>
+      <w:numFmt w:val="decimal"/>
+      <w:lvlText w:val="%1.%2.%3.%4.%5."/>
+      <w:lvlJc w:val="left"/>
+      <w:pPr>
+        <w:ind w:left="1080" w:hanging="1080"/>
+      </w:pPr>
+      <w:rPr>
+        <w:rFonts w:hint="default"/>
+        <w:sz w:val="24"/>
+      </w:rPr>
+    </w:lvl>
+    <w:lvl w:ilvl="5">
+      <w:start w:val="1"/>
+      <w:numFmt w:val="decimal"/>
+      <w:lvlText w:val="%1.%2.%3.%4.%5.%6."/>
+      <w:lvlJc w:val="left"/>
+      <w:pPr>
+        <w:ind w:left="1440" w:hanging="1440"/>
+      </w:pPr>
+      <w:rPr>
+        <w:rFonts w:hint="default"/>
+        <w:sz w:val="24"/>
+      </w:rPr>
+    </w:lvl>
+    <w:lvl w:ilvl="6">
+      <w:start w:val="1"/>
+      <w:numFmt w:val="decimal"/>
+      <w:lvlText w:val="%1.%2.%3.%4.%5.%6.%7."/>
+      <w:lvlJc w:val="left"/>
+      <w:pPr>
+        <w:ind w:left="1440" w:hanging="1440"/>
+      </w:pPr>
+      <w:rPr>
+        <w:rFonts w:hint="default"/>
+        <w:sz w:val="24"/>
+      </w:rPr>
+    </w:lvl>
+    <w:lvl w:ilvl="7">
+      <w:start w:val="1"/>
+      <w:numFmt w:val="decimal"/>
+      <w:lvlText w:val="%1.%2.%3.%4.%5.%6.%7.%8."/>
+      <w:lvlJc w:val="left"/>
+      <w:pPr>
+        <w:ind w:left="1800" w:hanging="1800"/>
+      </w:pPr>
+      <w:rPr>
+        <w:rFonts w:hint="default"/>
+        <w:sz w:val="24"/>
+      </w:rPr>
+    </w:lvl>
+    <w:lvl w:ilvl="8">
+      <w:start w:val="1"/>
+      <w:numFmt w:val="decimal"/>
+      <w:lvlText w:val="%1.%2.%3.%4.%5.%6.%7.%8.%9."/>
+      <w:lvlJc w:val="left"/>
+      <w:pPr>
+        <w:ind w:left="1800" w:hanging="1800"/>
+      </w:pPr>
+      <w:rPr>
+        <w:rFonts w:hint="default"/>
+        <w:sz w:val="24"/>
+      </w:rPr>
+    </w:lvl>
+  </w:abstractNum>
+  <w:abstractNum w:abstractNumId="9" w15:restartNumberingAfterBreak="0">
+    <w:nsid w:val="771E84EC"/>
+    <w:multiLevelType w:val="hybridMultilevel"/>
+    <w:tmpl w:val="E578BA9E"/>
+    <w:lvl w:ilvl="0" w:tplc="D7241B16">
       <w:start w:val="1"/>
       <w:numFmt w:val="bullet"/>
       <w:lvlText w:val="•"/>
@@ -7071,10 +6464,10 @@
         <w:ind w:left="460" w:hanging="260"/>
       </w:pPr>
       <w:rPr>
-        <w:rFonts w:ascii="Times New Roman" w:hAnsi="Times New Roman" w:eastAsia="Times New Roman" w:cs="Times New Roman"/>
+        <w:rFonts w:ascii="Times New Roman" w:eastAsia="Times New Roman" w:hAnsi="Times New Roman" w:cs="Times New Roman"/>
       </w:rPr>
     </w:lvl>
-    <w:lvl w:ilvl="1" w15:tentative="1">
+    <w:lvl w:ilvl="1" w:tplc="7F6254BA">
       <w:start w:val="1"/>
       <w:numFmt w:val="bullet"/>
       <w:lvlText w:val="–"/>
@@ -7083,53 +6476,490 @@
         <w:ind w:left="920" w:hanging="260"/>
       </w:pPr>
       <w:rPr>
-        <w:rFonts w:ascii="Times New Roman" w:hAnsi="Times New Roman" w:eastAsia="Times New Roman" w:cs="Times New Roman"/>
+        <w:rFonts w:ascii="Times New Roman" w:eastAsia="Times New Roman" w:hAnsi="Times New Roman" w:cs="Times New Roman"/>
       </w:rPr>
     </w:lvl>
+    <w:lvl w:ilvl="2" w:tplc="DD34C186">
+      <w:numFmt w:val="decimal"/>
+      <w:lvlText w:val=""/>
+      <w:lvlJc w:val="left"/>
+    </w:lvl>
+    <w:lvl w:ilvl="3" w:tplc="E7EAC21A">
+      <w:numFmt w:val="decimal"/>
+      <w:lvlText w:val=""/>
+      <w:lvlJc w:val="left"/>
+    </w:lvl>
+    <w:lvl w:ilvl="4" w:tplc="FB266DD6">
+      <w:numFmt w:val="decimal"/>
+      <w:lvlText w:val=""/>
+      <w:lvlJc w:val="left"/>
+    </w:lvl>
+    <w:lvl w:ilvl="5" w:tplc="0DF84530">
+      <w:numFmt w:val="decimal"/>
+      <w:lvlText w:val=""/>
+      <w:lvlJc w:val="left"/>
+    </w:lvl>
+    <w:lvl w:ilvl="6" w:tplc="8D94D168">
+      <w:numFmt w:val="decimal"/>
+      <w:lvlText w:val=""/>
+      <w:lvlJc w:val="left"/>
+    </w:lvl>
+    <w:lvl w:ilvl="7" w:tplc="0B646FD2">
+      <w:numFmt w:val="decimal"/>
+      <w:lvlText w:val=""/>
+      <w:lvlJc w:val="left"/>
+    </w:lvl>
+    <w:lvl w:ilvl="8" w:tplc="25A82A50">
+      <w:numFmt w:val="decimal"/>
+      <w:lvlText w:val=""/>
+      <w:lvlJc w:val="left"/>
+    </w:lvl>
   </w:abstractNum>
-  <w:num w:numId="1">
-    <w:abstractNumId w:val="1"/>
-    <w:lvlOverride w:ilvl="0">
-      <w:startOverride w:val="1"/>
-    </w:lvlOverride>
-  </w:num>
-  <w:num w:numId="2">
+  <w:num w:numId="1" w16cid:durableId="22902691">
     <w:abstractNumId w:val="2"/>
     <w:lvlOverride w:ilvl="0">
       <w:startOverride w:val="1"/>
     </w:lvlOverride>
   </w:num>
+  <w:num w:numId="2" w16cid:durableId="504055544">
+    <w:abstractNumId w:val="9"/>
+    <w:lvlOverride w:ilvl="0">
+      <w:startOverride w:val="1"/>
+    </w:lvlOverride>
+  </w:num>
+  <w:num w:numId="3" w16cid:durableId="1116363188">
+    <w:abstractNumId w:val="3"/>
+  </w:num>
+  <w:num w:numId="4" w16cid:durableId="828204887">
+    <w:abstractNumId w:val="6"/>
+  </w:num>
+  <w:num w:numId="5" w16cid:durableId="2048525913">
+    <w:abstractNumId w:val="1"/>
+  </w:num>
+  <w:num w:numId="6" w16cid:durableId="131296184">
+    <w:abstractNumId w:val="5"/>
+  </w:num>
+  <w:num w:numId="7" w16cid:durableId="163514121">
+    <w:abstractNumId w:val="5"/>
+  </w:num>
+  <w:num w:numId="8" w16cid:durableId="1325205832">
+    <w:abstractNumId w:val="8"/>
+  </w:num>
+  <w:num w:numId="9" w16cid:durableId="1222786777">
+    <w:abstractNumId w:val="7"/>
+  </w:num>
+  <w:num w:numId="10" w16cid:durableId="1165126109">
+    <w:abstractNumId w:val="0"/>
+  </w:num>
+  <w:num w:numId="11" w16cid:durableId="1121805826">
+    <w:abstractNumId w:val="4"/>
+  </w:num>
 </w:numbering>
 </file>
 
 <file path=word/styles.xml><?xml version="1.0" encoding="utf-8"?>
-<w:styles xmlns:wp14="http://schemas.microsoft.com/office/word/2010/wordprocessingDrawing" xmlns:mc="http://schemas.openxmlformats.org/markup-compatibility/2006" xmlns:r="http://schemas.openxmlformats.org/officeDocument/2006/relationships" xmlns:w="http://schemas.openxmlformats.org/wordprocessingml/2006/main" xmlns:w14="http://schemas.microsoft.com/office/word/2010/wordml" xmlns:w15="http://schemas.microsoft.com/office/word/2012/wordml" mc:Ignorable="w14 w15 wp14">
+<w:styles xmlns:mc="http://schemas.openxmlformats.org/markup-compatibility/2006" xmlns:r="http://schemas.openxmlformats.org/officeDocument/2006/relationships" xmlns:w="http://schemas.openxmlformats.org/wordprocessingml/2006/main" xmlns:w14="http://schemas.microsoft.com/office/word/2010/wordml" xmlns:w15="http://schemas.microsoft.com/office/word/2012/wordml" xmlns:w16cex="http://schemas.microsoft.com/office/word/2018/wordml/cex" xmlns:w16cid="http://schemas.microsoft.com/office/word/2016/wordml/cid" xmlns:w16="http://schemas.microsoft.com/office/word/2018/wordml" xmlns:w16du="http://schemas.microsoft.com/office/word/2023/wordml/word16du" xmlns:w16sdtdh="http://schemas.microsoft.com/office/word/2020/wordml/sdtdatahash" xmlns:w16sdtfl="http://schemas.microsoft.com/office/word/2024/wordml/sdtformatlock" xmlns:w16se="http://schemas.microsoft.com/office/word/2015/wordml/symex" mc:Ignorable="w14 w15 w16se w16cid w16 w16cex w16sdtdh w16sdtfl w16du">
   <w:docDefaults>
     <w:rPrDefault>
       <w:rPr>
-        <w:rFonts w:ascii="Times New Roman" w:hAnsi="Times New Roman" w:eastAsia="Times New Roman" w:cs="Times New Roman"/>
+        <w:rFonts w:ascii="Times New Roman" w:eastAsia="Times New Roman" w:hAnsi="Times New Roman" w:cs="Times New Roman"/>
         <w:color w:val="000000"/>
         <w:sz w:val="24"/>
         <w:szCs w:val="24"/>
+        <w:lang w:val="vi-VN" w:eastAsia="vi-VN" w:bidi="ar-SA"/>
       </w:rPr>
     </w:rPrDefault>
     <w:pPrDefault/>
   </w:docDefaults>
-  <w:style w:type="paragraph" w:styleId="Title">
-    <w:name w:val="Title"/>
-    <w:basedOn w:val="Normal"/>
-    <w:next w:val="Normal"/>
+  <w:latentStyles w:defLockedState="0" w:defUIPriority="99" w:defSemiHidden="0" w:defUnhideWhenUsed="0" w:defQFormat="0" w:count="376">
+    <w:lsdException w:name="Normal" w:uiPriority="0" w:qFormat="1"/>
+    <w:lsdException w:name="heading 1" w:uiPriority="9" w:qFormat="1"/>
+    <w:lsdException w:name="heading 2" w:semiHidden="1" w:uiPriority="9" w:unhideWhenUsed="1" w:qFormat="1"/>
+    <w:lsdException w:name="heading 3" w:semiHidden="1" w:uiPriority="9" w:unhideWhenUsed="1" w:qFormat="1"/>
+    <w:lsdException w:name="heading 4" w:semiHidden="1" w:uiPriority="9" w:unhideWhenUsed="1" w:qFormat="1"/>
+    <w:lsdException w:name="heading 5" w:semiHidden="1" w:uiPriority="9" w:unhideWhenUsed="1" w:qFormat="1"/>
+    <w:lsdException w:name="heading 6" w:semiHidden="1" w:uiPriority="9" w:unhideWhenUsed="1" w:qFormat="1"/>
+    <w:lsdException w:name="heading 7" w:semiHidden="1" w:uiPriority="9" w:unhideWhenUsed="1" w:qFormat="1"/>
+    <w:lsdException w:name="heading 8" w:semiHidden="1" w:uiPriority="9" w:unhideWhenUsed="1" w:qFormat="1"/>
+    <w:lsdException w:name="heading 9" w:semiHidden="1" w:uiPriority="9" w:unhideWhenUsed="1" w:qFormat="1"/>
+    <w:lsdException w:name="index 1" w:semiHidden="1" w:unhideWhenUsed="1"/>
+    <w:lsdException w:name="index 2" w:semiHidden="1" w:unhideWhenUsed="1"/>
+    <w:lsdException w:name="index 3" w:semiHidden="1" w:unhideWhenUsed="1"/>
+    <w:lsdException w:name="index 4" w:semiHidden="1" w:unhideWhenUsed="1"/>
+    <w:lsdException w:name="index 5" w:semiHidden="1" w:unhideWhenUsed="1"/>
+    <w:lsdException w:name="index 6" w:semiHidden="1" w:unhideWhenUsed="1"/>
+    <w:lsdException w:name="index 7" w:semiHidden="1" w:unhideWhenUsed="1"/>
+    <w:lsdException w:name="index 8" w:semiHidden="1" w:unhideWhenUsed="1"/>
+    <w:lsdException w:name="index 9" w:semiHidden="1" w:unhideWhenUsed="1"/>
+    <w:lsdException w:name="toc 1" w:semiHidden="1" w:uiPriority="39" w:unhideWhenUsed="1"/>
+    <w:lsdException w:name="toc 2" w:semiHidden="1" w:uiPriority="39" w:unhideWhenUsed="1"/>
+    <w:lsdException w:name="toc 3" w:semiHidden="1" w:uiPriority="39" w:unhideWhenUsed="1"/>
+    <w:lsdException w:name="toc 4" w:semiHidden="1" w:uiPriority="39" w:unhideWhenUsed="1"/>
+    <w:lsdException w:name="toc 5" w:semiHidden="1" w:uiPriority="39" w:unhideWhenUsed="1"/>
+    <w:lsdException w:name="toc 6" w:semiHidden="1" w:uiPriority="39" w:unhideWhenUsed="1"/>
+    <w:lsdException w:name="toc 7" w:semiHidden="1" w:uiPriority="39" w:unhideWhenUsed="1"/>
+    <w:lsdException w:name="toc 8" w:semiHidden="1" w:uiPriority="39" w:unhideWhenUsed="1"/>
+    <w:lsdException w:name="toc 9" w:semiHidden="1" w:uiPriority="39" w:unhideWhenUsed="1"/>
+    <w:lsdException w:name="Normal Indent" w:semiHidden="1" w:unhideWhenUsed="1"/>
+    <w:lsdException w:name="footnote text" w:semiHidden="1" w:unhideWhenUsed="1"/>
+    <w:lsdException w:name="annotation text" w:semiHidden="1" w:unhideWhenUsed="1"/>
+    <w:lsdException w:name="header" w:semiHidden="1" w:unhideWhenUsed="1"/>
+    <w:lsdException w:name="footer" w:semiHidden="1" w:unhideWhenUsed="1"/>
+    <w:lsdException w:name="index heading" w:semiHidden="1" w:unhideWhenUsed="1"/>
+    <w:lsdException w:name="caption" w:semiHidden="1" w:uiPriority="35" w:unhideWhenUsed="1" w:qFormat="1"/>
+    <w:lsdException w:name="table of figures" w:semiHidden="1" w:unhideWhenUsed="1"/>
+    <w:lsdException w:name="envelope address" w:semiHidden="1" w:unhideWhenUsed="1"/>
+    <w:lsdException w:name="envelope return" w:semiHidden="1" w:unhideWhenUsed="1"/>
+    <w:lsdException w:name="footnote reference" w:semiHidden="1" w:unhideWhenUsed="1"/>
+    <w:lsdException w:name="annotation reference" w:semiHidden="1" w:unhideWhenUsed="1"/>
+    <w:lsdException w:name="line number" w:semiHidden="1" w:unhideWhenUsed="1"/>
+    <w:lsdException w:name="page number" w:semiHidden="1" w:unhideWhenUsed="1"/>
+    <w:lsdException w:name="endnote reference" w:semiHidden="1" w:unhideWhenUsed="1"/>
+    <w:lsdException w:name="endnote text" w:semiHidden="1" w:unhideWhenUsed="1"/>
+    <w:lsdException w:name="table of authorities" w:semiHidden="1" w:unhideWhenUsed="1"/>
+    <w:lsdException w:name="macro" w:semiHidden="1" w:unhideWhenUsed="1"/>
+    <w:lsdException w:name="toa heading" w:semiHidden="1" w:unhideWhenUsed="1"/>
+    <w:lsdException w:name="List" w:semiHidden="1" w:unhideWhenUsed="1"/>
+    <w:lsdException w:name="List Bullet" w:semiHidden="1" w:unhideWhenUsed="1"/>
+    <w:lsdException w:name="List Number" w:semiHidden="1" w:unhideWhenUsed="1"/>
+    <w:lsdException w:name="List 2" w:semiHidden="1" w:unhideWhenUsed="1"/>
+    <w:lsdException w:name="List 3" w:semiHidden="1" w:unhideWhenUsed="1"/>
+    <w:lsdException w:name="List 4" w:semiHidden="1" w:unhideWhenUsed="1"/>
+    <w:lsdException w:name="List 5" w:semiHidden="1" w:unhideWhenUsed="1"/>
+    <w:lsdException w:name="List Bullet 2" w:semiHidden="1" w:unhideWhenUsed="1"/>
+    <w:lsdException w:name="List Bullet 3" w:semiHidden="1" w:unhideWhenUsed="1"/>
+    <w:lsdException w:name="List Bullet 4" w:semiHidden="1" w:unhideWhenUsed="1"/>
+    <w:lsdException w:name="List Bullet 5" w:semiHidden="1" w:unhideWhenUsed="1"/>
+    <w:lsdException w:name="List Number 2" w:semiHidden="1" w:unhideWhenUsed="1"/>
+    <w:lsdException w:name="List Number 3" w:semiHidden="1" w:unhideWhenUsed="1"/>
+    <w:lsdException w:name="List Number 4" w:semiHidden="1" w:unhideWhenUsed="1"/>
+    <w:lsdException w:name="List Number 5" w:semiHidden="1" w:unhideWhenUsed="1"/>
+    <w:lsdException w:name="Title" w:uiPriority="10" w:qFormat="1"/>
+    <w:lsdException w:name="Closing" w:semiHidden="1" w:unhideWhenUsed="1"/>
+    <w:lsdException w:name="Signature" w:semiHidden="1" w:unhideWhenUsed="1"/>
+    <w:lsdException w:name="Default Paragraph Font" w:semiHidden="1" w:uiPriority="1" w:unhideWhenUsed="1"/>
+    <w:lsdException w:name="Body Text" w:semiHidden="1" w:unhideWhenUsed="1"/>
+    <w:lsdException w:name="Body Text Indent" w:semiHidden="1" w:unhideWhenUsed="1"/>
+    <w:lsdException w:name="List Continue" w:semiHidden="1" w:unhideWhenUsed="1"/>
+    <w:lsdException w:name="List Continue 2" w:semiHidden="1" w:unhideWhenUsed="1"/>
+    <w:lsdException w:name="List Continue 3" w:semiHidden="1" w:unhideWhenUsed="1"/>
+    <w:lsdException w:name="List Continue 4" w:semiHidden="1" w:unhideWhenUsed="1"/>
+    <w:lsdException w:name="List Continue 5" w:semiHidden="1" w:unhideWhenUsed="1"/>
+    <w:lsdException w:name="Message Header" w:semiHidden="1" w:unhideWhenUsed="1"/>
+    <w:lsdException w:name="Subtitle" w:uiPriority="11" w:qFormat="1"/>
+    <w:lsdException w:name="Salutation" w:semiHidden="1" w:unhideWhenUsed="1"/>
+    <w:lsdException w:name="Date" w:semiHidden="1" w:unhideWhenUsed="1"/>
+    <w:lsdException w:name="Body Text First Indent" w:semiHidden="1" w:unhideWhenUsed="1"/>
+    <w:lsdException w:name="Body Text First Indent 2" w:semiHidden="1" w:unhideWhenUsed="1"/>
+    <w:lsdException w:name="Note Heading" w:semiHidden="1" w:unhideWhenUsed="1"/>
+    <w:lsdException w:name="Body Text 2" w:semiHidden="1" w:unhideWhenUsed="1"/>
+    <w:lsdException w:name="Body Text 3" w:semiHidden="1" w:unhideWhenUsed="1"/>
+    <w:lsdException w:name="Body Text Indent 2" w:semiHidden="1" w:unhideWhenUsed="1"/>
+    <w:lsdException w:name="Body Text Indent 3" w:semiHidden="1" w:unhideWhenUsed="1"/>
+    <w:lsdException w:name="Block Text" w:semiHidden="1" w:unhideWhenUsed="1"/>
+    <w:lsdException w:name="Hyperlink" w:semiHidden="1" w:unhideWhenUsed="1"/>
+    <w:lsdException w:name="FollowedHyperlink" w:semiHidden="1" w:unhideWhenUsed="1"/>
+    <w:lsdException w:name="Strong" w:uiPriority="22" w:qFormat="1"/>
+    <w:lsdException w:name="Emphasis" w:uiPriority="20" w:qFormat="1"/>
+    <w:lsdException w:name="Document Map" w:semiHidden="1" w:unhideWhenUsed="1"/>
+    <w:lsdException w:name="Plain Text" w:semiHidden="1" w:unhideWhenUsed="1"/>
+    <w:lsdException w:name="E-mail Signature" w:semiHidden="1" w:unhideWhenUsed="1"/>
+    <w:lsdException w:name="HTML Top of Form" w:semiHidden="1" w:unhideWhenUsed="1"/>
+    <w:lsdException w:name="HTML Bottom of Form" w:semiHidden="1" w:unhideWhenUsed="1"/>
+    <w:lsdException w:name="Normal (Web)" w:semiHidden="1" w:unhideWhenUsed="1"/>
+    <w:lsdException w:name="HTML Acronym" w:semiHidden="1" w:unhideWhenUsed="1"/>
+    <w:lsdException w:name="HTML Address" w:semiHidden="1" w:unhideWhenUsed="1"/>
+    <w:lsdException w:name="HTML Cite" w:semiHidden="1" w:unhideWhenUsed="1"/>
+    <w:lsdException w:name="HTML Code" w:semiHidden="1" w:unhideWhenUsed="1"/>
+    <w:lsdException w:name="HTML Definition" w:semiHidden="1" w:unhideWhenUsed="1"/>
+    <w:lsdException w:name="HTML Keyboard" w:semiHidden="1" w:unhideWhenUsed="1"/>
+    <w:lsdException w:name="HTML Preformatted" w:semiHidden="1" w:unhideWhenUsed="1"/>
+    <w:lsdException w:name="HTML Sample" w:semiHidden="1" w:unhideWhenUsed="1"/>
+    <w:lsdException w:name="HTML Typewriter" w:semiHidden="1" w:unhideWhenUsed="1"/>
+    <w:lsdException w:name="HTML Variable" w:semiHidden="1" w:unhideWhenUsed="1"/>
+    <w:lsdException w:name="Normal Table" w:semiHidden="1" w:unhideWhenUsed="1"/>
+    <w:lsdException w:name="annotation subject" w:semiHidden="1" w:unhideWhenUsed="1"/>
+    <w:lsdException w:name="No List" w:semiHidden="1" w:unhideWhenUsed="1"/>
+    <w:lsdException w:name="Outline List 1" w:semiHidden="1" w:unhideWhenUsed="1"/>
+    <w:lsdException w:name="Outline List 2" w:semiHidden="1" w:unhideWhenUsed="1"/>
+    <w:lsdException w:name="Outline List 3" w:semiHidden="1" w:unhideWhenUsed="1"/>
+    <w:lsdException w:name="Table Simple 1" w:semiHidden="1" w:unhideWhenUsed="1"/>
+    <w:lsdException w:name="Table Simple 2" w:semiHidden="1" w:unhideWhenUsed="1"/>
+    <w:lsdException w:name="Table Simple 3" w:semiHidden="1" w:unhideWhenUsed="1"/>
+    <w:lsdException w:name="Table Classic 1" w:semiHidden="1" w:unhideWhenUsed="1"/>
+    <w:lsdException w:name="Table Classic 2" w:semiHidden="1" w:unhideWhenUsed="1"/>
+    <w:lsdException w:name="Table Classic 3" w:semiHidden="1" w:unhideWhenUsed="1"/>
+    <w:lsdException w:name="Table Classic 4" w:semiHidden="1" w:unhideWhenUsed="1"/>
+    <w:lsdException w:name="Table Colorful 1" w:semiHidden="1" w:unhideWhenUsed="1"/>
+    <w:lsdException w:name="Table Colorful 2" w:semiHidden="1" w:unhideWhenUsed="1"/>
+    <w:lsdException w:name="Table Colorful 3" w:semiHidden="1" w:unhideWhenUsed="1"/>
+    <w:lsdException w:name="Table Columns 1" w:semiHidden="1" w:unhideWhenUsed="1"/>
+    <w:lsdException w:name="Table Columns 2" w:semiHidden="1" w:unhideWhenUsed="1"/>
+    <w:lsdException w:name="Table Columns 3" w:semiHidden="1" w:unhideWhenUsed="1"/>
+    <w:lsdException w:name="Table Columns 4" w:semiHidden="1" w:unhideWhenUsed="1"/>
+    <w:lsdException w:name="Table Columns 5" w:semiHidden="1" w:unhideWhenUsed="1"/>
+    <w:lsdException w:name="Table Grid 1" w:semiHidden="1" w:unhideWhenUsed="1"/>
+    <w:lsdException w:name="Table Grid 2" w:semiHidden="1" w:unhideWhenUsed="1"/>
+    <w:lsdException w:name="Table Grid 3" w:semiHidden="1" w:unhideWhenUsed="1"/>
+    <w:lsdException w:name="Table Grid 4" w:semiHidden="1" w:unhideWhenUsed="1"/>
+    <w:lsdException w:name="Table Grid 5" w:semiHidden="1" w:unhideWhenUsed="1"/>
+    <w:lsdException w:name="Table Grid 6" w:semiHidden="1" w:unhideWhenUsed="1"/>
+    <w:lsdException w:name="Table Grid 7" w:semiHidden="1" w:unhideWhenUsed="1"/>
+    <w:lsdException w:name="Table Grid 8" w:semiHidden="1" w:unhideWhenUsed="1"/>
+    <w:lsdException w:name="Table List 1" w:semiHidden="1" w:unhideWhenUsed="1"/>
+    <w:lsdException w:name="Table List 2" w:semiHidden="1" w:unhideWhenUsed="1"/>
+    <w:lsdException w:name="Table List 3" w:semiHidden="1" w:unhideWhenUsed="1"/>
+    <w:lsdException w:name="Table List 4" w:semiHidden="1" w:unhideWhenUsed="1"/>
+    <w:lsdException w:name="Table List 5" w:semiHidden="1" w:unhideWhenUsed="1"/>
+    <w:lsdException w:name="Table List 6" w:semiHidden="1" w:unhideWhenUsed="1"/>
+    <w:lsdException w:name="Table List 7" w:semiHidden="1" w:unhideWhenUsed="1"/>
+    <w:lsdException w:name="Table List 8" w:semiHidden="1" w:unhideWhenUsed="1"/>
+    <w:lsdException w:name="Table 3D effects 1" w:semiHidden="1" w:unhideWhenUsed="1"/>
+    <w:lsdException w:name="Table 3D effects 2" w:semiHidden="1" w:unhideWhenUsed="1"/>
+    <w:lsdException w:name="Table 3D effects 3" w:semiHidden="1" w:unhideWhenUsed="1"/>
+    <w:lsdException w:name="Table Contemporary" w:semiHidden="1" w:unhideWhenUsed="1"/>
+    <w:lsdException w:name="Table Elegant" w:semiHidden="1" w:unhideWhenUsed="1"/>
+    <w:lsdException w:name="Table Professional" w:semiHidden="1" w:unhideWhenUsed="1"/>
+    <w:lsdException w:name="Table Subtle 1" w:semiHidden="1" w:unhideWhenUsed="1"/>
+    <w:lsdException w:name="Table Subtle 2" w:semiHidden="1" w:unhideWhenUsed="1"/>
+    <w:lsdException w:name="Table Web 1" w:semiHidden="1" w:unhideWhenUsed="1"/>
+    <w:lsdException w:name="Table Web 2" w:semiHidden="1" w:unhideWhenUsed="1"/>
+    <w:lsdException w:name="Table Web 3" w:semiHidden="1" w:unhideWhenUsed="1"/>
+    <w:lsdException w:name="Balloon Text" w:semiHidden="1" w:unhideWhenUsed="1"/>
+    <w:lsdException w:name="Table Grid" w:uiPriority="39"/>
+    <w:lsdException w:name="Table Theme" w:semiHidden="1" w:unhideWhenUsed="1"/>
+    <w:lsdException w:name="Placeholder Text" w:semiHidden="1"/>
+    <w:lsdException w:name="No Spacing" w:uiPriority="1" w:qFormat="1"/>
+    <w:lsdException w:name="Light Shading" w:uiPriority="60"/>
+    <w:lsdException w:name="Light List" w:uiPriority="61"/>
+    <w:lsdException w:name="Light Grid" w:uiPriority="62"/>
+    <w:lsdException w:name="Medium Shading 1" w:uiPriority="63"/>
+    <w:lsdException w:name="Medium Shading 2" w:uiPriority="64"/>
+    <w:lsdException w:name="Medium List 1" w:uiPriority="65"/>
+    <w:lsdException w:name="Medium List 2" w:uiPriority="66"/>
+    <w:lsdException w:name="Medium Grid 1" w:uiPriority="67"/>
+    <w:lsdException w:name="Medium Grid 2" w:uiPriority="68"/>
+    <w:lsdException w:name="Medium Grid 3" w:uiPriority="69"/>
+    <w:lsdException w:name="Dark List" w:uiPriority="70"/>
+    <w:lsdException w:name="Colorful Shading" w:uiPriority="71"/>
+    <w:lsdException w:name="Colorful List" w:uiPriority="72"/>
+    <w:lsdException w:name="Colorful Grid" w:uiPriority="73"/>
+    <w:lsdException w:name="Light Shading Accent 1" w:uiPriority="60"/>
+    <w:lsdException w:name="Light List Accent 1" w:uiPriority="61"/>
+    <w:lsdException w:name="Light Grid Accent 1" w:uiPriority="62"/>
+    <w:lsdException w:name="Medium Shading 1 Accent 1" w:uiPriority="63"/>
+    <w:lsdException w:name="Medium Shading 2 Accent 1" w:uiPriority="64"/>
+    <w:lsdException w:name="Medium List 1 Accent 1" w:uiPriority="65"/>
+    <w:lsdException w:name="Revision" w:semiHidden="1"/>
+    <w:lsdException w:name="List Paragraph" w:uiPriority="34" w:qFormat="1"/>
+    <w:lsdException w:name="Quote" w:uiPriority="29" w:qFormat="1"/>
+    <w:lsdException w:name="Intense Quote" w:uiPriority="30" w:qFormat="1"/>
+    <w:lsdException w:name="Medium List 2 Accent 1" w:uiPriority="66"/>
+    <w:lsdException w:name="Medium Grid 1 Accent 1" w:uiPriority="67"/>
+    <w:lsdException w:name="Medium Grid 2 Accent 1" w:uiPriority="68"/>
+    <w:lsdException w:name="Medium Grid 3 Accent 1" w:uiPriority="69"/>
+    <w:lsdException w:name="Dark List Accent 1" w:uiPriority="70"/>
+    <w:lsdException w:name="Colorful Shading Accent 1" w:uiPriority="71"/>
+    <w:lsdException w:name="Colorful List Accent 1" w:uiPriority="72"/>
+    <w:lsdException w:name="Colorful Grid Accent 1" w:uiPriority="73"/>
+    <w:lsdException w:name="Light Shading Accent 2" w:uiPriority="60"/>
+    <w:lsdException w:name="Light List Accent 2" w:uiPriority="61"/>
+    <w:lsdException w:name="Light Grid Accent 2" w:uiPriority="62"/>
+    <w:lsdException w:name="Medium Shading 1 Accent 2" w:uiPriority="63"/>
+    <w:lsdException w:name="Medium Shading 2 Accent 2" w:uiPriority="64"/>
+    <w:lsdException w:name="Medium List 1 Accent 2" w:uiPriority="65"/>
+    <w:lsdException w:name="Medium List 2 Accent 2" w:uiPriority="66"/>
+    <w:lsdException w:name="Medium Grid 1 Accent 2" w:uiPriority="67"/>
+    <w:lsdException w:name="Medium Grid 2 Accent 2" w:uiPriority="68"/>
+    <w:lsdException w:name="Medium Grid 3 Accent 2" w:uiPriority="69"/>
+    <w:lsdException w:name="Dark List Accent 2" w:uiPriority="70"/>
+    <w:lsdException w:name="Colorful Shading Accent 2" w:uiPriority="71"/>
+    <w:lsdException w:name="Colorful List Accent 2" w:uiPriority="72"/>
+    <w:lsdException w:name="Colorful Grid Accent 2" w:uiPriority="73"/>
+    <w:lsdException w:name="Light Shading Accent 3" w:uiPriority="60"/>
+    <w:lsdException w:name="Light List Accent 3" w:uiPriority="61"/>
+    <w:lsdException w:name="Light Grid Accent 3" w:uiPriority="62"/>
+    <w:lsdException w:name="Medium Shading 1 Accent 3" w:uiPriority="63"/>
+    <w:lsdException w:name="Medium Shading 2 Accent 3" w:uiPriority="64"/>
+    <w:lsdException w:name="Medium List 1 Accent 3" w:uiPriority="65"/>
+    <w:lsdException w:name="Medium List 2 Accent 3" w:uiPriority="66"/>
+    <w:lsdException w:name="Medium Grid 1 Accent 3" w:uiPriority="67"/>
+    <w:lsdException w:name="Medium Grid 2 Accent 3" w:uiPriority="68"/>
+    <w:lsdException w:name="Medium Grid 3 Accent 3" w:uiPriority="69"/>
+    <w:lsdException w:name="Dark List Accent 3" w:uiPriority="70"/>
+    <w:lsdException w:name="Colorful Shading Accent 3" w:uiPriority="71"/>
+    <w:lsdException w:name="Colorful List Accent 3" w:uiPriority="72"/>
+    <w:lsdException w:name="Colorful Grid Accent 3" w:uiPriority="73"/>
+    <w:lsdException w:name="Light Shading Accent 4" w:uiPriority="60"/>
+    <w:lsdException w:name="Light List Accent 4" w:uiPriority="61"/>
+    <w:lsdException w:name="Light Grid Accent 4" w:uiPriority="62"/>
+    <w:lsdException w:name="Medium Shading 1 Accent 4" w:uiPriority="63"/>
+    <w:lsdException w:name="Medium Shading 2 Accent 4" w:uiPriority="64"/>
+    <w:lsdException w:name="Medium List 1 Accent 4" w:uiPriority="65"/>
+    <w:lsdException w:name="Medium List 2 Accent 4" w:uiPriority="66"/>
+    <w:lsdException w:name="Medium Grid 1 Accent 4" w:uiPriority="67"/>
+    <w:lsdException w:name="Medium Grid 2 Accent 4" w:uiPriority="68"/>
+    <w:lsdException w:name="Medium Grid 3 Accent 4" w:uiPriority="69"/>
+    <w:lsdException w:name="Dark List Accent 4" w:uiPriority="70"/>
+    <w:lsdException w:name="Colorful Shading Accent 4" w:uiPriority="71"/>
+    <w:lsdException w:name="Colorful List Accent 4" w:uiPriority="72"/>
+    <w:lsdException w:name="Colorful Grid Accent 4" w:uiPriority="73"/>
+    <w:lsdException w:name="Light Shading Accent 5" w:uiPriority="60"/>
+    <w:lsdException w:name="Light List Accent 5" w:uiPriority="61"/>
+    <w:lsdException w:name="Light Grid Accent 5" w:uiPriority="62"/>
+    <w:lsdException w:name="Medium Shading 1 Accent 5" w:uiPriority="63"/>
+    <w:lsdException w:name="Medium Shading 2 Accent 5" w:uiPriority="64"/>
+    <w:lsdException w:name="Medium List 1 Accent 5" w:uiPriority="65"/>
+    <w:lsdException w:name="Medium List 2 Accent 5" w:uiPriority="66"/>
+    <w:lsdException w:name="Medium Grid 1 Accent 5" w:uiPriority="67"/>
+    <w:lsdException w:name="Medium Grid 2 Accent 5" w:uiPriority="68"/>
+    <w:lsdException w:name="Medium Grid 3 Accent 5" w:uiPriority="69"/>
+    <w:lsdException w:name="Dark List Accent 5" w:uiPriority="70"/>
+    <w:lsdException w:name="Colorful Shading Accent 5" w:uiPriority="71"/>
+    <w:lsdException w:name="Colorful List Accent 5" w:uiPriority="72"/>
+    <w:lsdException w:name="Colorful Grid Accent 5" w:uiPriority="73"/>
+    <w:lsdException w:name="Light Shading Accent 6" w:uiPriority="60"/>
+    <w:lsdException w:name="Light List Accent 6" w:uiPriority="61"/>
+    <w:lsdException w:name="Light Grid Accent 6" w:uiPriority="62"/>
+    <w:lsdException w:name="Medium Shading 1 Accent 6" w:uiPriority="63"/>
+    <w:lsdException w:name="Medium Shading 2 Accent 6" w:uiPriority="64"/>
+    <w:lsdException w:name="Medium List 1 Accent 6" w:uiPriority="65"/>
+    <w:lsdException w:name="Medium List 2 Accent 6" w:uiPriority="66"/>
+    <w:lsdException w:name="Medium Grid 1 Accent 6" w:uiPriority="67"/>
+    <w:lsdException w:name="Medium Grid 2 Accent 6" w:uiPriority="68"/>
+    <w:lsdException w:name="Medium Grid 3 Accent 6" w:uiPriority="69"/>
+    <w:lsdException w:name="Dark List Accent 6" w:uiPriority="70"/>
+    <w:lsdException w:name="Colorful Shading Accent 6" w:uiPriority="71"/>
+    <w:lsdException w:name="Colorful List Accent 6" w:uiPriority="72"/>
+    <w:lsdException w:name="Colorful Grid Accent 6" w:uiPriority="73"/>
+    <w:lsdException w:name="Subtle Emphasis" w:uiPriority="19" w:qFormat="1"/>
+    <w:lsdException w:name="Intense Emphasis" w:uiPriority="21" w:qFormat="1"/>
+    <w:lsdException w:name="Subtle Reference" w:uiPriority="31" w:qFormat="1"/>
+    <w:lsdException w:name="Intense Reference" w:uiPriority="32" w:qFormat="1"/>
+    <w:lsdException w:name="Book Title" w:uiPriority="33" w:qFormat="1"/>
+    <w:lsdException w:name="Bibliography" w:semiHidden="1" w:uiPriority="37" w:unhideWhenUsed="1"/>
+    <w:lsdException w:name="TOC Heading" w:semiHidden="1" w:uiPriority="39" w:unhideWhenUsed="1" w:qFormat="1"/>
+    <w:lsdException w:name="Plain Table 1" w:uiPriority="41"/>
+    <w:lsdException w:name="Plain Table 2" w:uiPriority="42"/>
+    <w:lsdException w:name="Plain Table 3" w:uiPriority="43"/>
+    <w:lsdException w:name="Plain Table 4" w:uiPriority="44"/>
+    <w:lsdException w:name="Plain Table 5" w:uiPriority="45"/>
+    <w:lsdException w:name="Grid Table Light" w:uiPriority="40"/>
+    <w:lsdException w:name="Grid Table 1 Light" w:uiPriority="46"/>
+    <w:lsdException w:name="Grid Table 2" w:uiPriority="47"/>
+    <w:lsdException w:name="Grid Table 3" w:uiPriority="48"/>
+    <w:lsdException w:name="Grid Table 4" w:uiPriority="49"/>
+    <w:lsdException w:name="Grid Table 5 Dark" w:uiPriority="50"/>
+    <w:lsdException w:name="Grid Table 6 Colorful" w:uiPriority="51"/>
+    <w:lsdException w:name="Grid Table 7 Colorful" w:uiPriority="52"/>
+    <w:lsdException w:name="Grid Table 1 Light Accent 1" w:uiPriority="46"/>
+    <w:lsdException w:name="Grid Table 2 Accent 1" w:uiPriority="47"/>
+    <w:lsdException w:name="Grid Table 3 Accent 1" w:uiPriority="48"/>
+    <w:lsdException w:name="Grid Table 4 Accent 1" w:uiPriority="49"/>
+    <w:lsdException w:name="Grid Table 5 Dark Accent 1" w:uiPriority="50"/>
+    <w:lsdException w:name="Grid Table 6 Colorful Accent 1" w:uiPriority="51"/>
+    <w:lsdException w:name="Grid Table 7 Colorful Accent 1" w:uiPriority="52"/>
+    <w:lsdException w:name="Grid Table 1 Light Accent 2" w:uiPriority="46"/>
+    <w:lsdException w:name="Grid Table 2 Accent 2" w:uiPriority="47"/>
+    <w:lsdException w:name="Grid Table 3 Accent 2" w:uiPriority="48"/>
+    <w:lsdException w:name="Grid Table 4 Accent 2" w:uiPriority="49"/>
+    <w:lsdException w:name="Grid Table 5 Dark Accent 2" w:uiPriority="50"/>
+    <w:lsdException w:name="Grid Table 6 Colorful Accent 2" w:uiPriority="51"/>
+    <w:lsdException w:name="Grid Table 7 Colorful Accent 2" w:uiPriority="52"/>
+    <w:lsdException w:name="Grid Table 1 Light Accent 3" w:uiPriority="46"/>
+    <w:lsdException w:name="Grid Table 2 Accent 3" w:uiPriority="47"/>
+    <w:lsdException w:name="Grid Table 3 Accent 3" w:uiPriority="48"/>
+    <w:lsdException w:name="Grid Table 4 Accent 3" w:uiPriority="49"/>
+    <w:lsdException w:name="Grid Table 5 Dark Accent 3" w:uiPriority="50"/>
+    <w:lsdException w:name="Grid Table 6 Colorful Accent 3" w:uiPriority="51"/>
+    <w:lsdException w:name="Grid Table 7 Colorful Accent 3" w:uiPriority="52"/>
+    <w:lsdException w:name="Grid Table 1 Light Accent 4" w:uiPriority="46"/>
+    <w:lsdException w:name="Grid Table 2 Accent 4" w:uiPriority="47"/>
+    <w:lsdException w:name="Grid Table 3 Accent 4" w:uiPriority="48"/>
+    <w:lsdException w:name="Grid Table 4 Accent 4" w:uiPriority="49"/>
+    <w:lsdException w:name="Grid Table 5 Dark Accent 4" w:uiPriority="50"/>
+    <w:lsdException w:name="Grid Table 6 Colorful Accent 4" w:uiPriority="51"/>
+    <w:lsdException w:name="Grid Table 7 Colorful Accent 4" w:uiPriority="52"/>
+    <w:lsdException w:name="Grid Table 1 Light Accent 5" w:uiPriority="46"/>
+    <w:lsdException w:name="Grid Table 2 Accent 5" w:uiPriority="47"/>
+    <w:lsdException w:name="Grid Table 3 Accent 5" w:uiPriority="48"/>
+    <w:lsdException w:name="Grid Table 4 Accent 5" w:uiPriority="49"/>
+    <w:lsdException w:name="Grid Table 5 Dark Accent 5" w:uiPriority="50"/>
+    <w:lsdException w:name="Grid Table 6 Colorful Accent 5" w:uiPriority="51"/>
+    <w:lsdException w:name="Grid Table 7 Colorful Accent 5" w:uiPriority="52"/>
+    <w:lsdException w:name="Grid Table 1 Light Accent 6" w:uiPriority="46"/>
+    <w:lsdException w:name="Grid Table 2 Accent 6" w:uiPriority="47"/>
+    <w:lsdException w:name="Grid Table 3 Accent 6" w:uiPriority="48"/>
+    <w:lsdException w:name="Grid Table 4 Accent 6" w:uiPriority="49"/>
+    <w:lsdException w:name="Grid Table 5 Dark Accent 6" w:uiPriority="50"/>
+    <w:lsdException w:name="Grid Table 6 Colorful Accent 6" w:uiPriority="51"/>
+    <w:lsdException w:name="Grid Table 7 Colorful Accent 6" w:uiPriority="52"/>
+    <w:lsdException w:name="List Table 1 Light" w:uiPriority="46"/>
+    <w:lsdException w:name="List Table 2" w:uiPriority="47"/>
+    <w:lsdException w:name="List Table 3" w:uiPriority="48"/>
+    <w:lsdException w:name="List Table 4" w:uiPriority="49"/>
+    <w:lsdException w:name="List Table 5 Dark" w:uiPriority="50"/>
+    <w:lsdException w:name="List Table 6 Colorful" w:uiPriority="51"/>
+    <w:lsdException w:name="List Table 7 Colorful" w:uiPriority="52"/>
+    <w:lsdException w:name="List Table 1 Light Accent 1" w:uiPriority="46"/>
+    <w:lsdException w:name="List Table 2 Accent 1" w:uiPriority="47"/>
+    <w:lsdException w:name="List Table 3 Accent 1" w:uiPriority="48"/>
+    <w:lsdException w:name="List Table 4 Accent 1" w:uiPriority="49"/>
+    <w:lsdException w:name="List Table 5 Dark Accent 1" w:uiPriority="50"/>
+    <w:lsdException w:name="List Table 6 Colorful Accent 1" w:uiPriority="51"/>
+    <w:lsdException w:name="List Table 7 Colorful Accent 1" w:uiPriority="52"/>
+    <w:lsdException w:name="List Table 1 Light Accent 2" w:uiPriority="46"/>
+    <w:lsdException w:name="List Table 2 Accent 2" w:uiPriority="47"/>
+    <w:lsdException w:name="List Table 3 Accent 2" w:uiPriority="48"/>
+    <w:lsdException w:name="List Table 4 Accent 2" w:uiPriority="49"/>
+    <w:lsdException w:name="List Table 5 Dark Accent 2" w:uiPriority="50"/>
+    <w:lsdException w:name="List Table 6 Colorful Accent 2" w:uiPriority="51"/>
+    <w:lsdException w:name="List Table 7 Colorful Accent 2" w:uiPriority="52"/>
+    <w:lsdException w:name="List Table 1 Light Accent 3" w:uiPriority="46"/>
+    <w:lsdException w:name="List Table 2 Accent 3" w:uiPriority="47"/>
+    <w:lsdException w:name="List Table 3 Accent 3" w:uiPriority="48"/>
+    <w:lsdException w:name="List Table 4 Accent 3" w:uiPriority="49"/>
+    <w:lsdException w:name="List Table 5 Dark Accent 3" w:uiPriority="50"/>
+    <w:lsdException w:name="List Table 6 Colorful Accent 3" w:uiPriority="51"/>
+    <w:lsdException w:name="List Table 7 Colorful Accent 3" w:uiPriority="52"/>
+    <w:lsdException w:name="List Table 1 Light Accent 4" w:uiPriority="46"/>
+    <w:lsdException w:name="List Table 2 Accent 4" w:uiPriority="47"/>
+    <w:lsdException w:name="List Table 3 Accent 4" w:uiPriority="48"/>
+    <w:lsdException w:name="List Table 4 Accent 4" w:uiPriority="49"/>
+    <w:lsdException w:name="List Table 5 Dark Accent 4" w:uiPriority="50"/>
+    <w:lsdException w:name="List Table 6 Colorful Accent 4" w:uiPriority="51"/>
+    <w:lsdException w:name="List Table 7 Colorful Accent 4" w:uiPriority="52"/>
+    <w:lsdException w:name="List Table 1 Light Accent 5" w:uiPriority="46"/>
+    <w:lsdException w:name="List Table 2 Accent 5" w:uiPriority="47"/>
+    <w:lsdException w:name="List Table 3 Accent 5" w:uiPriority="48"/>
+    <w:lsdException w:name="List Table 4 Accent 5" w:uiPriority="49"/>
+    <w:lsdException w:name="List Table 5 Dark Accent 5" w:uiPriority="50"/>
+    <w:lsdException w:name="List Table 6 Colorful Accent 5" w:uiPriority="51"/>
+    <w:lsdException w:name="List Table 7 Colorful Accent 5" w:uiPriority="52"/>
+    <w:lsdException w:name="List Table 1 Light Accent 6" w:uiPriority="46"/>
+    <w:lsdException w:name="List Table 2 Accent 6" w:uiPriority="47"/>
+    <w:lsdException w:name="List Table 3 Accent 6" w:uiPriority="48"/>
+    <w:lsdException w:name="List Table 4 Accent 6" w:uiPriority="49"/>
+    <w:lsdException w:name="List Table 5 Dark Accent 6" w:uiPriority="50"/>
+    <w:lsdException w:name="List Table 6 Colorful Accent 6" w:uiPriority="51"/>
+    <w:lsdException w:name="List Table 7 Colorful Accent 6" w:uiPriority="52"/>
+    <w:lsdException w:name="Mention" w:semiHidden="1" w:unhideWhenUsed="1"/>
+    <w:lsdException w:name="Smart Hyperlink" w:semiHidden="1" w:unhideWhenUsed="1"/>
+    <w:lsdException w:name="Hashtag" w:semiHidden="1" w:unhideWhenUsed="1"/>
+    <w:lsdException w:name="Unresolved Mention" w:semiHidden="1" w:unhideWhenUsed="1"/>
+    <w:lsdException w:name="Smart Link" w:semiHidden="1" w:unhideWhenUsed="1"/>
+  </w:latentStyles>
+  <w:style w:type="paragraph" w:default="1" w:styleId="Normal">
+    <w:name w:val="Normal"/>
     <w:qFormat/>
-    <w:rPr>
-      <w:sz w:val="56"/>
-      <w:szCs w:val="56"/>
-    </w:rPr>
   </w:style>
   <w:style w:type="paragraph" w:styleId="Heading1">
     <w:name w:val="heading 1"/>
-    <w:basedOn w:val="Normal"/>
-    <w:next w:val="Normal"/>
+    <w:uiPriority w:val="9"/>
     <w:qFormat/>
+    <w:pPr>
+      <w:outlineLvl w:val="0"/>
+    </w:pPr>
     <w:rPr>
       <w:color w:val="2E74B5"/>
       <w:sz w:val="32"/>
@@ -7138,9 +6968,13 @@
   </w:style>
   <w:style w:type="paragraph" w:styleId="Heading2">
     <w:name w:val="heading 2"/>
-    <w:basedOn w:val="Normal"/>
-    <w:next w:val="Normal"/>
+    <w:uiPriority w:val="9"/>
+    <w:semiHidden/>
+    <w:unhideWhenUsed/>
     <w:qFormat/>
+    <w:pPr>
+      <w:outlineLvl w:val="1"/>
+    </w:pPr>
     <w:rPr>
       <w:color w:val="2E74B5"/>
       <w:sz w:val="26"/>
@@ -7149,20 +6983,26 @@
   </w:style>
   <w:style w:type="paragraph" w:styleId="Heading3">
     <w:name w:val="heading 3"/>
-    <w:basedOn w:val="Normal"/>
-    <w:next w:val="Normal"/>
+    <w:uiPriority w:val="9"/>
+    <w:semiHidden/>
+    <w:unhideWhenUsed/>
     <w:qFormat/>
+    <w:pPr>
+      <w:outlineLvl w:val="2"/>
+    </w:pPr>
     <w:rPr>
       <w:color w:val="1F4D78"/>
-      <w:sz w:val="24"/>
-      <w:szCs w:val="24"/>
     </w:rPr>
   </w:style>
   <w:style w:type="paragraph" w:styleId="Heading4">
     <w:name w:val="heading 4"/>
-    <w:basedOn w:val="Normal"/>
-    <w:next w:val="Normal"/>
+    <w:uiPriority w:val="9"/>
+    <w:semiHidden/>
+    <w:unhideWhenUsed/>
     <w:qFormat/>
+    <w:pPr>
+      <w:outlineLvl w:val="3"/>
+    </w:pPr>
     <w:rPr>
       <w:i/>
       <w:iCs/>
@@ -7171,26 +7011,68 @@
   </w:style>
   <w:style w:type="paragraph" w:styleId="Heading5">
     <w:name w:val="heading 5"/>
-    <w:basedOn w:val="Normal"/>
-    <w:next w:val="Normal"/>
+    <w:uiPriority w:val="9"/>
+    <w:semiHidden/>
+    <w:unhideWhenUsed/>
     <w:qFormat/>
+    <w:pPr>
+      <w:outlineLvl w:val="4"/>
+    </w:pPr>
     <w:rPr>
       <w:color w:val="2E74B5"/>
     </w:rPr>
   </w:style>
   <w:style w:type="paragraph" w:styleId="Heading6">
     <w:name w:val="heading 6"/>
-    <w:basedOn w:val="Normal"/>
-    <w:next w:val="Normal"/>
+    <w:uiPriority w:val="9"/>
+    <w:semiHidden/>
+    <w:unhideWhenUsed/>
     <w:qFormat/>
+    <w:pPr>
+      <w:outlineLvl w:val="5"/>
+    </w:pPr>
     <w:rPr>
       <w:color w:val="1F4D78"/>
     </w:rPr>
   </w:style>
-  <w:style w:type="paragraph" w:styleId="Strong">
-    <w:name w:val="Strong"/>
-    <w:basedOn w:val="Normal"/>
-    <w:next w:val="Normal"/>
+  <w:style w:type="character" w:default="1" w:styleId="DefaultParagraphFont">
+    <w:name w:val="Default Paragraph Font"/>
+    <w:uiPriority w:val="1"/>
+    <w:semiHidden/>
+    <w:unhideWhenUsed/>
+  </w:style>
+  <w:style w:type="table" w:default="1" w:styleId="TableNormal">
+    <w:name w:val="Normal Table"/>
+    <w:uiPriority w:val="99"/>
+    <w:semiHidden/>
+    <w:unhideWhenUsed/>
+    <w:tblPr>
+      <w:tblInd w:w="0" w:type="dxa"/>
+      <w:tblCellMar>
+        <w:top w:w="0" w:type="dxa"/>
+        <w:left w:w="108" w:type="dxa"/>
+        <w:bottom w:w="0" w:type="dxa"/>
+        <w:right w:w="108" w:type="dxa"/>
+      </w:tblCellMar>
+    </w:tblPr>
+  </w:style>
+  <w:style w:type="numbering" w:default="1" w:styleId="NoList">
+    <w:name w:val="No List"/>
+    <w:uiPriority w:val="99"/>
+    <w:semiHidden/>
+    <w:unhideWhenUsed/>
+  </w:style>
+  <w:style w:type="paragraph" w:styleId="Title">
+    <w:name w:val="Title"/>
+    <w:uiPriority w:val="10"/>
+    <w:qFormat/>
+    <w:rPr>
+      <w:sz w:val="56"/>
+      <w:szCs w:val="56"/>
+    </w:rPr>
+  </w:style>
+  <w:style w:type="paragraph" w:customStyle="1" w:styleId="Strong1">
+    <w:name w:val="Strong1"/>
     <w:qFormat/>
     <w:rPr>
       <w:b/>
@@ -7199,17 +7081,10 @@
   </w:style>
   <w:style w:type="paragraph" w:styleId="ListParagraph">
     <w:name w:val="List Paragraph"/>
-    <w:basedOn w:val="Normal"/>
     <w:qFormat/>
-    <w:rPr>
-      <w:rFonts w:ascii="Times New Roman" w:hAnsi="Times New Roman" w:eastAsia="Times New Roman" w:cs="Times New Roman"/>
-      <w:sz w:val="24"/>
-      <w:szCs w:val="24"/>
-    </w:rPr>
   </w:style>
   <w:style w:type="character" w:styleId="Hyperlink">
     <w:name w:val="Hyperlink"/>
-    <w:basedOn w:val="DefaultParagraphFont"/>
     <w:uiPriority w:val="99"/>
     <w:unhideWhenUsed/>
     <w:rPr>
@@ -7219,7 +7094,6 @@
   </w:style>
   <w:style w:type="character" w:styleId="FootnoteReference">
     <w:name w:val="footnote reference"/>
-    <w:basedOn w:val="DefaultParagraphFont"/>
     <w:uiPriority w:val="99"/>
     <w:semiHidden/>
     <w:unhideWhenUsed/>
@@ -7229,22 +7103,17 @@
   </w:style>
   <w:style w:type="paragraph" w:styleId="FootnoteText">
     <w:name w:val="footnote text"/>
-    <w:basedOn w:val="Normal"/>
     <w:link w:val="FootnoteTextChar"/>
     <w:uiPriority w:val="99"/>
     <w:semiHidden/>
     <w:unhideWhenUsed/>
-    <w:pPr>
-      <w:spacing w:after="0" w:line="240" w:lineRule="auto"/>
-    </w:pPr>
     <w:rPr>
       <w:sz w:val="20"/>
       <w:szCs w:val="20"/>
     </w:rPr>
   </w:style>
-  <w:style w:type="character" w:styleId="FootnoteTextChar">
+  <w:style w:type="character" w:customStyle="1" w:styleId="FootnoteTextChar">
     <w:name w:val="Footnote Text Char"/>
-    <w:basedOn w:val="DefaultParagraphFont"/>
     <w:link w:val="FootnoteText"/>
     <w:uiPriority w:val="99"/>
     <w:semiHidden/>
@@ -7256,7 +7125,6 @@
   </w:style>
   <w:style w:type="character" w:styleId="EndnoteReference">
     <w:name w:val="endnote reference"/>
-    <w:basedOn w:val="DefaultParagraphFont"/>
     <w:uiPriority w:val="99"/>
     <w:semiHidden/>
     <w:unhideWhenUsed/>
@@ -7266,22 +7134,17 @@
   </w:style>
   <w:style w:type="paragraph" w:styleId="EndnoteText">
     <w:name w:val="endnote text"/>
-    <w:basedOn w:val="Normal"/>
     <w:link w:val="EndnoteTextChar"/>
     <w:uiPriority w:val="99"/>
     <w:semiHidden/>
     <w:unhideWhenUsed/>
-    <w:pPr>
-      <w:spacing w:after="0" w:line="240" w:lineRule="auto"/>
-    </w:pPr>
     <w:rPr>
       <w:sz w:val="20"/>
       <w:szCs w:val="20"/>
     </w:rPr>
   </w:style>
-  <w:style w:type="character" w:styleId="EndnoteTextChar">
+  <w:style w:type="character" w:customStyle="1" w:styleId="EndnoteTextChar">
     <w:name w:val="Endnote Text Char"/>
-    <w:basedOn w:val="DefaultParagraphFont"/>
     <w:link w:val="EndnoteText"/>
     <w:uiPriority w:val="99"/>
     <w:semiHidden/>
@@ -7291,33 +7154,350 @@
       <w:szCs w:val="20"/>
     </w:rPr>
   </w:style>
-  <w:style w:type="paragraph" w:styleId="Heading1">
+  <w:style w:type="paragraph" w:customStyle="1" w:styleId="heading10">
     <w:name w:val="heading 10"/>
-    <w:basedOn w:val="Normal"/>
-    <w:next w:val="Normal"/>
+    <w:basedOn w:val="heading20"/>
     <w:qFormat/>
+    <w:rsid w:val="00B32D1C"/>
+    <w:pPr>
+      <w:numPr>
+        <w:ilvl w:val="0"/>
+      </w:numPr>
+    </w:pPr>
+  </w:style>
+  <w:style w:type="paragraph" w:customStyle="1" w:styleId="heading20">
+    <w:name w:val="heading 20"/>
+    <w:basedOn w:val="ListParagraph"/>
+    <w:qFormat/>
+    <w:rsid w:val="00FD3C31"/>
+    <w:pPr>
+      <w:numPr>
+        <w:ilvl w:val="1"/>
+        <w:numId w:val="7"/>
+      </w:numPr>
+      <w:spacing w:before="180" w:after="100"/>
+    </w:pPr>
     <w:rPr>
-      <w:rFonts w:ascii="Times New Roman" w:hAnsi="Times New Roman" w:eastAsia="Times New Roman" w:cs="Times New Roman"/>
       <w:b/>
       <w:bCs/>
       <w:color w:val="1F3864"/>
-      <w:sz w:val="28"/>
-      <w:szCs w:val="28"/>
-    </w:rPr>
-  </w:style>
-  <w:style w:type="paragraph" w:styleId="Heading2">
-    <w:name w:val="heading 20"/>
-    <w:basedOn w:val="Normal"/>
-    <w:next w:val="Normal"/>
-    <w:qFormat/>
-    <w:rPr>
-      <w:rFonts w:ascii="Times New Roman" w:hAnsi="Times New Roman" w:eastAsia="Times New Roman" w:cs="Times New Roman"/>
-      <w:b/>
-      <w:bCs/>
-      <w:color w:val="1F3864"/>
-      <w:sz w:val="26"/>
-      <w:szCs w:val="26"/>
+      <w:lang w:val="en-US"/>
     </w:rPr>
   </w:style>
 </w:styles>
+</file>
+
+<file path=word/theme/theme1.xml><?xml version="1.0" encoding="utf-8"?>
+<a:theme xmlns:a="http://schemas.openxmlformats.org/drawingml/2006/main" name="Office Theme">
+  <a:themeElements>
+    <a:clrScheme name="Office">
+      <a:dk1>
+        <a:sysClr val="windowText" lastClr="000000"/>
+      </a:dk1>
+      <a:lt1>
+        <a:sysClr val="window" lastClr="FFFFFF"/>
+      </a:lt1>
+      <a:dk2>
+        <a:srgbClr val="0E2841"/>
+      </a:dk2>
+      <a:lt2>
+        <a:srgbClr val="E8E8E8"/>
+      </a:lt2>
+      <a:accent1>
+        <a:srgbClr val="156082"/>
+      </a:accent1>
+      <a:accent2>
+        <a:srgbClr val="E97132"/>
+      </a:accent2>
+      <a:accent3>
+        <a:srgbClr val="196B24"/>
+      </a:accent3>
+      <a:accent4>
+        <a:srgbClr val="0F9ED5"/>
+      </a:accent4>
+      <a:accent5>
+        <a:srgbClr val="A02B93"/>
+      </a:accent5>
+      <a:accent6>
+        <a:srgbClr val="4EA72E"/>
+      </a:accent6>
+      <a:hlink>
+        <a:srgbClr val="467886"/>
+      </a:hlink>
+      <a:folHlink>
+        <a:srgbClr val="96607D"/>
+      </a:folHlink>
+    </a:clrScheme>
+    <a:fontScheme name="Office">
+      <a:majorFont>
+        <a:latin typeface="Aptos Display" panose="02110004020202020204"/>
+        <a:ea typeface=""/>
+        <a:cs typeface=""/>
+        <a:font script="Jpan" typeface="游ゴシック Light"/>
+        <a:font script="Hang" typeface="맑은 고딕"/>
+        <a:font script="Hans" typeface="等线 Light"/>
+        <a:font script="Hant" typeface="新細明體"/>
+        <a:font script="Arab" typeface="Times New Roman"/>
+        <a:font script="Hebr" typeface="Times New Roman"/>
+        <a:font script="Thai" typeface="Angsana New"/>
+        <a:font script="Ethi" typeface="Nyala"/>
+        <a:font script="Beng" typeface="Vrinda"/>
+        <a:font script="Gujr" typeface="Shruti"/>
+        <a:font script="Khmr" typeface="MoolBoran"/>
+        <a:font script="Knda" typeface="Tunga"/>
+        <a:font script="Guru" typeface="Raavi"/>
+        <a:font script="Cans" typeface="Euphemia"/>
+        <a:font script="Cher" typeface="Plantagenet Cherokee"/>
+        <a:font script="Yiii" typeface="Microsoft Yi Baiti"/>
+        <a:font script="Tibt" typeface="Microsoft Himalaya"/>
+        <a:font script="Thaa" typeface="MV Boli"/>
+        <a:font script="Deva" typeface="Mangal"/>
+        <a:font script="Telu" typeface="Gautami"/>
+        <a:font script="Taml" typeface="Latha"/>
+        <a:font script="Syrc" typeface="Estrangelo Edessa"/>
+        <a:font script="Orya" typeface="Kalinga"/>
+        <a:font script="Mlym" typeface="Kartika"/>
+        <a:font script="Laoo" typeface="DokChampa"/>
+        <a:font script="Sinh" typeface="Iskoola Pota"/>
+        <a:font script="Mong" typeface="Mongolian Baiti"/>
+        <a:font script="Viet" typeface="Times New Roman"/>
+        <a:font script="Uigh" typeface="Microsoft Uighur"/>
+        <a:font script="Geor" typeface="Sylfaen"/>
+        <a:font script="Armn" typeface="Arial"/>
+        <a:font script="Bugi" typeface="Leelawadee UI"/>
+        <a:font script="Bopo" typeface="Microsoft JhengHei"/>
+        <a:font script="Java" typeface="Javanese Text"/>
+        <a:font script="Lisu" typeface="Segoe UI"/>
+        <a:font script="Mymr" typeface="Myanmar Text"/>
+        <a:font script="Nkoo" typeface="Ebrima"/>
+        <a:font script="Olck" typeface="Nirmala UI"/>
+        <a:font script="Osma" typeface="Ebrima"/>
+        <a:font script="Phag" typeface="Phagspa"/>
+        <a:font script="Syrn" typeface="Estrangelo Edessa"/>
+        <a:font script="Syrj" typeface="Estrangelo Edessa"/>
+        <a:font script="Syre" typeface="Estrangelo Edessa"/>
+        <a:font script="Sora" typeface="Nirmala UI"/>
+        <a:font script="Tale" typeface="Microsoft Tai Le"/>
+        <a:font script="Talu" typeface="Microsoft New Tai Lue"/>
+        <a:font script="Tfng" typeface="Ebrima"/>
+      </a:majorFont>
+      <a:minorFont>
+        <a:latin typeface="Aptos" panose="02110004020202020204"/>
+        <a:ea typeface=""/>
+        <a:cs typeface=""/>
+        <a:font script="Jpan" typeface="游明朝"/>
+        <a:font script="Hang" typeface="맑은 고딕"/>
+        <a:font script="Hans" typeface="等线"/>
+        <a:font script="Hant" typeface="新細明體"/>
+        <a:font script="Arab" typeface="Arial"/>
+        <a:font script="Hebr" typeface="Arial"/>
+        <a:font script="Thai" typeface="Cordia New"/>
+        <a:font script="Ethi" typeface="Nyala"/>
+        <a:font script="Beng" typeface="Vrinda"/>
+        <a:font script="Gujr" typeface="Shruti"/>
+        <a:font script="Khmr" typeface="DaunPenh"/>
+        <a:font script="Knda" typeface="Tunga"/>
+        <a:font script="Guru" typeface="Raavi"/>
+        <a:font script="Cans" typeface="Euphemia"/>
+        <a:font script="Cher" typeface="Plantagenet Cherokee"/>
+        <a:font script="Yiii" typeface="Microsoft Yi Baiti"/>
+        <a:font script="Tibt" typeface="Microsoft Himalaya"/>
+        <a:font script="Thaa" typeface="MV Boli"/>
+        <a:font script="Deva" typeface="Mangal"/>
+        <a:font script="Telu" typeface="Gautami"/>
+        <a:font script="Taml" typeface="Latha"/>
+        <a:font script="Syrc" typeface="Estrangelo Edessa"/>
+        <a:font script="Orya" typeface="Kalinga"/>
+        <a:font script="Mlym" typeface="Kartika"/>
+        <a:font script="Laoo" typeface="DokChampa"/>
+        <a:font script="Sinh" typeface="Iskoola Pota"/>
+        <a:font script="Mong" typeface="Mongolian Baiti"/>
+        <a:font script="Viet" typeface="Arial"/>
+        <a:font script="Uigh" typeface="Microsoft Uighur"/>
+        <a:font script="Geor" typeface="Sylfaen"/>
+        <a:font script="Armn" typeface="Arial"/>
+        <a:font script="Bugi" typeface="Leelawadee UI"/>
+        <a:font script="Bopo" typeface="Microsoft JhengHei"/>
+        <a:font script="Java" typeface="Javanese Text"/>
+        <a:font script="Lisu" typeface="Segoe UI"/>
+        <a:font script="Mymr" typeface="Myanmar Text"/>
+        <a:font script="Nkoo" typeface="Ebrima"/>
+        <a:font script="Olck" typeface="Nirmala UI"/>
+        <a:font script="Osma" typeface="Ebrima"/>
+        <a:font script="Phag" typeface="Phagspa"/>
+        <a:font script="Syrn" typeface="Estrangelo Edessa"/>
+        <a:font script="Syrj" typeface="Estrangelo Edessa"/>
+        <a:font script="Syre" typeface="Estrangelo Edessa"/>
+        <a:font script="Sora" typeface="Nirmala UI"/>
+        <a:font script="Tale" typeface="Microsoft Tai Le"/>
+        <a:font script="Talu" typeface="Microsoft New Tai Lue"/>
+        <a:font script="Tfng" typeface="Ebrima"/>
+      </a:minorFont>
+    </a:fontScheme>
+    <a:fmtScheme name="Office">
+      <a:fillStyleLst>
+        <a:solidFill>
+          <a:schemeClr val="phClr"/>
+        </a:solidFill>
+        <a:gradFill rotWithShape="1">
+          <a:gsLst>
+            <a:gs pos="0">
+              <a:schemeClr val="phClr">
+                <a:lumMod val="110000"/>
+                <a:satMod val="105000"/>
+                <a:tint val="67000"/>
+              </a:schemeClr>
+            </a:gs>
+            <a:gs pos="50000">
+              <a:schemeClr val="phClr">
+                <a:lumMod val="105000"/>
+                <a:satMod val="103000"/>
+                <a:tint val="73000"/>
+              </a:schemeClr>
+            </a:gs>
+            <a:gs pos="100000">
+              <a:schemeClr val="phClr">
+                <a:lumMod val="105000"/>
+                <a:satMod val="109000"/>
+                <a:tint val="81000"/>
+              </a:schemeClr>
+            </a:gs>
+          </a:gsLst>
+          <a:lin ang="5400000" scaled="0"/>
+        </a:gradFill>
+        <a:gradFill rotWithShape="1">
+          <a:gsLst>
+            <a:gs pos="0">
+              <a:schemeClr val="phClr">
+                <a:satMod val="103000"/>
+                <a:lumMod val="102000"/>
+                <a:tint val="94000"/>
+              </a:schemeClr>
+            </a:gs>
+            <a:gs pos="50000">
+              <a:schemeClr val="phClr">
+                <a:satMod val="110000"/>
+                <a:lumMod val="100000"/>
+                <a:shade val="100000"/>
+              </a:schemeClr>
+            </a:gs>
+            <a:gs pos="100000">
+              <a:schemeClr val="phClr">
+                <a:lumMod val="99000"/>
+                <a:satMod val="120000"/>
+                <a:shade val="78000"/>
+              </a:schemeClr>
+            </a:gs>
+          </a:gsLst>
+          <a:lin ang="5400000" scaled="0"/>
+        </a:gradFill>
+      </a:fillStyleLst>
+      <a:lnStyleLst>
+        <a:ln w="12700" cap="flat" cmpd="sng" algn="ctr">
+          <a:solidFill>
+            <a:schemeClr val="phClr"/>
+          </a:solidFill>
+          <a:prstDash val="solid"/>
+          <a:miter lim="800000"/>
+        </a:ln>
+        <a:ln w="19050" cap="flat" cmpd="sng" algn="ctr">
+          <a:solidFill>
+            <a:schemeClr val="phClr"/>
+          </a:solidFill>
+          <a:prstDash val="solid"/>
+          <a:miter lim="800000"/>
+        </a:ln>
+        <a:ln w="25400" cap="flat" cmpd="sng" algn="ctr">
+          <a:solidFill>
+            <a:schemeClr val="phClr"/>
+          </a:solidFill>
+          <a:prstDash val="solid"/>
+          <a:miter lim="800000"/>
+        </a:ln>
+      </a:lnStyleLst>
+      <a:effectStyleLst>
+        <a:effectStyle>
+          <a:effectLst/>
+        </a:effectStyle>
+        <a:effectStyle>
+          <a:effectLst/>
+        </a:effectStyle>
+        <a:effectStyle>
+          <a:effectLst>
+            <a:outerShdw blurRad="57150" dist="19050" dir="5400000" algn="ctr" rotWithShape="0">
+              <a:srgbClr val="000000">
+                <a:alpha val="63000"/>
+              </a:srgbClr>
+            </a:outerShdw>
+          </a:effectLst>
+        </a:effectStyle>
+      </a:effectStyleLst>
+      <a:bgFillStyleLst>
+        <a:solidFill>
+          <a:schemeClr val="phClr"/>
+        </a:solidFill>
+        <a:solidFill>
+          <a:schemeClr val="phClr">
+            <a:tint val="95000"/>
+            <a:satMod val="170000"/>
+          </a:schemeClr>
+        </a:solidFill>
+        <a:gradFill rotWithShape="1">
+          <a:gsLst>
+            <a:gs pos="0">
+              <a:schemeClr val="phClr">
+                <a:tint val="93000"/>
+                <a:satMod val="150000"/>
+                <a:shade val="98000"/>
+                <a:lumMod val="102000"/>
+              </a:schemeClr>
+            </a:gs>
+            <a:gs pos="50000">
+              <a:schemeClr val="phClr">
+                <a:tint val="98000"/>
+                <a:satMod val="130000"/>
+                <a:shade val="90000"/>
+                <a:lumMod val="103000"/>
+              </a:schemeClr>
+            </a:gs>
+            <a:gs pos="100000">
+              <a:schemeClr val="phClr">
+                <a:shade val="63000"/>
+                <a:satMod val="120000"/>
+              </a:schemeClr>
+            </a:gs>
+          </a:gsLst>
+          <a:lin ang="5400000" scaled="0"/>
+        </a:gradFill>
+      </a:bgFillStyleLst>
+    </a:fmtScheme>
+  </a:themeElements>
+  <a:objectDefaults>
+    <a:lnDef>
+      <a:spPr/>
+      <a:bodyPr/>
+      <a:lstStyle/>
+      <a:style>
+        <a:lnRef idx="2">
+          <a:schemeClr val="accent1"/>
+        </a:lnRef>
+        <a:fillRef idx="0">
+          <a:schemeClr val="accent1"/>
+        </a:fillRef>
+        <a:effectRef idx="1">
+          <a:schemeClr val="accent1"/>
+        </a:effectRef>
+        <a:fontRef idx="minor">
+          <a:schemeClr val="tx1"/>
+        </a:fontRef>
+      </a:style>
+    </a:lnDef>
+  </a:objectDefaults>
+  <a:extraClrSchemeLst/>
+  <a:extLst>
+    <a:ext uri="{05A4C25C-085E-4340-85A3-A5531E510DB2}">
+      <thm15:themeFamily xmlns:thm15="http://schemas.microsoft.com/office/thememl/2012/main" name="Office Theme" id="{2E142A2C-CD16-42D6-873A-C26D2A0506FA}" vid="{1BDDFF52-6CD6-40A5-AB3C-68EB2F1E4D0A}"/>
+    </a:ext>
+  </a:extLst>
+</a:theme>
 </file>
--- a/.claude/skills/sbsi-template-router/templates/brd/BRD_Template.docx
+++ b/.claude/skills/sbsi-template-router/templates/brd/BRD_Template.docx
@@ -100,18 +100,39 @@
       </w:r>
     </w:p>
     <w:p>
+      <w:pPr>
+        <w:rPr>
+          <w:lang w:val="en-US"/>
+        </w:rPr>
+      </w:pPr>
       <w:r>
         <w:br w:type="page"/>
       </w:r>
     </w:p>
     <w:p>
       <w:pPr>
+        <w:rPr>
+          <w:lang w:val="en-US"/>
+        </w:rPr>
+      </w:pPr>
+      <w:r>
+        <w:rPr>
+          <w:lang w:val="en-US"/>
+        </w:rPr>
+        <w:lastRenderedPageBreak/>
+        <w:br w:type="page"/>
+      </w:r>
+    </w:p>
+    <w:p>
+      <w:pPr>
         <w:pStyle w:val="heading10"/>
       </w:pPr>
+      <w:bookmarkStart w:id="0" w:name="_Toc237935596"/>
       <w:r>
         <w:lastRenderedPageBreak/>
         <w:t>Hướng dẫn sử dụng biểu mẫu</w:t>
       </w:r>
+      <w:bookmarkEnd w:id="0"/>
     </w:p>
     <w:p>
       <w:pPr>
@@ -199,18 +220,22 @@
       <w:pPr>
         <w:pStyle w:val="heading10"/>
       </w:pPr>
+      <w:bookmarkStart w:id="1" w:name="_Toc237935597"/>
       <w:r>
         <w:lastRenderedPageBreak/>
         <w:t>Thông tin &amp; kiểm soát tài liệu</w:t>
       </w:r>
+      <w:bookmarkEnd w:id="1"/>
     </w:p>
     <w:p>
       <w:pPr>
         <w:pStyle w:val="heading20"/>
       </w:pPr>
+      <w:bookmarkStart w:id="2" w:name="_Toc237935598"/>
       <w:r>
         <w:t>Thông tin chung</w:t>
       </w:r>
+      <w:bookmarkEnd w:id="2"/>
     </w:p>
     <w:tbl>
       <w:tblPr>
@@ -234,12 +259,6 @@
         <w:gridCol w:w="6740"/>
       </w:tblGrid>
       <w:tr>
-        <w:tblPrEx>
-          <w:tblCellMar>
-            <w:top w:w="0" w:type="dxa"/>
-            <w:bottom w:w="0" w:type="dxa"/>
-          </w:tblCellMar>
-        </w:tblPrEx>
         <w:trPr>
           <w:tblHeader/>
         </w:trPr>
@@ -301,12 +320,6 @@
         </w:tc>
       </w:tr>
       <w:tr>
-        <w:tblPrEx>
-          <w:tblCellMar>
-            <w:top w:w="0" w:type="dxa"/>
-            <w:bottom w:w="0" w:type="dxa"/>
-          </w:tblCellMar>
-        </w:tblPrEx>
         <w:tc>
           <w:tcPr>
             <w:tcW w:w="2600" w:type="dxa"/>
@@ -358,12 +371,6 @@
         </w:tc>
       </w:tr>
       <w:tr>
-        <w:tblPrEx>
-          <w:tblCellMar>
-            <w:top w:w="0" w:type="dxa"/>
-            <w:bottom w:w="0" w:type="dxa"/>
-          </w:tblCellMar>
-        </w:tblPrEx>
         <w:tc>
           <w:tcPr>
             <w:tcW w:w="2600" w:type="dxa"/>
@@ -415,12 +422,6 @@
         </w:tc>
       </w:tr>
       <w:tr>
-        <w:tblPrEx>
-          <w:tblCellMar>
-            <w:top w:w="0" w:type="dxa"/>
-            <w:bottom w:w="0" w:type="dxa"/>
-          </w:tblCellMar>
-        </w:tblPrEx>
         <w:tc>
           <w:tcPr>
             <w:tcW w:w="2600" w:type="dxa"/>
@@ -471,12 +472,6 @@
         </w:tc>
       </w:tr>
       <w:tr>
-        <w:tblPrEx>
-          <w:tblCellMar>
-            <w:top w:w="0" w:type="dxa"/>
-            <w:bottom w:w="0" w:type="dxa"/>
-          </w:tblCellMar>
-        </w:tblPrEx>
         <w:tc>
           <w:tcPr>
             <w:tcW w:w="2600" w:type="dxa"/>
@@ -527,12 +522,6 @@
         </w:tc>
       </w:tr>
       <w:tr>
-        <w:tblPrEx>
-          <w:tblCellMar>
-            <w:top w:w="0" w:type="dxa"/>
-            <w:bottom w:w="0" w:type="dxa"/>
-          </w:tblCellMar>
-        </w:tblPrEx>
         <w:tc>
           <w:tcPr>
             <w:tcW w:w="2600" w:type="dxa"/>
@@ -584,12 +573,6 @@
         </w:tc>
       </w:tr>
       <w:tr>
-        <w:tblPrEx>
-          <w:tblCellMar>
-            <w:top w:w="0" w:type="dxa"/>
-            <w:bottom w:w="0" w:type="dxa"/>
-          </w:tblCellMar>
-        </w:tblPrEx>
         <w:tc>
           <w:tcPr>
             <w:tcW w:w="2600" w:type="dxa"/>
@@ -650,9 +633,11 @@
       <w:pPr>
         <w:pStyle w:val="heading20"/>
       </w:pPr>
+      <w:bookmarkStart w:id="3" w:name="_Toc237935599"/>
       <w:r>
         <w:t>Lịch sử phiên bản</w:t>
       </w:r>
+      <w:bookmarkEnd w:id="3"/>
     </w:p>
     <w:tbl>
       <w:tblPr>
@@ -678,12 +663,6 @@
         <w:gridCol w:w="3846"/>
       </w:tblGrid>
       <w:tr>
-        <w:tblPrEx>
-          <w:tblCellMar>
-            <w:top w:w="0" w:type="dxa"/>
-            <w:bottom w:w="0" w:type="dxa"/>
-          </w:tblCellMar>
-        </w:tblPrEx>
         <w:trPr>
           <w:tblHeader/>
         </w:trPr>
@@ -801,12 +780,6 @@
         </w:tc>
       </w:tr>
       <w:tr>
-        <w:tblPrEx>
-          <w:tblCellMar>
-            <w:top w:w="0" w:type="dxa"/>
-            <w:bottom w:w="0" w:type="dxa"/>
-          </w:tblCellMar>
-        </w:tblPrEx>
         <w:tc>
           <w:tcPr>
             <w:tcW w:w="1400" w:type="dxa"/>
@@ -888,12 +861,6 @@
         </w:tc>
       </w:tr>
       <w:tr>
-        <w:tblPrEx>
-          <w:tblCellMar>
-            <w:top w:w="0" w:type="dxa"/>
-            <w:bottom w:w="0" w:type="dxa"/>
-          </w:tblCellMar>
-        </w:tblPrEx>
         <w:tc>
           <w:tcPr>
             <w:tcW w:w="1400" w:type="dxa"/>
@@ -960,12 +927,6 @@
         </w:tc>
       </w:tr>
       <w:tr>
-        <w:tblPrEx>
-          <w:tblCellMar>
-            <w:top w:w="0" w:type="dxa"/>
-            <w:bottom w:w="0" w:type="dxa"/>
-          </w:tblCellMar>
-        </w:tblPrEx>
         <w:tc>
           <w:tcPr>
             <w:tcW w:w="1400" w:type="dxa"/>
@@ -1041,9 +1002,11 @@
       <w:pPr>
         <w:pStyle w:val="heading20"/>
       </w:pPr>
+      <w:bookmarkStart w:id="4" w:name="_Toc237935600"/>
       <w:r>
         <w:t>Phê duyệt</w:t>
       </w:r>
+      <w:bookmarkEnd w:id="4"/>
     </w:p>
     <w:tbl>
       <w:tblPr>
@@ -1069,12 +1032,6 @@
         <w:gridCol w:w="2246"/>
       </w:tblGrid>
       <w:tr>
-        <w:tblPrEx>
-          <w:tblCellMar>
-            <w:top w:w="0" w:type="dxa"/>
-            <w:bottom w:w="0" w:type="dxa"/>
-          </w:tblCellMar>
-        </w:tblPrEx>
         <w:trPr>
           <w:tblHeader/>
         </w:trPr>
@@ -1192,12 +1149,6 @@
         </w:tc>
       </w:tr>
       <w:tr>
-        <w:tblPrEx>
-          <w:tblCellMar>
-            <w:top w:w="0" w:type="dxa"/>
-            <w:bottom w:w="0" w:type="dxa"/>
-          </w:tblCellMar>
-        </w:tblPrEx>
         <w:tc>
           <w:tcPr>
             <w:tcW w:w="2200" w:type="dxa"/>
@@ -1279,12 +1230,6 @@
         </w:tc>
       </w:tr>
       <w:tr>
-        <w:tblPrEx>
-          <w:tblCellMar>
-            <w:top w:w="0" w:type="dxa"/>
-            <w:bottom w:w="0" w:type="dxa"/>
-          </w:tblCellMar>
-        </w:tblPrEx>
         <w:tc>
           <w:tcPr>
             <w:tcW w:w="2200" w:type="dxa"/>
@@ -1367,12 +1312,6 @@
         </w:tc>
       </w:tr>
       <w:tr>
-        <w:tblPrEx>
-          <w:tblCellMar>
-            <w:top w:w="0" w:type="dxa"/>
-            <w:bottom w:w="0" w:type="dxa"/>
-          </w:tblCellMar>
-        </w:tblPrEx>
         <w:tc>
           <w:tcPr>
             <w:tcW w:w="2200" w:type="dxa"/>
@@ -1464,36 +1403,2858 @@
       <w:pPr>
         <w:pStyle w:val="heading20"/>
       </w:pPr>
+      <w:bookmarkStart w:id="5" w:name="_Toc237935601"/>
       <w:r>
         <w:lastRenderedPageBreak/>
         <w:t>Mục lục</w:t>
       </w:r>
+      <w:bookmarkEnd w:id="5"/>
     </w:p>
     <w:sdt>
       <w:sdtPr>
         <w:alias w:val="Mục lục"/>
         <w:id w:val="210124681"/>
       </w:sdtPr>
+      <w:sdtEndPr>
+        <w:rPr>
+          <w:rFonts w:ascii="Times New Roman" w:eastAsia="Times New Roman" w:hAnsi="Times New Roman"/>
+          <w:color w:val="000000"/>
+          <w:sz w:val="24"/>
+          <w:szCs w:val="24"/>
+          <w:lang w:val="vi-VN" w:eastAsia="vi-VN"/>
+        </w:rPr>
+      </w:sdtEndPr>
       <w:sdtContent>
         <w:p>
+          <w:pPr>
+            <w:pStyle w:val="TOC1"/>
+            <w:tabs>
+              <w:tab w:val="left" w:pos="440"/>
+              <w:tab w:val="right" w:leader="dot" w:pos="9350"/>
+            </w:tabs>
+            <w:rPr>
+              <w:rFonts w:cstheme="minorBidi"/>
+              <w:noProof/>
+              <w:kern w:val="2"/>
+              <w:sz w:val="24"/>
+              <w:szCs w:val="24"/>
+              <w:lang w:val="vi-VN" w:eastAsia="vi-VN"/>
+              <w14:ligatures w14:val="standardContextual"/>
+            </w:rPr>
+          </w:pPr>
           <w:r>
             <w:fldChar w:fldCharType="begin"/>
           </w:r>
           <w:r>
-            <w:instrText>TOC \h \o "1-2"</w:instrText>
+            <w:instrText xml:space="preserve"> TOC \o "3-3" \h \z \t "heading 10,1,heading 20,2" </w:instrText>
           </w:r>
           <w:r>
             <w:fldChar w:fldCharType="separate"/>
           </w:r>
-          <w:r>
+          <w:hyperlink w:anchor="_Toc237935596" w:history="1">
+            <w:r>
+              <w:rPr>
+                <w:rStyle w:val="Hyperlink"/>
+                <w:noProof/>
+              </w:rPr>
+              <w:t>1.</w:t>
+            </w:r>
+            <w:r>
+              <w:rPr>
+                <w:rFonts w:cstheme="minorBidi"/>
+                <w:noProof/>
+                <w:kern w:val="2"/>
+                <w:sz w:val="24"/>
+                <w:szCs w:val="24"/>
+                <w:lang w:val="vi-VN" w:eastAsia="vi-VN"/>
+                <w14:ligatures w14:val="standardContextual"/>
+              </w:rPr>
+              <w:tab/>
+            </w:r>
+            <w:r>
+              <w:rPr>
+                <w:rStyle w:val="Hyperlink"/>
+                <w:noProof/>
+              </w:rPr>
+              <w:t>Hướng dẫn sử dụng biểu mẫu</w:t>
+            </w:r>
+            <w:r>
+              <w:rPr>
+                <w:noProof/>
+                <w:webHidden/>
+              </w:rPr>
+              <w:tab/>
+            </w:r>
+            <w:r>
+              <w:rPr>
+                <w:noProof/>
+                <w:webHidden/>
+              </w:rPr>
+              <w:fldChar w:fldCharType="begin"/>
+            </w:r>
+            <w:r>
+              <w:rPr>
+                <w:noProof/>
+                <w:webHidden/>
+              </w:rPr>
+              <w:instrText xml:space="preserve"> PAGEREF _Toc237935596 \h </w:instrText>
+            </w:r>
+            <w:r>
+              <w:rPr>
+                <w:noProof/>
+                <w:webHidden/>
+              </w:rPr>
+            </w:r>
+            <w:r>
+              <w:rPr>
+                <w:noProof/>
+                <w:webHidden/>
+              </w:rPr>
+              <w:fldChar w:fldCharType="separate"/>
+            </w:r>
+            <w:r>
+              <w:rPr>
+                <w:noProof/>
+                <w:webHidden/>
+              </w:rPr>
+              <w:t>3</w:t>
+            </w:r>
+            <w:r>
+              <w:rPr>
+                <w:noProof/>
+                <w:webHidden/>
+              </w:rPr>
+              <w:fldChar w:fldCharType="end"/>
+            </w:r>
+          </w:hyperlink>
+        </w:p>
+        <w:p>
+          <w:pPr>
+            <w:pStyle w:val="TOC1"/>
+            <w:tabs>
+              <w:tab w:val="left" w:pos="440"/>
+              <w:tab w:val="right" w:leader="dot" w:pos="9350"/>
+            </w:tabs>
             <w:rPr>
-              <w:b/>
-              <w:bCs/>
+              <w:rFonts w:cstheme="minorBidi"/>
               <w:noProof/>
-              <w:lang w:val="en-US"/>
+              <w:kern w:val="2"/>
+              <w:sz w:val="24"/>
+              <w:szCs w:val="24"/>
+              <w:lang w:val="vi-VN" w:eastAsia="vi-VN"/>
+              <w14:ligatures w14:val="standardContextual"/>
             </w:rPr>
-            <w:t>No table of contents entries found.</w:t>
-          </w:r>
+          </w:pPr>
+          <w:hyperlink w:anchor="_Toc237935597" w:history="1">
+            <w:r>
+              <w:rPr>
+                <w:rStyle w:val="Hyperlink"/>
+                <w:noProof/>
+              </w:rPr>
+              <w:t>2.</w:t>
+            </w:r>
+            <w:r>
+              <w:rPr>
+                <w:rFonts w:cstheme="minorBidi"/>
+                <w:noProof/>
+                <w:kern w:val="2"/>
+                <w:sz w:val="24"/>
+                <w:szCs w:val="24"/>
+                <w:lang w:val="vi-VN" w:eastAsia="vi-VN"/>
+                <w14:ligatures w14:val="standardContextual"/>
+              </w:rPr>
+              <w:tab/>
+            </w:r>
+            <w:r>
+              <w:rPr>
+                <w:rStyle w:val="Hyperlink"/>
+                <w:noProof/>
+              </w:rPr>
+              <w:t>Thông tin &amp; kiểm soát tài liệu</w:t>
+            </w:r>
+            <w:r>
+              <w:rPr>
+                <w:noProof/>
+                <w:webHidden/>
+              </w:rPr>
+              <w:tab/>
+            </w:r>
+            <w:r>
+              <w:rPr>
+                <w:noProof/>
+                <w:webHidden/>
+              </w:rPr>
+              <w:fldChar w:fldCharType="begin"/>
+            </w:r>
+            <w:r>
+              <w:rPr>
+                <w:noProof/>
+                <w:webHidden/>
+              </w:rPr>
+              <w:instrText xml:space="preserve"> PAGEREF _Toc237935597 \h </w:instrText>
+            </w:r>
+            <w:r>
+              <w:rPr>
+                <w:noProof/>
+                <w:webHidden/>
+              </w:rPr>
+            </w:r>
+            <w:r>
+              <w:rPr>
+                <w:noProof/>
+                <w:webHidden/>
+              </w:rPr>
+              <w:fldChar w:fldCharType="separate"/>
+            </w:r>
+            <w:r>
+              <w:rPr>
+                <w:noProof/>
+                <w:webHidden/>
+              </w:rPr>
+              <w:t>4</w:t>
+            </w:r>
+            <w:r>
+              <w:rPr>
+                <w:noProof/>
+                <w:webHidden/>
+              </w:rPr>
+              <w:fldChar w:fldCharType="end"/>
+            </w:r>
+          </w:hyperlink>
+        </w:p>
+        <w:p>
+          <w:pPr>
+            <w:pStyle w:val="TOC2"/>
+            <w:tabs>
+              <w:tab w:val="left" w:pos="960"/>
+              <w:tab w:val="right" w:leader="dot" w:pos="9350"/>
+            </w:tabs>
+            <w:rPr>
+              <w:rFonts w:cstheme="minorBidi"/>
+              <w:noProof/>
+              <w:kern w:val="2"/>
+              <w:sz w:val="24"/>
+              <w:szCs w:val="24"/>
+              <w:lang w:val="vi-VN" w:eastAsia="vi-VN"/>
+              <w14:ligatures w14:val="standardContextual"/>
+            </w:rPr>
+          </w:pPr>
+          <w:hyperlink w:anchor="_Toc237935598" w:history="1">
+            <w:r>
+              <w:rPr>
+                <w:rStyle w:val="Hyperlink"/>
+                <w:noProof/>
+              </w:rPr>
+              <w:t>2.1.</w:t>
+            </w:r>
+            <w:r>
+              <w:rPr>
+                <w:rFonts w:cstheme="minorBidi"/>
+                <w:noProof/>
+                <w:kern w:val="2"/>
+                <w:sz w:val="24"/>
+                <w:szCs w:val="24"/>
+                <w:lang w:val="vi-VN" w:eastAsia="vi-VN"/>
+                <w14:ligatures w14:val="standardContextual"/>
+              </w:rPr>
+              <w:tab/>
+            </w:r>
+            <w:r>
+              <w:rPr>
+                <w:rStyle w:val="Hyperlink"/>
+                <w:noProof/>
+              </w:rPr>
+              <w:t>Thông tin chung</w:t>
+            </w:r>
+            <w:r>
+              <w:rPr>
+                <w:noProof/>
+                <w:webHidden/>
+              </w:rPr>
+              <w:tab/>
+            </w:r>
+            <w:r>
+              <w:rPr>
+                <w:noProof/>
+                <w:webHidden/>
+              </w:rPr>
+              <w:fldChar w:fldCharType="begin"/>
+            </w:r>
+            <w:r>
+              <w:rPr>
+                <w:noProof/>
+                <w:webHidden/>
+              </w:rPr>
+              <w:instrText xml:space="preserve"> PAGEREF _Toc237935598 \h </w:instrText>
+            </w:r>
+            <w:r>
+              <w:rPr>
+                <w:noProof/>
+                <w:webHidden/>
+              </w:rPr>
+            </w:r>
+            <w:r>
+              <w:rPr>
+                <w:noProof/>
+                <w:webHidden/>
+              </w:rPr>
+              <w:fldChar w:fldCharType="separate"/>
+            </w:r>
+            <w:r>
+              <w:rPr>
+                <w:noProof/>
+                <w:webHidden/>
+              </w:rPr>
+              <w:t>4</w:t>
+            </w:r>
+            <w:r>
+              <w:rPr>
+                <w:noProof/>
+                <w:webHidden/>
+              </w:rPr>
+              <w:fldChar w:fldCharType="end"/>
+            </w:r>
+          </w:hyperlink>
+        </w:p>
+        <w:p>
+          <w:pPr>
+            <w:pStyle w:val="TOC2"/>
+            <w:tabs>
+              <w:tab w:val="left" w:pos="960"/>
+              <w:tab w:val="right" w:leader="dot" w:pos="9350"/>
+            </w:tabs>
+            <w:rPr>
+              <w:rFonts w:cstheme="minorBidi"/>
+              <w:noProof/>
+              <w:kern w:val="2"/>
+              <w:sz w:val="24"/>
+              <w:szCs w:val="24"/>
+              <w:lang w:val="vi-VN" w:eastAsia="vi-VN"/>
+              <w14:ligatures w14:val="standardContextual"/>
+            </w:rPr>
+          </w:pPr>
+          <w:hyperlink w:anchor="_Toc237935599" w:history="1">
+            <w:r>
+              <w:rPr>
+                <w:rStyle w:val="Hyperlink"/>
+                <w:noProof/>
+              </w:rPr>
+              <w:t>2.2.</w:t>
+            </w:r>
+            <w:r>
+              <w:rPr>
+                <w:rFonts w:cstheme="minorBidi"/>
+                <w:noProof/>
+                <w:kern w:val="2"/>
+                <w:sz w:val="24"/>
+                <w:szCs w:val="24"/>
+                <w:lang w:val="vi-VN" w:eastAsia="vi-VN"/>
+                <w14:ligatures w14:val="standardContextual"/>
+              </w:rPr>
+              <w:tab/>
+            </w:r>
+            <w:r>
+              <w:rPr>
+                <w:rStyle w:val="Hyperlink"/>
+                <w:noProof/>
+              </w:rPr>
+              <w:t>Lịch sử phiên bản</w:t>
+            </w:r>
+            <w:r>
+              <w:rPr>
+                <w:noProof/>
+                <w:webHidden/>
+              </w:rPr>
+              <w:tab/>
+            </w:r>
+            <w:r>
+              <w:rPr>
+                <w:noProof/>
+                <w:webHidden/>
+              </w:rPr>
+              <w:fldChar w:fldCharType="begin"/>
+            </w:r>
+            <w:r>
+              <w:rPr>
+                <w:noProof/>
+                <w:webHidden/>
+              </w:rPr>
+              <w:instrText xml:space="preserve"> PAGEREF _Toc237935599 \h </w:instrText>
+            </w:r>
+            <w:r>
+              <w:rPr>
+                <w:noProof/>
+                <w:webHidden/>
+              </w:rPr>
+            </w:r>
+            <w:r>
+              <w:rPr>
+                <w:noProof/>
+                <w:webHidden/>
+              </w:rPr>
+              <w:fldChar w:fldCharType="separate"/>
+            </w:r>
+            <w:r>
+              <w:rPr>
+                <w:noProof/>
+                <w:webHidden/>
+              </w:rPr>
+              <w:t>4</w:t>
+            </w:r>
+            <w:r>
+              <w:rPr>
+                <w:noProof/>
+                <w:webHidden/>
+              </w:rPr>
+              <w:fldChar w:fldCharType="end"/>
+            </w:r>
+          </w:hyperlink>
+        </w:p>
+        <w:p>
+          <w:pPr>
+            <w:pStyle w:val="TOC2"/>
+            <w:tabs>
+              <w:tab w:val="left" w:pos="960"/>
+              <w:tab w:val="right" w:leader="dot" w:pos="9350"/>
+            </w:tabs>
+            <w:rPr>
+              <w:rFonts w:cstheme="minorBidi"/>
+              <w:noProof/>
+              <w:kern w:val="2"/>
+              <w:sz w:val="24"/>
+              <w:szCs w:val="24"/>
+              <w:lang w:val="vi-VN" w:eastAsia="vi-VN"/>
+              <w14:ligatures w14:val="standardContextual"/>
+            </w:rPr>
+          </w:pPr>
+          <w:hyperlink w:anchor="_Toc237935600" w:history="1">
+            <w:r>
+              <w:rPr>
+                <w:rStyle w:val="Hyperlink"/>
+                <w:noProof/>
+              </w:rPr>
+              <w:t>2.3.</w:t>
+            </w:r>
+            <w:r>
+              <w:rPr>
+                <w:rFonts w:cstheme="minorBidi"/>
+                <w:noProof/>
+                <w:kern w:val="2"/>
+                <w:sz w:val="24"/>
+                <w:szCs w:val="24"/>
+                <w:lang w:val="vi-VN" w:eastAsia="vi-VN"/>
+                <w14:ligatures w14:val="standardContextual"/>
+              </w:rPr>
+              <w:tab/>
+            </w:r>
+            <w:r>
+              <w:rPr>
+                <w:rStyle w:val="Hyperlink"/>
+                <w:noProof/>
+              </w:rPr>
+              <w:t>Phê duyệt</w:t>
+            </w:r>
+            <w:r>
+              <w:rPr>
+                <w:noProof/>
+                <w:webHidden/>
+              </w:rPr>
+              <w:tab/>
+            </w:r>
+            <w:r>
+              <w:rPr>
+                <w:noProof/>
+                <w:webHidden/>
+              </w:rPr>
+              <w:fldChar w:fldCharType="begin"/>
+            </w:r>
+            <w:r>
+              <w:rPr>
+                <w:noProof/>
+                <w:webHidden/>
+              </w:rPr>
+              <w:instrText xml:space="preserve"> PAGEREF _Toc237935600 \h </w:instrText>
+            </w:r>
+            <w:r>
+              <w:rPr>
+                <w:noProof/>
+                <w:webHidden/>
+              </w:rPr>
+            </w:r>
+            <w:r>
+              <w:rPr>
+                <w:noProof/>
+                <w:webHidden/>
+              </w:rPr>
+              <w:fldChar w:fldCharType="separate"/>
+            </w:r>
+            <w:r>
+              <w:rPr>
+                <w:noProof/>
+                <w:webHidden/>
+              </w:rPr>
+              <w:t>4</w:t>
+            </w:r>
+            <w:r>
+              <w:rPr>
+                <w:noProof/>
+                <w:webHidden/>
+              </w:rPr>
+              <w:fldChar w:fldCharType="end"/>
+            </w:r>
+          </w:hyperlink>
+        </w:p>
+        <w:p>
+          <w:pPr>
+            <w:pStyle w:val="TOC2"/>
+            <w:tabs>
+              <w:tab w:val="left" w:pos="960"/>
+              <w:tab w:val="right" w:leader="dot" w:pos="9350"/>
+            </w:tabs>
+            <w:rPr>
+              <w:rFonts w:cstheme="minorBidi"/>
+              <w:noProof/>
+              <w:kern w:val="2"/>
+              <w:sz w:val="24"/>
+              <w:szCs w:val="24"/>
+              <w:lang w:val="vi-VN" w:eastAsia="vi-VN"/>
+              <w14:ligatures w14:val="standardContextual"/>
+            </w:rPr>
+          </w:pPr>
+          <w:hyperlink w:anchor="_Toc237935601" w:history="1">
+            <w:r>
+              <w:rPr>
+                <w:rStyle w:val="Hyperlink"/>
+                <w:noProof/>
+              </w:rPr>
+              <w:t>2.4.</w:t>
+            </w:r>
+            <w:r>
+              <w:rPr>
+                <w:rFonts w:cstheme="minorBidi"/>
+                <w:noProof/>
+                <w:kern w:val="2"/>
+                <w:sz w:val="24"/>
+                <w:szCs w:val="24"/>
+                <w:lang w:val="vi-VN" w:eastAsia="vi-VN"/>
+                <w14:ligatures w14:val="standardContextual"/>
+              </w:rPr>
+              <w:tab/>
+            </w:r>
+            <w:r>
+              <w:rPr>
+                <w:rStyle w:val="Hyperlink"/>
+                <w:noProof/>
+              </w:rPr>
+              <w:t>Mục lục</w:t>
+            </w:r>
+            <w:r>
+              <w:rPr>
+                <w:noProof/>
+                <w:webHidden/>
+              </w:rPr>
+              <w:tab/>
+            </w:r>
+            <w:r>
+              <w:rPr>
+                <w:noProof/>
+                <w:webHidden/>
+              </w:rPr>
+              <w:fldChar w:fldCharType="begin"/>
+            </w:r>
+            <w:r>
+              <w:rPr>
+                <w:noProof/>
+                <w:webHidden/>
+              </w:rPr>
+              <w:instrText xml:space="preserve"> PAGEREF _Toc237935601 \h </w:instrText>
+            </w:r>
+            <w:r>
+              <w:rPr>
+                <w:noProof/>
+                <w:webHidden/>
+              </w:rPr>
+            </w:r>
+            <w:r>
+              <w:rPr>
+                <w:noProof/>
+                <w:webHidden/>
+              </w:rPr>
+              <w:fldChar w:fldCharType="separate"/>
+            </w:r>
+            <w:r>
+              <w:rPr>
+                <w:noProof/>
+                <w:webHidden/>
+              </w:rPr>
+              <w:t>5</w:t>
+            </w:r>
+            <w:r>
+              <w:rPr>
+                <w:noProof/>
+                <w:webHidden/>
+              </w:rPr>
+              <w:fldChar w:fldCharType="end"/>
+            </w:r>
+          </w:hyperlink>
+        </w:p>
+        <w:p>
+          <w:pPr>
+            <w:pStyle w:val="TOC1"/>
+            <w:tabs>
+              <w:tab w:val="left" w:pos="440"/>
+              <w:tab w:val="right" w:leader="dot" w:pos="9350"/>
+            </w:tabs>
+            <w:rPr>
+              <w:rFonts w:cstheme="minorBidi"/>
+              <w:noProof/>
+              <w:kern w:val="2"/>
+              <w:sz w:val="24"/>
+              <w:szCs w:val="24"/>
+              <w:lang w:val="vi-VN" w:eastAsia="vi-VN"/>
+              <w14:ligatures w14:val="standardContextual"/>
+            </w:rPr>
+          </w:pPr>
+          <w:hyperlink w:anchor="_Toc237935602" w:history="1">
+            <w:r>
+              <w:rPr>
+                <w:rStyle w:val="Hyperlink"/>
+                <w:noProof/>
+              </w:rPr>
+              <w:t>3.</w:t>
+            </w:r>
+            <w:r>
+              <w:rPr>
+                <w:rFonts w:cstheme="minorBidi"/>
+                <w:noProof/>
+                <w:kern w:val="2"/>
+                <w:sz w:val="24"/>
+                <w:szCs w:val="24"/>
+                <w:lang w:val="vi-VN" w:eastAsia="vi-VN"/>
+                <w14:ligatures w14:val="standardContextual"/>
+              </w:rPr>
+              <w:tab/>
+            </w:r>
+            <w:r>
+              <w:rPr>
+                <w:rStyle w:val="Hyperlink"/>
+                <w:noProof/>
+              </w:rPr>
+              <w:t>Giới thiệu &amp; bối cảnh</w:t>
+            </w:r>
+            <w:r>
+              <w:rPr>
+                <w:noProof/>
+                <w:webHidden/>
+              </w:rPr>
+              <w:tab/>
+            </w:r>
+            <w:r>
+              <w:rPr>
+                <w:noProof/>
+                <w:webHidden/>
+              </w:rPr>
+              <w:fldChar w:fldCharType="begin"/>
+            </w:r>
+            <w:r>
+              <w:rPr>
+                <w:noProof/>
+                <w:webHidden/>
+              </w:rPr>
+              <w:instrText xml:space="preserve"> PAGEREF _Toc237935602 \h </w:instrText>
+            </w:r>
+            <w:r>
+              <w:rPr>
+                <w:noProof/>
+                <w:webHidden/>
+              </w:rPr>
+            </w:r>
+            <w:r>
+              <w:rPr>
+                <w:noProof/>
+                <w:webHidden/>
+              </w:rPr>
+              <w:fldChar w:fldCharType="separate"/>
+            </w:r>
+            <w:r>
+              <w:rPr>
+                <w:noProof/>
+                <w:webHidden/>
+              </w:rPr>
+              <w:t>6</w:t>
+            </w:r>
+            <w:r>
+              <w:rPr>
+                <w:noProof/>
+                <w:webHidden/>
+              </w:rPr>
+              <w:fldChar w:fldCharType="end"/>
+            </w:r>
+          </w:hyperlink>
+        </w:p>
+        <w:p>
+          <w:pPr>
+            <w:pStyle w:val="TOC2"/>
+            <w:tabs>
+              <w:tab w:val="left" w:pos="960"/>
+              <w:tab w:val="right" w:leader="dot" w:pos="9350"/>
+            </w:tabs>
+            <w:rPr>
+              <w:rFonts w:cstheme="minorBidi"/>
+              <w:noProof/>
+              <w:kern w:val="2"/>
+              <w:sz w:val="24"/>
+              <w:szCs w:val="24"/>
+              <w:lang w:val="vi-VN" w:eastAsia="vi-VN"/>
+              <w14:ligatures w14:val="standardContextual"/>
+            </w:rPr>
+          </w:pPr>
+          <w:hyperlink w:anchor="_Toc237935603" w:history="1">
+            <w:r>
+              <w:rPr>
+                <w:rStyle w:val="Hyperlink"/>
+                <w:noProof/>
+              </w:rPr>
+              <w:t>3.1.</w:t>
+            </w:r>
+            <w:r>
+              <w:rPr>
+                <w:rFonts w:cstheme="minorBidi"/>
+                <w:noProof/>
+                <w:kern w:val="2"/>
+                <w:sz w:val="24"/>
+                <w:szCs w:val="24"/>
+                <w:lang w:val="vi-VN" w:eastAsia="vi-VN"/>
+                <w14:ligatures w14:val="standardContextual"/>
+              </w:rPr>
+              <w:tab/>
+            </w:r>
+            <w:r>
+              <w:rPr>
+                <w:rStyle w:val="Hyperlink"/>
+                <w:noProof/>
+              </w:rPr>
+              <w:t>Bài toán kinh doanh  [BẮT BUỘC]</w:t>
+            </w:r>
+            <w:r>
+              <w:rPr>
+                <w:noProof/>
+                <w:webHidden/>
+              </w:rPr>
+              <w:tab/>
+            </w:r>
+            <w:r>
+              <w:rPr>
+                <w:noProof/>
+                <w:webHidden/>
+              </w:rPr>
+              <w:fldChar w:fldCharType="begin"/>
+            </w:r>
+            <w:r>
+              <w:rPr>
+                <w:noProof/>
+                <w:webHidden/>
+              </w:rPr>
+              <w:instrText xml:space="preserve"> PAGEREF _Toc237935603 \h </w:instrText>
+            </w:r>
+            <w:r>
+              <w:rPr>
+                <w:noProof/>
+                <w:webHidden/>
+              </w:rPr>
+            </w:r>
+            <w:r>
+              <w:rPr>
+                <w:noProof/>
+                <w:webHidden/>
+              </w:rPr>
+              <w:fldChar w:fldCharType="separate"/>
+            </w:r>
+            <w:r>
+              <w:rPr>
+                <w:noProof/>
+                <w:webHidden/>
+              </w:rPr>
+              <w:t>6</w:t>
+            </w:r>
+            <w:r>
+              <w:rPr>
+                <w:noProof/>
+                <w:webHidden/>
+              </w:rPr>
+              <w:fldChar w:fldCharType="end"/>
+            </w:r>
+          </w:hyperlink>
+        </w:p>
+        <w:p>
+          <w:pPr>
+            <w:pStyle w:val="TOC1"/>
+            <w:tabs>
+              <w:tab w:val="left" w:pos="440"/>
+              <w:tab w:val="right" w:leader="dot" w:pos="9350"/>
+            </w:tabs>
+            <w:rPr>
+              <w:rFonts w:cstheme="minorBidi"/>
+              <w:noProof/>
+              <w:kern w:val="2"/>
+              <w:sz w:val="24"/>
+              <w:szCs w:val="24"/>
+              <w:lang w:val="vi-VN" w:eastAsia="vi-VN"/>
+              <w14:ligatures w14:val="standardContextual"/>
+            </w:rPr>
+          </w:pPr>
+          <w:hyperlink w:anchor="_Toc237935604" w:history="1">
+            <w:r>
+              <w:rPr>
+                <w:rStyle w:val="Hyperlink"/>
+                <w:noProof/>
+              </w:rPr>
+              <w:t>4.</w:t>
+            </w:r>
+            <w:r>
+              <w:rPr>
+                <w:rFonts w:cstheme="minorBidi"/>
+                <w:noProof/>
+                <w:kern w:val="2"/>
+                <w:sz w:val="24"/>
+                <w:szCs w:val="24"/>
+                <w:lang w:val="vi-VN" w:eastAsia="vi-VN"/>
+                <w14:ligatures w14:val="standardContextual"/>
+              </w:rPr>
+              <w:tab/>
+            </w:r>
+            <w:r>
+              <w:rPr>
+                <w:rStyle w:val="Hyperlink"/>
+                <w:noProof/>
+              </w:rPr>
+              <w:t>Mục tiêu &amp; giá trị kinh doanh  [BẮT BUỘC]</w:t>
+            </w:r>
+            <w:r>
+              <w:rPr>
+                <w:noProof/>
+                <w:webHidden/>
+              </w:rPr>
+              <w:tab/>
+            </w:r>
+            <w:r>
+              <w:rPr>
+                <w:noProof/>
+                <w:webHidden/>
+              </w:rPr>
+              <w:fldChar w:fldCharType="begin"/>
+            </w:r>
+            <w:r>
+              <w:rPr>
+                <w:noProof/>
+                <w:webHidden/>
+              </w:rPr>
+              <w:instrText xml:space="preserve"> PAGEREF _Toc237935604 \h </w:instrText>
+            </w:r>
+            <w:r>
+              <w:rPr>
+                <w:noProof/>
+                <w:webHidden/>
+              </w:rPr>
+            </w:r>
+            <w:r>
+              <w:rPr>
+                <w:noProof/>
+                <w:webHidden/>
+              </w:rPr>
+              <w:fldChar w:fldCharType="separate"/>
+            </w:r>
+            <w:r>
+              <w:rPr>
+                <w:noProof/>
+                <w:webHidden/>
+              </w:rPr>
+              <w:t>6</w:t>
+            </w:r>
+            <w:r>
+              <w:rPr>
+                <w:noProof/>
+                <w:webHidden/>
+              </w:rPr>
+              <w:fldChar w:fldCharType="end"/>
+            </w:r>
+          </w:hyperlink>
+        </w:p>
+        <w:p>
+          <w:pPr>
+            <w:pStyle w:val="TOC2"/>
+            <w:tabs>
+              <w:tab w:val="left" w:pos="960"/>
+              <w:tab w:val="right" w:leader="dot" w:pos="9350"/>
+            </w:tabs>
+            <w:rPr>
+              <w:rFonts w:cstheme="minorBidi"/>
+              <w:noProof/>
+              <w:kern w:val="2"/>
+              <w:sz w:val="24"/>
+              <w:szCs w:val="24"/>
+              <w:lang w:val="vi-VN" w:eastAsia="vi-VN"/>
+              <w14:ligatures w14:val="standardContextual"/>
+            </w:rPr>
+          </w:pPr>
+          <w:hyperlink w:anchor="_Toc237935605" w:history="1">
+            <w:r>
+              <w:rPr>
+                <w:rStyle w:val="Hyperlink"/>
+                <w:noProof/>
+              </w:rPr>
+              <w:t>4.1.</w:t>
+            </w:r>
+            <w:r>
+              <w:rPr>
+                <w:rFonts w:cstheme="minorBidi"/>
+                <w:noProof/>
+                <w:kern w:val="2"/>
+                <w:sz w:val="24"/>
+                <w:szCs w:val="24"/>
+                <w:lang w:val="vi-VN" w:eastAsia="vi-VN"/>
+                <w14:ligatures w14:val="standardContextual"/>
+              </w:rPr>
+              <w:tab/>
+            </w:r>
+            <w:r>
+              <w:rPr>
+                <w:rStyle w:val="Hyperlink"/>
+                <w:noProof/>
+              </w:rPr>
+              <w:t>Đối tượng đọc tài liệu</w:t>
+            </w:r>
+            <w:r>
+              <w:rPr>
+                <w:noProof/>
+                <w:webHidden/>
+              </w:rPr>
+              <w:tab/>
+            </w:r>
+            <w:r>
+              <w:rPr>
+                <w:noProof/>
+                <w:webHidden/>
+              </w:rPr>
+              <w:fldChar w:fldCharType="begin"/>
+            </w:r>
+            <w:r>
+              <w:rPr>
+                <w:noProof/>
+                <w:webHidden/>
+              </w:rPr>
+              <w:instrText xml:space="preserve"> PAGEREF _Toc237935605 \h </w:instrText>
+            </w:r>
+            <w:r>
+              <w:rPr>
+                <w:noProof/>
+                <w:webHidden/>
+              </w:rPr>
+            </w:r>
+            <w:r>
+              <w:rPr>
+                <w:noProof/>
+                <w:webHidden/>
+              </w:rPr>
+              <w:fldChar w:fldCharType="separate"/>
+            </w:r>
+            <w:r>
+              <w:rPr>
+                <w:noProof/>
+                <w:webHidden/>
+              </w:rPr>
+              <w:t>6</w:t>
+            </w:r>
+            <w:r>
+              <w:rPr>
+                <w:noProof/>
+                <w:webHidden/>
+              </w:rPr>
+              <w:fldChar w:fldCharType="end"/>
+            </w:r>
+          </w:hyperlink>
+        </w:p>
+        <w:p>
+          <w:pPr>
+            <w:pStyle w:val="TOC1"/>
+            <w:tabs>
+              <w:tab w:val="left" w:pos="440"/>
+              <w:tab w:val="right" w:leader="dot" w:pos="9350"/>
+            </w:tabs>
+            <w:rPr>
+              <w:rFonts w:cstheme="minorBidi"/>
+              <w:noProof/>
+              <w:kern w:val="2"/>
+              <w:sz w:val="24"/>
+              <w:szCs w:val="24"/>
+              <w:lang w:val="vi-VN" w:eastAsia="vi-VN"/>
+              <w14:ligatures w14:val="standardContextual"/>
+            </w:rPr>
+          </w:pPr>
+          <w:hyperlink w:anchor="_Toc237935606" w:history="1">
+            <w:r>
+              <w:rPr>
+                <w:rStyle w:val="Hyperlink"/>
+                <w:noProof/>
+              </w:rPr>
+              <w:t>5.</w:t>
+            </w:r>
+            <w:r>
+              <w:rPr>
+                <w:rFonts w:cstheme="minorBidi"/>
+                <w:noProof/>
+                <w:kern w:val="2"/>
+                <w:sz w:val="24"/>
+                <w:szCs w:val="24"/>
+                <w:lang w:val="vi-VN" w:eastAsia="vi-VN"/>
+                <w14:ligatures w14:val="standardContextual"/>
+              </w:rPr>
+              <w:tab/>
+            </w:r>
+            <w:r>
+              <w:rPr>
+                <w:rStyle w:val="Hyperlink"/>
+                <w:noProof/>
+              </w:rPr>
+              <w:t>Phạm vi (Scope) [BẮT BUỘC]</w:t>
+            </w:r>
+            <w:r>
+              <w:rPr>
+                <w:noProof/>
+                <w:webHidden/>
+              </w:rPr>
+              <w:tab/>
+            </w:r>
+            <w:r>
+              <w:rPr>
+                <w:noProof/>
+                <w:webHidden/>
+              </w:rPr>
+              <w:fldChar w:fldCharType="begin"/>
+            </w:r>
+            <w:r>
+              <w:rPr>
+                <w:noProof/>
+                <w:webHidden/>
+              </w:rPr>
+              <w:instrText xml:space="preserve"> PAGEREF _Toc237935606 \h </w:instrText>
+            </w:r>
+            <w:r>
+              <w:rPr>
+                <w:noProof/>
+                <w:webHidden/>
+              </w:rPr>
+            </w:r>
+            <w:r>
+              <w:rPr>
+                <w:noProof/>
+                <w:webHidden/>
+              </w:rPr>
+              <w:fldChar w:fldCharType="separate"/>
+            </w:r>
+            <w:r>
+              <w:rPr>
+                <w:noProof/>
+                <w:webHidden/>
+              </w:rPr>
+              <w:t>7</w:t>
+            </w:r>
+            <w:r>
+              <w:rPr>
+                <w:noProof/>
+                <w:webHidden/>
+              </w:rPr>
+              <w:fldChar w:fldCharType="end"/>
+            </w:r>
+          </w:hyperlink>
+        </w:p>
+        <w:p>
+          <w:pPr>
+            <w:pStyle w:val="TOC2"/>
+            <w:tabs>
+              <w:tab w:val="left" w:pos="960"/>
+              <w:tab w:val="right" w:leader="dot" w:pos="9350"/>
+            </w:tabs>
+            <w:rPr>
+              <w:rFonts w:cstheme="minorBidi"/>
+              <w:noProof/>
+              <w:kern w:val="2"/>
+              <w:sz w:val="24"/>
+              <w:szCs w:val="24"/>
+              <w:lang w:val="vi-VN" w:eastAsia="vi-VN"/>
+              <w14:ligatures w14:val="standardContextual"/>
+            </w:rPr>
+          </w:pPr>
+          <w:hyperlink w:anchor="_Toc237935607" w:history="1">
+            <w:r>
+              <w:rPr>
+                <w:rStyle w:val="Hyperlink"/>
+                <w:noProof/>
+              </w:rPr>
+              <w:t>5.1.</w:t>
+            </w:r>
+            <w:r>
+              <w:rPr>
+                <w:rFonts w:cstheme="minorBidi"/>
+                <w:noProof/>
+                <w:kern w:val="2"/>
+                <w:sz w:val="24"/>
+                <w:szCs w:val="24"/>
+                <w:lang w:val="vi-VN" w:eastAsia="vi-VN"/>
+                <w14:ligatures w14:val="standardContextual"/>
+              </w:rPr>
+              <w:tab/>
+            </w:r>
+            <w:r>
+              <w:rPr>
+                <w:rStyle w:val="Hyperlink"/>
+                <w:noProof/>
+              </w:rPr>
+              <w:t>Trong phạm vi (In scope)</w:t>
+            </w:r>
+            <w:r>
+              <w:rPr>
+                <w:noProof/>
+                <w:webHidden/>
+              </w:rPr>
+              <w:tab/>
+            </w:r>
+            <w:r>
+              <w:rPr>
+                <w:noProof/>
+                <w:webHidden/>
+              </w:rPr>
+              <w:fldChar w:fldCharType="begin"/>
+            </w:r>
+            <w:r>
+              <w:rPr>
+                <w:noProof/>
+                <w:webHidden/>
+              </w:rPr>
+              <w:instrText xml:space="preserve"> PAGEREF _Toc237935607 \h </w:instrText>
+            </w:r>
+            <w:r>
+              <w:rPr>
+                <w:noProof/>
+                <w:webHidden/>
+              </w:rPr>
+            </w:r>
+            <w:r>
+              <w:rPr>
+                <w:noProof/>
+                <w:webHidden/>
+              </w:rPr>
+              <w:fldChar w:fldCharType="separate"/>
+            </w:r>
+            <w:r>
+              <w:rPr>
+                <w:noProof/>
+                <w:webHidden/>
+              </w:rPr>
+              <w:t>7</w:t>
+            </w:r>
+            <w:r>
+              <w:rPr>
+                <w:noProof/>
+                <w:webHidden/>
+              </w:rPr>
+              <w:fldChar w:fldCharType="end"/>
+            </w:r>
+          </w:hyperlink>
+        </w:p>
+        <w:p>
+          <w:pPr>
+            <w:pStyle w:val="TOC2"/>
+            <w:tabs>
+              <w:tab w:val="left" w:pos="960"/>
+              <w:tab w:val="right" w:leader="dot" w:pos="9350"/>
+            </w:tabs>
+            <w:rPr>
+              <w:rFonts w:cstheme="minorBidi"/>
+              <w:noProof/>
+              <w:kern w:val="2"/>
+              <w:sz w:val="24"/>
+              <w:szCs w:val="24"/>
+              <w:lang w:val="vi-VN" w:eastAsia="vi-VN"/>
+              <w14:ligatures w14:val="standardContextual"/>
+            </w:rPr>
+          </w:pPr>
+          <w:hyperlink w:anchor="_Toc237935608" w:history="1">
+            <w:r>
+              <w:rPr>
+                <w:rStyle w:val="Hyperlink"/>
+                <w:noProof/>
+              </w:rPr>
+              <w:t>5.2.</w:t>
+            </w:r>
+            <w:r>
+              <w:rPr>
+                <w:rFonts w:cstheme="minorBidi"/>
+                <w:noProof/>
+                <w:kern w:val="2"/>
+                <w:sz w:val="24"/>
+                <w:szCs w:val="24"/>
+                <w:lang w:val="vi-VN" w:eastAsia="vi-VN"/>
+                <w14:ligatures w14:val="standardContextual"/>
+              </w:rPr>
+              <w:tab/>
+            </w:r>
+            <w:r>
+              <w:rPr>
+                <w:rStyle w:val="Hyperlink"/>
+                <w:noProof/>
+              </w:rPr>
+              <w:t>Ngoài phạm vi (Out of scope)</w:t>
+            </w:r>
+            <w:r>
+              <w:rPr>
+                <w:noProof/>
+                <w:webHidden/>
+              </w:rPr>
+              <w:tab/>
+            </w:r>
+            <w:r>
+              <w:rPr>
+                <w:noProof/>
+                <w:webHidden/>
+              </w:rPr>
+              <w:fldChar w:fldCharType="begin"/>
+            </w:r>
+            <w:r>
+              <w:rPr>
+                <w:noProof/>
+                <w:webHidden/>
+              </w:rPr>
+              <w:instrText xml:space="preserve"> PAGEREF _Toc237935608 \h </w:instrText>
+            </w:r>
+            <w:r>
+              <w:rPr>
+                <w:noProof/>
+                <w:webHidden/>
+              </w:rPr>
+            </w:r>
+            <w:r>
+              <w:rPr>
+                <w:noProof/>
+                <w:webHidden/>
+              </w:rPr>
+              <w:fldChar w:fldCharType="separate"/>
+            </w:r>
+            <w:r>
+              <w:rPr>
+                <w:noProof/>
+                <w:webHidden/>
+              </w:rPr>
+              <w:t>7</w:t>
+            </w:r>
+            <w:r>
+              <w:rPr>
+                <w:noProof/>
+                <w:webHidden/>
+              </w:rPr>
+              <w:fldChar w:fldCharType="end"/>
+            </w:r>
+          </w:hyperlink>
+        </w:p>
+        <w:p>
+          <w:pPr>
+            <w:pStyle w:val="TOC2"/>
+            <w:tabs>
+              <w:tab w:val="left" w:pos="960"/>
+              <w:tab w:val="right" w:leader="dot" w:pos="9350"/>
+            </w:tabs>
+            <w:rPr>
+              <w:rFonts w:cstheme="minorBidi"/>
+              <w:noProof/>
+              <w:kern w:val="2"/>
+              <w:sz w:val="24"/>
+              <w:szCs w:val="24"/>
+              <w:lang w:val="vi-VN" w:eastAsia="vi-VN"/>
+              <w14:ligatures w14:val="standardContextual"/>
+            </w:rPr>
+          </w:pPr>
+          <w:hyperlink w:anchor="_Toc237935609" w:history="1">
+            <w:r>
+              <w:rPr>
+                <w:rStyle w:val="Hyperlink"/>
+                <w:noProof/>
+              </w:rPr>
+              <w:t>5.3.</w:t>
+            </w:r>
+            <w:r>
+              <w:rPr>
+                <w:rFonts w:cstheme="minorBidi"/>
+                <w:noProof/>
+                <w:kern w:val="2"/>
+                <w:sz w:val="24"/>
+                <w:szCs w:val="24"/>
+                <w:lang w:val="vi-VN" w:eastAsia="vi-VN"/>
+                <w14:ligatures w14:val="standardContextual"/>
+              </w:rPr>
+              <w:tab/>
+            </w:r>
+            <w:r>
+              <w:rPr>
+                <w:rStyle w:val="Hyperlink"/>
+                <w:noProof/>
+              </w:rPr>
+              <w:t>Đối tượng / hệ thống liên quan</w:t>
+            </w:r>
+            <w:r>
+              <w:rPr>
+                <w:noProof/>
+                <w:webHidden/>
+              </w:rPr>
+              <w:tab/>
+            </w:r>
+            <w:r>
+              <w:rPr>
+                <w:noProof/>
+                <w:webHidden/>
+              </w:rPr>
+              <w:fldChar w:fldCharType="begin"/>
+            </w:r>
+            <w:r>
+              <w:rPr>
+                <w:noProof/>
+                <w:webHidden/>
+              </w:rPr>
+              <w:instrText xml:space="preserve"> PAGEREF _Toc237935609 \h </w:instrText>
+            </w:r>
+            <w:r>
+              <w:rPr>
+                <w:noProof/>
+                <w:webHidden/>
+              </w:rPr>
+            </w:r>
+            <w:r>
+              <w:rPr>
+                <w:noProof/>
+                <w:webHidden/>
+              </w:rPr>
+              <w:fldChar w:fldCharType="separate"/>
+            </w:r>
+            <w:r>
+              <w:rPr>
+                <w:noProof/>
+                <w:webHidden/>
+              </w:rPr>
+              <w:t>7</w:t>
+            </w:r>
+            <w:r>
+              <w:rPr>
+                <w:noProof/>
+                <w:webHidden/>
+              </w:rPr>
+              <w:fldChar w:fldCharType="end"/>
+            </w:r>
+          </w:hyperlink>
+        </w:p>
+        <w:p>
+          <w:pPr>
+            <w:pStyle w:val="TOC1"/>
+            <w:tabs>
+              <w:tab w:val="left" w:pos="440"/>
+              <w:tab w:val="right" w:leader="dot" w:pos="9350"/>
+            </w:tabs>
+            <w:rPr>
+              <w:rFonts w:cstheme="minorBidi"/>
+              <w:noProof/>
+              <w:kern w:val="2"/>
+              <w:sz w:val="24"/>
+              <w:szCs w:val="24"/>
+              <w:lang w:val="vi-VN" w:eastAsia="vi-VN"/>
+              <w14:ligatures w14:val="standardContextual"/>
+            </w:rPr>
+          </w:pPr>
+          <w:hyperlink w:anchor="_Toc237935610" w:history="1">
+            <w:r>
+              <w:rPr>
+                <w:rStyle w:val="Hyperlink"/>
+                <w:noProof/>
+              </w:rPr>
+              <w:t>6.</w:t>
+            </w:r>
+            <w:r>
+              <w:rPr>
+                <w:rFonts w:cstheme="minorBidi"/>
+                <w:noProof/>
+                <w:kern w:val="2"/>
+                <w:sz w:val="24"/>
+                <w:szCs w:val="24"/>
+                <w:lang w:val="vi-VN" w:eastAsia="vi-VN"/>
+                <w14:ligatures w14:val="standardContextual"/>
+              </w:rPr>
+              <w:tab/>
+            </w:r>
+            <w:r>
+              <w:rPr>
+                <w:rStyle w:val="Hyperlink"/>
+                <w:noProof/>
+              </w:rPr>
+              <w:t>Đối tượng tham gia (Actors) [BẮT BUỘC]</w:t>
+            </w:r>
+            <w:r>
+              <w:rPr>
+                <w:noProof/>
+                <w:webHidden/>
+              </w:rPr>
+              <w:tab/>
+            </w:r>
+            <w:r>
+              <w:rPr>
+                <w:noProof/>
+                <w:webHidden/>
+              </w:rPr>
+              <w:fldChar w:fldCharType="begin"/>
+            </w:r>
+            <w:r>
+              <w:rPr>
+                <w:noProof/>
+                <w:webHidden/>
+              </w:rPr>
+              <w:instrText xml:space="preserve"> PAGEREF _Toc237935610 \h </w:instrText>
+            </w:r>
+            <w:r>
+              <w:rPr>
+                <w:noProof/>
+                <w:webHidden/>
+              </w:rPr>
+            </w:r>
+            <w:r>
+              <w:rPr>
+                <w:noProof/>
+                <w:webHidden/>
+              </w:rPr>
+              <w:fldChar w:fldCharType="separate"/>
+            </w:r>
+            <w:r>
+              <w:rPr>
+                <w:noProof/>
+                <w:webHidden/>
+              </w:rPr>
+              <w:t>8</w:t>
+            </w:r>
+            <w:r>
+              <w:rPr>
+                <w:noProof/>
+                <w:webHidden/>
+              </w:rPr>
+              <w:fldChar w:fldCharType="end"/>
+            </w:r>
+          </w:hyperlink>
+        </w:p>
+        <w:p>
+          <w:pPr>
+            <w:pStyle w:val="TOC1"/>
+            <w:tabs>
+              <w:tab w:val="left" w:pos="440"/>
+              <w:tab w:val="right" w:leader="dot" w:pos="9350"/>
+            </w:tabs>
+            <w:rPr>
+              <w:rFonts w:cstheme="minorBidi"/>
+              <w:noProof/>
+              <w:kern w:val="2"/>
+              <w:sz w:val="24"/>
+              <w:szCs w:val="24"/>
+              <w:lang w:val="vi-VN" w:eastAsia="vi-VN"/>
+              <w14:ligatures w14:val="standardContextual"/>
+            </w:rPr>
+          </w:pPr>
+          <w:hyperlink w:anchor="_Toc237935611" w:history="1">
+            <w:r>
+              <w:rPr>
+                <w:rStyle w:val="Hyperlink"/>
+                <w:noProof/>
+              </w:rPr>
+              <w:t>7.</w:t>
+            </w:r>
+            <w:r>
+              <w:rPr>
+                <w:rFonts w:cstheme="minorBidi"/>
+                <w:noProof/>
+                <w:kern w:val="2"/>
+                <w:sz w:val="24"/>
+                <w:szCs w:val="24"/>
+                <w:lang w:val="vi-VN" w:eastAsia="vi-VN"/>
+                <w14:ligatures w14:val="standardContextual"/>
+              </w:rPr>
+              <w:tab/>
+            </w:r>
+            <w:r>
+              <w:rPr>
+                <w:rStyle w:val="Hyperlink"/>
+                <w:noProof/>
+              </w:rPr>
+              <w:t>Quy trình nghiệp vụ (Business Process)  [BẮT BUỘC]</w:t>
+            </w:r>
+            <w:r>
+              <w:rPr>
+                <w:noProof/>
+                <w:webHidden/>
+              </w:rPr>
+              <w:tab/>
+            </w:r>
+            <w:r>
+              <w:rPr>
+                <w:noProof/>
+                <w:webHidden/>
+              </w:rPr>
+              <w:fldChar w:fldCharType="begin"/>
+            </w:r>
+            <w:r>
+              <w:rPr>
+                <w:noProof/>
+                <w:webHidden/>
+              </w:rPr>
+              <w:instrText xml:space="preserve"> PAGEREF _Toc237935611 \h </w:instrText>
+            </w:r>
+            <w:r>
+              <w:rPr>
+                <w:noProof/>
+                <w:webHidden/>
+              </w:rPr>
+            </w:r>
+            <w:r>
+              <w:rPr>
+                <w:noProof/>
+                <w:webHidden/>
+              </w:rPr>
+              <w:fldChar w:fldCharType="separate"/>
+            </w:r>
+            <w:r>
+              <w:rPr>
+                <w:noProof/>
+                <w:webHidden/>
+              </w:rPr>
+              <w:t>9</w:t>
+            </w:r>
+            <w:r>
+              <w:rPr>
+                <w:noProof/>
+                <w:webHidden/>
+              </w:rPr>
+              <w:fldChar w:fldCharType="end"/>
+            </w:r>
+          </w:hyperlink>
+        </w:p>
+        <w:p>
+          <w:pPr>
+            <w:pStyle w:val="TOC2"/>
+            <w:tabs>
+              <w:tab w:val="left" w:pos="960"/>
+              <w:tab w:val="right" w:leader="dot" w:pos="9350"/>
+            </w:tabs>
+            <w:rPr>
+              <w:rFonts w:cstheme="minorBidi"/>
+              <w:noProof/>
+              <w:kern w:val="2"/>
+              <w:sz w:val="24"/>
+              <w:szCs w:val="24"/>
+              <w:lang w:val="vi-VN" w:eastAsia="vi-VN"/>
+              <w14:ligatures w14:val="standardContextual"/>
+            </w:rPr>
+          </w:pPr>
+          <w:hyperlink w:anchor="_Toc237935612" w:history="1">
+            <w:r>
+              <w:rPr>
+                <w:rStyle w:val="Hyperlink"/>
+                <w:noProof/>
+              </w:rPr>
+              <w:t>7.1.</w:t>
+            </w:r>
+            <w:r>
+              <w:rPr>
+                <w:rFonts w:cstheme="minorBidi"/>
+                <w:noProof/>
+                <w:kern w:val="2"/>
+                <w:sz w:val="24"/>
+                <w:szCs w:val="24"/>
+                <w:lang w:val="vi-VN" w:eastAsia="vi-VN"/>
+                <w14:ligatures w14:val="standardContextual"/>
+              </w:rPr>
+              <w:tab/>
+            </w:r>
+            <w:r>
+              <w:rPr>
+                <w:rStyle w:val="Hyperlink"/>
+                <w:noProof/>
+              </w:rPr>
+              <w:t>Quy trình hiện tại (As-Is)</w:t>
+            </w:r>
+            <w:r>
+              <w:rPr>
+                <w:noProof/>
+                <w:webHidden/>
+              </w:rPr>
+              <w:tab/>
+            </w:r>
+            <w:r>
+              <w:rPr>
+                <w:noProof/>
+                <w:webHidden/>
+              </w:rPr>
+              <w:fldChar w:fldCharType="begin"/>
+            </w:r>
+            <w:r>
+              <w:rPr>
+                <w:noProof/>
+                <w:webHidden/>
+              </w:rPr>
+              <w:instrText xml:space="preserve"> PAGEREF _Toc237935612 \h </w:instrText>
+            </w:r>
+            <w:r>
+              <w:rPr>
+                <w:noProof/>
+                <w:webHidden/>
+              </w:rPr>
+            </w:r>
+            <w:r>
+              <w:rPr>
+                <w:noProof/>
+                <w:webHidden/>
+              </w:rPr>
+              <w:fldChar w:fldCharType="separate"/>
+            </w:r>
+            <w:r>
+              <w:rPr>
+                <w:noProof/>
+                <w:webHidden/>
+              </w:rPr>
+              <w:t>9</w:t>
+            </w:r>
+            <w:r>
+              <w:rPr>
+                <w:noProof/>
+                <w:webHidden/>
+              </w:rPr>
+              <w:fldChar w:fldCharType="end"/>
+            </w:r>
+          </w:hyperlink>
+        </w:p>
+        <w:p>
+          <w:pPr>
+            <w:pStyle w:val="TOC2"/>
+            <w:tabs>
+              <w:tab w:val="left" w:pos="960"/>
+              <w:tab w:val="right" w:leader="dot" w:pos="9350"/>
+            </w:tabs>
+            <w:rPr>
+              <w:rFonts w:cstheme="minorBidi"/>
+              <w:noProof/>
+              <w:kern w:val="2"/>
+              <w:sz w:val="24"/>
+              <w:szCs w:val="24"/>
+              <w:lang w:val="vi-VN" w:eastAsia="vi-VN"/>
+              <w14:ligatures w14:val="standardContextual"/>
+            </w:rPr>
+          </w:pPr>
+          <w:hyperlink w:anchor="_Toc237935613" w:history="1">
+            <w:r>
+              <w:rPr>
+                <w:rStyle w:val="Hyperlink"/>
+                <w:noProof/>
+              </w:rPr>
+              <w:t>7.2.</w:t>
+            </w:r>
+            <w:r>
+              <w:rPr>
+                <w:rFonts w:cstheme="minorBidi"/>
+                <w:noProof/>
+                <w:kern w:val="2"/>
+                <w:sz w:val="24"/>
+                <w:szCs w:val="24"/>
+                <w:lang w:val="vi-VN" w:eastAsia="vi-VN"/>
+                <w14:ligatures w14:val="standardContextual"/>
+              </w:rPr>
+              <w:tab/>
+            </w:r>
+            <w:r>
+              <w:rPr>
+                <w:rStyle w:val="Hyperlink"/>
+                <w:noProof/>
+              </w:rPr>
+              <w:t>Quy trình mục tiêu (To-Be)</w:t>
+            </w:r>
+            <w:r>
+              <w:rPr>
+                <w:noProof/>
+                <w:webHidden/>
+              </w:rPr>
+              <w:tab/>
+            </w:r>
+            <w:r>
+              <w:rPr>
+                <w:noProof/>
+                <w:webHidden/>
+              </w:rPr>
+              <w:fldChar w:fldCharType="begin"/>
+            </w:r>
+            <w:r>
+              <w:rPr>
+                <w:noProof/>
+                <w:webHidden/>
+              </w:rPr>
+              <w:instrText xml:space="preserve"> PAGEREF _Toc237935613 \h </w:instrText>
+            </w:r>
+            <w:r>
+              <w:rPr>
+                <w:noProof/>
+                <w:webHidden/>
+              </w:rPr>
+            </w:r>
+            <w:r>
+              <w:rPr>
+                <w:noProof/>
+                <w:webHidden/>
+              </w:rPr>
+              <w:fldChar w:fldCharType="separate"/>
+            </w:r>
+            <w:r>
+              <w:rPr>
+                <w:noProof/>
+                <w:webHidden/>
+              </w:rPr>
+              <w:t>9</w:t>
+            </w:r>
+            <w:r>
+              <w:rPr>
+                <w:noProof/>
+                <w:webHidden/>
+              </w:rPr>
+              <w:fldChar w:fldCharType="end"/>
+            </w:r>
+          </w:hyperlink>
+        </w:p>
+        <w:p>
+          <w:pPr>
+            <w:pStyle w:val="TOC1"/>
+            <w:tabs>
+              <w:tab w:val="left" w:pos="440"/>
+              <w:tab w:val="right" w:leader="dot" w:pos="9350"/>
+            </w:tabs>
+            <w:rPr>
+              <w:rFonts w:cstheme="minorBidi"/>
+              <w:noProof/>
+              <w:kern w:val="2"/>
+              <w:sz w:val="24"/>
+              <w:szCs w:val="24"/>
+              <w:lang w:val="vi-VN" w:eastAsia="vi-VN"/>
+              <w14:ligatures w14:val="standardContextual"/>
+            </w:rPr>
+          </w:pPr>
+          <w:hyperlink w:anchor="_Toc237935614" w:history="1">
+            <w:r>
+              <w:rPr>
+                <w:rStyle w:val="Hyperlink"/>
+                <w:noProof/>
+              </w:rPr>
+              <w:t>8.</w:t>
+            </w:r>
+            <w:r>
+              <w:rPr>
+                <w:rFonts w:cstheme="minorBidi"/>
+                <w:noProof/>
+                <w:kern w:val="2"/>
+                <w:sz w:val="24"/>
+                <w:szCs w:val="24"/>
+                <w:lang w:val="vi-VN" w:eastAsia="vi-VN"/>
+                <w14:ligatures w14:val="standardContextual"/>
+              </w:rPr>
+              <w:tab/>
+            </w:r>
+            <w:r>
+              <w:rPr>
+                <w:rStyle w:val="Hyperlink"/>
+                <w:noProof/>
+              </w:rPr>
+              <w:t>Yêu cầu nghiệp vụ (Business Requirements)  [BẮT BUỘC]</w:t>
+            </w:r>
+            <w:r>
+              <w:rPr>
+                <w:noProof/>
+                <w:webHidden/>
+              </w:rPr>
+              <w:tab/>
+            </w:r>
+            <w:r>
+              <w:rPr>
+                <w:noProof/>
+                <w:webHidden/>
+              </w:rPr>
+              <w:fldChar w:fldCharType="begin"/>
+            </w:r>
+            <w:r>
+              <w:rPr>
+                <w:noProof/>
+                <w:webHidden/>
+              </w:rPr>
+              <w:instrText xml:space="preserve"> PAGEREF _Toc237935614 \h </w:instrText>
+            </w:r>
+            <w:r>
+              <w:rPr>
+                <w:noProof/>
+                <w:webHidden/>
+              </w:rPr>
+            </w:r>
+            <w:r>
+              <w:rPr>
+                <w:noProof/>
+                <w:webHidden/>
+              </w:rPr>
+              <w:fldChar w:fldCharType="separate"/>
+            </w:r>
+            <w:r>
+              <w:rPr>
+                <w:noProof/>
+                <w:webHidden/>
+              </w:rPr>
+              <w:t>10</w:t>
+            </w:r>
+            <w:r>
+              <w:rPr>
+                <w:noProof/>
+                <w:webHidden/>
+              </w:rPr>
+              <w:fldChar w:fldCharType="end"/>
+            </w:r>
+          </w:hyperlink>
+        </w:p>
+        <w:p>
+          <w:pPr>
+            <w:pStyle w:val="TOC1"/>
+            <w:tabs>
+              <w:tab w:val="left" w:pos="440"/>
+              <w:tab w:val="right" w:leader="dot" w:pos="9350"/>
+            </w:tabs>
+            <w:rPr>
+              <w:rFonts w:cstheme="minorBidi"/>
+              <w:noProof/>
+              <w:kern w:val="2"/>
+              <w:sz w:val="24"/>
+              <w:szCs w:val="24"/>
+              <w:lang w:val="vi-VN" w:eastAsia="vi-VN"/>
+              <w14:ligatures w14:val="standardContextual"/>
+            </w:rPr>
+          </w:pPr>
+          <w:hyperlink w:anchor="_Toc237935615" w:history="1">
+            <w:r>
+              <w:rPr>
+                <w:rStyle w:val="Hyperlink"/>
+                <w:noProof/>
+              </w:rPr>
+              <w:t>9.</w:t>
+            </w:r>
+            <w:r>
+              <w:rPr>
+                <w:rFonts w:cstheme="minorBidi"/>
+                <w:noProof/>
+                <w:kern w:val="2"/>
+                <w:sz w:val="24"/>
+                <w:szCs w:val="24"/>
+                <w:lang w:val="vi-VN" w:eastAsia="vi-VN"/>
+                <w14:ligatures w14:val="standardContextual"/>
+              </w:rPr>
+              <w:tab/>
+            </w:r>
+            <w:r>
+              <w:rPr>
+                <w:rStyle w:val="Hyperlink"/>
+                <w:noProof/>
+              </w:rPr>
+              <w:t>Quy tắc nghiệp vụ (Business Rules) [BẮT BUỘC]</w:t>
+            </w:r>
+            <w:r>
+              <w:rPr>
+                <w:noProof/>
+                <w:webHidden/>
+              </w:rPr>
+              <w:tab/>
+            </w:r>
+            <w:r>
+              <w:rPr>
+                <w:noProof/>
+                <w:webHidden/>
+              </w:rPr>
+              <w:fldChar w:fldCharType="begin"/>
+            </w:r>
+            <w:r>
+              <w:rPr>
+                <w:noProof/>
+                <w:webHidden/>
+              </w:rPr>
+              <w:instrText xml:space="preserve"> PAGEREF _Toc237935615 \h </w:instrText>
+            </w:r>
+            <w:r>
+              <w:rPr>
+                <w:noProof/>
+                <w:webHidden/>
+              </w:rPr>
+            </w:r>
+            <w:r>
+              <w:rPr>
+                <w:noProof/>
+                <w:webHidden/>
+              </w:rPr>
+              <w:fldChar w:fldCharType="separate"/>
+            </w:r>
+            <w:r>
+              <w:rPr>
+                <w:noProof/>
+                <w:webHidden/>
+              </w:rPr>
+              <w:t>11</w:t>
+            </w:r>
+            <w:r>
+              <w:rPr>
+                <w:noProof/>
+                <w:webHidden/>
+              </w:rPr>
+              <w:fldChar w:fldCharType="end"/>
+            </w:r>
+          </w:hyperlink>
+        </w:p>
+        <w:p>
+          <w:pPr>
+            <w:pStyle w:val="TOC1"/>
+            <w:tabs>
+              <w:tab w:val="left" w:pos="720"/>
+              <w:tab w:val="right" w:leader="dot" w:pos="9350"/>
+            </w:tabs>
+            <w:rPr>
+              <w:rFonts w:cstheme="minorBidi"/>
+              <w:noProof/>
+              <w:kern w:val="2"/>
+              <w:sz w:val="24"/>
+              <w:szCs w:val="24"/>
+              <w:lang w:val="vi-VN" w:eastAsia="vi-VN"/>
+              <w14:ligatures w14:val="standardContextual"/>
+            </w:rPr>
+          </w:pPr>
+          <w:hyperlink w:anchor="_Toc237935616" w:history="1">
+            <w:r>
+              <w:rPr>
+                <w:rStyle w:val="Hyperlink"/>
+                <w:noProof/>
+              </w:rPr>
+              <w:t>10.</w:t>
+            </w:r>
+            <w:r>
+              <w:rPr>
+                <w:rFonts w:cstheme="minorBidi"/>
+                <w:noProof/>
+                <w:kern w:val="2"/>
+                <w:sz w:val="24"/>
+                <w:szCs w:val="24"/>
+                <w:lang w:val="vi-VN" w:eastAsia="vi-VN"/>
+                <w14:ligatures w14:val="standardContextual"/>
+              </w:rPr>
+              <w:tab/>
+            </w:r>
+            <w:r>
+              <w:rPr>
+                <w:rStyle w:val="Hyperlink"/>
+                <w:noProof/>
+              </w:rPr>
+              <w:t>Trường hợp sử dụng (Use Cases) [KHUYẾN NGHỊ]</w:t>
+            </w:r>
+            <w:r>
+              <w:rPr>
+                <w:noProof/>
+                <w:webHidden/>
+              </w:rPr>
+              <w:tab/>
+            </w:r>
+            <w:r>
+              <w:rPr>
+                <w:noProof/>
+                <w:webHidden/>
+              </w:rPr>
+              <w:fldChar w:fldCharType="begin"/>
+            </w:r>
+            <w:r>
+              <w:rPr>
+                <w:noProof/>
+                <w:webHidden/>
+              </w:rPr>
+              <w:instrText xml:space="preserve"> PAGEREF _Toc237935616 \h </w:instrText>
+            </w:r>
+            <w:r>
+              <w:rPr>
+                <w:noProof/>
+                <w:webHidden/>
+              </w:rPr>
+            </w:r>
+            <w:r>
+              <w:rPr>
+                <w:noProof/>
+                <w:webHidden/>
+              </w:rPr>
+              <w:fldChar w:fldCharType="separate"/>
+            </w:r>
+            <w:r>
+              <w:rPr>
+                <w:noProof/>
+                <w:webHidden/>
+              </w:rPr>
+              <w:t>12</w:t>
+            </w:r>
+            <w:r>
+              <w:rPr>
+                <w:noProof/>
+                <w:webHidden/>
+              </w:rPr>
+              <w:fldChar w:fldCharType="end"/>
+            </w:r>
+          </w:hyperlink>
+        </w:p>
+        <w:p>
+          <w:pPr>
+            <w:pStyle w:val="TOC1"/>
+            <w:tabs>
+              <w:tab w:val="left" w:pos="720"/>
+              <w:tab w:val="right" w:leader="dot" w:pos="9350"/>
+            </w:tabs>
+            <w:rPr>
+              <w:rFonts w:cstheme="minorBidi"/>
+              <w:noProof/>
+              <w:kern w:val="2"/>
+              <w:sz w:val="24"/>
+              <w:szCs w:val="24"/>
+              <w:lang w:val="vi-VN" w:eastAsia="vi-VN"/>
+              <w14:ligatures w14:val="standardContextual"/>
+            </w:rPr>
+          </w:pPr>
+          <w:hyperlink w:anchor="_Toc237935617" w:history="1">
+            <w:r>
+              <w:rPr>
+                <w:rStyle w:val="Hyperlink"/>
+                <w:noProof/>
+              </w:rPr>
+              <w:t>11.</w:t>
+            </w:r>
+            <w:r>
+              <w:rPr>
+                <w:rFonts w:cstheme="minorBidi"/>
+                <w:noProof/>
+                <w:kern w:val="2"/>
+                <w:sz w:val="24"/>
+                <w:szCs w:val="24"/>
+                <w:lang w:val="vi-VN" w:eastAsia="vi-VN"/>
+                <w14:ligatures w14:val="standardContextual"/>
+              </w:rPr>
+              <w:tab/>
+            </w:r>
+            <w:r>
+              <w:rPr>
+                <w:rStyle w:val="Hyperlink"/>
+                <w:noProof/>
+              </w:rPr>
+              <w:t>Điều kiện đầu vào / đầu ra  [KHUYẾN NGHỊ]</w:t>
+            </w:r>
+            <w:r>
+              <w:rPr>
+                <w:noProof/>
+                <w:webHidden/>
+              </w:rPr>
+              <w:tab/>
+            </w:r>
+            <w:r>
+              <w:rPr>
+                <w:noProof/>
+                <w:webHidden/>
+              </w:rPr>
+              <w:fldChar w:fldCharType="begin"/>
+            </w:r>
+            <w:r>
+              <w:rPr>
+                <w:noProof/>
+                <w:webHidden/>
+              </w:rPr>
+              <w:instrText xml:space="preserve"> PAGEREF _Toc237935617 \h </w:instrText>
+            </w:r>
+            <w:r>
+              <w:rPr>
+                <w:noProof/>
+                <w:webHidden/>
+              </w:rPr>
+            </w:r>
+            <w:r>
+              <w:rPr>
+                <w:noProof/>
+                <w:webHidden/>
+              </w:rPr>
+              <w:fldChar w:fldCharType="separate"/>
+            </w:r>
+            <w:r>
+              <w:rPr>
+                <w:noProof/>
+                <w:webHidden/>
+              </w:rPr>
+              <w:t>13</w:t>
+            </w:r>
+            <w:r>
+              <w:rPr>
+                <w:noProof/>
+                <w:webHidden/>
+              </w:rPr>
+              <w:fldChar w:fldCharType="end"/>
+            </w:r>
+          </w:hyperlink>
+        </w:p>
+        <w:p>
+          <w:pPr>
+            <w:pStyle w:val="TOC1"/>
+            <w:tabs>
+              <w:tab w:val="left" w:pos="720"/>
+              <w:tab w:val="right" w:leader="dot" w:pos="9350"/>
+            </w:tabs>
+            <w:rPr>
+              <w:rFonts w:cstheme="minorBidi"/>
+              <w:noProof/>
+              <w:kern w:val="2"/>
+              <w:sz w:val="24"/>
+              <w:szCs w:val="24"/>
+              <w:lang w:val="vi-VN" w:eastAsia="vi-VN"/>
+              <w14:ligatures w14:val="standardContextual"/>
+            </w:rPr>
+          </w:pPr>
+          <w:hyperlink w:anchor="_Toc237935618" w:history="1">
+            <w:r>
+              <w:rPr>
+                <w:rStyle w:val="Hyperlink"/>
+                <w:noProof/>
+              </w:rPr>
+              <w:t>12.</w:t>
+            </w:r>
+            <w:r>
+              <w:rPr>
+                <w:rFonts w:cstheme="minorBidi"/>
+                <w:noProof/>
+                <w:kern w:val="2"/>
+                <w:sz w:val="24"/>
+                <w:szCs w:val="24"/>
+                <w:lang w:val="vi-VN" w:eastAsia="vi-VN"/>
+                <w14:ligatures w14:val="standardContextual"/>
+              </w:rPr>
+              <w:tab/>
+            </w:r>
+            <w:r>
+              <w:rPr>
+                <w:rStyle w:val="Hyperlink"/>
+                <w:noProof/>
+              </w:rPr>
+              <w:t>Trường hợp ngoại lệ nghiệp vụ  [KHUYẾN NGHỊ]</w:t>
+            </w:r>
+            <w:r>
+              <w:rPr>
+                <w:noProof/>
+                <w:webHidden/>
+              </w:rPr>
+              <w:tab/>
+            </w:r>
+            <w:r>
+              <w:rPr>
+                <w:noProof/>
+                <w:webHidden/>
+              </w:rPr>
+              <w:fldChar w:fldCharType="begin"/>
+            </w:r>
+            <w:r>
+              <w:rPr>
+                <w:noProof/>
+                <w:webHidden/>
+              </w:rPr>
+              <w:instrText xml:space="preserve"> PAGEREF _Toc237935618 \h </w:instrText>
+            </w:r>
+            <w:r>
+              <w:rPr>
+                <w:noProof/>
+                <w:webHidden/>
+              </w:rPr>
+            </w:r>
+            <w:r>
+              <w:rPr>
+                <w:noProof/>
+                <w:webHidden/>
+              </w:rPr>
+              <w:fldChar w:fldCharType="separate"/>
+            </w:r>
+            <w:r>
+              <w:rPr>
+                <w:noProof/>
+                <w:webHidden/>
+              </w:rPr>
+              <w:t>14</w:t>
+            </w:r>
+            <w:r>
+              <w:rPr>
+                <w:noProof/>
+                <w:webHidden/>
+              </w:rPr>
+              <w:fldChar w:fldCharType="end"/>
+            </w:r>
+          </w:hyperlink>
+        </w:p>
+        <w:p>
+          <w:pPr>
+            <w:pStyle w:val="TOC1"/>
+            <w:tabs>
+              <w:tab w:val="left" w:pos="720"/>
+              <w:tab w:val="right" w:leader="dot" w:pos="9350"/>
+            </w:tabs>
+            <w:rPr>
+              <w:rFonts w:cstheme="minorBidi"/>
+              <w:noProof/>
+              <w:kern w:val="2"/>
+              <w:sz w:val="24"/>
+              <w:szCs w:val="24"/>
+              <w:lang w:val="vi-VN" w:eastAsia="vi-VN"/>
+              <w14:ligatures w14:val="standardContextual"/>
+            </w:rPr>
+          </w:pPr>
+          <w:hyperlink w:anchor="_Toc237935619" w:history="1">
+            <w:r>
+              <w:rPr>
+                <w:rStyle w:val="Hyperlink"/>
+                <w:noProof/>
+              </w:rPr>
+              <w:t>13.</w:t>
+            </w:r>
+            <w:r>
+              <w:rPr>
+                <w:rFonts w:cstheme="minorBidi"/>
+                <w:noProof/>
+                <w:kern w:val="2"/>
+                <w:sz w:val="24"/>
+                <w:szCs w:val="24"/>
+                <w:lang w:val="vi-VN" w:eastAsia="vi-VN"/>
+                <w14:ligatures w14:val="standardContextual"/>
+              </w:rPr>
+              <w:tab/>
+            </w:r>
+            <w:r>
+              <w:rPr>
+                <w:rStyle w:val="Hyperlink"/>
+                <w:noProof/>
+              </w:rPr>
+              <w:t>Tiêu chí nghiệm thu nghiệp vụ  [BẮT BUỘC]</w:t>
+            </w:r>
+            <w:r>
+              <w:rPr>
+                <w:noProof/>
+                <w:webHidden/>
+              </w:rPr>
+              <w:tab/>
+            </w:r>
+            <w:r>
+              <w:rPr>
+                <w:noProof/>
+                <w:webHidden/>
+              </w:rPr>
+              <w:fldChar w:fldCharType="begin"/>
+            </w:r>
+            <w:r>
+              <w:rPr>
+                <w:noProof/>
+                <w:webHidden/>
+              </w:rPr>
+              <w:instrText xml:space="preserve"> PAGEREF _Toc237935619 \h </w:instrText>
+            </w:r>
+            <w:r>
+              <w:rPr>
+                <w:noProof/>
+                <w:webHidden/>
+              </w:rPr>
+            </w:r>
+            <w:r>
+              <w:rPr>
+                <w:noProof/>
+                <w:webHidden/>
+              </w:rPr>
+              <w:fldChar w:fldCharType="separate"/>
+            </w:r>
+            <w:r>
+              <w:rPr>
+                <w:noProof/>
+                <w:webHidden/>
+              </w:rPr>
+              <w:t>15</w:t>
+            </w:r>
+            <w:r>
+              <w:rPr>
+                <w:noProof/>
+                <w:webHidden/>
+              </w:rPr>
+              <w:fldChar w:fldCharType="end"/>
+            </w:r>
+          </w:hyperlink>
+        </w:p>
+        <w:p>
+          <w:pPr>
+            <w:pStyle w:val="TOC1"/>
+            <w:tabs>
+              <w:tab w:val="left" w:pos="720"/>
+              <w:tab w:val="right" w:leader="dot" w:pos="9350"/>
+            </w:tabs>
+            <w:rPr>
+              <w:rFonts w:cstheme="minorBidi"/>
+              <w:noProof/>
+              <w:kern w:val="2"/>
+              <w:sz w:val="24"/>
+              <w:szCs w:val="24"/>
+              <w:lang w:val="vi-VN" w:eastAsia="vi-VN"/>
+              <w14:ligatures w14:val="standardContextual"/>
+            </w:rPr>
+          </w:pPr>
+          <w:hyperlink w:anchor="_Toc237935620" w:history="1">
+            <w:r>
+              <w:rPr>
+                <w:rStyle w:val="Hyperlink"/>
+                <w:noProof/>
+              </w:rPr>
+              <w:t>14.</w:t>
+            </w:r>
+            <w:r>
+              <w:rPr>
+                <w:rFonts w:cstheme="minorBidi"/>
+                <w:noProof/>
+                <w:kern w:val="2"/>
+                <w:sz w:val="24"/>
+                <w:szCs w:val="24"/>
+                <w:lang w:val="vi-VN" w:eastAsia="vi-VN"/>
+                <w14:ligatures w14:val="standardContextual"/>
+              </w:rPr>
+              <w:tab/>
+            </w:r>
+            <w:r>
+              <w:rPr>
+                <w:rStyle w:val="Hyperlink"/>
+                <w:noProof/>
+              </w:rPr>
+              <w:t>Yêu cầu phi chức năng (mức mục tiêu)</w:t>
+            </w:r>
+            <w:r>
+              <w:rPr>
+                <w:noProof/>
+                <w:webHidden/>
+              </w:rPr>
+              <w:tab/>
+            </w:r>
+            <w:r>
+              <w:rPr>
+                <w:noProof/>
+                <w:webHidden/>
+              </w:rPr>
+              <w:fldChar w:fldCharType="begin"/>
+            </w:r>
+            <w:r>
+              <w:rPr>
+                <w:noProof/>
+                <w:webHidden/>
+              </w:rPr>
+              <w:instrText xml:space="preserve"> PAGEREF _Toc237935620 \h </w:instrText>
+            </w:r>
+            <w:r>
+              <w:rPr>
+                <w:noProof/>
+                <w:webHidden/>
+              </w:rPr>
+            </w:r>
+            <w:r>
+              <w:rPr>
+                <w:noProof/>
+                <w:webHidden/>
+              </w:rPr>
+              <w:fldChar w:fldCharType="separate"/>
+            </w:r>
+            <w:r>
+              <w:rPr>
+                <w:noProof/>
+                <w:webHidden/>
+              </w:rPr>
+              <w:t>16</w:t>
+            </w:r>
+            <w:r>
+              <w:rPr>
+                <w:noProof/>
+                <w:webHidden/>
+              </w:rPr>
+              <w:fldChar w:fldCharType="end"/>
+            </w:r>
+          </w:hyperlink>
+        </w:p>
+        <w:p>
+          <w:pPr>
+            <w:pStyle w:val="TOC1"/>
+            <w:tabs>
+              <w:tab w:val="left" w:pos="720"/>
+              <w:tab w:val="right" w:leader="dot" w:pos="9350"/>
+            </w:tabs>
+            <w:rPr>
+              <w:rFonts w:cstheme="minorBidi"/>
+              <w:noProof/>
+              <w:kern w:val="2"/>
+              <w:sz w:val="24"/>
+              <w:szCs w:val="24"/>
+              <w:lang w:val="vi-VN" w:eastAsia="vi-VN"/>
+              <w14:ligatures w14:val="standardContextual"/>
+            </w:rPr>
+          </w:pPr>
+          <w:hyperlink w:anchor="_Toc237935621" w:history="1">
+            <w:r>
+              <w:rPr>
+                <w:rStyle w:val="Hyperlink"/>
+                <w:noProof/>
+              </w:rPr>
+              <w:t>15.</w:t>
+            </w:r>
+            <w:r>
+              <w:rPr>
+                <w:rFonts w:cstheme="minorBidi"/>
+                <w:noProof/>
+                <w:kern w:val="2"/>
+                <w:sz w:val="24"/>
+                <w:szCs w:val="24"/>
+                <w:lang w:val="vi-VN" w:eastAsia="vi-VN"/>
+                <w14:ligatures w14:val="standardContextual"/>
+              </w:rPr>
+              <w:tab/>
+            </w:r>
+            <w:r>
+              <w:rPr>
+                <w:rStyle w:val="Hyperlink"/>
+                <w:noProof/>
+              </w:rPr>
+              <w:t>Giả định, ràng buộc &amp; phụ thuộc</w:t>
+            </w:r>
+            <w:r>
+              <w:rPr>
+                <w:noProof/>
+                <w:webHidden/>
+              </w:rPr>
+              <w:tab/>
+            </w:r>
+            <w:r>
+              <w:rPr>
+                <w:noProof/>
+                <w:webHidden/>
+              </w:rPr>
+              <w:fldChar w:fldCharType="begin"/>
+            </w:r>
+            <w:r>
+              <w:rPr>
+                <w:noProof/>
+                <w:webHidden/>
+              </w:rPr>
+              <w:instrText xml:space="preserve"> PAGEREF _Toc237935621 \h </w:instrText>
+            </w:r>
+            <w:r>
+              <w:rPr>
+                <w:noProof/>
+                <w:webHidden/>
+              </w:rPr>
+            </w:r>
+            <w:r>
+              <w:rPr>
+                <w:noProof/>
+                <w:webHidden/>
+              </w:rPr>
+              <w:fldChar w:fldCharType="separate"/>
+            </w:r>
+            <w:r>
+              <w:rPr>
+                <w:noProof/>
+                <w:webHidden/>
+              </w:rPr>
+              <w:t>17</w:t>
+            </w:r>
+            <w:r>
+              <w:rPr>
+                <w:noProof/>
+                <w:webHidden/>
+              </w:rPr>
+              <w:fldChar w:fldCharType="end"/>
+            </w:r>
+          </w:hyperlink>
+        </w:p>
+        <w:p>
+          <w:pPr>
+            <w:pStyle w:val="TOC2"/>
+            <w:tabs>
+              <w:tab w:val="left" w:pos="960"/>
+              <w:tab w:val="right" w:leader="dot" w:pos="9350"/>
+            </w:tabs>
+            <w:rPr>
+              <w:rFonts w:cstheme="minorBidi"/>
+              <w:noProof/>
+              <w:kern w:val="2"/>
+              <w:sz w:val="24"/>
+              <w:szCs w:val="24"/>
+              <w:lang w:val="vi-VN" w:eastAsia="vi-VN"/>
+              <w14:ligatures w14:val="standardContextual"/>
+            </w:rPr>
+          </w:pPr>
+          <w:hyperlink w:anchor="_Toc237935622" w:history="1">
+            <w:r>
+              <w:rPr>
+                <w:rStyle w:val="Hyperlink"/>
+                <w:noProof/>
+              </w:rPr>
+              <w:t>15.1.</w:t>
+            </w:r>
+            <w:r>
+              <w:rPr>
+                <w:rFonts w:cstheme="minorBidi"/>
+                <w:noProof/>
+                <w:kern w:val="2"/>
+                <w:sz w:val="24"/>
+                <w:szCs w:val="24"/>
+                <w:lang w:val="vi-VN" w:eastAsia="vi-VN"/>
+                <w14:ligatures w14:val="standardContextual"/>
+              </w:rPr>
+              <w:tab/>
+            </w:r>
+            <w:r>
+              <w:rPr>
+                <w:rStyle w:val="Hyperlink"/>
+                <w:noProof/>
+              </w:rPr>
+              <w:t>Giả định (Assumptions)</w:t>
+            </w:r>
+            <w:r>
+              <w:rPr>
+                <w:noProof/>
+                <w:webHidden/>
+              </w:rPr>
+              <w:tab/>
+            </w:r>
+            <w:r>
+              <w:rPr>
+                <w:noProof/>
+                <w:webHidden/>
+              </w:rPr>
+              <w:fldChar w:fldCharType="begin"/>
+            </w:r>
+            <w:r>
+              <w:rPr>
+                <w:noProof/>
+                <w:webHidden/>
+              </w:rPr>
+              <w:instrText xml:space="preserve"> PAGEREF _Toc237935622 \h </w:instrText>
+            </w:r>
+            <w:r>
+              <w:rPr>
+                <w:noProof/>
+                <w:webHidden/>
+              </w:rPr>
+            </w:r>
+            <w:r>
+              <w:rPr>
+                <w:noProof/>
+                <w:webHidden/>
+              </w:rPr>
+              <w:fldChar w:fldCharType="separate"/>
+            </w:r>
+            <w:r>
+              <w:rPr>
+                <w:noProof/>
+                <w:webHidden/>
+              </w:rPr>
+              <w:t>17</w:t>
+            </w:r>
+            <w:r>
+              <w:rPr>
+                <w:noProof/>
+                <w:webHidden/>
+              </w:rPr>
+              <w:fldChar w:fldCharType="end"/>
+            </w:r>
+          </w:hyperlink>
+        </w:p>
+        <w:p>
+          <w:pPr>
+            <w:pStyle w:val="TOC2"/>
+            <w:tabs>
+              <w:tab w:val="left" w:pos="960"/>
+              <w:tab w:val="right" w:leader="dot" w:pos="9350"/>
+            </w:tabs>
+            <w:rPr>
+              <w:rFonts w:cstheme="minorBidi"/>
+              <w:noProof/>
+              <w:kern w:val="2"/>
+              <w:sz w:val="24"/>
+              <w:szCs w:val="24"/>
+              <w:lang w:val="vi-VN" w:eastAsia="vi-VN"/>
+              <w14:ligatures w14:val="standardContextual"/>
+            </w:rPr>
+          </w:pPr>
+          <w:hyperlink w:anchor="_Toc237935623" w:history="1">
+            <w:r>
+              <w:rPr>
+                <w:rStyle w:val="Hyperlink"/>
+                <w:noProof/>
+              </w:rPr>
+              <w:t>15.2.</w:t>
+            </w:r>
+            <w:r>
+              <w:rPr>
+                <w:rFonts w:cstheme="minorBidi"/>
+                <w:noProof/>
+                <w:kern w:val="2"/>
+                <w:sz w:val="24"/>
+                <w:szCs w:val="24"/>
+                <w:lang w:val="vi-VN" w:eastAsia="vi-VN"/>
+                <w14:ligatures w14:val="standardContextual"/>
+              </w:rPr>
+              <w:tab/>
+            </w:r>
+            <w:r>
+              <w:rPr>
+                <w:rStyle w:val="Hyperlink"/>
+                <w:noProof/>
+              </w:rPr>
+              <w:t>Ràng buộc (Constraints)</w:t>
+            </w:r>
+            <w:r>
+              <w:rPr>
+                <w:noProof/>
+                <w:webHidden/>
+              </w:rPr>
+              <w:tab/>
+            </w:r>
+            <w:r>
+              <w:rPr>
+                <w:noProof/>
+                <w:webHidden/>
+              </w:rPr>
+              <w:fldChar w:fldCharType="begin"/>
+            </w:r>
+            <w:r>
+              <w:rPr>
+                <w:noProof/>
+                <w:webHidden/>
+              </w:rPr>
+              <w:instrText xml:space="preserve"> PAGEREF _Toc237935623 \h </w:instrText>
+            </w:r>
+            <w:r>
+              <w:rPr>
+                <w:noProof/>
+                <w:webHidden/>
+              </w:rPr>
+            </w:r>
+            <w:r>
+              <w:rPr>
+                <w:noProof/>
+                <w:webHidden/>
+              </w:rPr>
+              <w:fldChar w:fldCharType="separate"/>
+            </w:r>
+            <w:r>
+              <w:rPr>
+                <w:noProof/>
+                <w:webHidden/>
+              </w:rPr>
+              <w:t>17</w:t>
+            </w:r>
+            <w:r>
+              <w:rPr>
+                <w:noProof/>
+                <w:webHidden/>
+              </w:rPr>
+              <w:fldChar w:fldCharType="end"/>
+            </w:r>
+          </w:hyperlink>
+        </w:p>
+        <w:p>
+          <w:pPr>
+            <w:pStyle w:val="TOC2"/>
+            <w:tabs>
+              <w:tab w:val="left" w:pos="960"/>
+              <w:tab w:val="right" w:leader="dot" w:pos="9350"/>
+            </w:tabs>
+            <w:rPr>
+              <w:rFonts w:cstheme="minorBidi"/>
+              <w:noProof/>
+              <w:kern w:val="2"/>
+              <w:sz w:val="24"/>
+              <w:szCs w:val="24"/>
+              <w:lang w:val="vi-VN" w:eastAsia="vi-VN"/>
+              <w14:ligatures w14:val="standardContextual"/>
+            </w:rPr>
+          </w:pPr>
+          <w:hyperlink w:anchor="_Toc237935624" w:history="1">
+            <w:r>
+              <w:rPr>
+                <w:rStyle w:val="Hyperlink"/>
+                <w:noProof/>
+              </w:rPr>
+              <w:t>15.3.</w:t>
+            </w:r>
+            <w:r>
+              <w:rPr>
+                <w:rFonts w:cstheme="minorBidi"/>
+                <w:noProof/>
+                <w:kern w:val="2"/>
+                <w:sz w:val="24"/>
+                <w:szCs w:val="24"/>
+                <w:lang w:val="vi-VN" w:eastAsia="vi-VN"/>
+                <w14:ligatures w14:val="standardContextual"/>
+              </w:rPr>
+              <w:tab/>
+            </w:r>
+            <w:r>
+              <w:rPr>
+                <w:rStyle w:val="Hyperlink"/>
+                <w:noProof/>
+              </w:rPr>
+              <w:t>Phụ thuộc (Dependencies)</w:t>
+            </w:r>
+            <w:r>
+              <w:rPr>
+                <w:noProof/>
+                <w:webHidden/>
+              </w:rPr>
+              <w:tab/>
+            </w:r>
+            <w:r>
+              <w:rPr>
+                <w:noProof/>
+                <w:webHidden/>
+              </w:rPr>
+              <w:fldChar w:fldCharType="begin"/>
+            </w:r>
+            <w:r>
+              <w:rPr>
+                <w:noProof/>
+                <w:webHidden/>
+              </w:rPr>
+              <w:instrText xml:space="preserve"> PAGEREF _Toc237935624 \h </w:instrText>
+            </w:r>
+            <w:r>
+              <w:rPr>
+                <w:noProof/>
+                <w:webHidden/>
+              </w:rPr>
+            </w:r>
+            <w:r>
+              <w:rPr>
+                <w:noProof/>
+                <w:webHidden/>
+              </w:rPr>
+              <w:fldChar w:fldCharType="separate"/>
+            </w:r>
+            <w:r>
+              <w:rPr>
+                <w:noProof/>
+                <w:webHidden/>
+              </w:rPr>
+              <w:t>17</w:t>
+            </w:r>
+            <w:r>
+              <w:rPr>
+                <w:noProof/>
+                <w:webHidden/>
+              </w:rPr>
+              <w:fldChar w:fldCharType="end"/>
+            </w:r>
+          </w:hyperlink>
+        </w:p>
+        <w:p>
+          <w:pPr>
+            <w:pStyle w:val="TOC1"/>
+            <w:tabs>
+              <w:tab w:val="left" w:pos="720"/>
+              <w:tab w:val="right" w:leader="dot" w:pos="9350"/>
+            </w:tabs>
+            <w:rPr>
+              <w:rFonts w:cstheme="minorBidi"/>
+              <w:noProof/>
+              <w:kern w:val="2"/>
+              <w:sz w:val="24"/>
+              <w:szCs w:val="24"/>
+              <w:lang w:val="vi-VN" w:eastAsia="vi-VN"/>
+              <w14:ligatures w14:val="standardContextual"/>
+            </w:rPr>
+          </w:pPr>
+          <w:hyperlink w:anchor="_Toc237935625" w:history="1">
+            <w:r>
+              <w:rPr>
+                <w:rStyle w:val="Hyperlink"/>
+                <w:noProof/>
+              </w:rPr>
+              <w:t>16.</w:t>
+            </w:r>
+            <w:r>
+              <w:rPr>
+                <w:rFonts w:cstheme="minorBidi"/>
+                <w:noProof/>
+                <w:kern w:val="2"/>
+                <w:sz w:val="24"/>
+                <w:szCs w:val="24"/>
+                <w:lang w:val="vi-VN" w:eastAsia="vi-VN"/>
+                <w14:ligatures w14:val="standardContextual"/>
+              </w:rPr>
+              <w:tab/>
+            </w:r>
+            <w:r>
+              <w:rPr>
+                <w:rStyle w:val="Hyperlink"/>
+                <w:noProof/>
+              </w:rPr>
+              <w:t>Phụ lục – Thuật ngữ &amp; viết tắt</w:t>
+            </w:r>
+            <w:r>
+              <w:rPr>
+                <w:noProof/>
+                <w:webHidden/>
+              </w:rPr>
+              <w:tab/>
+            </w:r>
+            <w:r>
+              <w:rPr>
+                <w:noProof/>
+                <w:webHidden/>
+              </w:rPr>
+              <w:fldChar w:fldCharType="begin"/>
+            </w:r>
+            <w:r>
+              <w:rPr>
+                <w:noProof/>
+                <w:webHidden/>
+              </w:rPr>
+              <w:instrText xml:space="preserve"> PAGEREF _Toc237935625 \h </w:instrText>
+            </w:r>
+            <w:r>
+              <w:rPr>
+                <w:noProof/>
+                <w:webHidden/>
+              </w:rPr>
+            </w:r>
+            <w:r>
+              <w:rPr>
+                <w:noProof/>
+                <w:webHidden/>
+              </w:rPr>
+              <w:fldChar w:fldCharType="separate"/>
+            </w:r>
+            <w:r>
+              <w:rPr>
+                <w:noProof/>
+                <w:webHidden/>
+              </w:rPr>
+              <w:t>18</w:t>
+            </w:r>
+            <w:r>
+              <w:rPr>
+                <w:noProof/>
+                <w:webHidden/>
+              </w:rPr>
+              <w:fldChar w:fldCharType="end"/>
+            </w:r>
+          </w:hyperlink>
+        </w:p>
+        <w:p>
           <w:r>
             <w:fldChar w:fldCharType="end"/>
           </w:r>
@@ -1509,15 +4270,18 @@
       <w:pPr>
         <w:pStyle w:val="heading10"/>
       </w:pPr>
+      <w:bookmarkStart w:id="6" w:name="_Toc237935602"/>
       <w:r>
         <w:lastRenderedPageBreak/>
         <w:t>Giới thiệu &amp; bối cảnh</w:t>
       </w:r>
+      <w:bookmarkEnd w:id="6"/>
     </w:p>
     <w:p>
       <w:pPr>
         <w:pStyle w:val="heading20"/>
       </w:pPr>
+      <w:bookmarkStart w:id="7" w:name="_Toc237935603"/>
       <w:r>
         <w:t>Bài toán kinh doanh</w:t>
       </w:r>
@@ -1527,6 +4291,7 @@
         </w:rPr>
         <w:t xml:space="preserve">  [BẮT BUỘC]</w:t>
       </w:r>
+      <w:bookmarkEnd w:id="7"/>
     </w:p>
     <w:p>
       <w:pPr>
@@ -1557,6 +4322,7 @@
       <w:pPr>
         <w:pStyle w:val="heading10"/>
       </w:pPr>
+      <w:bookmarkStart w:id="8" w:name="_Toc237935604"/>
       <w:r>
         <w:t>Mục tiêu &amp; giá trị kinh doanh</w:t>
       </w:r>
@@ -1566,6 +4332,7 @@
         </w:rPr>
         <w:t xml:space="preserve">  [BẮT BUỘC]</w:t>
       </w:r>
+      <w:bookmarkEnd w:id="8"/>
     </w:p>
     <w:p>
       <w:pPr>
@@ -1604,12 +4371,6 @@
         <w:gridCol w:w="2806"/>
       </w:tblGrid>
       <w:tr>
-        <w:tblPrEx>
-          <w:tblCellMar>
-            <w:top w:w="0" w:type="dxa"/>
-            <w:bottom w:w="0" w:type="dxa"/>
-          </w:tblCellMar>
-        </w:tblPrEx>
         <w:trPr>
           <w:tblHeader/>
         </w:trPr>
@@ -1699,12 +4460,6 @@
         </w:tc>
       </w:tr>
       <w:tr>
-        <w:tblPrEx>
-          <w:tblCellMar>
-            <w:top w:w="0" w:type="dxa"/>
-            <w:bottom w:w="0" w:type="dxa"/>
-          </w:tblCellMar>
-        </w:tblPrEx>
         <w:tc>
           <w:tcPr>
             <w:tcW w:w="1200" w:type="dxa"/>
@@ -1762,12 +4517,6 @@
         </w:tc>
       </w:tr>
       <w:tr>
-        <w:tblPrEx>
-          <w:tblCellMar>
-            <w:top w:w="0" w:type="dxa"/>
-            <w:bottom w:w="0" w:type="dxa"/>
-          </w:tblCellMar>
-        </w:tblPrEx>
         <w:tc>
           <w:tcPr>
             <w:tcW w:w="1200" w:type="dxa"/>
@@ -1829,9 +4578,11 @@
       <w:pPr>
         <w:pStyle w:val="heading20"/>
       </w:pPr>
+      <w:bookmarkStart w:id="9" w:name="_Toc237935605"/>
       <w:r>
         <w:t>Đối tượng đọc tài liệu</w:t>
       </w:r>
+      <w:bookmarkEnd w:id="9"/>
     </w:p>
     <w:p>
       <w:pPr>
@@ -1853,6 +4604,7 @@
       <w:pPr>
         <w:pStyle w:val="heading10"/>
       </w:pPr>
+      <w:bookmarkStart w:id="10" w:name="_Toc237935606"/>
       <w:r>
         <w:lastRenderedPageBreak/>
         <w:t xml:space="preserve">Phạm vi (Scope) </w:t>
@@ -1865,6 +4617,7 @@
         </w:rPr>
         <w:t>[BẮT BUỘC]</w:t>
       </w:r>
+      <w:bookmarkEnd w:id="10"/>
     </w:p>
     <w:p>
       <w:pPr>
@@ -1884,9 +4637,11 @@
       <w:pPr>
         <w:pStyle w:val="heading20"/>
       </w:pPr>
+      <w:bookmarkStart w:id="11" w:name="_Toc237935607"/>
       <w:r>
         <w:t>Trong phạm vi (In scope)</w:t>
       </w:r>
+      <w:bookmarkEnd w:id="11"/>
     </w:p>
     <w:p>
       <w:pPr>
@@ -1908,9 +4663,11 @@
       <w:pPr>
         <w:pStyle w:val="heading20"/>
       </w:pPr>
+      <w:bookmarkStart w:id="12" w:name="_Toc237935608"/>
       <w:r>
         <w:t>Ngoài phạm vi (Out of scope)</w:t>
       </w:r>
+      <w:bookmarkEnd w:id="12"/>
     </w:p>
     <w:p>
       <w:pPr>
@@ -1932,9 +4689,11 @@
       <w:pPr>
         <w:pStyle w:val="heading20"/>
       </w:pPr>
+      <w:bookmarkStart w:id="13" w:name="_Toc237935609"/>
       <w:r>
         <w:t>Đối tượng / hệ thống liên quan</w:t>
       </w:r>
+      <w:bookmarkEnd w:id="13"/>
     </w:p>
     <w:p>
       <w:pPr>
@@ -1970,6 +4729,7 @@
       <w:pPr>
         <w:pStyle w:val="heading10"/>
       </w:pPr>
+      <w:bookmarkStart w:id="14" w:name="_Toc237935610"/>
       <w:r>
         <w:lastRenderedPageBreak/>
         <w:t xml:space="preserve">Đối tượng tham gia (Actors) </w:t>
@@ -1982,6 +4742,7 @@
         </w:rPr>
         <w:t>[BẮT BUỘC]</w:t>
       </w:r>
+      <w:bookmarkEnd w:id="14"/>
     </w:p>
     <w:p>
       <w:pPr>
@@ -2021,12 +4782,6 @@
         <w:gridCol w:w="2246"/>
       </w:tblGrid>
       <w:tr>
-        <w:tblPrEx>
-          <w:tblCellMar>
-            <w:top w:w="0" w:type="dxa"/>
-            <w:bottom w:w="0" w:type="dxa"/>
-          </w:tblCellMar>
-        </w:tblPrEx>
         <w:trPr>
           <w:tblHeader/>
         </w:trPr>
@@ -2144,12 +4899,6 @@
         </w:tc>
       </w:tr>
       <w:tr>
-        <w:tblPrEx>
-          <w:tblCellMar>
-            <w:top w:w="0" w:type="dxa"/>
-            <w:bottom w:w="0" w:type="dxa"/>
-          </w:tblCellMar>
-        </w:tblPrEx>
         <w:tc>
           <w:tcPr>
             <w:tcW w:w="1400" w:type="dxa"/>
@@ -2223,12 +4972,6 @@
         </w:tc>
       </w:tr>
       <w:tr>
-        <w:tblPrEx>
-          <w:tblCellMar>
-            <w:top w:w="0" w:type="dxa"/>
-            <w:bottom w:w="0" w:type="dxa"/>
-          </w:tblCellMar>
-        </w:tblPrEx>
         <w:tc>
           <w:tcPr>
             <w:tcW w:w="1400" w:type="dxa"/>
@@ -2311,6 +5054,7 @@
       <w:pPr>
         <w:pStyle w:val="heading10"/>
       </w:pPr>
+      <w:bookmarkStart w:id="15" w:name="_Toc237935611"/>
       <w:r>
         <w:lastRenderedPageBreak/>
         <w:t>Quy trình nghiệp vụ (Business Process)</w:t>
@@ -2323,14 +5067,17 @@
         </w:rPr>
         <w:t xml:space="preserve">  [BẮT BUỘC]</w:t>
       </w:r>
+      <w:bookmarkEnd w:id="15"/>
     </w:p>
     <w:p>
       <w:pPr>
         <w:pStyle w:val="heading20"/>
       </w:pPr>
+      <w:bookmarkStart w:id="16" w:name="_Toc237935612"/>
       <w:r>
         <w:t>Quy trình hiện tại (As-Is)</w:t>
       </w:r>
+      <w:bookmarkEnd w:id="16"/>
     </w:p>
     <w:p>
       <w:pPr>
@@ -2361,9 +5108,11 @@
       <w:pPr>
         <w:pStyle w:val="heading20"/>
       </w:pPr>
+      <w:bookmarkStart w:id="17" w:name="_Toc237935613"/>
       <w:r>
         <w:t>Quy trình mục tiêu (To-Be)</w:t>
       </w:r>
+      <w:bookmarkEnd w:id="17"/>
     </w:p>
     <w:p>
       <w:pPr>
@@ -2403,12 +5152,6 @@
         <w:gridCol w:w="2846"/>
       </w:tblGrid>
       <w:tr>
-        <w:tblPrEx>
-          <w:tblCellMar>
-            <w:top w:w="0" w:type="dxa"/>
-            <w:bottom w:w="0" w:type="dxa"/>
-          </w:tblCellMar>
-        </w:tblPrEx>
         <w:trPr>
           <w:tblHeader/>
         </w:trPr>
@@ -2526,12 +5269,6 @@
         </w:tc>
       </w:tr>
       <w:tr>
-        <w:tblPrEx>
-          <w:tblCellMar>
-            <w:top w:w="0" w:type="dxa"/>
-            <w:bottom w:w="0" w:type="dxa"/>
-          </w:tblCellMar>
-        </w:tblPrEx>
         <w:tc>
           <w:tcPr>
             <w:tcW w:w="1200" w:type="dxa"/>
@@ -2605,12 +5342,6 @@
         </w:tc>
       </w:tr>
       <w:tr>
-        <w:tblPrEx>
-          <w:tblCellMar>
-            <w:top w:w="0" w:type="dxa"/>
-            <w:bottom w:w="0" w:type="dxa"/>
-          </w:tblCellMar>
-        </w:tblPrEx>
         <w:tc>
           <w:tcPr>
             <w:tcW w:w="1200" w:type="dxa"/>
@@ -2693,6 +5424,7 @@
       <w:pPr>
         <w:pStyle w:val="heading10"/>
       </w:pPr>
+      <w:bookmarkStart w:id="18" w:name="_Toc237935614"/>
       <w:r>
         <w:lastRenderedPageBreak/>
         <w:t>Yêu cầu nghiệp vụ (Business Requirements)</w:t>
@@ -2705,6 +5437,7 @@
         </w:rPr>
         <w:t xml:space="preserve">  [BẮT BUỘC]</w:t>
       </w:r>
+      <w:bookmarkEnd w:id="18"/>
     </w:p>
     <w:p>
       <w:pPr>
@@ -2744,12 +5477,6 @@
         <w:gridCol w:w="1906"/>
       </w:tblGrid>
       <w:tr>
-        <w:tblPrEx>
-          <w:tblCellMar>
-            <w:top w:w="0" w:type="dxa"/>
-            <w:bottom w:w="0" w:type="dxa"/>
-          </w:tblCellMar>
-        </w:tblPrEx>
         <w:trPr>
           <w:tblHeader/>
         </w:trPr>
@@ -2867,12 +5594,6 @@
         </w:tc>
       </w:tr>
       <w:tr>
-        <w:tblPrEx>
-          <w:tblCellMar>
-            <w:top w:w="0" w:type="dxa"/>
-            <w:bottom w:w="0" w:type="dxa"/>
-          </w:tblCellMar>
-        </w:tblPrEx>
         <w:tc>
           <w:tcPr>
             <w:tcW w:w="1200" w:type="dxa"/>
@@ -2960,12 +5681,6 @@
         </w:tc>
       </w:tr>
       <w:tr>
-        <w:tblPrEx>
-          <w:tblCellMar>
-            <w:top w:w="0" w:type="dxa"/>
-            <w:bottom w:w="0" w:type="dxa"/>
-          </w:tblCellMar>
-        </w:tblPrEx>
         <w:tc>
           <w:tcPr>
             <w:tcW w:w="1200" w:type="dxa"/>
@@ -3046,12 +5761,6 @@
         </w:tc>
       </w:tr>
       <w:tr>
-        <w:tblPrEx>
-          <w:tblCellMar>
-            <w:top w:w="0" w:type="dxa"/>
-            <w:bottom w:w="0" w:type="dxa"/>
-          </w:tblCellMar>
-        </w:tblPrEx>
         <w:tc>
           <w:tcPr>
             <w:tcW w:w="1200" w:type="dxa"/>
@@ -3134,6 +5843,7 @@
       <w:pPr>
         <w:pStyle w:val="heading10"/>
       </w:pPr>
+      <w:bookmarkStart w:id="19" w:name="_Toc237935615"/>
       <w:r>
         <w:lastRenderedPageBreak/>
         <w:t>Quy tắc nghiệp vụ (Business Rules)</w:t>
@@ -3146,6 +5856,7 @@
         </w:rPr>
         <w:t xml:space="preserve"> [BẮT BUỘC]</w:t>
       </w:r>
+      <w:bookmarkEnd w:id="19"/>
     </w:p>
     <w:p>
       <w:pPr>
@@ -3184,12 +5895,6 @@
         <w:gridCol w:w="3006"/>
       </w:tblGrid>
       <w:tr>
-        <w:tblPrEx>
-          <w:tblCellMar>
-            <w:top w:w="0" w:type="dxa"/>
-            <w:bottom w:w="0" w:type="dxa"/>
-          </w:tblCellMar>
-        </w:tblPrEx>
         <w:trPr>
           <w:tblHeader/>
         </w:trPr>
@@ -3279,12 +5984,6 @@
         </w:tc>
       </w:tr>
       <w:tr>
-        <w:tblPrEx>
-          <w:tblCellMar>
-            <w:top w:w="0" w:type="dxa"/>
-            <w:bottom w:w="0" w:type="dxa"/>
-          </w:tblCellMar>
-        </w:tblPrEx>
         <w:tc>
           <w:tcPr>
             <w:tcW w:w="1300" w:type="dxa"/>
@@ -3342,12 +6041,6 @@
         </w:tc>
       </w:tr>
       <w:tr>
-        <w:tblPrEx>
-          <w:tblCellMar>
-            <w:top w:w="0" w:type="dxa"/>
-            <w:bottom w:w="0" w:type="dxa"/>
-          </w:tblCellMar>
-        </w:tblPrEx>
         <w:tc>
           <w:tcPr>
             <w:tcW w:w="1300" w:type="dxa"/>
@@ -3418,6 +6111,7 @@
         <w:lastRenderedPageBreak/>
         <w:t xml:space="preserve"> </w:t>
       </w:r>
+      <w:bookmarkStart w:id="20" w:name="_Toc237935616"/>
       <w:r>
         <w:t>Trường hợp sử dụng (Use Cases)</w:t>
       </w:r>
@@ -3429,6 +6123,7 @@
         </w:rPr>
         <w:t xml:space="preserve"> [KHUYẾN NGHỊ]</w:t>
       </w:r>
+      <w:bookmarkEnd w:id="20"/>
     </w:p>
     <w:p>
       <w:pPr>
@@ -3466,12 +6161,6 @@
         <w:gridCol w:w="6740"/>
       </w:tblGrid>
       <w:tr>
-        <w:tblPrEx>
-          <w:tblCellMar>
-            <w:top w:w="0" w:type="dxa"/>
-            <w:bottom w:w="0" w:type="dxa"/>
-          </w:tblCellMar>
-        </w:tblPrEx>
         <w:trPr>
           <w:tblHeader/>
         </w:trPr>
@@ -3532,12 +6221,6 @@
         </w:tc>
       </w:tr>
       <w:tr>
-        <w:tblPrEx>
-          <w:tblCellMar>
-            <w:top w:w="0" w:type="dxa"/>
-            <w:bottom w:w="0" w:type="dxa"/>
-          </w:tblCellMar>
-        </w:tblPrEx>
         <w:tc>
           <w:tcPr>
             <w:tcW w:w="2600" w:type="dxa"/>
@@ -3588,12 +6271,6 @@
         </w:tc>
       </w:tr>
       <w:tr>
-        <w:tblPrEx>
-          <w:tblCellMar>
-            <w:top w:w="0" w:type="dxa"/>
-            <w:bottom w:w="0" w:type="dxa"/>
-          </w:tblCellMar>
-        </w:tblPrEx>
         <w:tc>
           <w:tcPr>
             <w:tcW w:w="2600" w:type="dxa"/>
@@ -3637,12 +6314,6 @@
         </w:tc>
       </w:tr>
       <w:tr>
-        <w:tblPrEx>
-          <w:tblCellMar>
-            <w:top w:w="0" w:type="dxa"/>
-            <w:bottom w:w="0" w:type="dxa"/>
-          </w:tblCellMar>
-        </w:tblPrEx>
         <w:tc>
           <w:tcPr>
             <w:tcW w:w="2600" w:type="dxa"/>
@@ -3693,12 +6364,6 @@
         </w:tc>
       </w:tr>
       <w:tr>
-        <w:tblPrEx>
-          <w:tblCellMar>
-            <w:top w:w="0" w:type="dxa"/>
-            <w:bottom w:w="0" w:type="dxa"/>
-          </w:tblCellMar>
-        </w:tblPrEx>
         <w:tc>
           <w:tcPr>
             <w:tcW w:w="2600" w:type="dxa"/>
@@ -3742,12 +6407,6 @@
         </w:tc>
       </w:tr>
       <w:tr>
-        <w:tblPrEx>
-          <w:tblCellMar>
-            <w:top w:w="0" w:type="dxa"/>
-            <w:bottom w:w="0" w:type="dxa"/>
-          </w:tblCellMar>
-        </w:tblPrEx>
         <w:tc>
           <w:tcPr>
             <w:tcW w:w="2600" w:type="dxa"/>
@@ -3798,12 +6457,6 @@
         </w:tc>
       </w:tr>
       <w:tr>
-        <w:tblPrEx>
-          <w:tblCellMar>
-            <w:top w:w="0" w:type="dxa"/>
-            <w:bottom w:w="0" w:type="dxa"/>
-          </w:tblCellMar>
-        </w:tblPrEx>
         <w:tc>
           <w:tcPr>
             <w:tcW w:w="2600" w:type="dxa"/>
@@ -3847,12 +6500,6 @@
         </w:tc>
       </w:tr>
       <w:tr>
-        <w:tblPrEx>
-          <w:tblCellMar>
-            <w:top w:w="0" w:type="dxa"/>
-            <w:bottom w:w="0" w:type="dxa"/>
-          </w:tblCellMar>
-        </w:tblPrEx>
         <w:tc>
           <w:tcPr>
             <w:tcW w:w="2600" w:type="dxa"/>
@@ -3916,6 +6563,7 @@
         <w:lastRenderedPageBreak/>
         <w:t xml:space="preserve"> </w:t>
       </w:r>
+      <w:bookmarkStart w:id="21" w:name="_Toc237935617"/>
       <w:r>
         <w:t>Điều kiện đầu vào / đầu ra</w:t>
       </w:r>
@@ -3927,6 +6575,7 @@
         </w:rPr>
         <w:t xml:space="preserve">  [KHUYẾN NGHỊ]</w:t>
       </w:r>
+      <w:bookmarkEnd w:id="21"/>
     </w:p>
     <w:p>
       <w:pPr>
@@ -3964,12 +6613,6 @@
         <w:gridCol w:w="4673"/>
       </w:tblGrid>
       <w:tr>
-        <w:tblPrEx>
-          <w:tblCellMar>
-            <w:top w:w="0" w:type="dxa"/>
-            <w:bottom w:w="0" w:type="dxa"/>
-          </w:tblCellMar>
-        </w:tblPrEx>
         <w:trPr>
           <w:tblHeader/>
         </w:trPr>
@@ -4031,12 +6674,6 @@
         </w:tc>
       </w:tr>
       <w:tr>
-        <w:tblPrEx>
-          <w:tblCellMar>
-            <w:top w:w="0" w:type="dxa"/>
-            <w:bottom w:w="0" w:type="dxa"/>
-          </w:tblCellMar>
-        </w:tblPrEx>
         <w:tc>
           <w:tcPr>
             <w:tcW w:w="4673" w:type="dxa"/>
@@ -4084,6 +6721,7 @@
         <w:lastRenderedPageBreak/>
         <w:t xml:space="preserve"> </w:t>
       </w:r>
+      <w:bookmarkStart w:id="22" w:name="_Toc237935618"/>
       <w:r>
         <w:t>Trường hợp ngoại lệ nghiệp vụ</w:t>
       </w:r>
@@ -4095,6 +6733,7 @@
         </w:rPr>
         <w:t xml:space="preserve">  [KHUYẾN NGHỊ]</w:t>
       </w:r>
+      <w:bookmarkEnd w:id="22"/>
     </w:p>
     <w:p>
       <w:pPr>
@@ -4133,12 +6772,6 @@
         <w:gridCol w:w="4006"/>
       </w:tblGrid>
       <w:tr>
-        <w:tblPrEx>
-          <w:tblCellMar>
-            <w:top w:w="0" w:type="dxa"/>
-            <w:bottom w:w="0" w:type="dxa"/>
-          </w:tblCellMar>
-        </w:tblPrEx>
         <w:trPr>
           <w:tblHeader/>
         </w:trPr>
@@ -4228,12 +6861,6 @@
         </w:tc>
       </w:tr>
       <w:tr>
-        <w:tblPrEx>
-          <w:tblCellMar>
-            <w:top w:w="0" w:type="dxa"/>
-            <w:bottom w:w="0" w:type="dxa"/>
-          </w:tblCellMar>
-        </w:tblPrEx>
         <w:tc>
           <w:tcPr>
             <w:tcW w:w="1300" w:type="dxa"/>
@@ -4291,12 +6918,6 @@
         </w:tc>
       </w:tr>
       <w:tr>
-        <w:tblPrEx>
-          <w:tblCellMar>
-            <w:top w:w="0" w:type="dxa"/>
-            <w:bottom w:w="0" w:type="dxa"/>
-          </w:tblCellMar>
-        </w:tblPrEx>
         <w:tc>
           <w:tcPr>
             <w:tcW w:w="1300" w:type="dxa"/>
@@ -4367,6 +6988,7 @@
         <w:lastRenderedPageBreak/>
         <w:t xml:space="preserve"> </w:t>
       </w:r>
+      <w:bookmarkStart w:id="23" w:name="_Toc237935619"/>
       <w:r>
         <w:t>Tiêu chí nghiệm thu nghiệp vụ</w:t>
       </w:r>
@@ -4378,6 +7000,7 @@
         </w:rPr>
         <w:t xml:space="preserve">  [BẮT BUỘC]</w:t>
       </w:r>
+      <w:bookmarkEnd w:id="23"/>
     </w:p>
     <w:p>
       <w:pPr>
@@ -4416,12 +7039,6 @@
         <w:gridCol w:w="2806"/>
       </w:tblGrid>
       <w:tr>
-        <w:tblPrEx>
-          <w:tblCellMar>
-            <w:top w:w="0" w:type="dxa"/>
-            <w:bottom w:w="0" w:type="dxa"/>
-          </w:tblCellMar>
-        </w:tblPrEx>
         <w:trPr>
           <w:tblHeader/>
         </w:trPr>
@@ -4511,12 +7128,6 @@
         </w:tc>
       </w:tr>
       <w:tr>
-        <w:tblPrEx>
-          <w:tblCellMar>
-            <w:top w:w="0" w:type="dxa"/>
-            <w:bottom w:w="0" w:type="dxa"/>
-          </w:tblCellMar>
-        </w:tblPrEx>
         <w:tc>
           <w:tcPr>
             <w:tcW w:w="1300" w:type="dxa"/>
@@ -4581,12 +7192,6 @@
         </w:tc>
       </w:tr>
       <w:tr>
-        <w:tblPrEx>
-          <w:tblCellMar>
-            <w:top w:w="0" w:type="dxa"/>
-            <w:bottom w:w="0" w:type="dxa"/>
-          </w:tblCellMar>
-        </w:tblPrEx>
         <w:tc>
           <w:tcPr>
             <w:tcW w:w="1300" w:type="dxa"/>
@@ -4657,9 +7262,11 @@
         <w:lastRenderedPageBreak/>
         <w:t xml:space="preserve"> </w:t>
       </w:r>
+      <w:bookmarkStart w:id="24" w:name="_Toc237935620"/>
       <w:r>
         <w:t>Yêu cầu phi chức năng (mức mục tiêu)</w:t>
       </w:r>
+      <w:bookmarkEnd w:id="24"/>
     </w:p>
     <w:p>
       <w:pPr>
@@ -4697,12 +7304,6 @@
         <w:gridCol w:w="6546"/>
       </w:tblGrid>
       <w:tr>
-        <w:tblPrEx>
-          <w:tblCellMar>
-            <w:top w:w="0" w:type="dxa"/>
-            <w:bottom w:w="0" w:type="dxa"/>
-          </w:tblCellMar>
-        </w:tblPrEx>
         <w:trPr>
           <w:tblHeader/>
         </w:trPr>
@@ -4764,12 +7365,6 @@
         </w:tc>
       </w:tr>
       <w:tr>
-        <w:tblPrEx>
-          <w:tblCellMar>
-            <w:top w:w="0" w:type="dxa"/>
-            <w:bottom w:w="0" w:type="dxa"/>
-          </w:tblCellMar>
-        </w:tblPrEx>
         <w:tc>
           <w:tcPr>
             <w:tcW w:w="2800" w:type="dxa"/>
@@ -4813,12 +7408,6 @@
         </w:tc>
       </w:tr>
       <w:tr>
-        <w:tblPrEx>
-          <w:tblCellMar>
-            <w:top w:w="0" w:type="dxa"/>
-            <w:bottom w:w="0" w:type="dxa"/>
-          </w:tblCellMar>
-        </w:tblPrEx>
         <w:tc>
           <w:tcPr>
             <w:tcW w:w="2800" w:type="dxa"/>
@@ -4862,12 +7451,6 @@
         </w:tc>
       </w:tr>
       <w:tr>
-        <w:tblPrEx>
-          <w:tblCellMar>
-            <w:top w:w="0" w:type="dxa"/>
-            <w:bottom w:w="0" w:type="dxa"/>
-          </w:tblCellMar>
-        </w:tblPrEx>
         <w:tc>
           <w:tcPr>
             <w:tcW w:w="2800" w:type="dxa"/>
@@ -4911,12 +7494,6 @@
         </w:tc>
       </w:tr>
       <w:tr>
-        <w:tblPrEx>
-          <w:tblCellMar>
-            <w:top w:w="0" w:type="dxa"/>
-            <w:bottom w:w="0" w:type="dxa"/>
-          </w:tblCellMar>
-        </w:tblPrEx>
         <w:tc>
           <w:tcPr>
             <w:tcW w:w="2800" w:type="dxa"/>
@@ -4960,12 +7537,6 @@
         </w:tc>
       </w:tr>
       <w:tr>
-        <w:tblPrEx>
-          <w:tblCellMar>
-            <w:top w:w="0" w:type="dxa"/>
-            <w:bottom w:w="0" w:type="dxa"/>
-          </w:tblCellMar>
-        </w:tblPrEx>
         <w:tc>
           <w:tcPr>
             <w:tcW w:w="2800" w:type="dxa"/>
@@ -5021,17 +7592,21 @@
         <w:lastRenderedPageBreak/>
         <w:t xml:space="preserve"> </w:t>
       </w:r>
+      <w:bookmarkStart w:id="25" w:name="_Toc237935621"/>
       <w:r>
         <w:t>Giả định, ràng buộc &amp; phụ thuộc</w:t>
       </w:r>
+      <w:bookmarkEnd w:id="25"/>
     </w:p>
     <w:p>
       <w:pPr>
         <w:pStyle w:val="heading20"/>
       </w:pPr>
+      <w:bookmarkStart w:id="26" w:name="_Toc237935622"/>
       <w:r>
         <w:t>Giả định (Assumptions)</w:t>
       </w:r>
+      <w:bookmarkEnd w:id="26"/>
     </w:p>
     <w:p>
       <w:pPr>
@@ -5053,9 +7628,11 @@
       <w:pPr>
         <w:pStyle w:val="heading20"/>
       </w:pPr>
+      <w:bookmarkStart w:id="27" w:name="_Toc237935623"/>
       <w:r>
         <w:t>Ràng buộc (Constraints)</w:t>
       </w:r>
+      <w:bookmarkEnd w:id="27"/>
     </w:p>
     <w:p>
       <w:pPr>
@@ -5077,9 +7654,11 @@
       <w:pPr>
         <w:pStyle w:val="heading20"/>
       </w:pPr>
+      <w:bookmarkStart w:id="28" w:name="_Toc237935624"/>
       <w:r>
         <w:t>Phụ thuộc (Dependencies)</w:t>
       </w:r>
+      <w:bookmarkEnd w:id="28"/>
     </w:p>
     <w:p>
       <w:pPr>
@@ -5110,9 +7689,11 @@
         <w:lastRenderedPageBreak/>
         <w:t xml:space="preserve"> </w:t>
       </w:r>
+      <w:bookmarkStart w:id="29" w:name="_Toc237935625"/>
       <w:r>
         <w:t>Phụ lục – Thuật ngữ &amp; viết tắt</w:t>
       </w:r>
+      <w:bookmarkEnd w:id="29"/>
     </w:p>
     <w:tbl>
       <w:tblPr>
@@ -5136,12 +7717,6 @@
         <w:gridCol w:w="6746"/>
       </w:tblGrid>
       <w:tr>
-        <w:tblPrEx>
-          <w:tblCellMar>
-            <w:top w:w="0" w:type="dxa"/>
-            <w:bottom w:w="0" w:type="dxa"/>
-          </w:tblCellMar>
-        </w:tblPrEx>
         <w:trPr>
           <w:tblHeader/>
         </w:trPr>
@@ -5203,12 +7778,6 @@
         </w:tc>
       </w:tr>
       <w:tr>
-        <w:tblPrEx>
-          <w:tblCellMar>
-            <w:top w:w="0" w:type="dxa"/>
-            <w:bottom w:w="0" w:type="dxa"/>
-          </w:tblCellMar>
-        </w:tblPrEx>
         <w:tc>
           <w:tcPr>
             <w:tcW w:w="2600" w:type="dxa"/>
@@ -5258,12 +7827,6 @@
         </w:tc>
       </w:tr>
       <w:tr>
-        <w:tblPrEx>
-          <w:tblCellMar>
-            <w:top w:w="0" w:type="dxa"/>
-            <w:bottom w:w="0" w:type="dxa"/>
-          </w:tblCellMar>
-        </w:tblPrEx>
         <w:tc>
           <w:tcPr>
             <w:tcW w:w="2600" w:type="dxa"/>
@@ -5313,12 +7876,6 @@
         </w:tc>
       </w:tr>
       <w:tr>
-        <w:tblPrEx>
-          <w:tblCellMar>
-            <w:top w:w="0" w:type="dxa"/>
-            <w:bottom w:w="0" w:type="dxa"/>
-          </w:tblCellMar>
-        </w:tblPrEx>
         <w:tc>
           <w:tcPr>
             <w:tcW w:w="2600" w:type="dxa"/>
@@ -5355,8 +7912,8 @@
     </w:tbl>
     <w:p/>
     <w:sectPr>
-      <w:headerReference w:type="default" r:id="rId7"/>
-      <w:footerReference w:type="default" r:id="rId8"/>
+      <w:headerReference w:type="default" r:id="rId8"/>
+      <w:footerReference w:type="default" r:id="rId9"/>
       <w:pgSz w:w="12240" w:h="15840"/>
       <w:pgMar w:top="1440" w:right="1440" w:bottom="1440" w:left="1440" w:header="708" w:footer="708" w:gutter="0"/>
       <w:cols w:space="720"/>
@@ -7184,6 +9741,85 @@
       <w:lang w:val="en-US"/>
     </w:rPr>
   </w:style>
+  <w:style w:type="paragraph" w:styleId="TOCHeading">
+    <w:name w:val="TOC Heading"/>
+    <w:basedOn w:val="Heading1"/>
+    <w:next w:val="Normal"/>
+    <w:uiPriority w:val="39"/>
+    <w:unhideWhenUsed/>
+    <w:qFormat/>
+    <w:rsid w:val="00FE61B7"/>
+    <w:pPr>
+      <w:keepNext/>
+      <w:keepLines/>
+      <w:spacing w:before="240" w:line="259" w:lineRule="auto"/>
+      <w:outlineLvl w:val="9"/>
+    </w:pPr>
+    <w:rPr>
+      <w:rFonts w:asciiTheme="majorHAnsi" w:eastAsiaTheme="majorEastAsia" w:hAnsiTheme="majorHAnsi" w:cstheme="majorBidi"/>
+      <w:color w:val="0F4761" w:themeColor="accent1" w:themeShade="BF"/>
+      <w:lang w:val="en-US" w:eastAsia="en-US"/>
+    </w:rPr>
+  </w:style>
+  <w:style w:type="paragraph" w:styleId="TOC2">
+    <w:name w:val="toc 2"/>
+    <w:basedOn w:val="Normal"/>
+    <w:next w:val="Normal"/>
+    <w:autoRedefine/>
+    <w:uiPriority w:val="39"/>
+    <w:unhideWhenUsed/>
+    <w:rsid w:val="00FE61B7"/>
+    <w:pPr>
+      <w:spacing w:after="100" w:line="259" w:lineRule="auto"/>
+      <w:ind w:left="220"/>
+    </w:pPr>
+    <w:rPr>
+      <w:rFonts w:asciiTheme="minorHAnsi" w:eastAsiaTheme="minorEastAsia" w:hAnsiTheme="minorHAnsi"/>
+      <w:color w:val="auto"/>
+      <w:sz w:val="22"/>
+      <w:szCs w:val="22"/>
+      <w:lang w:val="en-US" w:eastAsia="en-US"/>
+    </w:rPr>
+  </w:style>
+  <w:style w:type="paragraph" w:styleId="TOC1">
+    <w:name w:val="toc 1"/>
+    <w:basedOn w:val="Normal"/>
+    <w:next w:val="Normal"/>
+    <w:autoRedefine/>
+    <w:uiPriority w:val="39"/>
+    <w:unhideWhenUsed/>
+    <w:rsid w:val="00FE61B7"/>
+    <w:pPr>
+      <w:spacing w:after="100" w:line="259" w:lineRule="auto"/>
+    </w:pPr>
+    <w:rPr>
+      <w:rFonts w:asciiTheme="minorHAnsi" w:eastAsiaTheme="minorEastAsia" w:hAnsiTheme="minorHAnsi"/>
+      <w:color w:val="auto"/>
+      <w:sz w:val="22"/>
+      <w:szCs w:val="22"/>
+      <w:lang w:val="en-US" w:eastAsia="en-US"/>
+    </w:rPr>
+  </w:style>
+  <w:style w:type="paragraph" w:styleId="TOC3">
+    <w:name w:val="toc 3"/>
+    <w:basedOn w:val="Normal"/>
+    <w:next w:val="Normal"/>
+    <w:autoRedefine/>
+    <w:uiPriority w:val="39"/>
+    <w:unhideWhenUsed/>
+    <w:rsid w:val="00FE61B7"/>
+    <w:pPr>
+      <w:spacing w:after="100" w:line="259" w:lineRule="auto"/>
+      <w:ind w:left="440"/>
+    </w:pPr>
+    <w:rPr>
+      <w:rFonts w:asciiTheme="minorHAnsi" w:eastAsiaTheme="minorEastAsia" w:hAnsiTheme="minorHAnsi"/>
+      <w:color w:val="auto"/>
+      <w:sz w:val="22"/>
+      <w:szCs w:val="22"/>
+      <w:lang w:val="en-US" w:eastAsia="en-US"/>
+    </w:rPr>
+  </w:style>
 </w:styles>
 </file>
 
@@ -7500,4 +10136,16 @@
     </a:ext>
   </a:extLst>
 </a:theme>
+</file>
+
+<file path=customXml/item1.xml><?xml version="1.0" encoding="utf-8"?>
+<b:Sources xmlns:b="http://schemas.openxmlformats.org/officeDocument/2006/bibliography" xmlns="http://schemas.openxmlformats.org/officeDocument/2006/bibliography" SelectedStyle="\APASixthEditionOfficeOnline.xsl" StyleName="APA" Version="6"/>
+</file>
+
+<file path=customXml/itemProps1.xml><?xml version="1.0" encoding="utf-8"?>
+<ds:datastoreItem xmlns:ds="http://schemas.openxmlformats.org/officeDocument/2006/customXml" ds:itemID="{30E5A5FB-AD4B-4732-ABDD-5C0EBE4A3F31}">
+  <ds:schemaRefs>
+    <ds:schemaRef ds:uri="http://schemas.openxmlformats.org/officeDocument/2006/bibliography"/>
+  </ds:schemaRefs>
+</ds:datastoreItem>
 </file>